--- a/public/assets/WORDFORM-6.docx
+++ b/public/assets/WORDFORM-6.docx
@@ -6811,6 +6811,38 @@
     </w:p>
     <w:p>
       <w:pPr>
+        <w:framePr w:w="4568" w:wrap="auto" w:vAnchor="page" w:hAnchor="page" w:x="7126" w:y="14670"/>
+        <w:widowControl w:val="0"/>
+        <w:autoSpaceDE w:val="0"/>
+        <w:autoSpaceDN w:val="0"/>
+        <w:adjustRightInd w:val="0"/>
+        <w:spacing w:before="0" w:after="0" w:line="190" w:lineRule="exact"/>
+        <w:jc w:val="left"/>
+        <w:rPr>
+          <w:rFonts w:ascii="IEVRAA+ArialMT"/>
+          <w:color w:val="000000"/>
+          <w:sz w:val="18"/>
+        </w:rPr>
+      </w:pPr>
+      <w:r>
+        <w:rPr>
+          <w:rFonts w:ascii="IEVRAA+ArialMT"/>
+          <w:color w:val="000000"/>
+          <w:sz w:val="18"/>
+        </w:rPr>
+        <w:t>________________________________</w:t>
+      </w:r>
+      <w:r>
+        <w:rPr>
+          <w:rFonts w:ascii="IEVRAA+ArialMT"/>
+          <w:color w:val="000000"/>
+          <w:sz w:val="18"/>
+        </w:rPr>
+        <w:t>_________________________</w:t>
+      </w:r>
+    </w:p>
+    <w:p>
+      <w:pPr>
         <w:framePr w:w="2925" w:wrap="auto" w:hAnchor="text" w:x="6690" w:y="15407"/>
         <w:widowControl w:val="0"/>
         <w:autoSpaceDE w:val="0"/>
@@ -6954,28 +6986,6 @@
           <w:sz w:val="18"/>
         </w:rPr>
         <w:t>___________________________________________</w:t>
-      </w:r>
-    </w:p>
-    <w:p>
-      <w:pPr>
-        <w:framePr w:w="5391" w:wrap="auto" w:hAnchor="text" w:x="3797" w:y="17418"/>
-        <w:widowControl w:val="0"/>
-        <w:autoSpaceDE w:val="0"/>
-        <w:autoSpaceDN w:val="0"/>
-        <w:adjustRightInd w:val="0"/>
-        <w:spacing w:before="0" w:after="0" w:line="211" w:lineRule="exact"/>
-        <w:jc w:val="left"/>
-        <w:rPr>
-          <w:color w:val="000000"/>
-          <w:sz w:val="20"/>
-        </w:rPr>
-      </w:pPr>
-      <w:r>
-        <w:rPr>
-          <w:color w:val="000000"/>
-          <w:sz w:val="20"/>
-        </w:rPr>
-        <w:t>OFFICE OF THE SCHOOLS DIVISION SUPERINTENDENT</w:t>
       </w:r>
     </w:p>
     <w:p>
@@ -7059,17 +7069,6 @@
           <w:sz w:val="2"/>
         </w:rPr>
         <w:pict w14:anchorId="7A56A719">
-          <v:rect id="_x0000_s1036" style="position:absolute;margin-left:18.7pt;margin-top:762.95pt;width:570pt;height:135.05pt;z-index:8;mso-position-horizontal-relative:text;mso-position-vertical-relative:text" filled="f" strokeweight="1pt"/>
-        </w:pict>
-      </w:r>
-      <w:r>
-        <w:rPr>
-          <w:rFonts w:ascii="Arial"/>
-          <w:noProof/>
-          <w:color w:val="FF0000"/>
-          <w:sz w:val="2"/>
-        </w:rPr>
-        <w:pict w14:anchorId="7A56A719">
           <v:rect id="_x0000_s1035" style="position:absolute;margin-left:18.7pt;margin-top:622.7pt;width:570pt;height:137.5pt;z-index:7;mso-position-horizontal-relative:text;mso-position-vertical-relative:text" filled="f" strokeweight="1pt"/>
         </w:pict>
       </w:r>
@@ -7144,7 +7143,7 @@
           <w:sz w:val="2"/>
         </w:rPr>
         <w:pict w14:anchorId="2B84ABD0">
-          <v:rect id="_x0000_s1028" style="position:absolute;left:0;text-align:left;margin-left:-96.35pt;margin-top:17.6pt;width:570pt;height:883.8pt;z-index:1;mso-position-horizontal:absolute;mso-position-horizontal-relative:text;mso-position-vertical:absolute;mso-position-vertical-relative:page" filled="f" strokeweight="1.5pt">
+          <v:rect id="_x0000_s1028" style="position:absolute;left:0;text-align:left;margin-left:-96.35pt;margin-top:17.6pt;width:570pt;height:905.75pt;z-index:1;mso-position-horizontal:absolute;mso-position-horizontal-relative:text;mso-position-vertical:absolute;mso-position-vertical-relative:page" filled="f" strokeweight="1.5pt">
             <w10:wrap anchory="page"/>
           </v:rect>
         </w:pict>
@@ -8548,7 +8547,7 @@
     </w:p>
     <w:p>
       <w:pPr>
-        <w:framePr w:w="3807" w:h="571" w:hRule="exact" w:wrap="auto" w:vAnchor="page" w:hAnchor="page" w:x="7594" w:y="14875"/>
+        <w:framePr w:w="3807" w:h="571" w:hRule="exact" w:wrap="auto" w:vAnchor="page" w:hAnchor="page" w:x="7501" w:y="14875"/>
         <w:widowControl w:val="0"/>
         <w:autoSpaceDE w:val="0"/>
         <w:autoSpaceDN w:val="0"/>
@@ -8580,7 +8579,7 @@
     </w:p>
     <w:p>
       <w:pPr>
-        <w:framePr w:w="4040" w:wrap="auto" w:vAnchor="page" w:hAnchor="page" w:x="7437" w:y="14572"/>
+        <w:framePr w:w="4040" w:wrap="auto" w:vAnchor="page" w:hAnchor="page" w:x="7351" w:y="14572"/>
         <w:widowControl w:val="0"/>
         <w:autoSpaceDE w:val="0"/>
         <w:autoSpaceDN w:val="0"/>
@@ -8639,38 +8638,6 @@
     </w:p>
     <w:p>
       <w:pPr>
-        <w:framePr w:w="4568" w:wrap="auto" w:vAnchor="page" w:hAnchor="page" w:x="7126" w:y="14670"/>
-        <w:widowControl w:val="0"/>
-        <w:autoSpaceDE w:val="0"/>
-        <w:autoSpaceDN w:val="0"/>
-        <w:adjustRightInd w:val="0"/>
-        <w:spacing w:before="0" w:after="0" w:line="190" w:lineRule="exact"/>
-        <w:jc w:val="left"/>
-        <w:rPr>
-          <w:rFonts w:ascii="IEVRAA+ArialMT"/>
-          <w:color w:val="000000"/>
-          <w:sz w:val="18"/>
-        </w:rPr>
-      </w:pPr>
-      <w:r>
-        <w:rPr>
-          <w:rFonts w:ascii="IEVRAA+ArialMT"/>
-          <w:color w:val="000000"/>
-          <w:sz w:val="18"/>
-        </w:rPr>
-        <w:t>________________________________</w:t>
-      </w:r>
-      <w:r>
-        <w:rPr>
-          <w:rFonts w:ascii="IEVRAA+ArialMT"/>
-          <w:color w:val="000000"/>
-          <w:sz w:val="18"/>
-        </w:rPr>
-        <w:t>_________________________</w:t>
-      </w:r>
-    </w:p>
-    <w:p>
-      <w:pPr>
         <w:framePr w:w="4442" w:wrap="auto" w:vAnchor="page" w:hAnchor="page" w:x="1030" w:y="14648"/>
         <w:widowControl w:val="0"/>
         <w:autoSpaceDE w:val="0"/>
@@ -8718,15 +8685,7 @@
     </w:p>
     <w:p>
       <w:pPr>
-        <w:rPr>
-          <w:rFonts w:ascii="Arial"/>
-          <w:sz w:val="2"/>
-        </w:rPr>
-      </w:pPr>
-    </w:p>
-    <w:p>
-      <w:pPr>
-        <w:framePr w:w="4574" w:wrap="auto" w:vAnchor="page" w:hAnchor="page" w:x="1022" w:y="14906"/>
+        <w:framePr w:w="4574" w:wrap="auto" w:vAnchor="page" w:hAnchor="page" w:x="940" w:y="14906"/>
         <w:widowControl w:val="0"/>
         <w:autoSpaceDE w:val="0"/>
         <w:autoSpaceDN w:val="0"/>
@@ -8770,58 +8729,37 @@
           <w:sz w:val="2"/>
         </w:rPr>
       </w:pPr>
-    </w:p>
-    <w:p>
-      <w:pPr>
-        <w:rPr>
-          <w:rFonts w:ascii="Arial"/>
-          <w:sz w:val="2"/>
-        </w:rPr>
-      </w:pPr>
-    </w:p>
-    <w:p>
-      <w:pPr>
-        <w:rPr>
-          <w:rFonts w:ascii="Arial"/>
-          <w:sz w:val="2"/>
-        </w:rPr>
-      </w:pPr>
-    </w:p>
-    <w:p>
-      <w:pPr>
-        <w:rPr>
-          <w:rFonts w:ascii="Arial"/>
-          <w:sz w:val="2"/>
-        </w:rPr>
-      </w:pPr>
-    </w:p>
-    <w:p>
-      <w:pPr>
-        <w:rPr>
-          <w:rFonts w:ascii="Arial"/>
-          <w:sz w:val="2"/>
-        </w:rPr>
-      </w:pPr>
-    </w:p>
-    <w:p>
-      <w:pPr>
-        <w:rPr>
-          <w:rFonts w:ascii="Arial"/>
-          <w:sz w:val="2"/>
-        </w:rPr>
-      </w:pPr>
-    </w:p>
-    <w:p>
-      <w:pPr>
-        <w:rPr>
-          <w:rFonts w:ascii="Arial"/>
-          <w:sz w:val="2"/>
-        </w:rPr>
-      </w:pPr>
-    </w:p>
-    <w:p>
-      <w:pPr>
-        <w:framePr w:w="4424" w:wrap="auto" w:vAnchor="page" w:hAnchor="page" w:x="3920" w:y="16916"/>
+      <w:r>
+        <w:rPr>
+          <w:rFonts w:ascii="Arial"/>
+          <w:noProof/>
+          <w:color w:val="FF0000"/>
+          <w:sz w:val="2"/>
+        </w:rPr>
+        <w:pict w14:anchorId="7A56A719">
+          <v:rect id="_x0000_s1036" style="position:absolute;left:0;text-align:left;margin-left:-303.4pt;margin-top:71.7pt;width:570pt;height:157.6pt;z-index:8;mso-position-horizontal-relative:text;mso-position-vertical-relative:text" filled="f" strokeweight="1pt"/>
+        </w:pict>
+      </w:r>
+    </w:p>
+    <w:p>
+      <w:pPr>
+        <w:rPr>
+          <w:rFonts w:ascii="Arial"/>
+          <w:sz w:val="2"/>
+        </w:rPr>
+      </w:pPr>
+    </w:p>
+    <w:p>
+      <w:pPr>
+        <w:rPr>
+          <w:rFonts w:ascii="Arial"/>
+          <w:sz w:val="2"/>
+        </w:rPr>
+      </w:pPr>
+    </w:p>
+    <w:p>
+      <w:pPr>
+        <w:framePr w:w="4424" w:wrap="auto" w:vAnchor="page" w:hAnchor="page" w:x="3957" w:y="17093"/>
         <w:widowControl w:val="0"/>
         <w:autoSpaceDE w:val="0"/>
         <w:autoSpaceDN w:val="0"/>
@@ -8831,65 +8769,71 @@
         <w:rPr>
           <w:rFonts w:ascii="IEVRAA+ArialMT"/>
           <w:color w:val="000000"/>
-          <w:sz w:val="18"/>
-        </w:rPr>
-      </w:pPr>
-      <w:r>
-        <w:rPr>
-          <w:rFonts w:ascii="IEVRAA+ArialMT"/>
-          <w:color w:val="000000"/>
-          <w:sz w:val="18"/>
-        </w:rPr>
-        <w:t>$</w:t>
-      </w:r>
-      <w:r>
-        <w:rPr>
-          <w:rFonts w:ascii="IEVRAA+ArialMT"/>
-          <w:color w:val="000000"/>
-          <w:sz w:val="18"/>
-        </w:rPr>
-        <w:t>{FINAL_POSITION}</w:t>
-      </w:r>
-    </w:p>
-    <w:p>
-      <w:pPr>
-        <w:framePr w:w="3975" w:wrap="auto" w:vAnchor="page" w:hAnchor="page" w:x="4199" w:y="16654"/>
+          <w:sz w:val="20"/>
+          <w:szCs w:val="20"/>
+        </w:rPr>
+      </w:pPr>
+      <w:r>
+        <w:rPr>
+          <w:rFonts w:ascii="IEVRAA+ArialMT"/>
+          <w:color w:val="000000"/>
+          <w:sz w:val="20"/>
+          <w:szCs w:val="20"/>
+        </w:rPr>
+        <w:t>${FINAL_POSITION}</w:t>
+      </w:r>
+    </w:p>
+    <w:p>
+      <w:pPr>
+        <w:rPr>
+          <w:rFonts w:ascii="Arial"/>
+          <w:sz w:val="2"/>
+        </w:rPr>
+      </w:pPr>
+    </w:p>
+    <w:p>
+      <w:pPr>
+        <w:framePr w:w="4033" w:wrap="auto" w:vAnchor="page" w:hAnchor="page" w:x="4685" w:y="17168"/>
         <w:widowControl w:val="0"/>
         <w:autoSpaceDE w:val="0"/>
         <w:autoSpaceDN w:val="0"/>
         <w:adjustRightInd w:val="0"/>
         <w:spacing w:before="0" w:after="0" w:line="190" w:lineRule="exact"/>
-        <w:jc w:val="center"/>
-        <w:rPr>
-          <w:rFonts w:ascii="UDQAWB+Arial-BoldMT"/>
-          <w:b/>
-          <w:bCs/>
-          <w:color w:val="000000"/>
-          <w:sz w:val="18"/>
-        </w:rPr>
-      </w:pPr>
-      <w:r>
-        <w:rPr>
-          <w:rFonts w:ascii="UDQAWB+Arial-BoldMT"/>
-          <w:b/>
-          <w:bCs/>
-          <w:color w:val="000000"/>
-          <w:sz w:val="18"/>
-        </w:rPr>
-        <w:t>${FINAL_NAME}</w:t>
-      </w:r>
-    </w:p>
-    <w:p>
-      <w:pPr>
-        <w:rPr>
-          <w:rFonts w:ascii="Arial"/>
-          <w:sz w:val="2"/>
-        </w:rPr>
-      </w:pPr>
-    </w:p>
-    <w:p>
-      <w:pPr>
-        <w:framePr w:w="2980" w:wrap="auto" w:vAnchor="page" w:hAnchor="page" w:x="4771" w:y="17131"/>
+        <w:jc w:val="left"/>
+        <w:rPr>
+          <w:rFonts w:ascii="IEVRAA+ArialMT"/>
+          <w:color w:val="000000"/>
+          <w:sz w:val="18"/>
+        </w:rPr>
+      </w:pPr>
+      <w:r>
+        <w:rPr>
+          <w:rFonts w:ascii="IEVRAA+ArialMT"/>
+          <w:color w:val="000000"/>
+          <w:sz w:val="18"/>
+        </w:rPr>
+        <w:t>________________________________</w:t>
+      </w:r>
+      <w:r>
+        <w:rPr>
+          <w:rFonts w:ascii="IEVRAA+ArialMT"/>
+          <w:color w:val="000000"/>
+          <w:sz w:val="18"/>
+        </w:rPr>
+        <w:t>____</w:t>
+      </w:r>
+    </w:p>
+    <w:p>
+      <w:pPr>
+        <w:rPr>
+          <w:rFonts w:ascii="Arial"/>
+          <w:sz w:val="2"/>
+        </w:rPr>
+      </w:pPr>
+    </w:p>
+    <w:p>
+      <w:pPr>
+        <w:framePr w:w="2980" w:wrap="auto" w:vAnchor="page" w:hAnchor="page" w:x="4685" w:y="17619"/>
         <w:widowControl w:val="0"/>
         <w:autoSpaceDE w:val="0"/>
         <w:autoSpaceDN w:val="0"/>
@@ -8909,6 +8853,90 @@
         </w:rPr>
         <w:t>OFFICER-IN-CHARGE</w:t>
       </w:r>
+    </w:p>
+    <w:p>
+      <w:pPr>
+        <w:framePr w:w="3975" w:wrap="auto" w:vAnchor="page" w:hAnchor="page" w:x="4071" w:y="17406"/>
+        <w:widowControl w:val="0"/>
+        <w:autoSpaceDE w:val="0"/>
+        <w:autoSpaceDN w:val="0"/>
+        <w:adjustRightInd w:val="0"/>
+        <w:spacing w:before="0" w:after="0" w:line="190" w:lineRule="exact"/>
+        <w:jc w:val="center"/>
+        <w:rPr>
+          <w:rFonts w:ascii="UDQAWB+Arial-BoldMT"/>
+          <w:b/>
+          <w:bCs/>
+          <w:color w:val="000000"/>
+          <w:sz w:val="20"/>
+          <w:szCs w:val="20"/>
+        </w:rPr>
+      </w:pPr>
+      <w:r>
+        <w:rPr>
+          <w:rFonts w:ascii="UDQAWB+Arial-BoldMT"/>
+          <w:b/>
+          <w:bCs/>
+          <w:color w:val="000000"/>
+          <w:sz w:val="20"/>
+          <w:szCs w:val="20"/>
+        </w:rPr>
+        <w:t>${FINAL_NAME}</w:t>
+      </w:r>
+    </w:p>
+    <w:p>
+      <w:pPr>
+        <w:rPr>
+          <w:rFonts w:ascii="Arial"/>
+          <w:sz w:val="2"/>
+        </w:rPr>
+      </w:pPr>
+    </w:p>
+    <w:p>
+      <w:pPr>
+        <w:framePr w:w="5391" w:wrap="auto" w:vAnchor="page" w:hAnchor="page" w:x="3645" w:y="17945"/>
+        <w:widowControl w:val="0"/>
+        <w:autoSpaceDE w:val="0"/>
+        <w:autoSpaceDN w:val="0"/>
+        <w:adjustRightInd w:val="0"/>
+        <w:spacing w:before="0" w:after="0" w:line="211" w:lineRule="exact"/>
+        <w:jc w:val="left"/>
+        <w:rPr>
+          <w:color w:val="000000"/>
+          <w:sz w:val="20"/>
+        </w:rPr>
+      </w:pPr>
+      <w:r>
+        <w:rPr>
+          <w:color w:val="000000"/>
+          <w:sz w:val="20"/>
+        </w:rPr>
+        <w:t>OFFICE OF THE SCHOOLS DIVISION SUPERINTENDENT</w:t>
+      </w:r>
+    </w:p>
+    <w:p>
+      <w:pPr>
+        <w:rPr>
+          <w:rFonts w:ascii="Arial"/>
+          <w:sz w:val="2"/>
+        </w:rPr>
+      </w:pPr>
+    </w:p>
+    <w:p>
+      <w:pPr>
+        <w:rPr>
+          <w:rFonts w:ascii="Arial"/>
+          <w:sz w:val="2"/>
+        </w:rPr>
+      </w:pPr>
+    </w:p>
+    <w:p>
+      <w:pPr>
+        <w:rPr>
+          <w:rFonts w:ascii="Arial"/>
+          <w:sz w:val="2"/>
+        </w:rPr>
+      </w:pPr>
     </w:p>
     <w:p>
       <w:pPr>

--- a/public/assets/WORDFORM-6.docx
+++ b/public/assets/WORDFORM-6.docx
@@ -7056,7 +7056,7 @@
           <w:sz w:val="2"/>
         </w:rPr>
         <w:pict w14:anchorId="7A56A719">
-          <v:rect id="_x0000_s1037" style="position:absolute;margin-left:18.7pt;margin-top:626.1pt;width:311.3pt;height:137.5pt;z-index:9;mso-position-horizontal-relative:text;mso-position-vertical-relative:page" filled="f" strokeweight="1pt">
+          <v:rect id="_x0000_s1037" style="position:absolute;margin-left:18.7pt;margin-top:626.1pt;width:311.3pt;height:137.5pt;z-index:8;mso-position-horizontal-relative:text;mso-position-vertical-relative:page" filled="f" strokeweight="1pt">
             <w10:wrap anchory="page"/>
           </v:rect>
         </w:pict>
@@ -7130,6 +7130,9 @@
     </w:p>
     <w:p>
       <w:pPr>
+        <w:tabs>
+          <w:tab w:val="left" w:pos="7903"/>
+        </w:tabs>
         <w:rPr>
           <w:rFonts w:ascii="Arial"/>
           <w:sz w:val="2"/>
@@ -7147,6 +7150,13 @@
             <w10:wrap anchory="page"/>
           </v:rect>
         </w:pict>
+      </w:r>
+      <w:r>
+        <w:rPr>
+          <w:rFonts w:ascii="Arial"/>
+          <w:sz w:val="2"/>
+        </w:rPr>
+        <w:tab/>
       </w:r>
     </w:p>
     <w:p>
@@ -7319,7 +7329,7 @@
             <v:stroke joinstyle="miter"/>
             <v:path gradientshapeok="t" o:connecttype="rect"/>
           </v:shapetype>
-          <v:shape id="_x0000_s1055" type="#_x0000_t202" style="position:absolute;left:0;text-align:left;margin-left:126.4pt;margin-top:21.9pt;width:238.6pt;height:27.6pt;z-index:15;mso-position-horizontal-relative:text;mso-position-vertical-relative:text" filled="f" stroked="f">
+          <v:shape id="_x0000_s1055" type="#_x0000_t202" style="position:absolute;left:0;text-align:left;margin-left:126.4pt;margin-top:21.9pt;width:238.6pt;height:27.6pt;z-index:14;mso-position-horizontal-relative:text;mso-position-vertical-relative:text" filled="f" stroked="f">
             <v:textbox style="mso-next-textbox:#_x0000_s1055">
               <w:txbxContent>
                 <w:p>
@@ -7411,6 +7421,52 @@
           <w:noProof/>
           <w:sz w:val="2"/>
         </w:rPr>
+        <w:pict w14:anchorId="741AC87E">
+          <v:shape id="_x0000_s1064" type="#_x0000_t202" style="position:absolute;left:0;text-align:left;margin-left:51.1pt;margin-top:12.95pt;width:149.6pt;height:33.2pt;z-index:22;mso-position-horizontal-relative:text;mso-position-vertical-relative:text" filled="f" stroked="f">
+            <v:textbox style="mso-next-textbox:#_x0000_s1064">
+              <w:txbxContent>
+                <w:p>
+                  <w:pPr>
+                    <w:rPr>
+                      <w:sz w:val="18"/>
+                      <w:szCs w:val="18"/>
+                    </w:rPr>
+                  </w:pPr>
+                  <w:r>
+                    <w:rPr>
+                      <w:sz w:val="18"/>
+                      <w:szCs w:val="18"/>
+                    </w:rPr>
+                    <w:t>${</w:t>
+                  </w:r>
+                  <w:proofErr w:type="spellStart"/>
+                  <w:r>
+                    <w:rPr>
+                      <w:sz w:val="18"/>
+                      <w:szCs w:val="18"/>
+                    </w:rPr>
+                    <w:t>vacation_specify</w:t>
+                  </w:r>
+                  <w:proofErr w:type="spellEnd"/>
+                  <w:r>
+                    <w:rPr>
+                      <w:sz w:val="18"/>
+                      <w:szCs w:val="18"/>
+                    </w:rPr>
+                    <w:t>}</w:t>
+                  </w:r>
+                </w:p>
+              </w:txbxContent>
+            </v:textbox>
+          </v:shape>
+        </w:pict>
+      </w:r>
+      <w:r>
+        <w:rPr>
+          <w:rFonts w:ascii="Arial"/>
+          <w:noProof/>
+          <w:sz w:val="2"/>
+        </w:rPr>
         <w:pict w14:anchorId="5DD82279">
           <v:shapetype id="_x0000_t34" coordsize="21600,21600" o:spt="34" o:oned="t" adj="10800" path="m,l@0,0@0,21600,21600,21600e" filled="f">
             <v:stroke joinstyle="miter"/>
@@ -7423,7 +7479,7 @@
             </v:handles>
             <o:lock v:ext="edit" shapetype="t"/>
           </v:shapetype>
-          <v:shape id="_x0000_s1056" type="#_x0000_t34" style="position:absolute;left:0;text-align:left;margin-left:50pt;margin-top:32.4pt;width:144.2pt;height:.05pt;z-index:16" o:connectortype="elbow" adj=",-129146400,-64852"/>
+          <v:shape id="_x0000_s1056" type="#_x0000_t34" style="position:absolute;left:0;text-align:left;margin-left:50pt;margin-top:32.4pt;width:144.2pt;height:.05pt;z-index:15" o:connectortype="elbow" adj=",-129146400,-64852"/>
         </w:pict>
       </w:r>
       <w:r>
@@ -7433,7 +7489,7 @@
           <w:sz w:val="2"/>
         </w:rPr>
         <w:pict w14:anchorId="741AC87E">
-          <v:shape id="_x0000_s1065" type="#_x0000_t202" style="position:absolute;left:0;text-align:left;margin-left:91.1pt;margin-top:41.65pt;width:116.4pt;height:33.2pt;z-index:24;mso-position-horizontal-relative:text;mso-position-vertical-relative:text" filled="f" stroked="f">
+          <v:shape id="_x0000_s1065" type="#_x0000_t202" style="position:absolute;left:0;text-align:left;margin-left:91.1pt;margin-top:41.65pt;width:116.4pt;height:33.2pt;z-index:23;mso-position-horizontal-relative:text;mso-position-vertical-relative:text" filled="f" stroked="f">
             <v:textbox style="mso-next-textbox:#_x0000_s1065">
               <w:txbxContent>
                 <w:p>
@@ -7478,58 +7534,12 @@
           <w:noProof/>
           <w:sz w:val="2"/>
         </w:rPr>
-        <w:pict w14:anchorId="741AC87E">
-          <v:shape id="_x0000_s1064" type="#_x0000_t202" style="position:absolute;left:0;text-align:left;margin-left:46pt;margin-top:10.6pt;width:86.45pt;height:33.2pt;z-index:23;mso-position-horizontal-relative:text;mso-position-vertical-relative:text" filled="f" stroked="f">
-            <v:textbox style="mso-next-textbox:#_x0000_s1064">
-              <w:txbxContent>
-                <w:p>
-                  <w:pPr>
-                    <w:rPr>
-                      <w:sz w:val="18"/>
-                      <w:szCs w:val="18"/>
-                    </w:rPr>
-                  </w:pPr>
-                  <w:r>
-                    <w:rPr>
-                      <w:sz w:val="18"/>
-                      <w:szCs w:val="18"/>
-                    </w:rPr>
-                    <w:t>${</w:t>
-                  </w:r>
-                  <w:proofErr w:type="spellStart"/>
-                  <w:r>
-                    <w:rPr>
-                      <w:sz w:val="18"/>
-                      <w:szCs w:val="18"/>
-                    </w:rPr>
-                    <w:t>vacation_specify</w:t>
-                  </w:r>
-                  <w:proofErr w:type="spellEnd"/>
-                  <w:r>
-                    <w:rPr>
-                      <w:sz w:val="18"/>
-                      <w:szCs w:val="18"/>
-                    </w:rPr>
-                    <w:t>}</w:t>
-                  </w:r>
-                </w:p>
-              </w:txbxContent>
-            </v:textbox>
-          </v:shape>
-        </w:pict>
-      </w:r>
-      <w:r>
-        <w:rPr>
-          <w:rFonts w:ascii="Arial"/>
-          <w:noProof/>
-          <w:sz w:val="2"/>
-        </w:rPr>
         <w:pict w14:anchorId="5DD82279">
           <v:shapetype id="_x0000_t32" coordsize="21600,21600" o:spt="32" o:oned="t" path="m,l21600,21600e" filled="f">
             <v:path arrowok="t" fillok="f" o:connecttype="none"/>
             <o:lock v:ext="edit" shapetype="t"/>
           </v:shapetype>
-          <v:shape id="_x0000_s1057" type="#_x0000_t32" style="position:absolute;left:0;text-align:left;margin-left:73.1pt;margin-top:20.2pt;width:119.85pt;height:0;z-index:17" o:connectortype="elbow" adj="-82192,-1,-82192"/>
+          <v:shape id="_x0000_s1057" type="#_x0000_t32" style="position:absolute;left:0;text-align:left;margin-left:73.1pt;margin-top:20.2pt;width:119.85pt;height:0;z-index:16" o:connectortype="elbow" adj="-82192,-1,-82192"/>
         </w:pict>
       </w:r>
     </w:p>
@@ -7739,7 +7749,7 @@
           <w:sz w:val="2"/>
         </w:rPr>
         <w:pict w14:anchorId="741AC87E">
-          <v:shape id="_x0000_s1066" type="#_x0000_t202" style="position:absolute;left:0;text-align:left;margin-left:-16pt;margin-top:44.45pt;width:118.95pt;height:38.75pt;z-index:25;mso-position-horizontal-relative:text;mso-position-vertical-relative:text" filled="f" stroked="f">
+          <v:shape id="_x0000_s1066" type="#_x0000_t202" style="position:absolute;left:0;text-align:left;margin-left:-16pt;margin-top:44.45pt;width:118.95pt;height:38.75pt;z-index:24;mso-position-horizontal-relative:text;mso-position-vertical-relative:text" filled="f" stroked="f">
             <v:textbox style="mso-next-textbox:#_x0000_s1066">
               <w:txbxContent>
                 <w:p>
@@ -7801,7 +7811,7 @@
           <w:sz w:val="2"/>
         </w:rPr>
         <w:pict w14:anchorId="5DD82279">
-          <v:shape id="_x0000_s1058" type="#_x0000_t32" style="position:absolute;left:0;text-align:left;margin-left:-12.5pt;margin-top:5.1pt;width:88.2pt;height:0;z-index:18" o:connectortype="elbow" adj="-110559,-1,-110559"/>
+          <v:shape id="_x0000_s1058" type="#_x0000_t32" style="position:absolute;left:0;text-align:left;margin-left:-12.5pt;margin-top:5.1pt;width:88.2pt;height:0;z-index:17" o:connectortype="elbow" adj="-110559,-1,-110559"/>
         </w:pict>
       </w:r>
       <w:r>
@@ -7811,7 +7821,7 @@
           <w:sz w:val="2"/>
         </w:rPr>
         <w:pict w14:anchorId="314D41A7">
-          <v:shape id="_x0000_s1054" type="#_x0000_t202" style="position:absolute;left:0;text-align:left;margin-left:-136.45pt;margin-top:4.65pt;width:139.5pt;height:17.25pt;z-index:14;mso-position-horizontal-relative:text;mso-position-vertical-relative:text" filled="f" stroked="f">
+          <v:shape id="_x0000_s1054" type="#_x0000_t202" style="position:absolute;left:0;text-align:left;margin-left:-136.45pt;margin-top:4.65pt;width:139.5pt;height:17.25pt;z-index:13;mso-position-horizontal-relative:text;mso-position-vertical-relative:text" filled="f" stroked="f">
             <v:textbox style="mso-next-textbox:#_x0000_s1054">
               <w:txbxContent>
                 <w:p>
@@ -7952,7 +7962,7 @@
           <w:sz w:val="2"/>
         </w:rPr>
         <w:pict w14:anchorId="5DD82279">
-          <v:shape id="_x0000_s1060" type="#_x0000_t32" style="position:absolute;left:0;text-align:left;margin-left:77.45pt;margin-top:17.6pt;width:104.3pt;height:0;z-index:20" o:connectortype="elbow" adj="-95761,-1,-95761"/>
+          <v:shape id="_x0000_s1060" type="#_x0000_t32" style="position:absolute;left:0;text-align:left;margin-left:77.45pt;margin-top:17.6pt;width:104.3pt;height:0;z-index:19" o:connectortype="elbow" adj="-95761,-1,-95761"/>
         </w:pict>
       </w:r>
       <w:r>
@@ -7962,7 +7972,7 @@
           <w:sz w:val="2"/>
         </w:rPr>
         <w:pict w14:anchorId="5DD82279">
-          <v:shape id="_x0000_s1059" type="#_x0000_t32" style="position:absolute;left:0;text-align:left;margin-left:88.4pt;margin-top:4.75pt;width:93.35pt;height:0;z-index:19" o:connectortype="elbow" adj="-109527,-1,-109527"/>
+          <v:shape id="_x0000_s1059" type="#_x0000_t32" style="position:absolute;left:0;text-align:left;margin-left:88.4pt;margin-top:4.75pt;width:93.35pt;height:0;z-index:18" o:connectortype="elbow" adj="-109527,-1,-109527"/>
         </w:pict>
       </w:r>
       <w:r>
@@ -7972,7 +7982,7 @@
           <w:sz w:val="2"/>
         </w:rPr>
         <w:pict w14:anchorId="741AC87E">
-          <v:shape id="_x0000_s1067" type="#_x0000_t202" style="position:absolute;left:0;text-align:left;margin-left:35.4pt;margin-top:34.6pt;width:152.95pt;height:46.5pt;z-index:26;mso-position-horizontal-relative:text;mso-position-vertical-relative:text" filled="f" stroked="f">
+          <v:shape id="_x0000_s1067" type="#_x0000_t202" style="position:absolute;left:0;text-align:left;margin-left:35.4pt;margin-top:34.6pt;width:152.95pt;height:46.5pt;z-index:25;mso-position-horizontal-relative:text;mso-position-vertical-relative:text" filled="f" stroked="f">
             <v:textbox style="mso-next-textbox:#_x0000_s1067">
               <w:txbxContent>
                 <w:p>
@@ -8034,7 +8044,7 @@
           <w:sz w:val="2"/>
         </w:rPr>
         <w:pict w14:anchorId="5DD82279">
-          <v:shape id="_x0000_s1062" type="#_x0000_t32" style="position:absolute;left:0;text-align:left;margin-left:70.05pt;margin-top:14.5pt;width:146.9pt;height:0;z-index:22" o:connectortype="elbow" adj="-63263,-1,-63263"/>
+          <v:shape id="_x0000_s1062" type="#_x0000_t32" style="position:absolute;left:0;text-align:left;margin-left:70.05pt;margin-top:14.5pt;width:146.9pt;height:0;z-index:21" o:connectortype="elbow" adj="-63263,-1,-63263"/>
         </w:pict>
       </w:r>
       <w:r>
@@ -8044,7 +8054,7 @@
           <w:sz w:val="2"/>
         </w:rPr>
         <w:pict w14:anchorId="5DD82279">
-          <v:shape id="_x0000_s1061" type="#_x0000_t32" style="position:absolute;left:0;text-align:left;margin-left:70.05pt;margin-top:2.5pt;width:146.9pt;height:0;z-index:21" o:connectortype="elbow" adj="-63263,-1,-63263"/>
+          <v:shape id="_x0000_s1061" type="#_x0000_t32" style="position:absolute;left:0;text-align:left;margin-left:70.05pt;margin-top:2.5pt;width:146.9pt;height:0;z-index:20" o:connectortype="elbow" adj="-63263,-1,-63263"/>
         </w:pict>
       </w:r>
     </w:p>
@@ -8248,7 +8258,7 @@
           <w:sz w:val="2"/>
         </w:rPr>
         <w:pict w14:anchorId="4FD96711">
-          <v:shape id="_x0000_s1051" type="#_x0000_t32" style="position:absolute;left:0;text-align:left;margin-left:397.15pt;margin-top:4.35pt;width:125.65pt;height:0;z-index:12" o:connectortype="elbow" adj="-19735,-1,-19735"/>
+          <v:shape id="_x0000_s1051" type="#_x0000_t32" style="position:absolute;left:0;text-align:left;margin-left:397.15pt;margin-top:4.35pt;width:125.65pt;height:0;z-index:11" o:connectortype="elbow" adj="-19735,-1,-19735"/>
         </w:pict>
       </w:r>
     </w:p>
@@ -8307,7 +8317,7 @@
           <w:sz w:val="2"/>
         </w:rPr>
         <w:pict w14:anchorId="76C51F85">
-          <v:shape id="_x0000_s1053" type="#_x0000_t32" style="position:absolute;left:0;text-align:left;margin-left:399.1pt;margin-top:3.85pt;width:125.8pt;height:0;z-index:13" o:connectortype="elbow" adj="-7529,-1,-7529"/>
+          <v:shape id="_x0000_s1053" type="#_x0000_t32" style="position:absolute;left:0;text-align:left;margin-left:399.1pt;margin-top:3.85pt;width:125.8pt;height:0;z-index:12" o:connectortype="elbow" adj="-7529,-1,-7529"/>
         </w:pict>
       </w:r>
       <w:r>
@@ -8317,7 +8327,7 @@
           <w:sz w:val="2"/>
         </w:rPr>
         <w:pict w14:anchorId="4FD96711">
-          <v:shape id="_x0000_s1049" type="#_x0000_t32" style="position:absolute;left:0;text-align:left;margin-left:41.05pt;margin-top:3.85pt;width:125.65pt;height:0;z-index:10" o:connectortype="elbow" adj="-19735,-1,-19735"/>
+          <v:shape id="_x0000_s1049" type="#_x0000_t32" style="position:absolute;left:0;text-align:left;margin-left:41.05pt;margin-top:3.85pt;width:125.65pt;height:0;z-index:9" o:connectortype="elbow" adj="-19735,-1,-19735"/>
         </w:pict>
       </w:r>
     </w:p>
@@ -8428,7 +8438,7 @@
           <w:sz w:val="2"/>
         </w:rPr>
         <w:pict w14:anchorId="4FD96711">
-          <v:shape id="_x0000_s1050" type="#_x0000_t32" style="position:absolute;left:0;text-align:left;margin-left:401.25pt;margin-top:9.8pt;width:125.65pt;height:0;z-index:11" o:connectortype="elbow" adj="-19735,-1,-19735"/>
+          <v:shape id="_x0000_s1050" type="#_x0000_t32" style="position:absolute;left:0;text-align:left;margin-left:401.25pt;margin-top:9.8pt;width:125.65pt;height:0;z-index:10" o:connectortype="elbow" adj="-19735,-1,-19735"/>
         </w:pict>
       </w:r>
     </w:p>
@@ -8606,7 +8616,7 @@
     </w:p>
     <w:p>
       <w:pPr>
-        <w:framePr w:w="4666" w:wrap="auto" w:vAnchor="page" w:hAnchor="page" w:x="1191" w:y="14734"/>
+        <w:framePr w:w="4666" w:wrap="auto" w:vAnchor="page" w:hAnchor="page" w:x="1173" w:y="14803"/>
         <w:widowControl w:val="0"/>
         <w:autoSpaceDE w:val="0"/>
         <w:autoSpaceDN w:val="0"/>
@@ -8638,7 +8648,7 @@
     </w:p>
     <w:p>
       <w:pPr>
-        <w:framePr w:w="4442" w:wrap="auto" w:vAnchor="page" w:hAnchor="page" w:x="1030" w:y="14648"/>
+        <w:framePr w:w="4442" w:wrap="auto" w:vAnchor="page" w:hAnchor="page" w:x="1073" w:y="14703"/>
         <w:widowControl w:val="0"/>
         <w:autoSpaceDE w:val="0"/>
         <w:autoSpaceDN w:val="0"/>
@@ -8660,32 +8670,12 @@
           <w:color w:val="000000"/>
           <w:sz w:val="20"/>
         </w:rPr>
-        <w:t>${</w:t>
-      </w:r>
-      <w:r>
-        <w:rPr>
-          <w:rFonts w:ascii="EEPAMF+Calibri-Bold"/>
-          <w:b/>
-          <w:bCs/>
-          <w:color w:val="000000"/>
-          <w:sz w:val="20"/>
-        </w:rPr>
-        <w:t>VOLC</w:t>
-      </w:r>
-      <w:r>
-        <w:rPr>
-          <w:rFonts w:ascii="EEPAMF+Calibri-Bold"/>
-          <w:b/>
-          <w:bCs/>
-          <w:color w:val="000000"/>
-          <w:sz w:val="20"/>
-        </w:rPr>
-        <w:t>_NAME}</w:t>
-      </w:r>
-    </w:p>
-    <w:p>
-      <w:pPr>
-        <w:framePr w:w="4574" w:wrap="auto" w:vAnchor="page" w:hAnchor="page" w:x="940" w:y="14906"/>
+        <w:t>${VOLC_NAME}</w:t>
+      </w:r>
+    </w:p>
+    <w:p>
+      <w:pPr>
+        <w:framePr w:w="4574" w:wrap="auto" w:vAnchor="page" w:hAnchor="page" w:x="956" w:y="14987"/>
         <w:widowControl w:val="0"/>
         <w:autoSpaceDE w:val="0"/>
         <w:autoSpaceDN w:val="0"/>
@@ -8724,63 +8714,88 @@
     </w:p>
     <w:p>
       <w:pPr>
-        <w:rPr>
-          <w:rFonts w:ascii="Arial"/>
-          <w:sz w:val="2"/>
-        </w:rPr>
-      </w:pPr>
-      <w:r>
-        <w:rPr>
-          <w:rFonts w:ascii="Arial"/>
-          <w:noProof/>
-          <w:color w:val="FF0000"/>
-          <w:sz w:val="2"/>
-        </w:rPr>
-        <w:pict w14:anchorId="7A56A719">
-          <v:rect id="_x0000_s1036" style="position:absolute;left:0;text-align:left;margin-left:-303.4pt;margin-top:71.7pt;width:570pt;height:157.6pt;z-index:8;mso-position-horizontal-relative:text;mso-position-vertical-relative:text" filled="f" strokeweight="1pt"/>
-        </w:pict>
-      </w:r>
-    </w:p>
-    <w:p>
-      <w:pPr>
-        <w:rPr>
-          <w:rFonts w:ascii="Arial"/>
-          <w:sz w:val="2"/>
-        </w:rPr>
-      </w:pPr>
-    </w:p>
-    <w:p>
-      <w:pPr>
-        <w:rPr>
-          <w:rFonts w:ascii="Arial"/>
-          <w:sz w:val="2"/>
-        </w:rPr>
-      </w:pPr>
-    </w:p>
-    <w:p>
-      <w:pPr>
-        <w:framePr w:w="4424" w:wrap="auto" w:vAnchor="page" w:hAnchor="page" w:x="3957" w:y="17093"/>
+        <w:framePr w:w="4574" w:wrap="auto" w:vAnchor="page" w:hAnchor="page" w:x="7034" w:y="14268"/>
         <w:widowControl w:val="0"/>
         <w:autoSpaceDE w:val="0"/>
         <w:autoSpaceDN w:val="0"/>
         <w:adjustRightInd w:val="0"/>
-        <w:spacing w:before="0" w:after="0" w:line="190" w:lineRule="exact"/>
+        <w:spacing w:before="26" w:after="0" w:line="211" w:lineRule="exact"/>
         <w:jc w:val="center"/>
         <w:rPr>
-          <w:rFonts w:ascii="IEVRAA+ArialMT"/>
           <w:color w:val="000000"/>
           <w:sz w:val="20"/>
-          <w:szCs w:val="20"/>
-        </w:rPr>
-      </w:pPr>
-      <w:r>
-        <w:rPr>
-          <w:rFonts w:ascii="IEVRAA+ArialMT"/>
+        </w:rPr>
+      </w:pPr>
+      <w:r>
+        <w:rPr>
+          <w:rFonts w:ascii="EEPAMF+Calibri-Bold"/>
           <w:color w:val="000000"/>
           <w:sz w:val="20"/>
-          <w:szCs w:val="20"/>
-        </w:rPr>
-        <w:t>${FINAL_POSITION}</w:t>
+        </w:rPr>
+        <w:t>${</w:t>
+      </w:r>
+      <w:r>
+        <w:rPr>
+          <w:rFonts w:ascii="EEPAMF+Calibri-Bold"/>
+          <w:color w:val="000000"/>
+          <w:sz w:val="20"/>
+        </w:rPr>
+        <w:t>RECOSIGN</w:t>
+      </w:r>
+      <w:r>
+        <w:rPr>
+          <w:rFonts w:ascii="EEPAMF+Calibri-Bold"/>
+          <w:color w:val="000000"/>
+          <w:sz w:val="20"/>
+        </w:rPr>
+        <w:t>}</w:t>
+      </w:r>
+    </w:p>
+    <w:p>
+      <w:pPr>
+        <w:framePr w:w="4574" w:wrap="auto" w:vAnchor="page" w:hAnchor="page" w:x="1056" w:y="14484"/>
+        <w:widowControl w:val="0"/>
+        <w:autoSpaceDE w:val="0"/>
+        <w:autoSpaceDN w:val="0"/>
+        <w:adjustRightInd w:val="0"/>
+        <w:spacing w:before="26" w:after="0" w:line="211" w:lineRule="exact"/>
+        <w:jc w:val="center"/>
+        <w:rPr>
+          <w:color w:val="000000"/>
+          <w:sz w:val="20"/>
+        </w:rPr>
+      </w:pPr>
+      <w:r>
+        <w:rPr>
+          <w:rFonts w:ascii="EEPAMF+Calibri-Bold"/>
+          <w:color w:val="000000"/>
+          <w:sz w:val="20"/>
+        </w:rPr>
+        <w:t>${</w:t>
+      </w:r>
+      <w:r>
+        <w:rPr>
+          <w:rFonts w:ascii="EEPAMF+Calibri-Bold"/>
+          <w:color w:val="000000"/>
+          <w:sz w:val="20"/>
+        </w:rPr>
+        <w:t>HR</w:t>
+      </w:r>
+      <w:r>
+        <w:rPr>
+          <w:rFonts w:ascii="EEPAMF+Calibri-Bold"/>
+          <w:color w:val="000000"/>
+          <w:sz w:val="20"/>
+        </w:rPr>
+        <w:t>SIGN</w:t>
+      </w:r>
+      <w:r>
+        <w:rPr>
+          <w:rFonts w:ascii="EEPAMF+Calibri-Bold"/>
+          <w:color w:val="000000"/>
+          <w:sz w:val="20"/>
+        </w:rPr>
+        <w:t>}</w:t>
       </w:r>
     </w:p>
     <w:p>
@@ -8825,15 +8840,84 @@
     </w:p>
     <w:p>
       <w:pPr>
-        <w:rPr>
-          <w:rFonts w:ascii="Arial"/>
-          <w:sz w:val="2"/>
-        </w:rPr>
-      </w:pPr>
-    </w:p>
-    <w:p>
-      <w:pPr>
-        <w:framePr w:w="2980" w:wrap="auto" w:vAnchor="page" w:hAnchor="page" w:x="4685" w:y="17619"/>
+        <w:framePr w:w="3975" w:wrap="auto" w:vAnchor="page" w:hAnchor="page" w:x="4095" w:y="17119"/>
+        <w:widowControl w:val="0"/>
+        <w:autoSpaceDE w:val="0"/>
+        <w:autoSpaceDN w:val="0"/>
+        <w:adjustRightInd w:val="0"/>
+        <w:spacing w:before="0" w:after="0" w:line="190" w:lineRule="exact"/>
+        <w:jc w:val="center"/>
+        <w:rPr>
+          <w:rFonts w:ascii="UDQAWB+Arial-BoldMT"/>
+          <w:b/>
+          <w:bCs/>
+          <w:color w:val="000000"/>
+          <w:sz w:val="20"/>
+          <w:szCs w:val="20"/>
+        </w:rPr>
+      </w:pPr>
+      <w:r>
+        <w:rPr>
+          <w:rFonts w:ascii="UDQAWB+Arial-BoldMT"/>
+          <w:b/>
+          <w:bCs/>
+          <w:color w:val="000000"/>
+          <w:sz w:val="20"/>
+          <w:szCs w:val="20"/>
+        </w:rPr>
+        <w:t>${FINAL_NAME}</w:t>
+      </w:r>
+    </w:p>
+    <w:p>
+      <w:pPr>
+        <w:framePr w:w="4574" w:wrap="auto" w:vAnchor="page" w:hAnchor="page" w:x="3819" w:y="16778"/>
+        <w:widowControl w:val="0"/>
+        <w:autoSpaceDE w:val="0"/>
+        <w:autoSpaceDN w:val="0"/>
+        <w:adjustRightInd w:val="0"/>
+        <w:spacing w:before="26" w:after="0" w:line="211" w:lineRule="exact"/>
+        <w:jc w:val="center"/>
+        <w:rPr>
+          <w:color w:val="000000"/>
+          <w:sz w:val="20"/>
+        </w:rPr>
+      </w:pPr>
+      <w:r>
+        <w:rPr>
+          <w:rFonts w:ascii="EEPAMF+Calibri-Bold"/>
+          <w:color w:val="000000"/>
+          <w:sz w:val="20"/>
+        </w:rPr>
+        <w:t>${</w:t>
+      </w:r>
+      <w:r>
+        <w:rPr>
+          <w:rFonts w:ascii="EEPAMF+Calibri-Bold"/>
+          <w:color w:val="000000"/>
+          <w:sz w:val="20"/>
+        </w:rPr>
+        <w:t>APPROVESIGN</w:t>
+      </w:r>
+      <w:r>
+        <w:rPr>
+          <w:rFonts w:ascii="EEPAMF+Calibri-Bold"/>
+          <w:color w:val="000000"/>
+          <w:sz w:val="20"/>
+        </w:rPr>
+        <w:t>}</w:t>
+      </w:r>
+    </w:p>
+    <w:p>
+      <w:pPr>
+        <w:rPr>
+          <w:rFonts w:ascii="Arial"/>
+          <w:sz w:val="2"/>
+        </w:rPr>
+      </w:pPr>
+    </w:p>
+    <w:p>
+      <w:pPr>
+        <w:framePr w:w="2980" w:wrap="auto" w:vAnchor="page" w:hAnchor="page" w:x="4688" w:y="17662"/>
         <w:widowControl w:val="0"/>
         <w:autoSpaceDE w:val="0"/>
         <w:autoSpaceDN w:val="0"/>
@@ -8856,7 +8940,7 @@
     </w:p>
     <w:p>
       <w:pPr>
-        <w:framePr w:w="3975" w:wrap="auto" w:vAnchor="page" w:hAnchor="page" w:x="4071" w:y="17406"/>
+        <w:framePr w:w="4424" w:wrap="auto" w:vAnchor="page" w:hAnchor="page" w:x="3902" w:y="17431"/>
         <w:widowControl w:val="0"/>
         <w:autoSpaceDE w:val="0"/>
         <w:autoSpaceDN w:val="0"/>
@@ -8864,9 +8948,7 @@
         <w:spacing w:before="0" w:after="0" w:line="190" w:lineRule="exact"/>
         <w:jc w:val="center"/>
         <w:rPr>
-          <w:rFonts w:ascii="UDQAWB+Arial-BoldMT"/>
-          <w:b/>
-          <w:bCs/>
+          <w:rFonts w:ascii="IEVRAA+ArialMT"/>
           <w:color w:val="000000"/>
           <w:sz w:val="20"/>
           <w:szCs w:val="20"/>
@@ -8874,27 +8956,25 @@
       </w:pPr>
       <w:r>
         <w:rPr>
-          <w:rFonts w:ascii="UDQAWB+Arial-BoldMT"/>
-          <w:b/>
-          <w:bCs/>
+          <w:rFonts w:ascii="IEVRAA+ArialMT"/>
           <w:color w:val="000000"/>
           <w:sz w:val="20"/>
           <w:szCs w:val="20"/>
         </w:rPr>
-        <w:t>${FINAL_NAME}</w:t>
-      </w:r>
-    </w:p>
-    <w:p>
-      <w:pPr>
-        <w:rPr>
-          <w:rFonts w:ascii="Arial"/>
-          <w:sz w:val="2"/>
-        </w:rPr>
-      </w:pPr>
-    </w:p>
-    <w:p>
-      <w:pPr>
-        <w:framePr w:w="5391" w:wrap="auto" w:vAnchor="page" w:hAnchor="page" w:x="3645" w:y="17945"/>
+        <w:t>${FINAL_POSITION}</w:t>
+      </w:r>
+    </w:p>
+    <w:p>
+      <w:pPr>
+        <w:rPr>
+          <w:rFonts w:ascii="Arial"/>
+          <w:sz w:val="2"/>
+        </w:rPr>
+      </w:pPr>
+    </w:p>
+    <w:p>
+      <w:pPr>
+        <w:framePr w:w="5391" w:wrap="auto" w:vAnchor="page" w:hAnchor="page" w:x="3832" w:y="17933"/>
         <w:widowControl w:val="0"/>
         <w:autoSpaceDE w:val="0"/>
         <w:autoSpaceDN w:val="0"/>

--- a/public/assets/WORDFORM-6.docx
+++ b/public/assets/WORDFORM-6.docx
@@ -1099,15 +1099,7 @@
           <w:color w:val="000000"/>
           <w:sz w:val="18"/>
         </w:rPr>
-        <w:t>SALARY</w:t>
-      </w:r>
-      <w:r>
-        <w:rPr>
-          <w:rFonts w:ascii="VWDTOR+ArialMT"/>
-          <w:color w:val="000000"/>
-          <w:sz w:val="18"/>
-        </w:rPr>
-        <w:t>:</w:t>
+        <w:t>SALARY:</w:t>
       </w:r>
     </w:p>
     <w:p>
@@ -1303,191 +1295,6 @@
           <w:sz w:val="18"/>
         </w:rPr>
         <w:t>OF</w:t>
-      </w:r>
-    </w:p>
-    <w:p>
-      <w:pPr>
-        <w:framePr w:w="4378" w:wrap="auto" w:hAnchor="text" w:x="6690" w:y="4765"/>
-        <w:widowControl w:val="0"/>
-        <w:autoSpaceDE w:val="0"/>
-        <w:autoSpaceDN w:val="0"/>
-        <w:adjustRightInd w:val="0"/>
-        <w:spacing w:before="0" w:after="0" w:line="190" w:lineRule="exact"/>
-        <w:jc w:val="left"/>
-        <w:rPr>
-          <w:rFonts w:ascii="IEVRAA+ArialMT"/>
-          <w:color w:val="000000"/>
-          <w:sz w:val="18"/>
-        </w:rPr>
-      </w:pPr>
-      <w:r>
-        <w:rPr>
-          <w:rFonts w:ascii="IEVRAA+ArialMT"/>
-          <w:color w:val="000000"/>
-          <w:sz w:val="18"/>
-        </w:rPr>
-        <w:t>6.B</w:t>
-      </w:r>
-      <w:r>
-        <w:rPr>
-          <w:rFonts w:ascii="IEVRAA+ArialMT"/>
-          <w:color w:val="000000"/>
-          <w:spacing w:val="52"/>
-          <w:sz w:val="18"/>
-        </w:rPr>
-        <w:t xml:space="preserve"> </w:t>
-      </w:r>
-      <w:r>
-        <w:rPr>
-          <w:rFonts w:ascii="IEVRAA+ArialMT"/>
-          <w:color w:val="000000"/>
-          <w:sz w:val="18"/>
-        </w:rPr>
-        <w:t>DETAILS</w:t>
-      </w:r>
-      <w:r>
-        <w:rPr>
-          <w:rFonts w:ascii="IEVRAA+ArialMT"/>
-          <w:color w:val="000000"/>
-          <w:spacing w:val="2"/>
-          <w:sz w:val="18"/>
-        </w:rPr>
-        <w:t xml:space="preserve"> </w:t>
-      </w:r>
-      <w:r>
-        <w:rPr>
-          <w:rFonts w:ascii="IEVRAA+ArialMT"/>
-          <w:color w:val="000000"/>
-          <w:sz w:val="18"/>
-        </w:rPr>
-        <w:t>OF</w:t>
-      </w:r>
-      <w:r>
-        <w:rPr>
-          <w:rFonts w:ascii="IEVRAA+ArialMT"/>
-          <w:color w:val="000000"/>
-          <w:spacing w:val="1"/>
-          <w:sz w:val="18"/>
-        </w:rPr>
-        <w:t xml:space="preserve"> </w:t>
-      </w:r>
-      <w:r>
-        <w:rPr>
-          <w:rFonts w:ascii="IEVRAA+ArialMT"/>
-          <w:color w:val="000000"/>
-          <w:sz w:val="18"/>
-        </w:rPr>
-        <w:t>LEAVE</w:t>
-      </w:r>
-    </w:p>
-    <w:p>
-      <w:pPr>
-        <w:framePr w:w="4378" w:wrap="auto" w:hAnchor="text" w:x="6690" w:y="4765"/>
-        <w:widowControl w:val="0"/>
-        <w:autoSpaceDE w:val="0"/>
-        <w:autoSpaceDN w:val="0"/>
-        <w:adjustRightInd w:val="0"/>
-        <w:spacing w:before="194" w:after="0" w:line="190" w:lineRule="exact"/>
-        <w:ind w:left="259"/>
-        <w:jc w:val="left"/>
-        <w:rPr>
-          <w:rFonts w:ascii="CGDKBE+Arial-ItalicMT"/>
-          <w:color w:val="000000"/>
-          <w:sz w:val="18"/>
-        </w:rPr>
-      </w:pPr>
-      <w:r>
-        <w:rPr>
-          <w:rFonts w:ascii="CGDKBE+Arial-ItalicMT"/>
-          <w:color w:val="000000"/>
-          <w:sz w:val="18"/>
-        </w:rPr>
-        <w:t>In</w:t>
-      </w:r>
-      <w:r>
-        <w:rPr>
-          <w:rFonts w:ascii="CGDKBE+Arial-ItalicMT"/>
-          <w:color w:val="000000"/>
-          <w:spacing w:val="1"/>
-          <w:sz w:val="18"/>
-        </w:rPr>
-        <w:t xml:space="preserve"> </w:t>
-      </w:r>
-      <w:r>
-        <w:rPr>
-          <w:rFonts w:ascii="CGDKBE+Arial-ItalicMT"/>
-          <w:color w:val="000000"/>
-          <w:sz w:val="18"/>
-        </w:rPr>
-        <w:t>case</w:t>
-      </w:r>
-      <w:r>
-        <w:rPr>
-          <w:rFonts w:ascii="CGDKBE+Arial-ItalicMT"/>
-          <w:color w:val="000000"/>
-          <w:spacing w:val="1"/>
-          <w:sz w:val="18"/>
-        </w:rPr>
-        <w:t xml:space="preserve"> </w:t>
-      </w:r>
-      <w:r>
-        <w:rPr>
-          <w:rFonts w:ascii="CGDKBE+Arial-ItalicMT"/>
-          <w:color w:val="000000"/>
-          <w:sz w:val="18"/>
-        </w:rPr>
-        <w:t>of</w:t>
-      </w:r>
-      <w:r>
-        <w:rPr>
-          <w:rFonts w:ascii="CGDKBE+Arial-ItalicMT"/>
-          <w:color w:val="000000"/>
-          <w:spacing w:val="1"/>
-          <w:sz w:val="18"/>
-        </w:rPr>
-        <w:t xml:space="preserve"> </w:t>
-      </w:r>
-      <w:r>
-        <w:rPr>
-          <w:rFonts w:ascii="CGDKBE+Arial-ItalicMT"/>
-          <w:color w:val="000000"/>
-          <w:sz w:val="18"/>
-        </w:rPr>
-        <w:t>Vacation/Special</w:t>
-      </w:r>
-      <w:r>
-        <w:rPr>
-          <w:rFonts w:ascii="CGDKBE+Arial-ItalicMT"/>
-          <w:color w:val="000000"/>
-          <w:spacing w:val="2"/>
-          <w:sz w:val="18"/>
-        </w:rPr>
-        <w:t xml:space="preserve"> </w:t>
-      </w:r>
-      <w:r>
-        <w:rPr>
-          <w:rFonts w:ascii="CGDKBE+Arial-ItalicMT"/>
-          <w:color w:val="000000"/>
-          <w:sz w:val="18"/>
-        </w:rPr>
-        <w:t>Privilege</w:t>
-      </w:r>
-      <w:r>
-        <w:rPr>
-          <w:rFonts w:ascii="CGDKBE+Arial-ItalicMT"/>
-          <w:color w:val="000000"/>
-          <w:spacing w:val="1"/>
-          <w:sz w:val="18"/>
-        </w:rPr>
-        <w:t xml:space="preserve"> </w:t>
-      </w:r>
-      <w:r>
-        <w:rPr>
-          <w:rFonts w:ascii="CGDKBE+Arial-ItalicMT"/>
-          <w:color w:val="000000"/>
-          <w:sz w:val="18"/>
-        </w:rPr>
-        <w:t>Leave:</w:t>
       </w:r>
     </w:p>
     <w:p>
@@ -2816,293 +2623,6 @@
     </w:p>
     <w:p>
       <w:pPr>
-        <w:framePr w:w="3963" w:wrap="auto" w:hAnchor="text" w:x="6949" w:y="5803"/>
-        <w:widowControl w:val="0"/>
-        <w:autoSpaceDE w:val="0"/>
-        <w:autoSpaceDN w:val="0"/>
-        <w:adjustRightInd w:val="0"/>
-        <w:spacing w:before="0" w:after="0" w:line="190" w:lineRule="exact"/>
-        <w:ind w:left="259"/>
-        <w:jc w:val="left"/>
-        <w:rPr>
-          <w:rFonts w:ascii="IEVRAA+ArialMT"/>
-          <w:color w:val="000000"/>
-          <w:sz w:val="18"/>
-        </w:rPr>
-      </w:pPr>
-      <w:r>
-        <w:rPr>
-          <w:rFonts w:ascii="IEVRAA+ArialMT"/>
-          <w:color w:val="000000"/>
-          <w:sz w:val="18"/>
-        </w:rPr>
-        <w:t>${</w:t>
-      </w:r>
-      <w:proofErr w:type="spellStart"/>
-      <w:r>
-        <w:rPr>
-          <w:rFonts w:ascii="IEVRAA+ArialMT"/>
-          <w:color w:val="000000"/>
-          <w:sz w:val="18"/>
-        </w:rPr>
-        <w:t>detail_vacation_abroad</w:t>
-      </w:r>
-      <w:proofErr w:type="spellEnd"/>
-      <w:r>
-        <w:rPr>
-          <w:rFonts w:ascii="IEVRAA+ArialMT"/>
-          <w:color w:val="000000"/>
-          <w:sz w:val="18"/>
-        </w:rPr>
-        <w:t xml:space="preserve">} </w:t>
-      </w:r>
-      <w:r>
-        <w:rPr>
-          <w:rFonts w:ascii="IEVRAA+ArialMT"/>
-          <w:color w:val="000000"/>
-          <w:sz w:val="18"/>
-        </w:rPr>
-        <w:t>Abroad</w:t>
-      </w:r>
-      <w:r>
-        <w:rPr>
-          <w:rFonts w:ascii="IEVRAA+ArialMT"/>
-          <w:color w:val="000000"/>
-          <w:spacing w:val="1"/>
-          <w:sz w:val="18"/>
-        </w:rPr>
-        <w:t xml:space="preserve"> </w:t>
-      </w:r>
-      <w:r>
-        <w:rPr>
-          <w:rFonts w:ascii="IEVRAA+ArialMT"/>
-          <w:color w:val="000000"/>
-          <w:sz w:val="18"/>
-        </w:rPr>
-        <w:t>(Specify)</w:t>
-      </w:r>
-      <w:r>
-        <w:rPr>
-          <w:rFonts w:ascii="IEVRAA+ArialMT"/>
-          <w:color w:val="000000"/>
-          <w:spacing w:val="1"/>
-          <w:sz w:val="18"/>
-        </w:rPr>
-        <w:t xml:space="preserve"> </w:t>
-      </w:r>
-    </w:p>
-    <w:p>
-      <w:pPr>
-        <w:framePr w:w="3963" w:wrap="auto" w:hAnchor="text" w:x="6949" w:y="5803"/>
-        <w:widowControl w:val="0"/>
-        <w:autoSpaceDE w:val="0"/>
-        <w:autoSpaceDN w:val="0"/>
-        <w:adjustRightInd w:val="0"/>
-        <w:spacing w:before="147" w:after="0" w:line="190" w:lineRule="exact"/>
-        <w:jc w:val="left"/>
-        <w:rPr>
-          <w:rFonts w:ascii="CGDKBE+Arial-ItalicMT"/>
-          <w:color w:val="000000"/>
-          <w:sz w:val="18"/>
-        </w:rPr>
-      </w:pPr>
-      <w:r>
-        <w:rPr>
-          <w:rFonts w:ascii="CGDKBE+Arial-ItalicMT"/>
-          <w:color w:val="000000"/>
-          <w:sz w:val="18"/>
-        </w:rPr>
-        <w:t>In</w:t>
-      </w:r>
-      <w:r>
-        <w:rPr>
-          <w:rFonts w:ascii="CGDKBE+Arial-ItalicMT"/>
-          <w:color w:val="000000"/>
-          <w:spacing w:val="1"/>
-          <w:sz w:val="18"/>
-        </w:rPr>
-        <w:t xml:space="preserve"> </w:t>
-      </w:r>
-      <w:r>
-        <w:rPr>
-          <w:rFonts w:ascii="CGDKBE+Arial-ItalicMT"/>
-          <w:color w:val="000000"/>
-          <w:sz w:val="18"/>
-        </w:rPr>
-        <w:t>case</w:t>
-      </w:r>
-      <w:r>
-        <w:rPr>
-          <w:rFonts w:ascii="CGDKBE+Arial-ItalicMT"/>
-          <w:color w:val="000000"/>
-          <w:spacing w:val="1"/>
-          <w:sz w:val="18"/>
-        </w:rPr>
-        <w:t xml:space="preserve"> </w:t>
-      </w:r>
-      <w:r>
-        <w:rPr>
-          <w:rFonts w:ascii="CGDKBE+Arial-ItalicMT"/>
-          <w:color w:val="000000"/>
-          <w:sz w:val="18"/>
-        </w:rPr>
-        <w:t>of</w:t>
-      </w:r>
-      <w:r>
-        <w:rPr>
-          <w:rFonts w:ascii="CGDKBE+Arial-ItalicMT"/>
-          <w:color w:val="000000"/>
-          <w:spacing w:val="1"/>
-          <w:sz w:val="18"/>
-        </w:rPr>
-        <w:t xml:space="preserve"> </w:t>
-      </w:r>
-      <w:r>
-        <w:rPr>
-          <w:rFonts w:ascii="CGDKBE+Arial-ItalicMT"/>
-          <w:color w:val="000000"/>
-          <w:sz w:val="18"/>
-        </w:rPr>
-        <w:t>Sick</w:t>
-      </w:r>
-      <w:r>
-        <w:rPr>
-          <w:rFonts w:ascii="CGDKBE+Arial-ItalicMT"/>
-          <w:color w:val="000000"/>
-          <w:spacing w:val="1"/>
-          <w:sz w:val="18"/>
-        </w:rPr>
-        <w:t xml:space="preserve"> </w:t>
-      </w:r>
-      <w:r>
-        <w:rPr>
-          <w:rFonts w:ascii="CGDKBE+Arial-ItalicMT"/>
-          <w:color w:val="000000"/>
-          <w:sz w:val="18"/>
-        </w:rPr>
-        <w:t>Leave:</w:t>
-      </w:r>
-    </w:p>
-    <w:p>
-      <w:pPr>
-        <w:framePr w:w="2581" w:wrap="auto" w:hAnchor="text" w:x="7207" w:y="6465"/>
-        <w:widowControl w:val="0"/>
-        <w:autoSpaceDE w:val="0"/>
-        <w:autoSpaceDN w:val="0"/>
-        <w:adjustRightInd w:val="0"/>
-        <w:spacing w:before="0" w:after="0" w:line="190" w:lineRule="exact"/>
-        <w:jc w:val="left"/>
-        <w:rPr>
-          <w:rFonts w:ascii="IEVRAA+ArialMT"/>
-          <w:color w:val="000000"/>
-          <w:sz w:val="18"/>
-        </w:rPr>
-      </w:pPr>
-      <w:r>
-        <w:rPr>
-          <w:rFonts w:ascii="IEVRAA+ArialMT"/>
-          <w:color w:val="000000"/>
-          <w:sz w:val="18"/>
-        </w:rPr>
-        <w:t>${</w:t>
-      </w:r>
-      <w:proofErr w:type="spellStart"/>
-      <w:r>
-        <w:rPr>
-          <w:rFonts w:ascii="IEVRAA+ArialMT"/>
-          <w:color w:val="000000"/>
-          <w:sz w:val="18"/>
-        </w:rPr>
-        <w:t>detail_sick_hospital</w:t>
-      </w:r>
-      <w:proofErr w:type="spellEnd"/>
-      <w:r>
-        <w:rPr>
-          <w:rFonts w:ascii="IEVRAA+ArialMT"/>
-          <w:color w:val="000000"/>
-          <w:sz w:val="18"/>
-        </w:rPr>
-        <w:t>}</w:t>
-      </w:r>
-      <w:r>
-        <w:rPr>
-          <w:rFonts w:ascii="IEVRAA+ArialMT"/>
-          <w:color w:val="000000"/>
-          <w:sz w:val="18"/>
-        </w:rPr>
-        <w:t xml:space="preserve"> </w:t>
-      </w:r>
-      <w:r>
-        <w:rPr>
-          <w:rFonts w:ascii="IEVRAA+ArialMT"/>
-          <w:color w:val="000000"/>
-          <w:sz w:val="18"/>
-        </w:rPr>
-        <w:t>In</w:t>
-      </w:r>
-      <w:r>
-        <w:rPr>
-          <w:rFonts w:ascii="IEVRAA+ArialMT"/>
-          <w:color w:val="000000"/>
-          <w:spacing w:val="1"/>
-          <w:sz w:val="18"/>
-        </w:rPr>
-        <w:t xml:space="preserve"> </w:t>
-      </w:r>
-      <w:r>
-        <w:rPr>
-          <w:rFonts w:ascii="IEVRAA+ArialMT"/>
-          <w:color w:val="000000"/>
-          <w:sz w:val="18"/>
-        </w:rPr>
-        <w:t>Hospital</w:t>
-      </w:r>
-      <w:r>
-        <w:rPr>
-          <w:rFonts w:ascii="IEVRAA+ArialMT"/>
-          <w:color w:val="000000"/>
-          <w:spacing w:val="1"/>
-          <w:sz w:val="18"/>
-        </w:rPr>
-        <w:t xml:space="preserve"> </w:t>
-      </w:r>
-      <w:r>
-        <w:rPr>
-          <w:rFonts w:ascii="IEVRAA+ArialMT"/>
-          <w:color w:val="000000"/>
-          <w:sz w:val="18"/>
-        </w:rPr>
-        <w:t>(Specify</w:t>
-      </w:r>
-      <w:r>
-        <w:rPr>
-          <w:rFonts w:ascii="IEVRAA+ArialMT"/>
-          <w:color w:val="000000"/>
-          <w:spacing w:val="1"/>
-          <w:sz w:val="18"/>
-        </w:rPr>
-        <w:t xml:space="preserve"> </w:t>
-      </w:r>
-      <w:r>
-        <w:rPr>
-          <w:rFonts w:ascii="IEVRAA+ArialMT"/>
-          <w:color w:val="000000"/>
-          <w:sz w:val="18"/>
-        </w:rPr>
-        <w:t>Illness)</w:t>
-      </w:r>
-      <w:r>
-        <w:rPr>
-          <w:rFonts w:ascii="IEVRAA+ArialMT"/>
-          <w:color w:val="000000"/>
-          <w:spacing w:val="1"/>
-          <w:sz w:val="18"/>
-        </w:rPr>
-        <w:t xml:space="preserve"> </w:t>
-      </w:r>
-    </w:p>
-    <w:p>
-      <w:pPr>
         <w:framePr w:w="6821" w:wrap="auto" w:hAnchor="text" w:x="931" w:y="6795"/>
         <w:widowControl w:val="0"/>
         <w:autoSpaceDE w:val="0"/>
@@ -5180,7 +4700,7 @@
     </w:p>
     <w:p>
       <w:pPr>
-        <w:framePr w:w="3305" w:wrap="auto" w:hAnchor="text" w:x="6949" w:y="8455"/>
+        <w:framePr w:w="5146" w:h="1801" w:hRule="exact" w:wrap="auto" w:hAnchor="text" w:x="6949" w:y="8455"/>
         <w:widowControl w:val="0"/>
         <w:autoSpaceDE w:val="0"/>
         <w:autoSpaceDN w:val="0"/>
@@ -5199,6 +4719,14 @@
           <w:color w:val="000000"/>
           <w:sz w:val="18"/>
         </w:rPr>
+        <w:t xml:space="preserve">            </w:t>
+      </w:r>
+      <w:r>
+        <w:rPr>
+          <w:rFonts w:ascii="CGDKBE+Arial-ItalicMT"/>
+          <w:color w:val="000000"/>
+          <w:sz w:val="18"/>
+        </w:rPr>
         <w:t>In</w:t>
       </w:r>
       <w:r>
@@ -5272,20 +4800,27 @@
     </w:p>
     <w:p>
       <w:pPr>
-        <w:framePr w:w="3305" w:wrap="auto" w:hAnchor="text" w:x="6949" w:y="8455"/>
+        <w:framePr w:w="5146" w:h="1801" w:hRule="exact" w:wrap="auto" w:hAnchor="text" w:x="6949" w:y="8455"/>
         <w:widowControl w:val="0"/>
         <w:autoSpaceDE w:val="0"/>
         <w:autoSpaceDN w:val="0"/>
         <w:adjustRightInd w:val="0"/>
         <w:spacing w:before="134" w:after="0" w:line="190" w:lineRule="exact"/>
-        <w:ind w:left="259"/>
-        <w:jc w:val="left"/>
-        <w:rPr>
-          <w:rFonts w:ascii="IEVRAA+ArialMT"/>
-          <w:color w:val="000000"/>
-          <w:sz w:val="18"/>
-        </w:rPr>
-      </w:pPr>
+        <w:jc w:val="left"/>
+        <w:rPr>
+          <w:rFonts w:ascii="IEVRAA+ArialMT"/>
+          <w:color w:val="000000"/>
+          <w:sz w:val="18"/>
+        </w:rPr>
+      </w:pPr>
+      <w:r>
+        <w:rPr>
+          <w:rFonts w:ascii="IEVRAA+ArialMT"/>
+          <w:color w:val="000000"/>
+          <w:sz w:val="18"/>
+        </w:rPr>
+        <w:t xml:space="preserve">   </w:t>
+      </w:r>
       <w:r>
         <w:rPr>
           <w:rFonts w:ascii="IEVRAA+ArialMT"/>
@@ -5301,7 +4836,16 @@
           <w:color w:val="000000"/>
           <w:sz w:val="18"/>
         </w:rPr>
-        <w:t>detail_study_masters</w:t>
+        <w:t>detail_study_</w:t>
+      </w:r>
+      <w:proofErr w:type="gramStart"/>
+      <w:r>
+        <w:rPr>
+          <w:rFonts w:ascii="IEVRAA+ArialMT"/>
+          <w:color w:val="000000"/>
+          <w:sz w:val="18"/>
+        </w:rPr>
+        <w:t>masters</w:t>
       </w:r>
       <w:proofErr w:type="spellEnd"/>
       <w:r>
@@ -5326,6 +4870,47 @@
           <w:color w:val="000000"/>
           <w:sz w:val="18"/>
         </w:rPr>
+        <w:t xml:space="preserve">  </w:t>
+      </w:r>
+      <w:proofErr w:type="gramEnd"/>
+      <w:r>
+        <w:rPr>
+          <w:rFonts w:ascii="IEVRAA+ArialMT"/>
+          <w:color w:val="000000"/>
+          <w:sz w:val="18"/>
+        </w:rPr>
+        <w:t xml:space="preserve">  </w:t>
+      </w:r>
+      <w:r>
+        <w:rPr>
+          <w:rFonts w:ascii="IEVRAA+ArialMT"/>
+          <w:color w:val="000000"/>
+          <w:sz w:val="18"/>
+        </w:rPr>
+        <w:t xml:space="preserve"> </w:t>
+      </w:r>
+      <w:r>
+        <w:rPr>
+          <w:rFonts w:ascii="IEVRAA+ArialMT"/>
+          <w:color w:val="000000"/>
+          <w:sz w:val="18"/>
+        </w:rPr>
+        <w:t xml:space="preserve">  </w:t>
+      </w:r>
+      <w:r>
+        <w:rPr>
+          <w:rFonts w:ascii="IEVRAA+ArialMT"/>
+          <w:color w:val="000000"/>
+          <w:sz w:val="18"/>
+        </w:rPr>
+        <w:t xml:space="preserve"> </w:t>
+      </w:r>
+      <w:r>
+        <w:rPr>
+          <w:rFonts w:ascii="IEVRAA+ArialMT"/>
+          <w:color w:val="000000"/>
+          <w:sz w:val="18"/>
+        </w:rPr>
         <w:t>Completion</w:t>
       </w:r>
       <w:r>
@@ -5382,20 +4967,27 @@
     </w:p>
     <w:p>
       <w:pPr>
-        <w:framePr w:w="3305" w:wrap="auto" w:hAnchor="text" w:x="6949" w:y="8455"/>
+        <w:framePr w:w="5146" w:h="1801" w:hRule="exact" w:wrap="auto" w:hAnchor="text" w:x="6949" w:y="8455"/>
         <w:widowControl w:val="0"/>
         <w:autoSpaceDE w:val="0"/>
         <w:autoSpaceDN w:val="0"/>
         <w:adjustRightInd w:val="0"/>
         <w:spacing w:before="147" w:after="0" w:line="190" w:lineRule="exact"/>
-        <w:ind w:left="259"/>
-        <w:jc w:val="left"/>
-        <w:rPr>
-          <w:rFonts w:ascii="IEVRAA+ArialMT"/>
-          <w:color w:val="000000"/>
-          <w:sz w:val="18"/>
-        </w:rPr>
-      </w:pPr>
+        <w:jc w:val="left"/>
+        <w:rPr>
+          <w:rFonts w:ascii="IEVRAA+ArialMT"/>
+          <w:color w:val="000000"/>
+          <w:sz w:val="18"/>
+        </w:rPr>
+      </w:pPr>
+      <w:r>
+        <w:rPr>
+          <w:rFonts w:ascii="IEVRAA+ArialMT"/>
+          <w:color w:val="000000"/>
+          <w:sz w:val="18"/>
+        </w:rPr>
+        <w:t xml:space="preserve">   </w:t>
+      </w:r>
       <w:r>
         <w:rPr>
           <w:rFonts w:ascii="IEVRAA+ArialMT"/>
@@ -5411,7 +5003,16 @@
           <w:color w:val="000000"/>
           <w:sz w:val="18"/>
         </w:rPr>
-        <w:t>detail_study_bar</w:t>
+        <w:t>detail_study_</w:t>
+      </w:r>
+      <w:proofErr w:type="gramStart"/>
+      <w:r>
+        <w:rPr>
+          <w:rFonts w:ascii="IEVRAA+ArialMT"/>
+          <w:color w:val="000000"/>
+          <w:sz w:val="18"/>
+        </w:rPr>
+        <w:t>bar</w:t>
       </w:r>
       <w:proofErr w:type="spellEnd"/>
       <w:r>
@@ -5436,6 +5037,23 @@
           <w:color w:val="000000"/>
           <w:sz w:val="18"/>
         </w:rPr>
+        <w:t xml:space="preserve">  </w:t>
+      </w:r>
+      <w:proofErr w:type="gramEnd"/>
+      <w:r>
+        <w:rPr>
+          <w:rFonts w:ascii="IEVRAA+ArialMT"/>
+          <w:color w:val="000000"/>
+          <w:sz w:val="18"/>
+        </w:rPr>
+        <w:t xml:space="preserve">      </w:t>
+      </w:r>
+      <w:r>
+        <w:rPr>
+          <w:rFonts w:ascii="IEVRAA+ArialMT"/>
+          <w:color w:val="000000"/>
+          <w:sz w:val="18"/>
+        </w:rPr>
         <w:t>BAR/Board</w:t>
       </w:r>
       <w:r>
@@ -5475,7 +5093,7 @@
     </w:p>
     <w:p>
       <w:pPr>
-        <w:framePr w:w="3305" w:wrap="auto" w:hAnchor="text" w:x="6949" w:y="8455"/>
+        <w:framePr w:w="5146" w:h="1801" w:hRule="exact" w:wrap="auto" w:hAnchor="text" w:x="6949" w:y="8455"/>
         <w:widowControl w:val="0"/>
         <w:autoSpaceDE w:val="0"/>
         <w:autoSpaceDN w:val="0"/>
@@ -5494,6 +5112,14 @@
           <w:color w:val="000000"/>
           <w:sz w:val="18"/>
         </w:rPr>
+        <w:t xml:space="preserve">            </w:t>
+      </w:r>
+      <w:r>
+        <w:rPr>
+          <w:rFonts w:ascii="CGDKBE+Arial-ItalicMT"/>
+          <w:color w:val="000000"/>
+          <w:sz w:val="18"/>
+        </w:rPr>
         <w:t>Other</w:t>
       </w:r>
       <w:r>
@@ -5540,7 +5166,7 @@
     </w:p>
     <w:p>
       <w:pPr>
-        <w:framePr w:w="2775" w:wrap="auto" w:hAnchor="text" w:x="7207" w:y="9785"/>
+        <w:framePr w:w="4316" w:wrap="auto" w:hAnchor="text" w:x="672" w:y="10122"/>
         <w:widowControl w:val="0"/>
         <w:autoSpaceDE w:val="0"/>
         <w:autoSpaceDN w:val="0"/>
@@ -5548,11 +5174,210 @@
         <w:spacing w:before="0" w:after="0" w:line="190" w:lineRule="exact"/>
         <w:jc w:val="left"/>
         <w:rPr>
-          <w:rFonts w:ascii="IEVRAA+ArialMT"/>
-          <w:color w:val="000000"/>
-          <w:sz w:val="18"/>
-        </w:rPr>
-      </w:pPr>
+          <w:rFonts w:ascii="CGDKBE+Arial-ItalicMT"/>
+          <w:color w:val="000000"/>
+          <w:sz w:val="18"/>
+        </w:rPr>
+      </w:pPr>
+      <w:r>
+        <w:rPr>
+          <w:rFonts w:ascii="CGDKBE+Arial-ItalicMT"/>
+          <w:color w:val="000000"/>
+          <w:sz w:val="18"/>
+        </w:rPr>
+        <w:t>_____________________________________</w:t>
+      </w:r>
+    </w:p>
+    <w:p>
+      <w:pPr>
+        <w:framePr w:w="4860" w:wrap="auto" w:hAnchor="text" w:x="486" w:y="10546"/>
+        <w:widowControl w:val="0"/>
+        <w:autoSpaceDE w:val="0"/>
+        <w:autoSpaceDN w:val="0"/>
+        <w:adjustRightInd w:val="0"/>
+        <w:spacing w:before="0" w:after="0" w:line="190" w:lineRule="exact"/>
+        <w:jc w:val="left"/>
+        <w:rPr>
+          <w:rFonts w:ascii="IEVRAA+ArialMT"/>
+          <w:color w:val="000000"/>
+          <w:sz w:val="18"/>
+        </w:rPr>
+      </w:pPr>
+      <w:r>
+        <w:rPr>
+          <w:rFonts w:ascii="IEVRAA+ArialMT"/>
+          <w:color w:val="000000"/>
+          <w:sz w:val="18"/>
+        </w:rPr>
+        <w:t>6.C</w:t>
+      </w:r>
+      <w:r>
+        <w:rPr>
+          <w:rFonts w:ascii="IEVRAA+ArialMT"/>
+          <w:color w:val="000000"/>
+          <w:spacing w:val="52"/>
+          <w:sz w:val="18"/>
+        </w:rPr>
+        <w:t xml:space="preserve"> </w:t>
+      </w:r>
+      <w:r>
+        <w:rPr>
+          <w:rFonts w:ascii="IEVRAA+ArialMT"/>
+          <w:color w:val="000000"/>
+          <w:sz w:val="18"/>
+        </w:rPr>
+        <w:t>NUMBER</w:t>
+      </w:r>
+      <w:r>
+        <w:rPr>
+          <w:rFonts w:ascii="IEVRAA+ArialMT"/>
+          <w:color w:val="000000"/>
+          <w:spacing w:val="1"/>
+          <w:sz w:val="18"/>
+        </w:rPr>
+        <w:t xml:space="preserve"> </w:t>
+      </w:r>
+      <w:r>
+        <w:rPr>
+          <w:rFonts w:ascii="IEVRAA+ArialMT"/>
+          <w:color w:val="000000"/>
+          <w:sz w:val="18"/>
+        </w:rPr>
+        <w:t>OF</w:t>
+      </w:r>
+      <w:r>
+        <w:rPr>
+          <w:rFonts w:ascii="IEVRAA+ArialMT"/>
+          <w:color w:val="000000"/>
+          <w:spacing w:val="1"/>
+          <w:sz w:val="18"/>
+        </w:rPr>
+        <w:t xml:space="preserve"> </w:t>
+      </w:r>
+      <w:r>
+        <w:rPr>
+          <w:rFonts w:ascii="IEVRAA+ArialMT"/>
+          <w:color w:val="000000"/>
+          <w:sz w:val="18"/>
+        </w:rPr>
+        <w:t>WORKING</w:t>
+      </w:r>
+      <w:r>
+        <w:rPr>
+          <w:rFonts w:ascii="IEVRAA+ArialMT"/>
+          <w:color w:val="000000"/>
+          <w:spacing w:val="1"/>
+          <w:sz w:val="18"/>
+        </w:rPr>
+        <w:t xml:space="preserve"> </w:t>
+      </w:r>
+      <w:r>
+        <w:rPr>
+          <w:rFonts w:ascii="IEVRAA+ArialMT"/>
+          <w:color w:val="000000"/>
+          <w:sz w:val="18"/>
+        </w:rPr>
+        <w:t>DAYS</w:t>
+      </w:r>
+      <w:r>
+        <w:rPr>
+          <w:rFonts w:ascii="IEVRAA+ArialMT"/>
+          <w:color w:val="000000"/>
+          <w:spacing w:val="1"/>
+          <w:sz w:val="18"/>
+        </w:rPr>
+        <w:t xml:space="preserve"> </w:t>
+      </w:r>
+      <w:r>
+        <w:rPr>
+          <w:rFonts w:ascii="IEVRAA+ArialMT"/>
+          <w:color w:val="000000"/>
+          <w:sz w:val="18"/>
+        </w:rPr>
+        <w:t>APPLIED</w:t>
+      </w:r>
+      <w:r>
+        <w:rPr>
+          <w:rFonts w:ascii="IEVRAA+ArialMT"/>
+          <w:color w:val="000000"/>
+          <w:spacing w:val="2"/>
+          <w:sz w:val="18"/>
+        </w:rPr>
+        <w:t xml:space="preserve"> </w:t>
+      </w:r>
+      <w:r>
+        <w:rPr>
+          <w:rFonts w:ascii="IEVRAA+ArialMT"/>
+          <w:color w:val="000000"/>
+          <w:sz w:val="18"/>
+        </w:rPr>
+        <w:t>FOR</w:t>
+      </w:r>
+    </w:p>
+    <w:p>
+      <w:pPr>
+        <w:framePr w:w="4246" w:wrap="auto" w:hAnchor="text" w:x="6690" w:y="10546"/>
+        <w:widowControl w:val="0"/>
+        <w:autoSpaceDE w:val="0"/>
+        <w:autoSpaceDN w:val="0"/>
+        <w:adjustRightInd w:val="0"/>
+        <w:spacing w:before="0" w:after="0" w:line="190" w:lineRule="exact"/>
+        <w:jc w:val="left"/>
+        <w:rPr>
+          <w:rFonts w:ascii="IEVRAA+ArialMT"/>
+          <w:color w:val="000000"/>
+          <w:sz w:val="18"/>
+        </w:rPr>
+      </w:pPr>
+      <w:r>
+        <w:rPr>
+          <w:rFonts w:ascii="IEVRAA+ArialMT"/>
+          <w:color w:val="000000"/>
+          <w:sz w:val="18"/>
+        </w:rPr>
+        <w:t>6.D</w:t>
+      </w:r>
+      <w:r>
+        <w:rPr>
+          <w:rFonts w:ascii="IEVRAA+ArialMT"/>
+          <w:color w:val="000000"/>
+          <w:spacing w:val="52"/>
+          <w:sz w:val="18"/>
+        </w:rPr>
+        <w:t xml:space="preserve"> </w:t>
+      </w:r>
+      <w:r>
+        <w:rPr>
+          <w:rFonts w:ascii="IEVRAA+ArialMT"/>
+          <w:color w:val="000000"/>
+          <w:sz w:val="18"/>
+        </w:rPr>
+        <w:t>COMMUTATION</w:t>
+      </w:r>
+    </w:p>
+    <w:p>
+      <w:pPr>
+        <w:framePr w:w="4246" w:wrap="auto" w:hAnchor="text" w:x="6690" w:y="10546"/>
+        <w:widowControl w:val="0"/>
+        <w:autoSpaceDE w:val="0"/>
+        <w:autoSpaceDN w:val="0"/>
+        <w:adjustRightInd w:val="0"/>
+        <w:spacing w:before="134" w:after="0" w:line="190" w:lineRule="exact"/>
+        <w:jc w:val="left"/>
+        <w:rPr>
+          <w:rFonts w:ascii="IEVRAA+ArialMT"/>
+          <w:color w:val="000000"/>
+          <w:sz w:val="18"/>
+        </w:rPr>
+      </w:pPr>
+      <w:r>
+        <w:rPr>
+          <w:rFonts w:ascii="IEVRAA+ArialMT"/>
+          <w:color w:val="000000"/>
+          <w:sz w:val="18"/>
+        </w:rPr>
+        <w:t xml:space="preserve">        </w:t>
+      </w:r>
       <w:r>
         <w:rPr>
           <w:rFonts w:ascii="IEVRAA+ArialMT"/>
@@ -5568,7 +5393,16 @@
           <w:color w:val="000000"/>
           <w:sz w:val="18"/>
         </w:rPr>
-        <w:t>type_monetization</w:t>
+        <w:t>commutation_</w:t>
+      </w:r>
+      <w:proofErr w:type="gramStart"/>
+      <w:r>
+        <w:rPr>
+          <w:rFonts w:ascii="IEVRAA+ArialMT"/>
+          <w:color w:val="000000"/>
+          <w:sz w:val="18"/>
+        </w:rPr>
+        <w:t>no</w:t>
       </w:r>
       <w:proofErr w:type="spellEnd"/>
       <w:r>
@@ -5593,63 +5427,62 @@
           <w:color w:val="000000"/>
           <w:sz w:val="18"/>
         </w:rPr>
-        <w:t>Monetization</w:t>
-      </w:r>
-      <w:r>
-        <w:rPr>
-          <w:rFonts w:ascii="IEVRAA+ArialMT"/>
-          <w:color w:val="000000"/>
-          <w:spacing w:val="1"/>
-          <w:sz w:val="18"/>
-        </w:rPr>
-        <w:t xml:space="preserve"> </w:t>
-      </w:r>
-      <w:r>
-        <w:rPr>
-          <w:rFonts w:ascii="IEVRAA+ArialMT"/>
-          <w:color w:val="000000"/>
-          <w:sz w:val="18"/>
-        </w:rPr>
-        <w:t>of</w:t>
-      </w:r>
-      <w:r>
-        <w:rPr>
-          <w:rFonts w:ascii="IEVRAA+ArialMT"/>
-          <w:color w:val="000000"/>
-          <w:spacing w:val="1"/>
-          <w:sz w:val="18"/>
-        </w:rPr>
-        <w:t xml:space="preserve"> </w:t>
-      </w:r>
-      <w:r>
-        <w:rPr>
-          <w:rFonts w:ascii="IEVRAA+ArialMT"/>
-          <w:color w:val="000000"/>
-          <w:sz w:val="18"/>
-        </w:rPr>
-        <w:t>Leave</w:t>
-      </w:r>
-      <w:r>
-        <w:rPr>
-          <w:rFonts w:ascii="IEVRAA+ArialMT"/>
-          <w:color w:val="000000"/>
-          <w:spacing w:val="1"/>
-          <w:sz w:val="18"/>
-        </w:rPr>
-        <w:t xml:space="preserve"> </w:t>
-      </w:r>
-      <w:r>
-        <w:rPr>
-          <w:rFonts w:ascii="IEVRAA+ArialMT"/>
-          <w:color w:val="000000"/>
-          <w:sz w:val="18"/>
-        </w:rPr>
-        <w:t>Credits</w:t>
-      </w:r>
-    </w:p>
-    <w:p>
-      <w:pPr>
-        <w:framePr w:w="2775" w:wrap="auto" w:hAnchor="text" w:x="7207" w:y="9785"/>
+        <w:t xml:space="preserve">  </w:t>
+      </w:r>
+      <w:proofErr w:type="gramEnd"/>
+      <w:r>
+        <w:rPr>
+          <w:rFonts w:ascii="IEVRAA+ArialMT"/>
+          <w:color w:val="000000"/>
+          <w:sz w:val="18"/>
+        </w:rPr>
+        <w:t xml:space="preserve">  </w:t>
+      </w:r>
+      <w:r>
+        <w:rPr>
+          <w:rFonts w:ascii="IEVRAA+ArialMT"/>
+          <w:color w:val="000000"/>
+          <w:sz w:val="18"/>
+        </w:rPr>
+        <w:t xml:space="preserve">     </w:t>
+      </w:r>
+      <w:r>
+        <w:rPr>
+          <w:rFonts w:ascii="IEVRAA+ArialMT"/>
+          <w:color w:val="000000"/>
+          <w:sz w:val="18"/>
+        </w:rPr>
+        <w:t xml:space="preserve"> </w:t>
+      </w:r>
+      <w:r>
+        <w:rPr>
+          <w:rFonts w:ascii="IEVRAA+ArialMT"/>
+          <w:color w:val="000000"/>
+          <w:sz w:val="18"/>
+        </w:rPr>
+        <w:t>Not</w:t>
+      </w:r>
+      <w:r>
+        <w:rPr>
+          <w:rFonts w:ascii="IEVRAA+ArialMT"/>
+          <w:color w:val="000000"/>
+          <w:spacing w:val="1"/>
+          <w:sz w:val="18"/>
+        </w:rPr>
+        <w:t xml:space="preserve"> </w:t>
+      </w:r>
+      <w:r>
+        <w:rPr>
+          <w:rFonts w:ascii="IEVRAA+ArialMT"/>
+          <w:color w:val="000000"/>
+          <w:sz w:val="18"/>
+        </w:rPr>
+        <w:t>Requested</w:t>
+      </w:r>
+    </w:p>
+    <w:p>
+      <w:pPr>
+        <w:framePr w:w="4246" w:wrap="auto" w:hAnchor="text" w:x="6690" w:y="10546"/>
         <w:widowControl w:val="0"/>
         <w:autoSpaceDE w:val="0"/>
         <w:autoSpaceDN w:val="0"/>
@@ -5668,6 +5501,14 @@
           <w:color w:val="000000"/>
           <w:sz w:val="18"/>
         </w:rPr>
+        <w:t xml:space="preserve">        </w:t>
+      </w:r>
+      <w:r>
+        <w:rPr>
+          <w:rFonts w:ascii="IEVRAA+ArialMT"/>
+          <w:color w:val="000000"/>
+          <w:sz w:val="18"/>
+        </w:rPr>
         <w:t>${</w:t>
       </w:r>
       <w:proofErr w:type="spellStart"/>
@@ -5677,7 +5518,16 @@
           <w:color w:val="000000"/>
           <w:sz w:val="18"/>
         </w:rPr>
-        <w:t>type_terminal</w:t>
+        <w:t>commutation_</w:t>
+      </w:r>
+      <w:proofErr w:type="gramStart"/>
+      <w:r>
+        <w:rPr>
+          <w:rFonts w:ascii="IEVRAA+ArialMT"/>
+          <w:color w:val="000000"/>
+          <w:sz w:val="18"/>
+        </w:rPr>
+        <w:t>yes</w:t>
       </w:r>
       <w:proofErr w:type="spellEnd"/>
       <w:r>
@@ -5702,29 +5552,45 @@
           <w:color w:val="000000"/>
           <w:sz w:val="18"/>
         </w:rPr>
-        <w:t>Terminal</w:t>
-      </w:r>
-      <w:r>
-        <w:rPr>
-          <w:rFonts w:ascii="IEVRAA+ArialMT"/>
-          <w:color w:val="000000"/>
-          <w:spacing w:val="1"/>
-          <w:sz w:val="18"/>
-        </w:rPr>
-        <w:t xml:space="preserve"> </w:t>
-      </w:r>
-      <w:r>
-        <w:rPr>
-          <w:rFonts w:ascii="IEVRAA+ArialMT"/>
-          <w:color w:val="000000"/>
-          <w:sz w:val="18"/>
-        </w:rPr>
-        <w:t>Leave</w:t>
-      </w:r>
-    </w:p>
-    <w:p>
-      <w:pPr>
-        <w:framePr w:w="4316" w:wrap="auto" w:hAnchor="text" w:x="672" w:y="10122"/>
+        <w:t xml:space="preserve">  </w:t>
+      </w:r>
+      <w:proofErr w:type="gramEnd"/>
+      <w:r>
+        <w:rPr>
+          <w:rFonts w:ascii="IEVRAA+ArialMT"/>
+          <w:color w:val="000000"/>
+          <w:sz w:val="18"/>
+        </w:rPr>
+        <w:t xml:space="preserve">   </w:t>
+      </w:r>
+      <w:r>
+        <w:rPr>
+          <w:rFonts w:ascii="IEVRAA+ArialMT"/>
+          <w:color w:val="000000"/>
+          <w:sz w:val="18"/>
+        </w:rPr>
+        <w:t xml:space="preserve">    </w:t>
+      </w:r>
+      <w:r>
+        <w:rPr>
+          <w:rFonts w:ascii="IEVRAA+ArialMT"/>
+          <w:color w:val="000000"/>
+          <w:sz w:val="18"/>
+        </w:rPr>
+        <w:t xml:space="preserve">  </w:t>
+      </w:r>
+      <w:r>
+        <w:rPr>
+          <w:rFonts w:ascii="IEVRAA+ArialMT"/>
+          <w:color w:val="000000"/>
+          <w:sz w:val="18"/>
+        </w:rPr>
+        <w:t>Requested</w:t>
+      </w:r>
+    </w:p>
+    <w:p>
+      <w:pPr>
+        <w:framePr w:w="4666" w:wrap="auto" w:hAnchor="text" w:x="824" w:y="10876"/>
         <w:widowControl w:val="0"/>
         <w:autoSpaceDE w:val="0"/>
         <w:autoSpaceDN w:val="0"/>
@@ -5732,332 +5598,6 @@
         <w:spacing w:before="0" w:after="0" w:line="190" w:lineRule="exact"/>
         <w:jc w:val="left"/>
         <w:rPr>
-          <w:rFonts w:ascii="CGDKBE+Arial-ItalicMT"/>
-          <w:color w:val="000000"/>
-          <w:sz w:val="18"/>
-        </w:rPr>
-      </w:pPr>
-      <w:r>
-        <w:rPr>
-          <w:rFonts w:ascii="CGDKBE+Arial-ItalicMT"/>
-          <w:color w:val="000000"/>
-          <w:sz w:val="18"/>
-        </w:rPr>
-        <w:t>_____________________________________</w:t>
-      </w:r>
-    </w:p>
-    <w:p>
-      <w:pPr>
-        <w:framePr w:w="4860" w:wrap="auto" w:hAnchor="text" w:x="486" w:y="10546"/>
-        <w:widowControl w:val="0"/>
-        <w:autoSpaceDE w:val="0"/>
-        <w:autoSpaceDN w:val="0"/>
-        <w:adjustRightInd w:val="0"/>
-        <w:spacing w:before="0" w:after="0" w:line="190" w:lineRule="exact"/>
-        <w:jc w:val="left"/>
-        <w:rPr>
-          <w:rFonts w:ascii="IEVRAA+ArialMT"/>
-          <w:color w:val="000000"/>
-          <w:sz w:val="18"/>
-        </w:rPr>
-      </w:pPr>
-      <w:r>
-        <w:rPr>
-          <w:rFonts w:ascii="IEVRAA+ArialMT"/>
-          <w:color w:val="000000"/>
-          <w:sz w:val="18"/>
-        </w:rPr>
-        <w:t>6.C</w:t>
-      </w:r>
-      <w:r>
-        <w:rPr>
-          <w:rFonts w:ascii="IEVRAA+ArialMT"/>
-          <w:color w:val="000000"/>
-          <w:spacing w:val="52"/>
-          <w:sz w:val="18"/>
-        </w:rPr>
-        <w:t xml:space="preserve"> </w:t>
-      </w:r>
-      <w:r>
-        <w:rPr>
-          <w:rFonts w:ascii="IEVRAA+ArialMT"/>
-          <w:color w:val="000000"/>
-          <w:sz w:val="18"/>
-        </w:rPr>
-        <w:t>NUMBER</w:t>
-      </w:r>
-      <w:r>
-        <w:rPr>
-          <w:rFonts w:ascii="IEVRAA+ArialMT"/>
-          <w:color w:val="000000"/>
-          <w:spacing w:val="1"/>
-          <w:sz w:val="18"/>
-        </w:rPr>
-        <w:t xml:space="preserve"> </w:t>
-      </w:r>
-      <w:r>
-        <w:rPr>
-          <w:rFonts w:ascii="IEVRAA+ArialMT"/>
-          <w:color w:val="000000"/>
-          <w:sz w:val="18"/>
-        </w:rPr>
-        <w:t>OF</w:t>
-      </w:r>
-      <w:r>
-        <w:rPr>
-          <w:rFonts w:ascii="IEVRAA+ArialMT"/>
-          <w:color w:val="000000"/>
-          <w:spacing w:val="1"/>
-          <w:sz w:val="18"/>
-        </w:rPr>
-        <w:t xml:space="preserve"> </w:t>
-      </w:r>
-      <w:r>
-        <w:rPr>
-          <w:rFonts w:ascii="IEVRAA+ArialMT"/>
-          <w:color w:val="000000"/>
-          <w:sz w:val="18"/>
-        </w:rPr>
-        <w:t>WORKING</w:t>
-      </w:r>
-      <w:r>
-        <w:rPr>
-          <w:rFonts w:ascii="IEVRAA+ArialMT"/>
-          <w:color w:val="000000"/>
-          <w:spacing w:val="1"/>
-          <w:sz w:val="18"/>
-        </w:rPr>
-        <w:t xml:space="preserve"> </w:t>
-      </w:r>
-      <w:r>
-        <w:rPr>
-          <w:rFonts w:ascii="IEVRAA+ArialMT"/>
-          <w:color w:val="000000"/>
-          <w:sz w:val="18"/>
-        </w:rPr>
-        <w:t>DAYS</w:t>
-      </w:r>
-      <w:r>
-        <w:rPr>
-          <w:rFonts w:ascii="IEVRAA+ArialMT"/>
-          <w:color w:val="000000"/>
-          <w:spacing w:val="1"/>
-          <w:sz w:val="18"/>
-        </w:rPr>
-        <w:t xml:space="preserve"> </w:t>
-      </w:r>
-      <w:r>
-        <w:rPr>
-          <w:rFonts w:ascii="IEVRAA+ArialMT"/>
-          <w:color w:val="000000"/>
-          <w:sz w:val="18"/>
-        </w:rPr>
-        <w:t>APPLIED</w:t>
-      </w:r>
-      <w:r>
-        <w:rPr>
-          <w:rFonts w:ascii="IEVRAA+ArialMT"/>
-          <w:color w:val="000000"/>
-          <w:spacing w:val="2"/>
-          <w:sz w:val="18"/>
-        </w:rPr>
-        <w:t xml:space="preserve"> </w:t>
-      </w:r>
-      <w:r>
-        <w:rPr>
-          <w:rFonts w:ascii="IEVRAA+ArialMT"/>
-          <w:color w:val="000000"/>
-          <w:sz w:val="18"/>
-        </w:rPr>
-        <w:t>FOR</w:t>
-      </w:r>
-    </w:p>
-    <w:p>
-      <w:pPr>
-        <w:framePr w:w="3707" w:wrap="auto" w:hAnchor="text" w:x="6690" w:y="10546"/>
-        <w:widowControl w:val="0"/>
-        <w:autoSpaceDE w:val="0"/>
-        <w:autoSpaceDN w:val="0"/>
-        <w:adjustRightInd w:val="0"/>
-        <w:spacing w:before="0" w:after="0" w:line="190" w:lineRule="exact"/>
-        <w:jc w:val="left"/>
-        <w:rPr>
-          <w:rFonts w:ascii="IEVRAA+ArialMT"/>
-          <w:color w:val="000000"/>
-          <w:sz w:val="18"/>
-        </w:rPr>
-      </w:pPr>
-      <w:r>
-        <w:rPr>
-          <w:rFonts w:ascii="IEVRAA+ArialMT"/>
-          <w:color w:val="000000"/>
-          <w:sz w:val="18"/>
-        </w:rPr>
-        <w:t>6.D</w:t>
-      </w:r>
-      <w:r>
-        <w:rPr>
-          <w:rFonts w:ascii="IEVRAA+ArialMT"/>
-          <w:color w:val="000000"/>
-          <w:spacing w:val="52"/>
-          <w:sz w:val="18"/>
-        </w:rPr>
-        <w:t xml:space="preserve"> </w:t>
-      </w:r>
-      <w:r>
-        <w:rPr>
-          <w:rFonts w:ascii="IEVRAA+ArialMT"/>
-          <w:color w:val="000000"/>
-          <w:sz w:val="18"/>
-        </w:rPr>
-        <w:t>COMMUTATION</w:t>
-      </w:r>
-    </w:p>
-    <w:p>
-      <w:pPr>
-        <w:framePr w:w="3707" w:wrap="auto" w:hAnchor="text" w:x="6690" w:y="10546"/>
-        <w:widowControl w:val="0"/>
-        <w:autoSpaceDE w:val="0"/>
-        <w:autoSpaceDN w:val="0"/>
-        <w:adjustRightInd w:val="0"/>
-        <w:spacing w:before="134" w:after="0" w:line="190" w:lineRule="exact"/>
-        <w:ind w:left="517"/>
-        <w:jc w:val="left"/>
-        <w:rPr>
-          <w:rFonts w:ascii="IEVRAA+ArialMT"/>
-          <w:color w:val="000000"/>
-          <w:sz w:val="18"/>
-        </w:rPr>
-      </w:pPr>
-      <w:r>
-        <w:rPr>
-          <w:rFonts w:ascii="IEVRAA+ArialMT"/>
-          <w:color w:val="000000"/>
-          <w:sz w:val="18"/>
-        </w:rPr>
-        <w:t>${</w:t>
-      </w:r>
-      <w:proofErr w:type="spellStart"/>
-      <w:r>
-        <w:rPr>
-          <w:rFonts w:ascii="IEVRAA+ArialMT"/>
-          <w:color w:val="000000"/>
-          <w:sz w:val="18"/>
-        </w:rPr>
-        <w:t>commutation_no</w:t>
-      </w:r>
-      <w:proofErr w:type="spellEnd"/>
-      <w:r>
-        <w:rPr>
-          <w:rFonts w:ascii="IEVRAA+ArialMT"/>
-          <w:color w:val="000000"/>
-          <w:sz w:val="18"/>
-        </w:rPr>
-        <w:t>}</w:t>
-      </w:r>
-      <w:r>
-        <w:rPr>
-          <w:rFonts w:ascii="IEVRAA+ArialMT"/>
-          <w:color w:val="000000"/>
-          <w:sz w:val="18"/>
-        </w:rPr>
-        <w:t xml:space="preserve"> </w:t>
-      </w:r>
-      <w:r>
-        <w:rPr>
-          <w:rFonts w:ascii="IEVRAA+ArialMT"/>
-          <w:color w:val="000000"/>
-          <w:sz w:val="18"/>
-        </w:rPr>
-        <w:t>Not</w:t>
-      </w:r>
-      <w:r>
-        <w:rPr>
-          <w:rFonts w:ascii="IEVRAA+ArialMT"/>
-          <w:color w:val="000000"/>
-          <w:spacing w:val="1"/>
-          <w:sz w:val="18"/>
-        </w:rPr>
-        <w:t xml:space="preserve"> </w:t>
-      </w:r>
-      <w:r>
-        <w:rPr>
-          <w:rFonts w:ascii="IEVRAA+ArialMT"/>
-          <w:color w:val="000000"/>
-          <w:sz w:val="18"/>
-        </w:rPr>
-        <w:t>Requested</w:t>
-      </w:r>
-    </w:p>
-    <w:p>
-      <w:pPr>
-        <w:framePr w:w="3707" w:wrap="auto" w:hAnchor="text" w:x="6690" w:y="10546"/>
-        <w:widowControl w:val="0"/>
-        <w:autoSpaceDE w:val="0"/>
-        <w:autoSpaceDN w:val="0"/>
-        <w:adjustRightInd w:val="0"/>
-        <w:spacing w:before="141" w:after="0" w:line="190" w:lineRule="exact"/>
-        <w:ind w:left="517"/>
-        <w:jc w:val="left"/>
-        <w:rPr>
-          <w:rFonts w:ascii="IEVRAA+ArialMT"/>
-          <w:color w:val="000000"/>
-          <w:sz w:val="18"/>
-        </w:rPr>
-      </w:pPr>
-      <w:r>
-        <w:rPr>
-          <w:rFonts w:ascii="IEVRAA+ArialMT"/>
-          <w:color w:val="000000"/>
-          <w:sz w:val="18"/>
-        </w:rPr>
-        <w:t>${</w:t>
-      </w:r>
-      <w:proofErr w:type="spellStart"/>
-      <w:r>
-        <w:rPr>
-          <w:rFonts w:ascii="IEVRAA+ArialMT"/>
-          <w:color w:val="000000"/>
-          <w:sz w:val="18"/>
-        </w:rPr>
-        <w:t>commutation_yes</w:t>
-      </w:r>
-      <w:proofErr w:type="spellEnd"/>
-      <w:r>
-        <w:rPr>
-          <w:rFonts w:ascii="IEVRAA+ArialMT"/>
-          <w:color w:val="000000"/>
-          <w:sz w:val="18"/>
-        </w:rPr>
-        <w:t>}</w:t>
-      </w:r>
-      <w:r>
-        <w:rPr>
-          <w:rFonts w:ascii="IEVRAA+ArialMT"/>
-          <w:color w:val="000000"/>
-          <w:sz w:val="18"/>
-        </w:rPr>
-        <w:t xml:space="preserve"> </w:t>
-      </w:r>
-      <w:r>
-        <w:rPr>
-          <w:rFonts w:ascii="IEVRAA+ArialMT"/>
-          <w:color w:val="000000"/>
-          <w:sz w:val="18"/>
-        </w:rPr>
-        <w:t>Requested</w:t>
-      </w:r>
-    </w:p>
-    <w:p>
-      <w:pPr>
-        <w:framePr w:w="4666" w:wrap="auto" w:hAnchor="text" w:x="824" w:y="10876"/>
-        <w:widowControl w:val="0"/>
-        <w:autoSpaceDE w:val="0"/>
-        <w:autoSpaceDN w:val="0"/>
-        <w:adjustRightInd w:val="0"/>
-        <w:spacing w:before="0" w:after="0" w:line="190" w:lineRule="exact"/>
-        <w:jc w:val="left"/>
-        <w:rPr>
           <w:rFonts w:ascii="IEVRAA+ArialMT"/>
           <w:color w:val="000000"/>
           <w:sz w:val="18"/>
@@ -6070,47 +5610,6 @@
           <w:sz w:val="18"/>
         </w:rPr>
         <w:t>__________________________________</w:t>
-      </w:r>
-    </w:p>
-    <w:p>
-      <w:pPr>
-        <w:framePr w:w="1891" w:wrap="auto" w:hAnchor="text" w:x="931" w:y="11207"/>
-        <w:widowControl w:val="0"/>
-        <w:autoSpaceDE w:val="0"/>
-        <w:autoSpaceDN w:val="0"/>
-        <w:adjustRightInd w:val="0"/>
-        <w:spacing w:before="0" w:after="0" w:line="190" w:lineRule="exact"/>
-        <w:jc w:val="left"/>
-        <w:rPr>
-          <w:rFonts w:ascii="IEVRAA+ArialMT"/>
-          <w:color w:val="000000"/>
-          <w:sz w:val="18"/>
-        </w:rPr>
-      </w:pPr>
-      <w:r>
-        <w:rPr>
-          <w:rFonts w:ascii="IEVRAA+ArialMT"/>
-          <w:color w:val="000000"/>
-          <w:sz w:val="18"/>
-        </w:rPr>
-        <w:t>INCLUSIVE</w:t>
-      </w:r>
-      <w:r>
-        <w:rPr>
-          <w:rFonts w:ascii="IEVRAA+ArialMT"/>
-          <w:color w:val="000000"/>
-          <w:spacing w:val="2"/>
-          <w:sz w:val="18"/>
-        </w:rPr>
-        <w:t xml:space="preserve"> </w:t>
-      </w:r>
-      <w:r>
-        <w:rPr>
-          <w:rFonts w:ascii="IEVRAA+ArialMT"/>
-          <w:color w:val="000000"/>
-          <w:sz w:val="18"/>
-        </w:rPr>
-        <w:t>DATES</w:t>
       </w:r>
     </w:p>
     <w:p>
@@ -6838,7 +6337,7 @@
           <w:color w:val="000000"/>
           <w:sz w:val="18"/>
         </w:rPr>
-        <w:t>_________________________</w:t>
+        <w:t>__________</w:t>
       </w:r>
     </w:p>
     <w:p>
@@ -6914,78 +6413,6 @@
           <w:sz w:val="18"/>
         </w:rPr>
         <w:t>TO:</w:t>
-      </w:r>
-    </w:p>
-    <w:p>
-      <w:pPr>
-        <w:framePr w:w="5016" w:wrap="auto" w:hAnchor="text" w:x="7207" w:y="15628"/>
-        <w:widowControl w:val="0"/>
-        <w:autoSpaceDE w:val="0"/>
-        <w:autoSpaceDN w:val="0"/>
-        <w:adjustRightInd w:val="0"/>
-        <w:spacing w:before="0" w:after="0" w:line="208" w:lineRule="exact"/>
-        <w:jc w:val="left"/>
-        <w:rPr>
-          <w:rFonts w:ascii="IEVRAA+ArialMT"/>
-          <w:color w:val="000000"/>
-          <w:sz w:val="20"/>
-        </w:rPr>
-      </w:pPr>
-      <w:r>
-        <w:rPr>
-          <w:rFonts w:ascii="IEVRAA+ArialMT"/>
-          <w:color w:val="000000"/>
-          <w:sz w:val="20"/>
-        </w:rPr>
-        <w:t>_______________________________________</w:t>
-      </w:r>
-    </w:p>
-    <w:p>
-      <w:pPr>
-        <w:framePr w:w="5016" w:wrap="auto" w:hAnchor="text" w:x="7207" w:y="15628"/>
-        <w:widowControl w:val="0"/>
-        <w:autoSpaceDE w:val="0"/>
-        <w:autoSpaceDN w:val="0"/>
-        <w:adjustRightInd w:val="0"/>
-        <w:spacing w:before="52" w:after="0" w:line="190" w:lineRule="exact"/>
-        <w:jc w:val="left"/>
-        <w:rPr>
-          <w:rFonts w:ascii="IEVRAA+ArialMT"/>
-          <w:color w:val="000000"/>
-          <w:sz w:val="18"/>
-        </w:rPr>
-      </w:pPr>
-      <w:r>
-        <w:rPr>
-          <w:rFonts w:ascii="IEVRAA+ArialMT"/>
-          <w:color w:val="000000"/>
-          <w:sz w:val="18"/>
-        </w:rPr>
-        <w:t>___________________________________________</w:t>
-      </w:r>
-    </w:p>
-    <w:p>
-      <w:pPr>
-        <w:framePr w:w="5016" w:wrap="auto" w:hAnchor="text" w:x="7207" w:y="15628"/>
-        <w:widowControl w:val="0"/>
-        <w:autoSpaceDE w:val="0"/>
-        <w:autoSpaceDN w:val="0"/>
-        <w:adjustRightInd w:val="0"/>
-        <w:spacing w:before="48" w:after="0" w:line="190" w:lineRule="exact"/>
-        <w:jc w:val="left"/>
-        <w:rPr>
-          <w:rFonts w:ascii="IEVRAA+ArialMT"/>
-          <w:color w:val="000000"/>
-          <w:sz w:val="18"/>
-        </w:rPr>
-      </w:pPr>
-      <w:r>
-        <w:rPr>
-          <w:rFonts w:ascii="IEVRAA+ArialMT"/>
-          <w:color w:val="000000"/>
-          <w:sz w:val="18"/>
-        </w:rPr>
-        <w:t>___________________________________________</w:t>
       </w:r>
     </w:p>
     <w:p>
@@ -7048,6 +6475,17 @@
           <w:sz w:val="2"/>
         </w:rPr>
       </w:pPr>
+    </w:p>
+    <w:p>
+      <w:pPr>
+        <w:tabs>
+          <w:tab w:val="left" w:pos="7903"/>
+        </w:tabs>
+        <w:rPr>
+          <w:rFonts w:ascii="Arial"/>
+          <w:sz w:val="2"/>
+        </w:rPr>
+      </w:pPr>
       <w:r>
         <w:rPr>
           <w:rFonts w:ascii="Arial"/>
@@ -7055,109 +6493,40 @@
           <w:color w:val="FF0000"/>
           <w:sz w:val="2"/>
         </w:rPr>
-        <w:pict w14:anchorId="7A56A719">
-          <v:rect id="_x0000_s1037" style="position:absolute;margin-left:18.7pt;margin-top:626.1pt;width:311.3pt;height:137.5pt;z-index:8;mso-position-horizontal-relative:text;mso-position-vertical-relative:page" filled="f" strokeweight="1pt">
+        <w:pict w14:anchorId="59DDAB65">
+          <v:group id="_x0000_s1113" style="position:absolute;left:0;text-align:left;margin-left:18.4pt;margin-top:17.45pt;width:570pt;height:905.75pt;z-index:-1;mso-position-vertical-relative:page" coordorigin="374,352" coordsize="11400,18115">
+            <v:rect id="_x0000_s1028" style="position:absolute;left:374;top:352;width:11400;height:18115;mso-position-horizontal:absolute;mso-position-horizontal-relative:text;mso-position-vertical:absolute;mso-position-vertical-relative:page" filled="f" strokeweight="1.5pt"/>
+            <v:rect id="_x0000_s1030" style="position:absolute;left:374;top:3655;width:11400;height:545;mso-position-horizontal:absolute;mso-position-horizontal-relative:text;mso-position-vertical:absolute;mso-position-vertical-relative:text" filled="f" strokeweight="1pt"/>
+            <v:rect id="_x0000_s1031" style="position:absolute;left:389;top:4270;width:11385;height:310;mso-position-horizontal:absolute;mso-position-horizontal-relative:text;mso-position-vertical:absolute;mso-position-vertical-relative:text" filled="f" strokeweight="1pt"/>
+            <v:rect id="_x0000_s1032" style="position:absolute;left:374;top:12160;width:11385;height:310;mso-position-horizontal-relative:text;mso-position-vertical-relative:text" filled="f" strokeweight="1pt"/>
+            <v:rect id="_x0000_s1033" style="position:absolute;left:374;top:10408;width:11400;height:1700;mso-position-horizontal:absolute;mso-position-horizontal-relative:text;mso-position-vertical:absolute;mso-position-vertical-relative:text" filled="f" strokeweight="1pt"/>
+            <v:rect id="_x0000_s1034" style="position:absolute;left:389;top:4580;width:6258;height:5828;mso-position-horizontal-relative:text;mso-position-vertical-relative:text" filled="f" strokeweight="1pt"/>
+            <v:rect id="_x0000_s1035" style="position:absolute;left:374;top:12523;width:11400;height:2750;mso-position-horizontal-relative:text;mso-position-vertical-relative:text" filled="f" strokeweight="1pt"/>
+            <v:group id="_x0000_s1112" style="position:absolute;left:374;top:12522;width:6226;height:2750" coordorigin="374,12522" coordsize="6226,2750">
+              <v:rect id="_x0000_s1037" style="position:absolute;left:374;top:12522;width:6226;height:2750;mso-position-horizontal-relative:text;mso-position-vertical-relative:page" filled="f" strokeweight="1pt"/>
+              <v:shape id="_x0000_s1108" type="#_x0000_t75" style="position:absolute;left:484;top:13037;width:5774;height:1903;mso-position-horizontal-relative:text;mso-position-vertical-relative:page" wrapcoords="-36 0 -36 21517 21600 21517 21600 0 -36 0">
+                <v:imagedata r:id="rId6" o:title="image"/>
+              </v:shape>
+            </v:group>
             <w10:wrap anchory="page"/>
-          </v:rect>
+          </v:group>
         </w:pict>
       </w:r>
       <w:r>
-        <w:rPr>
-          <w:rFonts w:ascii="Arial"/>
-          <w:noProof/>
-          <w:color w:val="FF0000"/>
-          <w:sz w:val="2"/>
-        </w:rPr>
-        <w:pict w14:anchorId="7A56A719">
-          <v:rect id="_x0000_s1035" style="position:absolute;margin-left:18.7pt;margin-top:622.7pt;width:570pt;height:137.5pt;z-index:7;mso-position-horizontal-relative:text;mso-position-vertical-relative:text" filled="f" strokeweight="1pt"/>
-        </w:pict>
-      </w:r>
-      <w:r>
-        <w:rPr>
-          <w:rFonts w:ascii="Arial"/>
-          <w:noProof/>
-          <w:color w:val="FF0000"/>
-          <w:sz w:val="2"/>
-        </w:rPr>
-        <w:pict w14:anchorId="7A56A719">
-          <v:rect id="_x0000_s1034" style="position:absolute;margin-left:19.45pt;margin-top:225.55pt;width:312.9pt;height:291.4pt;z-index:6;mso-position-horizontal-relative:text;mso-position-vertical-relative:text" filled="f" strokeweight="1pt"/>
-        </w:pict>
-      </w:r>
-      <w:r>
-        <w:rPr>
-          <w:rFonts w:ascii="Arial"/>
-          <w:noProof/>
-          <w:color w:val="FF0000"/>
-          <w:sz w:val="2"/>
-        </w:rPr>
-        <w:pict w14:anchorId="7A56A719">
-          <v:rect id="_x0000_s1033" style="position:absolute;margin-left:18.7pt;margin-top:516.95pt;width:570pt;height:85pt;z-index:5;mso-position-horizontal:absolute;mso-position-horizontal-relative:text;mso-position-vertical:absolute;mso-position-vertical-relative:text" filled="f" strokeweight="1pt"/>
-        </w:pict>
-      </w:r>
-      <w:r>
-        <w:rPr>
-          <w:rFonts w:ascii="Arial"/>
-          <w:noProof/>
-          <w:color w:val="FF0000"/>
-          <w:sz w:val="2"/>
-        </w:rPr>
-        <w:pict w14:anchorId="7A56A719">
-          <v:rect id="_x0000_s1032" style="position:absolute;margin-left:18.7pt;margin-top:604.55pt;width:569.25pt;height:15.5pt;z-index:4;mso-position-horizontal-relative:text;mso-position-vertical-relative:text" filled="f" strokeweight="1pt"/>
-        </w:pict>
-      </w:r>
-      <w:r>
-        <w:rPr>
-          <w:rFonts w:ascii="Arial"/>
-          <w:noProof/>
-          <w:color w:val="FF0000"/>
-          <w:sz w:val="2"/>
-        </w:rPr>
-        <w:pict w14:anchorId="7A56A719">
-          <v:rect id="_x0000_s1031" style="position:absolute;margin-left:19.45pt;margin-top:210.05pt;width:569.25pt;height:15.5pt;z-index:3;mso-position-horizontal:absolute;mso-position-horizontal-relative:text;mso-position-vertical:absolute;mso-position-vertical-relative:text" filled="f" strokeweight="1pt"/>
-        </w:pict>
-      </w:r>
-      <w:r>
-        <w:rPr>
-          <w:rFonts w:ascii="Arial"/>
-          <w:noProof/>
-          <w:color w:val="FF0000"/>
-          <w:sz w:val="2"/>
-        </w:rPr>
-        <w:pict w14:anchorId="7A56A719">
-          <v:rect id="_x0000_s1030" style="position:absolute;margin-left:18.7pt;margin-top:179.3pt;width:570pt;height:27.25pt;z-index:2;mso-position-horizontal:absolute;mso-position-horizontal-relative:text;mso-position-vertical:absolute;mso-position-vertical-relative:text" filled="f" strokeweight="1pt"/>
-        </w:pict>
-      </w:r>
-    </w:p>
-    <w:p>
-      <w:pPr>
-        <w:tabs>
-          <w:tab w:val="left" w:pos="7903"/>
-        </w:tabs>
         <w:rPr>
           <w:rFonts w:ascii="Arial"/>
           <w:sz w:val="2"/>
         </w:rPr>
-      </w:pPr>
-      <w:r>
-        <w:rPr>
-          <w:rFonts w:ascii="Arial"/>
-          <w:noProof/>
-          <w:color w:val="FF0000"/>
-          <w:sz w:val="2"/>
-        </w:rPr>
-        <w:pict w14:anchorId="2B84ABD0">
-          <v:rect id="_x0000_s1028" style="position:absolute;left:0;text-align:left;margin-left:-96.35pt;margin-top:17.6pt;width:570pt;height:905.75pt;z-index:1;mso-position-horizontal:absolute;mso-position-horizontal-relative:text;mso-position-vertical:absolute;mso-position-vertical-relative:page" filled="f" strokeweight="1.5pt">
-            <w10:wrap anchory="page"/>
-          </v:rect>
-        </w:pict>
-      </w:r>
-      <w:r>
+        <w:tab/>
+      </w:r>
+    </w:p>
+    <w:p>
+      <w:pPr>
         <w:rPr>
           <w:rFonts w:ascii="Arial"/>
           <w:sz w:val="2"/>
         </w:rPr>
-        <w:tab/>
-      </w:r>
+      </w:pPr>
     </w:p>
     <w:p>
       <w:pPr>
@@ -7225,6 +6594,38 @@
     </w:p>
     <w:p>
       <w:pPr>
+        <w:framePr w:w="2035" w:wrap="auto" w:vAnchor="page" w:hAnchor="page" w:x="1238" w:y="3289"/>
+        <w:widowControl w:val="0"/>
+        <w:autoSpaceDE w:val="0"/>
+        <w:autoSpaceDN w:val="0"/>
+        <w:adjustRightInd w:val="0"/>
+        <w:spacing w:before="0" w:after="0" w:line="211" w:lineRule="exact"/>
+        <w:jc w:val="left"/>
+        <w:rPr>
+          <w:rFonts w:cs="Calibri"/>
+          <w:color w:val="000000"/>
+          <w:sz w:val="20"/>
+        </w:rPr>
+      </w:pPr>
+      <w:r>
+        <w:rPr>
+          <w:rFonts w:cs="Calibri"/>
+          <w:color w:val="000000"/>
+          <w:sz w:val="20"/>
+        </w:rPr>
+        <w:t>$</w:t>
+      </w:r>
+      <w:r>
+        <w:rPr>
+          <w:rFonts w:cs="Calibri"/>
+          <w:color w:val="000000"/>
+          <w:sz w:val="20"/>
+        </w:rPr>
+        <w:t>{OFFICE}</w:t>
+      </w:r>
+    </w:p>
+    <w:p>
+      <w:pPr>
         <w:rPr>
           <w:rFonts w:ascii="Arial"/>
           <w:sz w:val="2"/>
@@ -7233,38 +6634,6 @@
     </w:p>
     <w:p>
       <w:pPr>
-        <w:framePr w:w="2035" w:wrap="auto" w:vAnchor="page" w:hAnchor="page" w:x="1238" w:y="3289"/>
-        <w:widowControl w:val="0"/>
-        <w:autoSpaceDE w:val="0"/>
-        <w:autoSpaceDN w:val="0"/>
-        <w:adjustRightInd w:val="0"/>
-        <w:spacing w:before="0" w:after="0" w:line="211" w:lineRule="exact"/>
-        <w:jc w:val="left"/>
-        <w:rPr>
-          <w:rFonts w:cs="Calibri"/>
-          <w:color w:val="000000"/>
-          <w:sz w:val="20"/>
-        </w:rPr>
-      </w:pPr>
-      <w:r>
-        <w:rPr>
-          <w:rFonts w:cs="Calibri"/>
-          <w:color w:val="000000"/>
-          <w:sz w:val="20"/>
-        </w:rPr>
-        <w:t>$</w:t>
-      </w:r>
-      <w:r>
-        <w:rPr>
-          <w:rFonts w:cs="Calibri"/>
-          <w:color w:val="000000"/>
-          <w:sz w:val="20"/>
-        </w:rPr>
-        <w:t>{OFFICE}</w:t>
-      </w:r>
-    </w:p>
-    <w:p>
-      <w:pPr>
         <w:rPr>
           <w:rFonts w:ascii="Arial"/>
           <w:sz w:val="2"/>
@@ -7297,115 +6666,1816 @@
     </w:p>
     <w:p>
       <w:pPr>
+        <w:framePr w:w="3271" w:wrap="auto" w:vAnchor="page" w:hAnchor="page" w:x="6931" w:y="4771"/>
+        <w:widowControl w:val="0"/>
+        <w:autoSpaceDE w:val="0"/>
+        <w:autoSpaceDN w:val="0"/>
+        <w:adjustRightInd w:val="0"/>
+        <w:spacing w:before="0" w:after="0" w:line="190" w:lineRule="exact"/>
+        <w:jc w:val="left"/>
+        <w:rPr>
+          <w:rFonts w:ascii="IEVRAA+ArialMT"/>
+          <w:color w:val="000000"/>
+          <w:sz w:val="18"/>
+        </w:rPr>
+      </w:pPr>
+      <w:r>
+        <w:rPr>
+          <w:rFonts w:ascii="IEVRAA+ArialMT"/>
+          <w:color w:val="000000"/>
+          <w:sz w:val="18"/>
+        </w:rPr>
+        <w:t>6.B</w:t>
+      </w:r>
+      <w:r>
+        <w:rPr>
+          <w:rFonts w:ascii="IEVRAA+ArialMT"/>
+          <w:color w:val="000000"/>
+          <w:spacing w:val="52"/>
+          <w:sz w:val="18"/>
+        </w:rPr>
+        <w:t xml:space="preserve"> </w:t>
+      </w:r>
+      <w:r>
+        <w:rPr>
+          <w:rFonts w:ascii="IEVRAA+ArialMT"/>
+          <w:color w:val="000000"/>
+          <w:sz w:val="18"/>
+        </w:rPr>
+        <w:t>DETAILS</w:t>
+      </w:r>
+      <w:r>
+        <w:rPr>
+          <w:rFonts w:ascii="IEVRAA+ArialMT"/>
+          <w:color w:val="000000"/>
+          <w:spacing w:val="2"/>
+          <w:sz w:val="18"/>
+        </w:rPr>
+        <w:t xml:space="preserve"> </w:t>
+      </w:r>
+      <w:r>
+        <w:rPr>
+          <w:rFonts w:ascii="IEVRAA+ArialMT"/>
+          <w:color w:val="000000"/>
+          <w:sz w:val="18"/>
+        </w:rPr>
+        <w:t>OF</w:t>
+      </w:r>
+      <w:r>
+        <w:rPr>
+          <w:rFonts w:ascii="IEVRAA+ArialMT"/>
+          <w:color w:val="000000"/>
+          <w:spacing w:val="1"/>
+          <w:sz w:val="18"/>
+        </w:rPr>
+        <w:t xml:space="preserve"> </w:t>
+      </w:r>
+      <w:r>
+        <w:rPr>
+          <w:rFonts w:ascii="IEVRAA+ArialMT"/>
+          <w:color w:val="000000"/>
+          <w:sz w:val="18"/>
+        </w:rPr>
+        <w:t>LEAVE</w:t>
+      </w:r>
+    </w:p>
+    <w:p>
+      <w:pPr>
+        <w:framePr w:w="3946" w:h="571" w:hRule="exact" w:wrap="auto" w:vAnchor="page" w:hAnchor="page" w:x="7171" w:y="4891"/>
+        <w:widowControl w:val="0"/>
+        <w:autoSpaceDE w:val="0"/>
+        <w:autoSpaceDN w:val="0"/>
+        <w:adjustRightInd w:val="0"/>
+        <w:spacing w:before="194" w:after="0" w:line="190" w:lineRule="exact"/>
+        <w:ind w:left="259"/>
+        <w:jc w:val="left"/>
+        <w:rPr>
+          <w:rFonts w:ascii="CGDKBE+Arial-ItalicMT"/>
+          <w:color w:val="000000"/>
+          <w:sz w:val="18"/>
+        </w:rPr>
+      </w:pPr>
+      <w:r>
+        <w:rPr>
+          <w:rFonts w:ascii="CGDKBE+Arial-ItalicMT"/>
+          <w:color w:val="000000"/>
+          <w:sz w:val="18"/>
+        </w:rPr>
+        <w:t>In</w:t>
+      </w:r>
+      <w:r>
+        <w:rPr>
+          <w:rFonts w:ascii="CGDKBE+Arial-ItalicMT"/>
+          <w:color w:val="000000"/>
+          <w:spacing w:val="1"/>
+          <w:sz w:val="18"/>
+        </w:rPr>
+        <w:t xml:space="preserve"> </w:t>
+      </w:r>
+      <w:r>
+        <w:rPr>
+          <w:rFonts w:ascii="CGDKBE+Arial-ItalicMT"/>
+          <w:color w:val="000000"/>
+          <w:sz w:val="18"/>
+        </w:rPr>
+        <w:t>case</w:t>
+      </w:r>
+      <w:r>
+        <w:rPr>
+          <w:rFonts w:ascii="CGDKBE+Arial-ItalicMT"/>
+          <w:color w:val="000000"/>
+          <w:spacing w:val="1"/>
+          <w:sz w:val="18"/>
+        </w:rPr>
+        <w:t xml:space="preserve"> </w:t>
+      </w:r>
+      <w:r>
+        <w:rPr>
+          <w:rFonts w:ascii="CGDKBE+Arial-ItalicMT"/>
+          <w:color w:val="000000"/>
+          <w:sz w:val="18"/>
+        </w:rPr>
+        <w:t>of</w:t>
+      </w:r>
+      <w:r>
+        <w:rPr>
+          <w:rFonts w:ascii="CGDKBE+Arial-ItalicMT"/>
+          <w:color w:val="000000"/>
+          <w:spacing w:val="1"/>
+          <w:sz w:val="18"/>
+        </w:rPr>
+        <w:t xml:space="preserve"> </w:t>
+      </w:r>
+      <w:r>
+        <w:rPr>
+          <w:rFonts w:ascii="CGDKBE+Arial-ItalicMT"/>
+          <w:color w:val="000000"/>
+          <w:sz w:val="18"/>
+        </w:rPr>
+        <w:t>Vacation/Special</w:t>
+      </w:r>
+      <w:r>
+        <w:rPr>
+          <w:rFonts w:ascii="CGDKBE+Arial-ItalicMT"/>
+          <w:color w:val="000000"/>
+          <w:spacing w:val="2"/>
+          <w:sz w:val="18"/>
+        </w:rPr>
+        <w:t xml:space="preserve"> </w:t>
+      </w:r>
+      <w:r>
+        <w:rPr>
+          <w:rFonts w:ascii="CGDKBE+Arial-ItalicMT"/>
+          <w:color w:val="000000"/>
+          <w:sz w:val="18"/>
+        </w:rPr>
+        <w:t>Privilege</w:t>
+      </w:r>
+      <w:r>
+        <w:rPr>
+          <w:rFonts w:ascii="CGDKBE+Arial-ItalicMT"/>
+          <w:color w:val="000000"/>
+          <w:spacing w:val="1"/>
+          <w:sz w:val="18"/>
+        </w:rPr>
+        <w:t xml:space="preserve"> </w:t>
+      </w:r>
+      <w:r>
+        <w:rPr>
+          <w:rFonts w:ascii="CGDKBE+Arial-ItalicMT"/>
+          <w:color w:val="000000"/>
+          <w:sz w:val="18"/>
+        </w:rPr>
+        <w:t>Leave:</w:t>
+      </w:r>
+    </w:p>
+    <w:p>
+      <w:pPr>
+        <w:framePr w:w="3946" w:h="571" w:hRule="exact" w:wrap="auto" w:vAnchor="page" w:hAnchor="page" w:x="7171" w:y="4891"/>
+        <w:widowControl w:val="0"/>
+        <w:autoSpaceDE w:val="0"/>
+        <w:autoSpaceDN w:val="0"/>
+        <w:adjustRightInd w:val="0"/>
+        <w:spacing w:before="0" w:after="0" w:line="190" w:lineRule="exact"/>
+        <w:jc w:val="left"/>
+        <w:rPr>
+          <w:rFonts w:ascii="IEVRAA+ArialMT"/>
+          <w:color w:val="000000"/>
+          <w:sz w:val="18"/>
+        </w:rPr>
+      </w:pPr>
+      <w:r>
         <w:rPr>
           <w:rFonts w:ascii="Arial"/>
           <w:sz w:val="2"/>
         </w:rPr>
-      </w:pPr>
-    </w:p>
-    <w:p>
-      <w:pPr>
+        <w:br/>
+      </w:r>
+    </w:p>
+    <w:p>
+      <w:pPr>
+        <w:framePr w:w="3946" w:h="571" w:hRule="exact" w:wrap="auto" w:vAnchor="page" w:hAnchor="page" w:x="7171" w:y="4891"/>
+      </w:pPr>
+    </w:p>
+    <w:p>
+      <w:pPr>
+        <w:framePr w:w="4036" w:h="616" w:hRule="exact" w:wrap="auto" w:vAnchor="page" w:hAnchor="page" w:x="7021" w:y="5236"/>
+      </w:pPr>
+      <w:r>
+        <w:rPr>
+          <w:rFonts w:ascii="IEVRAA+ArialMT"/>
+          <w:color w:val="000000"/>
+          <w:sz w:val="18"/>
+        </w:rPr>
+        <w:t>${</w:t>
+      </w:r>
+      <w:proofErr w:type="spellStart"/>
+      <w:r>
+        <w:rPr>
+          <w:rFonts w:ascii="IEVRAA+ArialMT"/>
+          <w:color w:val="000000"/>
+          <w:sz w:val="18"/>
+        </w:rPr>
+        <w:t>detail_vacation_</w:t>
+      </w:r>
+      <w:proofErr w:type="gramStart"/>
+      <w:r>
+        <w:rPr>
+          <w:rFonts w:ascii="IEVRAA+ArialMT"/>
+          <w:color w:val="000000"/>
+          <w:sz w:val="18"/>
+        </w:rPr>
+        <w:t>phil</w:t>
+      </w:r>
+      <w:proofErr w:type="spellEnd"/>
+      <w:r>
+        <w:rPr>
+          <w:rFonts w:ascii="IEVRAA+ArialMT"/>
+          <w:color w:val="000000"/>
+          <w:sz w:val="18"/>
+        </w:rPr>
+        <w:t xml:space="preserve">} </w:t>
+      </w:r>
+      <w:r>
+        <w:rPr>
+          <w:rFonts w:ascii="IEVRAA+ArialMT"/>
+          <w:color w:val="000000"/>
+          <w:sz w:val="18"/>
+        </w:rPr>
+        <w:t xml:space="preserve">  </w:t>
+      </w:r>
+      <w:proofErr w:type="gramEnd"/>
+      <w:r>
+        <w:rPr>
+          <w:rFonts w:ascii="IEVRAA+ArialMT"/>
+          <w:color w:val="000000"/>
+          <w:sz w:val="18"/>
+        </w:rPr>
+        <w:t xml:space="preserve">     </w:t>
+      </w:r>
+      <w:r>
+        <w:rPr>
+          <w:rFonts w:ascii="IEVRAA+ArialMT"/>
+          <w:color w:val="000000"/>
+          <w:sz w:val="18"/>
+        </w:rPr>
+        <w:t xml:space="preserve">  </w:t>
+      </w:r>
+      <w:r>
+        <w:rPr>
+          <w:rFonts w:ascii="IEVRAA+ArialMT"/>
+          <w:color w:val="000000"/>
+          <w:sz w:val="18"/>
+        </w:rPr>
+        <w:t>Within</w:t>
+      </w:r>
+      <w:r>
+        <w:rPr>
+          <w:rFonts w:ascii="IEVRAA+ArialMT"/>
+          <w:color w:val="000000"/>
+          <w:spacing w:val="1"/>
+          <w:sz w:val="18"/>
+        </w:rPr>
+        <w:t xml:space="preserve"> </w:t>
+      </w:r>
+      <w:r>
+        <w:rPr>
+          <w:rFonts w:ascii="IEVRAA+ArialMT"/>
+          <w:color w:val="000000"/>
+          <w:sz w:val="18"/>
+        </w:rPr>
+        <w:t>the</w:t>
+      </w:r>
+      <w:r>
+        <w:rPr>
+          <w:rFonts w:ascii="IEVRAA+ArialMT"/>
+          <w:color w:val="000000"/>
+          <w:spacing w:val="1"/>
+          <w:sz w:val="18"/>
+        </w:rPr>
+        <w:t xml:space="preserve"> </w:t>
+      </w:r>
+      <w:r>
+        <w:rPr>
+          <w:rFonts w:ascii="IEVRAA+ArialMT"/>
+          <w:color w:val="000000"/>
+          <w:sz w:val="18"/>
+        </w:rPr>
+        <w:t>Philippines</w:t>
+      </w:r>
+    </w:p>
+    <w:p>
+      <w:pPr>
+        <w:framePr w:w="4036" w:h="616" w:hRule="exact" w:wrap="auto" w:vAnchor="page" w:hAnchor="page" w:x="7021" w:y="5236"/>
+        <w:widowControl w:val="0"/>
+        <w:autoSpaceDE w:val="0"/>
+        <w:autoSpaceDN w:val="0"/>
+        <w:adjustRightInd w:val="0"/>
+        <w:spacing w:before="0" w:after="0" w:line="190" w:lineRule="exact"/>
+        <w:jc w:val="left"/>
+        <w:rPr>
+          <w:rFonts w:ascii="VWDTOR+ArialMT"/>
+          <w:color w:val="000000"/>
+          <w:sz w:val="18"/>
+        </w:rPr>
+      </w:pPr>
+    </w:p>
+    <w:p>
+      <w:pPr>
+        <w:framePr w:w="1891" w:wrap="auto" w:vAnchor="page" w:hAnchor="page" w:x="9466" w:y="5371"/>
+        <w:widowControl w:val="0"/>
+        <w:autoSpaceDE w:val="0"/>
+        <w:autoSpaceDN w:val="0"/>
+        <w:adjustRightInd w:val="0"/>
+        <w:spacing w:before="0" w:after="0" w:line="190" w:lineRule="exact"/>
+        <w:jc w:val="left"/>
+        <w:rPr>
+          <w:rFonts w:ascii="CGDKBE+Arial-ItalicMT"/>
+          <w:color w:val="000000"/>
+          <w:sz w:val="18"/>
+        </w:rPr>
+      </w:pPr>
+      <w:r>
+        <w:rPr>
+          <w:rFonts w:ascii="CGDKBE+Arial-ItalicMT"/>
+          <w:color w:val="000000"/>
+          <w:sz w:val="18"/>
+        </w:rPr>
+        <w:t>__________________</w:t>
+      </w:r>
+    </w:p>
+    <w:p>
+      <w:pPr>
+        <w:framePr w:w="2056" w:h="496" w:hRule="exact" w:wrap="auto" w:vAnchor="page" w:hAnchor="page" w:x="9193" w:y="5546"/>
+        <w:rPr>
+          <w:sz w:val="18"/>
+          <w:szCs w:val="18"/>
+        </w:rPr>
+      </w:pPr>
+      <w:r>
+        <w:rPr>
+          <w:sz w:val="18"/>
+          <w:szCs w:val="18"/>
+        </w:rPr>
+        <w:t>${</w:t>
+      </w:r>
+      <w:proofErr w:type="spellStart"/>
+      <w:r>
+        <w:rPr>
+          <w:sz w:val="18"/>
+          <w:szCs w:val="18"/>
+        </w:rPr>
+        <w:t>vacation_specify</w:t>
+      </w:r>
+      <w:proofErr w:type="spellEnd"/>
+      <w:r>
+        <w:rPr>
+          <w:sz w:val="18"/>
+          <w:szCs w:val="18"/>
+        </w:rPr>
+        <w:t>}</w:t>
+      </w:r>
+    </w:p>
+    <w:p>
+      <w:pPr>
+        <w:framePr w:w="2056" w:h="496" w:hRule="exact" w:wrap="auto" w:vAnchor="page" w:hAnchor="page" w:x="9193" w:y="5546"/>
+        <w:widowControl w:val="0"/>
+        <w:autoSpaceDE w:val="0"/>
+        <w:autoSpaceDN w:val="0"/>
+        <w:adjustRightInd w:val="0"/>
+        <w:spacing w:before="0" w:after="0" w:line="190" w:lineRule="exact"/>
+        <w:jc w:val="left"/>
+        <w:rPr>
+          <w:rFonts w:ascii="VWDTOR+ArialMT"/>
+          <w:color w:val="000000"/>
+          <w:sz w:val="18"/>
+        </w:rPr>
+      </w:pPr>
+    </w:p>
+    <w:p>
+      <w:pPr>
+        <w:framePr w:w="1966" w:h="541" w:hRule="exact" w:wrap="auto" w:vAnchor="page" w:hAnchor="page" w:x="9932" w:y="6162"/>
+        <w:rPr>
+          <w:sz w:val="18"/>
+          <w:szCs w:val="18"/>
+        </w:rPr>
+      </w:pPr>
+      <w:r>
+        <w:rPr>
+          <w:sz w:val="18"/>
+          <w:szCs w:val="18"/>
+        </w:rPr>
+        <w:t>${</w:t>
+      </w:r>
+      <w:proofErr w:type="spellStart"/>
+      <w:r>
+        <w:rPr>
+          <w:sz w:val="18"/>
+          <w:szCs w:val="18"/>
+        </w:rPr>
+        <w:t>sick_hospital_specify</w:t>
+      </w:r>
+      <w:proofErr w:type="spellEnd"/>
+      <w:r>
+        <w:rPr>
+          <w:sz w:val="18"/>
+          <w:szCs w:val="18"/>
+        </w:rPr>
+        <w:t>}</w:t>
+      </w:r>
+    </w:p>
+    <w:p>
+      <w:pPr>
+        <w:framePr w:w="1966" w:h="541" w:hRule="exact" w:wrap="auto" w:vAnchor="page" w:hAnchor="page" w:x="9932" w:y="6162"/>
+        <w:widowControl w:val="0"/>
+        <w:autoSpaceDE w:val="0"/>
+        <w:autoSpaceDN w:val="0"/>
+        <w:adjustRightInd w:val="0"/>
+        <w:spacing w:before="0" w:after="0" w:line="190" w:lineRule="exact"/>
+        <w:jc w:val="left"/>
+        <w:rPr>
+          <w:rFonts w:ascii="VWDTOR+ArialMT"/>
+          <w:color w:val="000000"/>
+          <w:sz w:val="18"/>
+        </w:rPr>
+      </w:pPr>
+    </w:p>
+    <w:p>
+      <w:pPr>
+        <w:framePr w:w="2051" w:h="646" w:hRule="exact" w:wrap="auto" w:vAnchor="page" w:hAnchor="page" w:x="9949" w:y="6494"/>
+        <w:spacing w:line="276" w:lineRule="auto"/>
+        <w:rPr>
+          <w:sz w:val="18"/>
+          <w:szCs w:val="18"/>
+        </w:rPr>
+      </w:pPr>
+      <w:r>
+        <w:rPr>
+          <w:sz w:val="18"/>
+          <w:szCs w:val="18"/>
+        </w:rPr>
+        <w:t>${</w:t>
+      </w:r>
+      <w:proofErr w:type="spellStart"/>
+      <w:r>
+        <w:rPr>
+          <w:sz w:val="18"/>
+          <w:szCs w:val="18"/>
+        </w:rPr>
+        <w:t>sick_outpatient_specify</w:t>
+      </w:r>
+      <w:proofErr w:type="spellEnd"/>
+      <w:r>
+        <w:rPr>
+          <w:sz w:val="18"/>
+          <w:szCs w:val="18"/>
+        </w:rPr>
+        <w:t>}</w:t>
+      </w:r>
+      <w:r>
+        <w:rPr>
+          <w:sz w:val="18"/>
+          <w:szCs w:val="18"/>
+        </w:rPr>
+        <w:t xml:space="preserve"> </w:t>
+      </w:r>
+    </w:p>
+    <w:p>
+      <w:pPr>
+        <w:framePr w:w="2051" w:h="646" w:hRule="exact" w:wrap="auto" w:vAnchor="page" w:hAnchor="page" w:x="9949" w:y="6494"/>
+        <w:widowControl w:val="0"/>
+        <w:autoSpaceDE w:val="0"/>
+        <w:autoSpaceDN w:val="0"/>
+        <w:adjustRightInd w:val="0"/>
+        <w:spacing w:before="0" w:after="0" w:line="190" w:lineRule="exact"/>
+        <w:jc w:val="left"/>
+        <w:rPr>
+          <w:rFonts w:ascii="VWDTOR+ArialMT"/>
+          <w:color w:val="000000"/>
+          <w:sz w:val="18"/>
+        </w:rPr>
+      </w:pPr>
+    </w:p>
+    <w:p>
+      <w:pPr>
+        <w:framePr w:w="4456" w:wrap="auto" w:vAnchor="page" w:hAnchor="page" w:x="7036" w:y="5716"/>
+        <w:widowControl w:val="0"/>
+        <w:autoSpaceDE w:val="0"/>
+        <w:autoSpaceDN w:val="0"/>
+        <w:adjustRightInd w:val="0"/>
+        <w:spacing w:before="0" w:after="0" w:line="190" w:lineRule="exact"/>
+        <w:jc w:val="left"/>
+        <w:rPr>
+          <w:rFonts w:ascii="VWDTOR+ArialMT"/>
+          <w:color w:val="000000"/>
+          <w:sz w:val="18"/>
+        </w:rPr>
+      </w:pPr>
+      <w:r>
+        <w:rPr>
+          <w:rFonts w:ascii="IEVRAA+ArialMT"/>
+          <w:color w:val="000000"/>
+          <w:sz w:val="18"/>
+        </w:rPr>
+        <w:t>${</w:t>
+      </w:r>
+      <w:proofErr w:type="spellStart"/>
+      <w:r>
+        <w:rPr>
+          <w:rFonts w:ascii="IEVRAA+ArialMT"/>
+          <w:color w:val="000000"/>
+          <w:sz w:val="18"/>
+        </w:rPr>
+        <w:t>detail_vacation_</w:t>
+      </w:r>
+      <w:proofErr w:type="gramStart"/>
+      <w:r>
+        <w:rPr>
+          <w:rFonts w:ascii="IEVRAA+ArialMT"/>
+          <w:color w:val="000000"/>
+          <w:sz w:val="18"/>
+        </w:rPr>
+        <w:t>abroad</w:t>
+      </w:r>
+      <w:proofErr w:type="spellEnd"/>
+      <w:r>
+        <w:rPr>
+          <w:rFonts w:ascii="IEVRAA+ArialMT"/>
+          <w:color w:val="000000"/>
+          <w:sz w:val="18"/>
+        </w:rPr>
+        <w:t xml:space="preserve">} </w:t>
+      </w:r>
+      <w:r>
+        <w:rPr>
+          <w:rFonts w:ascii="IEVRAA+ArialMT"/>
+          <w:color w:val="000000"/>
+          <w:sz w:val="18"/>
+        </w:rPr>
+        <w:t xml:space="preserve">  </w:t>
+      </w:r>
+      <w:proofErr w:type="gramEnd"/>
+      <w:r>
+        <w:rPr>
+          <w:rFonts w:ascii="IEVRAA+ArialMT"/>
+          <w:color w:val="000000"/>
+          <w:sz w:val="18"/>
+        </w:rPr>
+        <w:t xml:space="preserve">    </w:t>
+      </w:r>
+      <w:r>
+        <w:rPr>
+          <w:rFonts w:ascii="IEVRAA+ArialMT"/>
+          <w:color w:val="000000"/>
+          <w:sz w:val="18"/>
+        </w:rPr>
+        <w:t xml:space="preserve">   </w:t>
+      </w:r>
+      <w:r>
+        <w:rPr>
+          <w:rFonts w:ascii="IEVRAA+ArialMT"/>
+          <w:color w:val="000000"/>
+          <w:sz w:val="18"/>
+        </w:rPr>
+        <w:t>Abroad</w:t>
+      </w:r>
+      <w:r>
+        <w:rPr>
+          <w:rFonts w:ascii="IEVRAA+ArialMT"/>
+          <w:color w:val="000000"/>
+          <w:spacing w:val="1"/>
+          <w:sz w:val="18"/>
+        </w:rPr>
+        <w:t xml:space="preserve"> </w:t>
+      </w:r>
+      <w:r>
+        <w:rPr>
+          <w:rFonts w:ascii="IEVRAA+ArialMT"/>
+          <w:color w:val="000000"/>
+          <w:sz w:val="18"/>
+        </w:rPr>
+        <w:t>(Specify)</w:t>
+      </w:r>
+      <w:r>
+        <w:rPr>
+          <w:rFonts w:ascii="IEVRAA+ArialMT"/>
+          <w:color w:val="000000"/>
+          <w:spacing w:val="1"/>
+          <w:sz w:val="18"/>
+        </w:rPr>
+        <w:t xml:space="preserve"> </w:t>
+      </w:r>
+    </w:p>
+    <w:p>
+      <w:pPr>
+        <w:framePr w:w="2251" w:wrap="auto" w:vAnchor="page" w:hAnchor="page" w:x="7471" w:y="6046"/>
+        <w:widowControl w:val="0"/>
+        <w:autoSpaceDE w:val="0"/>
+        <w:autoSpaceDN w:val="0"/>
+        <w:adjustRightInd w:val="0"/>
+        <w:spacing w:before="0" w:after="0" w:line="190" w:lineRule="exact"/>
+        <w:jc w:val="left"/>
         <w:rPr>
           <w:rFonts w:ascii="Arial"/>
           <w:sz w:val="2"/>
         </w:rPr>
       </w:pPr>
-    </w:p>
-    <w:p>
-      <w:pPr>
+      <w:r>
+        <w:rPr>
+          <w:rFonts w:ascii="CGDKBE+Arial-ItalicMT"/>
+          <w:color w:val="000000"/>
+          <w:sz w:val="18"/>
+        </w:rPr>
+        <w:t>In</w:t>
+      </w:r>
+      <w:r>
+        <w:rPr>
+          <w:rFonts w:ascii="CGDKBE+Arial-ItalicMT"/>
+          <w:color w:val="000000"/>
+          <w:spacing w:val="1"/>
+          <w:sz w:val="18"/>
+        </w:rPr>
+        <w:t xml:space="preserve"> </w:t>
+      </w:r>
+      <w:r>
+        <w:rPr>
+          <w:rFonts w:ascii="CGDKBE+Arial-ItalicMT"/>
+          <w:color w:val="000000"/>
+          <w:sz w:val="18"/>
+        </w:rPr>
+        <w:t>case</w:t>
+      </w:r>
+      <w:r>
+        <w:rPr>
+          <w:rFonts w:ascii="CGDKBE+Arial-ItalicMT"/>
+          <w:color w:val="000000"/>
+          <w:spacing w:val="1"/>
+          <w:sz w:val="18"/>
+        </w:rPr>
+        <w:t xml:space="preserve"> </w:t>
+      </w:r>
+      <w:r>
+        <w:rPr>
+          <w:rFonts w:ascii="CGDKBE+Arial-ItalicMT"/>
+          <w:color w:val="000000"/>
+          <w:sz w:val="18"/>
+        </w:rPr>
+        <w:t>of</w:t>
+      </w:r>
+      <w:r>
+        <w:rPr>
+          <w:rFonts w:ascii="CGDKBE+Arial-ItalicMT"/>
+          <w:color w:val="000000"/>
+          <w:spacing w:val="1"/>
+          <w:sz w:val="18"/>
+        </w:rPr>
+        <w:t xml:space="preserve"> </w:t>
+      </w:r>
+      <w:r>
+        <w:rPr>
+          <w:rFonts w:ascii="CGDKBE+Arial-ItalicMT"/>
+          <w:color w:val="000000"/>
+          <w:sz w:val="18"/>
+        </w:rPr>
+        <w:t>Sick</w:t>
+      </w:r>
+      <w:r>
+        <w:rPr>
+          <w:rFonts w:ascii="CGDKBE+Arial-ItalicMT"/>
+          <w:color w:val="000000"/>
+          <w:spacing w:val="1"/>
+          <w:sz w:val="18"/>
+        </w:rPr>
+        <w:t xml:space="preserve"> </w:t>
+      </w:r>
+      <w:r>
+        <w:rPr>
+          <w:rFonts w:ascii="CGDKBE+Arial-ItalicMT"/>
+          <w:color w:val="000000"/>
+          <w:sz w:val="18"/>
+        </w:rPr>
+        <w:t>Leave:</w:t>
+      </w:r>
+    </w:p>
+    <w:p>
+      <w:pPr>
+        <w:framePr w:w="4846" w:wrap="auto" w:vAnchor="page" w:hAnchor="page" w:x="7051" w:y="6316"/>
+        <w:widowControl w:val="0"/>
+        <w:autoSpaceDE w:val="0"/>
+        <w:autoSpaceDN w:val="0"/>
+        <w:adjustRightInd w:val="0"/>
+        <w:spacing w:before="0" w:after="0" w:line="190" w:lineRule="exact"/>
+        <w:jc w:val="left"/>
+        <w:rPr>
+          <w:rFonts w:ascii="IEVRAA+ArialMT"/>
+          <w:color w:val="000000"/>
+          <w:sz w:val="18"/>
+        </w:rPr>
+      </w:pPr>
+      <w:r>
+        <w:rPr>
+          <w:rFonts w:ascii="IEVRAA+ArialMT"/>
+          <w:color w:val="000000"/>
+          <w:sz w:val="18"/>
+        </w:rPr>
+        <w:t>${</w:t>
+      </w:r>
+      <w:proofErr w:type="spellStart"/>
+      <w:r>
+        <w:rPr>
+          <w:rFonts w:ascii="IEVRAA+ArialMT"/>
+          <w:color w:val="000000"/>
+          <w:sz w:val="18"/>
+        </w:rPr>
+        <w:t>detail_sick_</w:t>
+      </w:r>
+      <w:proofErr w:type="gramStart"/>
+      <w:r>
+        <w:rPr>
+          <w:rFonts w:ascii="IEVRAA+ArialMT"/>
+          <w:color w:val="000000"/>
+          <w:sz w:val="18"/>
+        </w:rPr>
+        <w:t>hospital</w:t>
+      </w:r>
+      <w:proofErr w:type="spellEnd"/>
+      <w:r>
+        <w:rPr>
+          <w:rFonts w:ascii="IEVRAA+ArialMT"/>
+          <w:color w:val="000000"/>
+          <w:sz w:val="18"/>
+        </w:rPr>
+        <w:t>}</w:t>
+      </w:r>
+      <w:r>
+        <w:rPr>
+          <w:rFonts w:ascii="IEVRAA+ArialMT"/>
+          <w:color w:val="000000"/>
+          <w:sz w:val="18"/>
+        </w:rPr>
+        <w:t xml:space="preserve"> </w:t>
+      </w:r>
+      <w:r>
+        <w:rPr>
+          <w:rFonts w:ascii="IEVRAA+ArialMT"/>
+          <w:color w:val="000000"/>
+          <w:sz w:val="18"/>
+        </w:rPr>
+        <w:t xml:space="preserve">  </w:t>
+      </w:r>
+      <w:proofErr w:type="gramEnd"/>
+      <w:r>
+        <w:rPr>
+          <w:rFonts w:ascii="IEVRAA+ArialMT"/>
+          <w:color w:val="000000"/>
+          <w:sz w:val="18"/>
+        </w:rPr>
+        <w:t xml:space="preserve">      </w:t>
+      </w:r>
+      <w:r>
+        <w:rPr>
+          <w:rFonts w:ascii="IEVRAA+ArialMT"/>
+          <w:color w:val="000000"/>
+          <w:sz w:val="18"/>
+        </w:rPr>
+        <w:t>In</w:t>
+      </w:r>
+      <w:r>
+        <w:rPr>
+          <w:rFonts w:ascii="IEVRAA+ArialMT"/>
+          <w:color w:val="000000"/>
+          <w:spacing w:val="1"/>
+          <w:sz w:val="18"/>
+        </w:rPr>
+        <w:t xml:space="preserve"> </w:t>
+      </w:r>
+      <w:r>
+        <w:rPr>
+          <w:rFonts w:ascii="IEVRAA+ArialMT"/>
+          <w:color w:val="000000"/>
+          <w:sz w:val="18"/>
+        </w:rPr>
+        <w:t>Hospital</w:t>
+      </w:r>
+      <w:r>
+        <w:rPr>
+          <w:rFonts w:ascii="IEVRAA+ArialMT"/>
+          <w:color w:val="000000"/>
+          <w:spacing w:val="1"/>
+          <w:sz w:val="18"/>
+        </w:rPr>
+        <w:t xml:space="preserve"> </w:t>
+      </w:r>
+      <w:r>
+        <w:rPr>
+          <w:rFonts w:ascii="IEVRAA+ArialMT"/>
+          <w:color w:val="000000"/>
+          <w:sz w:val="18"/>
+        </w:rPr>
+        <w:t>(Specify</w:t>
+      </w:r>
+      <w:r>
+        <w:rPr>
+          <w:rFonts w:ascii="IEVRAA+ArialMT"/>
+          <w:color w:val="000000"/>
+          <w:spacing w:val="1"/>
+          <w:sz w:val="18"/>
+        </w:rPr>
+        <w:t xml:space="preserve"> </w:t>
+      </w:r>
+      <w:r>
+        <w:rPr>
+          <w:rFonts w:ascii="IEVRAA+ArialMT"/>
+          <w:color w:val="000000"/>
+          <w:sz w:val="18"/>
+        </w:rPr>
+        <w:t>Illness)</w:t>
+      </w:r>
+      <w:r>
+        <w:rPr>
+          <w:rFonts w:ascii="IEVRAA+ArialMT"/>
+          <w:color w:val="000000"/>
+          <w:spacing w:val="1"/>
+          <w:sz w:val="18"/>
+        </w:rPr>
+        <w:t xml:space="preserve"> </w:t>
+      </w:r>
+    </w:p>
+    <w:p>
+      <w:pPr>
+        <w:framePr w:w="4846" w:wrap="auto" w:vAnchor="page" w:hAnchor="page" w:x="7051" w:y="6316"/>
+        <w:widowControl w:val="0"/>
+        <w:autoSpaceDE w:val="0"/>
+        <w:autoSpaceDN w:val="0"/>
+        <w:adjustRightInd w:val="0"/>
+        <w:spacing w:before="0" w:after="0" w:line="190" w:lineRule="exact"/>
+        <w:jc w:val="left"/>
         <w:rPr>
           <w:rFonts w:ascii="Arial"/>
           <w:sz w:val="2"/>
         </w:rPr>
       </w:pPr>
-      <w:r>
-        <w:rPr>
-          <w:rFonts w:ascii="Arial"/>
-          <w:noProof/>
-          <w:sz w:val="2"/>
-        </w:rPr>
-        <w:pict w14:anchorId="314D41A7">
-          <v:shapetype id="_x0000_t202" coordsize="21600,21600" o:spt="202" path="m,l,21600r21600,l21600,xe">
-            <v:stroke joinstyle="miter"/>
-            <v:path gradientshapeok="t" o:connecttype="rect"/>
-          </v:shapetype>
-          <v:shape id="_x0000_s1055" type="#_x0000_t202" style="position:absolute;left:0;text-align:left;margin-left:126.4pt;margin-top:21.9pt;width:238.6pt;height:27.6pt;z-index:14;mso-position-horizontal-relative:text;mso-position-vertical-relative:text" filled="f" stroked="f">
-            <v:textbox style="mso-next-textbox:#_x0000_s1055">
-              <w:txbxContent>
-                <w:p>
-                  <w:r>
-                    <w:rPr>
-                      <w:rFonts w:ascii="IEVRAA+ArialMT"/>
-                      <w:color w:val="000000"/>
-                      <w:sz w:val="18"/>
-                    </w:rPr>
-                    <w:t>${</w:t>
-                  </w:r>
-                  <w:proofErr w:type="spellStart"/>
-                  <w:r>
-                    <w:rPr>
-                      <w:rFonts w:ascii="IEVRAA+ArialMT"/>
-                      <w:color w:val="000000"/>
-                      <w:sz w:val="18"/>
-                    </w:rPr>
-                    <w:t>detail_vacation_phil</w:t>
-                  </w:r>
-                  <w:proofErr w:type="spellEnd"/>
-                  <w:r>
-                    <w:rPr>
-                      <w:rFonts w:ascii="IEVRAA+ArialMT"/>
-                      <w:color w:val="000000"/>
-                      <w:sz w:val="18"/>
-                    </w:rPr>
-                    <w:t xml:space="preserve">} </w:t>
-                  </w:r>
-                  <w:r>
-                    <w:rPr>
-                      <w:rFonts w:ascii="IEVRAA+ArialMT"/>
-                      <w:color w:val="000000"/>
-                      <w:sz w:val="18"/>
-                    </w:rPr>
-                    <w:t>Within</w:t>
-                  </w:r>
-                  <w:r>
-                    <w:rPr>
-                      <w:rFonts w:ascii="IEVRAA+ArialMT"/>
-                      <w:color w:val="000000"/>
-                      <w:spacing w:val="1"/>
-                      <w:sz w:val="18"/>
-                    </w:rPr>
-                    <w:t xml:space="preserve"> </w:t>
-                  </w:r>
-                  <w:r>
-                    <w:rPr>
-                      <w:rFonts w:ascii="IEVRAA+ArialMT"/>
-                      <w:color w:val="000000"/>
-                      <w:sz w:val="18"/>
-                    </w:rPr>
-                    <w:t>the</w:t>
-                  </w:r>
-                  <w:r>
-                    <w:rPr>
-                      <w:rFonts w:ascii="IEVRAA+ArialMT"/>
-                      <w:color w:val="000000"/>
-                      <w:spacing w:val="1"/>
-                      <w:sz w:val="18"/>
-                    </w:rPr>
-                    <w:t xml:space="preserve"> </w:t>
-                  </w:r>
-                  <w:r>
-                    <w:rPr>
-                      <w:rFonts w:ascii="IEVRAA+ArialMT"/>
-                      <w:color w:val="000000"/>
-                      <w:sz w:val="18"/>
-                    </w:rPr>
-                    <w:t>Philippines</w:t>
-                  </w:r>
-                </w:p>
-              </w:txbxContent>
-            </v:textbox>
-          </v:shape>
-        </w:pict>
+    </w:p>
+    <w:p>
+      <w:pPr>
+        <w:framePr w:w="5101" w:h="361" w:hRule="exact" w:wrap="auto" w:vAnchor="page" w:hAnchor="page" w:x="7051" w:y="6631"/>
+        <w:widowControl w:val="0"/>
+        <w:autoSpaceDE w:val="0"/>
+        <w:autoSpaceDN w:val="0"/>
+        <w:adjustRightInd w:val="0"/>
+        <w:spacing w:before="0" w:after="0" w:line="190" w:lineRule="exact"/>
+        <w:jc w:val="left"/>
+        <w:rPr>
+          <w:rFonts w:ascii="IEVRAA+ArialMT"/>
+          <w:color w:val="000000"/>
+          <w:sz w:val="18"/>
+        </w:rPr>
+      </w:pPr>
+      <w:r>
+        <w:rPr>
+          <w:rFonts w:ascii="IEVRAA+ArialMT"/>
+          <w:color w:val="000000"/>
+          <w:sz w:val="18"/>
+        </w:rPr>
+        <w:t>${</w:t>
+      </w:r>
+      <w:proofErr w:type="spellStart"/>
+      <w:r>
+        <w:rPr>
+          <w:rFonts w:ascii="IEVRAA+ArialMT"/>
+          <w:color w:val="000000"/>
+          <w:sz w:val="18"/>
+        </w:rPr>
+        <w:t>detail_sick_</w:t>
+      </w:r>
+      <w:proofErr w:type="gramStart"/>
+      <w:r>
+        <w:rPr>
+          <w:rFonts w:ascii="IEVRAA+ArialMT"/>
+          <w:color w:val="000000"/>
+          <w:sz w:val="18"/>
+        </w:rPr>
+        <w:t>outpatient</w:t>
+      </w:r>
+      <w:proofErr w:type="spellEnd"/>
+      <w:r>
+        <w:rPr>
+          <w:rFonts w:ascii="IEVRAA+ArialMT"/>
+          <w:color w:val="000000"/>
+          <w:sz w:val="18"/>
+        </w:rPr>
+        <w:t>}</w:t>
+      </w:r>
+      <w:r>
+        <w:rPr>
+          <w:rFonts w:ascii="IEVRAA+ArialMT"/>
+          <w:color w:val="000000"/>
+          <w:sz w:val="18"/>
+        </w:rPr>
+        <w:t xml:space="preserve"> </w:t>
+      </w:r>
+      <w:r>
+        <w:rPr>
+          <w:rFonts w:ascii="IEVRAA+ArialMT"/>
+          <w:color w:val="000000"/>
+          <w:sz w:val="18"/>
+        </w:rPr>
+        <w:t xml:space="preserve">  </w:t>
+      </w:r>
+      <w:proofErr w:type="gramEnd"/>
+      <w:r>
+        <w:rPr>
+          <w:rFonts w:ascii="IEVRAA+ArialMT"/>
+          <w:color w:val="000000"/>
+          <w:sz w:val="18"/>
+        </w:rPr>
+        <w:t xml:space="preserve">      </w:t>
+      </w:r>
+      <w:r>
+        <w:rPr>
+          <w:rFonts w:ascii="IEVRAA+ArialMT"/>
+          <w:color w:val="000000"/>
+          <w:sz w:val="18"/>
+        </w:rPr>
+        <w:t>Out</w:t>
+      </w:r>
+      <w:r>
+        <w:rPr>
+          <w:rFonts w:ascii="IEVRAA+ArialMT"/>
+          <w:color w:val="000000"/>
+          <w:spacing w:val="1"/>
+          <w:sz w:val="18"/>
+        </w:rPr>
+        <w:t xml:space="preserve"> </w:t>
+      </w:r>
+      <w:r>
+        <w:rPr>
+          <w:rFonts w:ascii="IEVRAA+ArialMT"/>
+          <w:color w:val="000000"/>
+          <w:sz w:val="18"/>
+        </w:rPr>
+        <w:t>Patient</w:t>
+      </w:r>
+      <w:r>
+        <w:rPr>
+          <w:rFonts w:ascii="IEVRAA+ArialMT"/>
+          <w:color w:val="000000"/>
+          <w:spacing w:val="1"/>
+          <w:sz w:val="18"/>
+        </w:rPr>
+        <w:t xml:space="preserve"> </w:t>
+      </w:r>
+      <w:r>
+        <w:rPr>
+          <w:rFonts w:ascii="IEVRAA+ArialMT"/>
+          <w:color w:val="000000"/>
+          <w:sz w:val="18"/>
+        </w:rPr>
+        <w:t>(Specify</w:t>
+      </w:r>
+      <w:r>
+        <w:rPr>
+          <w:rFonts w:ascii="IEVRAA+ArialMT"/>
+          <w:color w:val="000000"/>
+          <w:spacing w:val="1"/>
+          <w:sz w:val="18"/>
+        </w:rPr>
+        <w:t xml:space="preserve"> </w:t>
+      </w:r>
+      <w:r>
+        <w:rPr>
+          <w:rFonts w:ascii="IEVRAA+ArialMT"/>
+          <w:color w:val="000000"/>
+          <w:sz w:val="18"/>
+        </w:rPr>
+        <w:t>Illness)</w:t>
+      </w:r>
+      <w:r>
+        <w:rPr>
+          <w:rFonts w:ascii="IEVRAA+ArialMT"/>
+          <w:color w:val="000000"/>
+          <w:spacing w:val="52"/>
+          <w:sz w:val="18"/>
+        </w:rPr>
+        <w:t xml:space="preserve"> </w:t>
+      </w:r>
+    </w:p>
+    <w:p>
+      <w:pPr>
+        <w:framePr w:w="5101" w:h="361" w:hRule="exact" w:wrap="auto" w:vAnchor="page" w:hAnchor="page" w:x="7051" w:y="6631"/>
+      </w:pPr>
+    </w:p>
+    <w:p>
+      <w:pPr>
+        <w:framePr w:w="5101" w:h="361" w:hRule="exact" w:wrap="auto" w:vAnchor="page" w:hAnchor="page" w:x="7051" w:y="6631"/>
+        <w:widowControl w:val="0"/>
+        <w:autoSpaceDE w:val="0"/>
+        <w:autoSpaceDN w:val="0"/>
+        <w:adjustRightInd w:val="0"/>
+        <w:spacing w:before="0" w:after="0" w:line="190" w:lineRule="exact"/>
+        <w:jc w:val="left"/>
+        <w:rPr>
+          <w:rFonts w:ascii="VWDTOR+ArialMT"/>
+          <w:color w:val="000000"/>
+          <w:sz w:val="18"/>
+        </w:rPr>
+      </w:pPr>
+    </w:p>
+    <w:p>
+      <w:pPr>
+        <w:framePr w:w="2311" w:wrap="auto" w:vAnchor="page" w:hAnchor="page" w:x="9136" w:y="5701"/>
+        <w:widowControl w:val="0"/>
+        <w:autoSpaceDE w:val="0"/>
+        <w:autoSpaceDN w:val="0"/>
+        <w:adjustRightInd w:val="0"/>
+        <w:spacing w:before="0" w:after="0" w:line="190" w:lineRule="exact"/>
+        <w:jc w:val="left"/>
+        <w:rPr>
+          <w:rFonts w:ascii="CGDKBE+Arial-ItalicMT"/>
+          <w:color w:val="000000"/>
+          <w:sz w:val="18"/>
+        </w:rPr>
+      </w:pPr>
+      <w:r>
+        <w:rPr>
+          <w:rFonts w:ascii="CGDKBE+Arial-ItalicMT"/>
+          <w:color w:val="000000"/>
+          <w:sz w:val="18"/>
+        </w:rPr>
+        <w:t>_________________</w:t>
+      </w:r>
+      <w:r>
+        <w:rPr>
+          <w:rFonts w:ascii="CGDKBE+Arial-ItalicMT"/>
+          <w:color w:val="000000"/>
+          <w:sz w:val="18"/>
+        </w:rPr>
+        <w:t>___</w:t>
+      </w:r>
+    </w:p>
+    <w:p>
+      <w:pPr>
+        <w:framePr w:w="1891" w:wrap="auto" w:vAnchor="page" w:hAnchor="page" w:x="9871" w:y="6316"/>
+        <w:widowControl w:val="0"/>
+        <w:autoSpaceDE w:val="0"/>
+        <w:autoSpaceDN w:val="0"/>
+        <w:adjustRightInd w:val="0"/>
+        <w:spacing w:before="0" w:after="0" w:line="190" w:lineRule="exact"/>
+        <w:jc w:val="left"/>
+        <w:rPr>
+          <w:rFonts w:ascii="CGDKBE+Arial-ItalicMT"/>
+          <w:color w:val="000000"/>
+          <w:sz w:val="18"/>
+        </w:rPr>
+      </w:pPr>
+      <w:r>
+        <w:rPr>
+          <w:rFonts w:ascii="CGDKBE+Arial-ItalicMT"/>
+          <w:color w:val="000000"/>
+          <w:sz w:val="18"/>
+        </w:rPr>
+        <w:t>_______________</w:t>
+      </w:r>
+    </w:p>
+    <w:p>
+      <w:pPr>
+        <w:framePr w:w="1891" w:wrap="auto" w:vAnchor="page" w:hAnchor="page" w:x="9916" w:y="6648"/>
+        <w:widowControl w:val="0"/>
+        <w:autoSpaceDE w:val="0"/>
+        <w:autoSpaceDN w:val="0"/>
+        <w:adjustRightInd w:val="0"/>
+        <w:spacing w:before="0" w:after="0" w:line="190" w:lineRule="exact"/>
+        <w:jc w:val="left"/>
+        <w:rPr>
+          <w:rFonts w:ascii="CGDKBE+Arial-ItalicMT"/>
+          <w:color w:val="000000"/>
+          <w:sz w:val="18"/>
+        </w:rPr>
+      </w:pPr>
+      <w:r>
+        <w:rPr>
+          <w:rFonts w:ascii="CGDKBE+Arial-ItalicMT"/>
+          <w:color w:val="000000"/>
+          <w:sz w:val="18"/>
+        </w:rPr>
+        <w:t>_______________</w:t>
+      </w:r>
+    </w:p>
+    <w:p>
+      <w:pPr>
+        <w:framePr w:w="1891" w:wrap="auto" w:vAnchor="page" w:hAnchor="page" w:x="9891" w:y="6902"/>
+        <w:widowControl w:val="0"/>
+        <w:autoSpaceDE w:val="0"/>
+        <w:autoSpaceDN w:val="0"/>
+        <w:adjustRightInd w:val="0"/>
+        <w:spacing w:before="0" w:after="0" w:line="190" w:lineRule="exact"/>
+        <w:jc w:val="left"/>
+        <w:rPr>
+          <w:rFonts w:ascii="CGDKBE+Arial-ItalicMT"/>
+          <w:color w:val="000000"/>
+          <w:sz w:val="18"/>
+        </w:rPr>
+      </w:pPr>
+      <w:r>
+        <w:rPr>
+          <w:rFonts w:ascii="CGDKBE+Arial-ItalicMT"/>
+          <w:color w:val="000000"/>
+          <w:sz w:val="18"/>
+        </w:rPr>
+        <w:t>___________</w:t>
+      </w:r>
+      <w:r>
+        <w:rPr>
+          <w:rFonts w:ascii="CGDKBE+Arial-ItalicMT"/>
+          <w:color w:val="000000"/>
+          <w:sz w:val="18"/>
+        </w:rPr>
+        <w:t>____</w:t>
+      </w:r>
+    </w:p>
+    <w:p>
+      <w:pPr>
+        <w:framePr w:w="3841" w:wrap="auto" w:vAnchor="page" w:hAnchor="page" w:x="7531" w:y="7201"/>
+        <w:widowControl w:val="0"/>
+        <w:autoSpaceDE w:val="0"/>
+        <w:autoSpaceDN w:val="0"/>
+        <w:adjustRightInd w:val="0"/>
+        <w:spacing w:before="0" w:after="0" w:line="190" w:lineRule="exact"/>
+        <w:jc w:val="left"/>
+        <w:rPr>
+          <w:rFonts w:ascii="VWDTOR+ArialMT"/>
+          <w:color w:val="000000"/>
+          <w:sz w:val="18"/>
+        </w:rPr>
+      </w:pPr>
+      <w:r>
+        <w:rPr>
+          <w:rFonts w:ascii="CGDKBE+Arial-ItalicMT"/>
+          <w:color w:val="000000"/>
+          <w:sz w:val="18"/>
+        </w:rPr>
+        <w:t>In</w:t>
+      </w:r>
+      <w:r>
+        <w:rPr>
+          <w:rFonts w:ascii="CGDKBE+Arial-ItalicMT"/>
+          <w:color w:val="000000"/>
+          <w:spacing w:val="1"/>
+          <w:sz w:val="18"/>
+        </w:rPr>
+        <w:t xml:space="preserve"> </w:t>
+      </w:r>
+      <w:r>
+        <w:rPr>
+          <w:rFonts w:ascii="CGDKBE+Arial-ItalicMT"/>
+          <w:color w:val="000000"/>
+          <w:sz w:val="18"/>
+        </w:rPr>
+        <w:t>case</w:t>
+      </w:r>
+      <w:r>
+        <w:rPr>
+          <w:rFonts w:ascii="CGDKBE+Arial-ItalicMT"/>
+          <w:color w:val="000000"/>
+          <w:spacing w:val="1"/>
+          <w:sz w:val="18"/>
+        </w:rPr>
+        <w:t xml:space="preserve"> </w:t>
+      </w:r>
+      <w:r>
+        <w:rPr>
+          <w:rFonts w:ascii="CGDKBE+Arial-ItalicMT"/>
+          <w:color w:val="000000"/>
+          <w:sz w:val="18"/>
+        </w:rPr>
+        <w:t>of</w:t>
+      </w:r>
+      <w:r>
+        <w:rPr>
+          <w:rFonts w:ascii="CGDKBE+Arial-ItalicMT"/>
+          <w:color w:val="000000"/>
+          <w:spacing w:val="1"/>
+          <w:sz w:val="18"/>
+        </w:rPr>
+        <w:t xml:space="preserve"> </w:t>
+      </w:r>
+      <w:r>
+        <w:rPr>
+          <w:rFonts w:ascii="CGDKBE+Arial-ItalicMT"/>
+          <w:color w:val="000000"/>
+          <w:sz w:val="18"/>
+        </w:rPr>
+        <w:t>Special</w:t>
+      </w:r>
+      <w:r>
+        <w:rPr>
+          <w:rFonts w:ascii="CGDKBE+Arial-ItalicMT"/>
+          <w:color w:val="000000"/>
+          <w:spacing w:val="1"/>
+          <w:sz w:val="18"/>
+        </w:rPr>
+        <w:t xml:space="preserve"> </w:t>
+      </w:r>
+      <w:r>
+        <w:rPr>
+          <w:rFonts w:ascii="CGDKBE+Arial-ItalicMT"/>
+          <w:color w:val="000000"/>
+          <w:sz w:val="18"/>
+        </w:rPr>
+        <w:t>Leave</w:t>
+      </w:r>
+      <w:r>
+        <w:rPr>
+          <w:rFonts w:ascii="CGDKBE+Arial-ItalicMT"/>
+          <w:color w:val="000000"/>
+          <w:spacing w:val="1"/>
+          <w:sz w:val="18"/>
+        </w:rPr>
+        <w:t xml:space="preserve"> </w:t>
+      </w:r>
+      <w:r>
+        <w:rPr>
+          <w:rFonts w:ascii="CGDKBE+Arial-ItalicMT"/>
+          <w:color w:val="000000"/>
+          <w:sz w:val="18"/>
+        </w:rPr>
+        <w:t>Benefits</w:t>
+      </w:r>
+      <w:r>
+        <w:rPr>
+          <w:rFonts w:ascii="CGDKBE+Arial-ItalicMT"/>
+          <w:color w:val="000000"/>
+          <w:spacing w:val="1"/>
+          <w:sz w:val="18"/>
+        </w:rPr>
+        <w:t xml:space="preserve"> </w:t>
+      </w:r>
+      <w:r>
+        <w:rPr>
+          <w:rFonts w:ascii="CGDKBE+Arial-ItalicMT"/>
+          <w:color w:val="000000"/>
+          <w:sz w:val="18"/>
+        </w:rPr>
+        <w:t>for</w:t>
+      </w:r>
+      <w:r>
+        <w:rPr>
+          <w:rFonts w:ascii="CGDKBE+Arial-ItalicMT"/>
+          <w:color w:val="000000"/>
+          <w:spacing w:val="1"/>
+          <w:sz w:val="18"/>
+        </w:rPr>
+        <w:t xml:space="preserve"> </w:t>
+      </w:r>
+      <w:r>
+        <w:rPr>
+          <w:rFonts w:ascii="CGDKBE+Arial-ItalicMT"/>
+          <w:color w:val="000000"/>
+          <w:sz w:val="18"/>
+        </w:rPr>
+        <w:t>Women:</w:t>
+      </w:r>
+    </w:p>
+    <w:p>
+      <w:pPr>
+        <w:framePr w:w="1293" w:wrap="auto" w:vAnchor="page" w:hAnchor="page" w:x="7561" w:y="7516"/>
+        <w:widowControl w:val="0"/>
+        <w:autoSpaceDE w:val="0"/>
+        <w:autoSpaceDN w:val="0"/>
+        <w:adjustRightInd w:val="0"/>
+        <w:spacing w:before="0" w:after="0" w:line="190" w:lineRule="exact"/>
+        <w:jc w:val="left"/>
+        <w:rPr>
+          <w:rFonts w:ascii="VWDTOR+ArialMT"/>
+          <w:color w:val="000000"/>
+          <w:sz w:val="18"/>
+        </w:rPr>
+      </w:pPr>
+      <w:r>
+        <w:rPr>
+          <w:rFonts w:ascii="IEVRAA+ArialMT"/>
+          <w:color w:val="000000"/>
+          <w:sz w:val="18"/>
+        </w:rPr>
+        <w:t>(Specify</w:t>
+      </w:r>
+      <w:r>
+        <w:rPr>
+          <w:rFonts w:ascii="IEVRAA+ArialMT"/>
+          <w:color w:val="000000"/>
+          <w:spacing w:val="1"/>
+          <w:sz w:val="18"/>
+        </w:rPr>
+        <w:t xml:space="preserve"> </w:t>
+      </w:r>
+      <w:r>
+        <w:rPr>
+          <w:rFonts w:ascii="IEVRAA+ArialMT"/>
+          <w:color w:val="000000"/>
+          <w:sz w:val="18"/>
+        </w:rPr>
+        <w:t>Illness)</w:t>
+      </w:r>
+    </w:p>
+    <w:p>
+      <w:pPr>
+        <w:framePr w:w="2378" w:wrap="auto" w:vAnchor="page" w:hAnchor="page" w:x="9048" w:y="7337"/>
+        <w:rPr>
+          <w:sz w:val="18"/>
+          <w:szCs w:val="18"/>
+        </w:rPr>
+      </w:pPr>
+      <w:r>
+        <w:rPr>
+          <w:sz w:val="18"/>
+          <w:szCs w:val="18"/>
+        </w:rPr>
+        <w:t>${</w:t>
+      </w:r>
+      <w:proofErr w:type="spellStart"/>
+      <w:r>
+        <w:rPr>
+          <w:sz w:val="18"/>
+          <w:szCs w:val="18"/>
+        </w:rPr>
+        <w:t>women_specify</w:t>
+      </w:r>
+      <w:proofErr w:type="spellEnd"/>
+      <w:r>
+        <w:rPr>
+          <w:sz w:val="18"/>
+          <w:szCs w:val="18"/>
+        </w:rPr>
+        <w:t>}</w:t>
+      </w:r>
+    </w:p>
+    <w:p>
+      <w:pPr>
+        <w:framePr w:w="2378" w:wrap="auto" w:vAnchor="page" w:hAnchor="page" w:x="9048" w:y="7337"/>
+        <w:widowControl w:val="0"/>
+        <w:autoSpaceDE w:val="0"/>
+        <w:autoSpaceDN w:val="0"/>
+        <w:adjustRightInd w:val="0"/>
+        <w:spacing w:before="0" w:after="0" w:line="190" w:lineRule="exact"/>
+        <w:jc w:val="left"/>
+        <w:rPr>
+          <w:rFonts w:ascii="VWDTOR+ArialMT"/>
+          <w:color w:val="000000"/>
+          <w:sz w:val="18"/>
+        </w:rPr>
+      </w:pPr>
+    </w:p>
+    <w:p>
+      <w:pPr>
+        <w:framePr w:w="4876" w:wrap="auto" w:vAnchor="page" w:hAnchor="page" w:x="7096" w:y="9736"/>
+        <w:widowControl w:val="0"/>
+        <w:autoSpaceDE w:val="0"/>
+        <w:autoSpaceDN w:val="0"/>
+        <w:adjustRightInd w:val="0"/>
+        <w:spacing w:before="0" w:after="0" w:line="190" w:lineRule="exact"/>
+        <w:jc w:val="left"/>
+        <w:rPr>
+          <w:rFonts w:ascii="IEVRAA+ArialMT"/>
+          <w:color w:val="000000"/>
+          <w:sz w:val="18"/>
+        </w:rPr>
+      </w:pPr>
+      <w:r>
+        <w:rPr>
+          <w:rFonts w:ascii="IEVRAA+ArialMT"/>
+          <w:color w:val="000000"/>
+          <w:sz w:val="18"/>
+        </w:rPr>
+        <w:t>${</w:t>
+      </w:r>
+      <w:proofErr w:type="spellStart"/>
+      <w:r>
+        <w:rPr>
+          <w:rFonts w:ascii="IEVRAA+ArialMT"/>
+          <w:color w:val="000000"/>
+          <w:sz w:val="18"/>
+        </w:rPr>
+        <w:t>type_</w:t>
+      </w:r>
+      <w:proofErr w:type="gramStart"/>
+      <w:r>
+        <w:rPr>
+          <w:rFonts w:ascii="IEVRAA+ArialMT"/>
+          <w:color w:val="000000"/>
+          <w:sz w:val="18"/>
+        </w:rPr>
+        <w:t>monetization</w:t>
+      </w:r>
+      <w:proofErr w:type="spellEnd"/>
+      <w:r>
+        <w:rPr>
+          <w:rFonts w:ascii="IEVRAA+ArialMT"/>
+          <w:color w:val="000000"/>
+          <w:sz w:val="18"/>
+        </w:rPr>
+        <w:t>}</w:t>
+      </w:r>
+      <w:r>
+        <w:rPr>
+          <w:rFonts w:ascii="IEVRAA+ArialMT"/>
+          <w:color w:val="000000"/>
+          <w:sz w:val="18"/>
+        </w:rPr>
+        <w:t xml:space="preserve">   </w:t>
+      </w:r>
+      <w:proofErr w:type="gramEnd"/>
+      <w:r>
+        <w:rPr>
+          <w:rFonts w:ascii="IEVRAA+ArialMT"/>
+          <w:color w:val="000000"/>
+          <w:sz w:val="18"/>
+        </w:rPr>
+        <w:t xml:space="preserve">   </w:t>
+      </w:r>
+      <w:r>
+        <w:rPr>
+          <w:rFonts w:ascii="IEVRAA+ArialMT"/>
+          <w:color w:val="000000"/>
+          <w:sz w:val="18"/>
+        </w:rPr>
+        <w:t xml:space="preserve">    </w:t>
+      </w:r>
+      <w:r>
+        <w:rPr>
+          <w:rFonts w:ascii="IEVRAA+ArialMT"/>
+          <w:color w:val="000000"/>
+          <w:sz w:val="18"/>
+        </w:rPr>
+        <w:t>Monetization</w:t>
+      </w:r>
+      <w:r>
+        <w:rPr>
+          <w:rFonts w:ascii="IEVRAA+ArialMT"/>
+          <w:color w:val="000000"/>
+          <w:spacing w:val="1"/>
+          <w:sz w:val="18"/>
+        </w:rPr>
+        <w:t xml:space="preserve"> </w:t>
+      </w:r>
+      <w:r>
+        <w:rPr>
+          <w:rFonts w:ascii="IEVRAA+ArialMT"/>
+          <w:color w:val="000000"/>
+          <w:sz w:val="18"/>
+        </w:rPr>
+        <w:t>of</w:t>
+      </w:r>
+      <w:r>
+        <w:rPr>
+          <w:rFonts w:ascii="IEVRAA+ArialMT"/>
+          <w:color w:val="000000"/>
+          <w:spacing w:val="1"/>
+          <w:sz w:val="18"/>
+        </w:rPr>
+        <w:t xml:space="preserve"> </w:t>
+      </w:r>
+      <w:r>
+        <w:rPr>
+          <w:rFonts w:ascii="IEVRAA+ArialMT"/>
+          <w:color w:val="000000"/>
+          <w:sz w:val="18"/>
+        </w:rPr>
+        <w:t>Leave</w:t>
+      </w:r>
+      <w:r>
+        <w:rPr>
+          <w:rFonts w:ascii="IEVRAA+ArialMT"/>
+          <w:color w:val="000000"/>
+          <w:spacing w:val="1"/>
+          <w:sz w:val="18"/>
+        </w:rPr>
+        <w:t xml:space="preserve"> </w:t>
+      </w:r>
+      <w:r>
+        <w:rPr>
+          <w:rFonts w:ascii="IEVRAA+ArialMT"/>
+          <w:color w:val="000000"/>
+          <w:sz w:val="18"/>
+        </w:rPr>
+        <w:t>Credits</w:t>
+      </w:r>
+    </w:p>
+    <w:p>
+      <w:pPr>
+        <w:framePr w:w="4876" w:wrap="auto" w:vAnchor="page" w:hAnchor="page" w:x="7096" w:y="9736"/>
+        <w:widowControl w:val="0"/>
+        <w:autoSpaceDE w:val="0"/>
+        <w:autoSpaceDN w:val="0"/>
+        <w:adjustRightInd w:val="0"/>
+        <w:spacing w:before="141" w:after="0" w:line="190" w:lineRule="exact"/>
+        <w:jc w:val="left"/>
+        <w:rPr>
+          <w:rFonts w:ascii="IEVRAA+ArialMT"/>
+          <w:color w:val="000000"/>
+          <w:sz w:val="18"/>
+        </w:rPr>
+      </w:pPr>
+      <w:r>
+        <w:rPr>
+          <w:rFonts w:ascii="IEVRAA+ArialMT"/>
+          <w:color w:val="000000"/>
+          <w:sz w:val="18"/>
+        </w:rPr>
+        <w:t>${</w:t>
+      </w:r>
+      <w:proofErr w:type="spellStart"/>
+      <w:r>
+        <w:rPr>
+          <w:rFonts w:ascii="IEVRAA+ArialMT"/>
+          <w:color w:val="000000"/>
+          <w:sz w:val="18"/>
+        </w:rPr>
+        <w:t>type_</w:t>
+      </w:r>
+      <w:proofErr w:type="gramStart"/>
+      <w:r>
+        <w:rPr>
+          <w:rFonts w:ascii="IEVRAA+ArialMT"/>
+          <w:color w:val="000000"/>
+          <w:sz w:val="18"/>
+        </w:rPr>
+        <w:t>terminal</w:t>
+      </w:r>
+      <w:proofErr w:type="spellEnd"/>
+      <w:r>
+        <w:rPr>
+          <w:rFonts w:ascii="IEVRAA+ArialMT"/>
+          <w:color w:val="000000"/>
+          <w:sz w:val="18"/>
+        </w:rPr>
+        <w:t>}</w:t>
+      </w:r>
+      <w:r>
+        <w:rPr>
+          <w:rFonts w:ascii="IEVRAA+ArialMT"/>
+          <w:color w:val="000000"/>
+          <w:sz w:val="18"/>
+        </w:rPr>
+        <w:t xml:space="preserve">   </w:t>
+      </w:r>
+      <w:proofErr w:type="gramEnd"/>
+      <w:r>
+        <w:rPr>
+          <w:rFonts w:ascii="IEVRAA+ArialMT"/>
+          <w:color w:val="000000"/>
+          <w:sz w:val="18"/>
+        </w:rPr>
+        <w:t xml:space="preserve">  </w:t>
+      </w:r>
+      <w:r>
+        <w:rPr>
+          <w:rFonts w:ascii="IEVRAA+ArialMT"/>
+          <w:color w:val="000000"/>
+          <w:sz w:val="18"/>
+        </w:rPr>
+        <w:t xml:space="preserve">    </w:t>
+      </w:r>
+      <w:r>
+        <w:rPr>
+          <w:rFonts w:ascii="IEVRAA+ArialMT"/>
+          <w:color w:val="000000"/>
+          <w:sz w:val="18"/>
+        </w:rPr>
+        <w:t xml:space="preserve"> </w:t>
+      </w:r>
+      <w:r>
+        <w:rPr>
+          <w:rFonts w:ascii="IEVRAA+ArialMT"/>
+          <w:color w:val="000000"/>
+          <w:sz w:val="18"/>
+        </w:rPr>
+        <w:t>Terminal</w:t>
+      </w:r>
+      <w:r>
+        <w:rPr>
+          <w:rFonts w:ascii="IEVRAA+ArialMT"/>
+          <w:color w:val="000000"/>
+          <w:spacing w:val="1"/>
+          <w:sz w:val="18"/>
+        </w:rPr>
+        <w:t xml:space="preserve"> </w:t>
+      </w:r>
+      <w:r>
+        <w:rPr>
+          <w:rFonts w:ascii="IEVRAA+ArialMT"/>
+          <w:color w:val="000000"/>
+          <w:sz w:val="18"/>
+        </w:rPr>
+        <w:t>Leave</w:t>
+      </w:r>
+    </w:p>
+    <w:p>
+      <w:pPr>
+        <w:framePr w:w="3816" w:wrap="auto" w:vAnchor="page" w:hAnchor="page" w:x="7220" w:y="13485"/>
+        <w:widowControl w:val="0"/>
+        <w:autoSpaceDE w:val="0"/>
+        <w:autoSpaceDN w:val="0"/>
+        <w:adjustRightInd w:val="0"/>
+        <w:spacing w:before="0" w:after="0" w:line="208" w:lineRule="exact"/>
+        <w:jc w:val="left"/>
+        <w:rPr>
+          <w:rFonts w:ascii="IEVRAA+ArialMT"/>
+          <w:b/>
+          <w:bCs/>
+          <w:color w:val="000000"/>
+          <w:sz w:val="20"/>
+        </w:rPr>
+      </w:pPr>
+      <w:r>
+        <w:rPr>
+          <w:rFonts w:ascii="IEVRAA+ArialMT"/>
+          <w:b/>
+          <w:bCs/>
+          <w:color w:val="000000"/>
+          <w:sz w:val="20"/>
+        </w:rPr>
+        <w:t>__________________________________</w:t>
+      </w:r>
+    </w:p>
+    <w:p>
+      <w:pPr>
+        <w:framePr w:w="3816" w:wrap="auto" w:vAnchor="page" w:hAnchor="page" w:x="7220" w:y="13485"/>
+        <w:widowControl w:val="0"/>
+        <w:autoSpaceDE w:val="0"/>
+        <w:autoSpaceDN w:val="0"/>
+        <w:adjustRightInd w:val="0"/>
+        <w:spacing w:before="52" w:after="0" w:line="190" w:lineRule="exact"/>
+        <w:jc w:val="left"/>
+        <w:rPr>
+          <w:rFonts w:ascii="IEVRAA+ArialMT"/>
+          <w:b/>
+          <w:bCs/>
+          <w:color w:val="000000"/>
+          <w:sz w:val="18"/>
+        </w:rPr>
+      </w:pPr>
+      <w:r>
+        <w:rPr>
+          <w:rFonts w:ascii="IEVRAA+ArialMT"/>
+          <w:b/>
+          <w:bCs/>
+          <w:color w:val="000000"/>
+          <w:sz w:val="18"/>
+        </w:rPr>
+        <w:t>______________________________________</w:t>
+      </w:r>
+    </w:p>
+    <w:p>
+      <w:pPr>
+        <w:framePr w:w="3816" w:wrap="auto" w:vAnchor="page" w:hAnchor="page" w:x="7220" w:y="13485"/>
+        <w:widowControl w:val="0"/>
+        <w:autoSpaceDE w:val="0"/>
+        <w:autoSpaceDN w:val="0"/>
+        <w:adjustRightInd w:val="0"/>
+        <w:spacing w:before="48" w:after="0" w:line="190" w:lineRule="exact"/>
+        <w:jc w:val="left"/>
+        <w:rPr>
+          <w:rFonts w:ascii="IEVRAA+ArialMT"/>
+          <w:b/>
+          <w:bCs/>
+          <w:color w:val="000000"/>
+          <w:sz w:val="18"/>
+        </w:rPr>
+      </w:pPr>
+      <w:r>
+        <w:rPr>
+          <w:rFonts w:ascii="IEVRAA+ArialMT"/>
+          <w:b/>
+          <w:bCs/>
+          <w:color w:val="000000"/>
+          <w:sz w:val="18"/>
+        </w:rPr>
+        <w:t>______________________________________</w:t>
+      </w:r>
+    </w:p>
+    <w:p>
+      <w:pPr>
+        <w:framePr w:w="1891" w:wrap="auto" w:hAnchor="page" w:x="829" w:y="11207"/>
+        <w:widowControl w:val="0"/>
+        <w:autoSpaceDE w:val="0"/>
+        <w:autoSpaceDN w:val="0"/>
+        <w:adjustRightInd w:val="0"/>
+        <w:spacing w:before="0" w:after="0" w:line="190" w:lineRule="exact"/>
+        <w:jc w:val="left"/>
+        <w:rPr>
+          <w:rFonts w:ascii="IEVRAA+ArialMT"/>
+          <w:color w:val="000000"/>
+          <w:sz w:val="18"/>
+        </w:rPr>
+      </w:pPr>
+      <w:r>
+        <w:rPr>
+          <w:rFonts w:ascii="IEVRAA+ArialMT"/>
+          <w:color w:val="000000"/>
+          <w:sz w:val="18"/>
+        </w:rPr>
+        <w:t>INCLUSIVE</w:t>
+      </w:r>
+      <w:r>
+        <w:rPr>
+          <w:rFonts w:ascii="IEVRAA+ArialMT"/>
+          <w:color w:val="000000"/>
+          <w:spacing w:val="2"/>
+          <w:sz w:val="18"/>
+        </w:rPr>
+        <w:t xml:space="preserve"> </w:t>
+      </w:r>
+      <w:r>
+        <w:rPr>
+          <w:rFonts w:ascii="IEVRAA+ArialMT"/>
+          <w:color w:val="000000"/>
+          <w:sz w:val="18"/>
+        </w:rPr>
+        <w:t>DATES</w:t>
+      </w:r>
+    </w:p>
+    <w:p>
+      <w:pPr>
+        <w:framePr w:w="2311" w:wrap="auto" w:vAnchor="page" w:hAnchor="page" w:x="8994" w:y="7514"/>
+        <w:widowControl w:val="0"/>
+        <w:autoSpaceDE w:val="0"/>
+        <w:autoSpaceDN w:val="0"/>
+        <w:adjustRightInd w:val="0"/>
+        <w:spacing w:before="0" w:after="0" w:line="190" w:lineRule="exact"/>
+        <w:jc w:val="left"/>
+        <w:rPr>
+          <w:rFonts w:ascii="CGDKBE+Arial-ItalicMT"/>
+          <w:color w:val="000000"/>
+          <w:sz w:val="18"/>
+        </w:rPr>
+      </w:pPr>
+      <w:r>
+        <w:rPr>
+          <w:rFonts w:ascii="CGDKBE+Arial-ItalicMT"/>
+          <w:color w:val="000000"/>
+          <w:sz w:val="18"/>
+        </w:rPr>
+        <w:t>_________________</w:t>
+      </w:r>
+      <w:r>
+        <w:rPr>
+          <w:rFonts w:ascii="CGDKBE+Arial-ItalicMT"/>
+          <w:color w:val="000000"/>
+          <w:sz w:val="18"/>
+        </w:rPr>
+        <w:t>___</w:t>
+      </w:r>
+    </w:p>
+    <w:p>
+      <w:pPr>
+        <w:framePr w:w="2311" w:wrap="auto" w:vAnchor="page" w:hAnchor="page" w:x="8981" w:y="7772"/>
+        <w:widowControl w:val="0"/>
+        <w:autoSpaceDE w:val="0"/>
+        <w:autoSpaceDN w:val="0"/>
+        <w:adjustRightInd w:val="0"/>
+        <w:spacing w:before="0" w:after="0" w:line="190" w:lineRule="exact"/>
+        <w:jc w:val="left"/>
+        <w:rPr>
+          <w:rFonts w:ascii="CGDKBE+Arial-ItalicMT"/>
+          <w:color w:val="000000"/>
+          <w:sz w:val="18"/>
+        </w:rPr>
+      </w:pPr>
+      <w:r>
+        <w:rPr>
+          <w:rFonts w:ascii="CGDKBE+Arial-ItalicMT"/>
+          <w:color w:val="000000"/>
+          <w:sz w:val="18"/>
+        </w:rPr>
+        <w:t>_________________</w:t>
+      </w:r>
+      <w:r>
+        <w:rPr>
+          <w:rFonts w:ascii="CGDKBE+Arial-ItalicMT"/>
+          <w:color w:val="000000"/>
+          <w:sz w:val="18"/>
+        </w:rPr>
+        <w:t>___</w:t>
       </w:r>
     </w:p>
     <w:p>
@@ -7415,137 +8485,10 @@
           <w:sz w:val="2"/>
         </w:rPr>
       </w:pPr>
-      <w:r>
-        <w:rPr>
-          <w:rFonts w:ascii="Arial"/>
-          <w:noProof/>
-          <w:sz w:val="2"/>
-        </w:rPr>
-        <w:pict w14:anchorId="741AC87E">
-          <v:shape id="_x0000_s1064" type="#_x0000_t202" style="position:absolute;left:0;text-align:left;margin-left:51.1pt;margin-top:12.95pt;width:149.6pt;height:33.2pt;z-index:22;mso-position-horizontal-relative:text;mso-position-vertical-relative:text" filled="f" stroked="f">
-            <v:textbox style="mso-next-textbox:#_x0000_s1064">
-              <w:txbxContent>
-                <w:p>
-                  <w:pPr>
-                    <w:rPr>
-                      <w:sz w:val="18"/>
-                      <w:szCs w:val="18"/>
-                    </w:rPr>
-                  </w:pPr>
-                  <w:r>
-                    <w:rPr>
-                      <w:sz w:val="18"/>
-                      <w:szCs w:val="18"/>
-                    </w:rPr>
-                    <w:t>${</w:t>
-                  </w:r>
-                  <w:proofErr w:type="spellStart"/>
-                  <w:r>
-                    <w:rPr>
-                      <w:sz w:val="18"/>
-                      <w:szCs w:val="18"/>
-                    </w:rPr>
-                    <w:t>vacation_specify</w:t>
-                  </w:r>
-                  <w:proofErr w:type="spellEnd"/>
-                  <w:r>
-                    <w:rPr>
-                      <w:sz w:val="18"/>
-                      <w:szCs w:val="18"/>
-                    </w:rPr>
-                    <w:t>}</w:t>
-                  </w:r>
-                </w:p>
-              </w:txbxContent>
-            </v:textbox>
-          </v:shape>
-        </w:pict>
-      </w:r>
-      <w:r>
-        <w:rPr>
-          <w:rFonts w:ascii="Arial"/>
-          <w:noProof/>
-          <w:sz w:val="2"/>
-        </w:rPr>
-        <w:pict w14:anchorId="5DD82279">
-          <v:shapetype id="_x0000_t34" coordsize="21600,21600" o:spt="34" o:oned="t" adj="10800" path="m,l@0,0@0,21600,21600,21600e" filled="f">
-            <v:stroke joinstyle="miter"/>
-            <v:formulas>
-              <v:f eqn="val #0"/>
-            </v:formulas>
-            <v:path arrowok="t" fillok="f" o:connecttype="none"/>
-            <v:handles>
-              <v:h position="#0,center"/>
-            </v:handles>
-            <o:lock v:ext="edit" shapetype="t"/>
-          </v:shapetype>
-          <v:shape id="_x0000_s1056" type="#_x0000_t34" style="position:absolute;left:0;text-align:left;margin-left:50pt;margin-top:32.4pt;width:144.2pt;height:.05pt;z-index:15" o:connectortype="elbow" adj=",-129146400,-64852"/>
-        </w:pict>
-      </w:r>
-      <w:r>
-        <w:rPr>
-          <w:rFonts w:ascii="Arial"/>
-          <w:noProof/>
-          <w:sz w:val="2"/>
-        </w:rPr>
-        <w:pict w14:anchorId="741AC87E">
-          <v:shape id="_x0000_s1065" type="#_x0000_t202" style="position:absolute;left:0;text-align:left;margin-left:91.1pt;margin-top:41.65pt;width:116.4pt;height:33.2pt;z-index:23;mso-position-horizontal-relative:text;mso-position-vertical-relative:text" filled="f" stroked="f">
-            <v:textbox style="mso-next-textbox:#_x0000_s1065">
-              <w:txbxContent>
-                <w:p>
-                  <w:pPr>
-                    <w:rPr>
-                      <w:sz w:val="18"/>
-                      <w:szCs w:val="18"/>
-                    </w:rPr>
-                  </w:pPr>
-                  <w:r>
-                    <w:rPr>
-                      <w:sz w:val="18"/>
-                      <w:szCs w:val="18"/>
-                    </w:rPr>
-                    <w:t>${</w:t>
-                  </w:r>
-                  <w:proofErr w:type="spellStart"/>
-                  <w:r>
-                    <w:rPr>
-                      <w:sz w:val="18"/>
-                      <w:szCs w:val="18"/>
-                    </w:rPr>
-                    <w:t>sick_hospital_specify</w:t>
-                  </w:r>
-                  <w:proofErr w:type="spellEnd"/>
-                  <w:r>
-                    <w:rPr>
-                      <w:sz w:val="18"/>
-                      <w:szCs w:val="18"/>
-                    </w:rPr>
-                    <w:t>}</w:t>
-                  </w:r>
-                </w:p>
-              </w:txbxContent>
-            </v:textbox>
-          </v:shape>
-        </w:pict>
-      </w:r>
-      <w:r>
-        <w:rPr>
-          <w:rFonts w:ascii="Arial"/>
-          <w:noProof/>
-          <w:sz w:val="2"/>
-        </w:rPr>
-        <w:pict w14:anchorId="5DD82279">
-          <v:shapetype id="_x0000_t32" coordsize="21600,21600" o:spt="32" o:oned="t" path="m,l21600,21600e" filled="f">
-            <v:path arrowok="t" fillok="f" o:connecttype="none"/>
-            <o:lock v:ext="edit" shapetype="t"/>
-          </v:shapetype>
-          <v:shape id="_x0000_s1057" type="#_x0000_t32" style="position:absolute;left:0;text-align:left;margin-left:73.1pt;margin-top:20.2pt;width:119.85pt;height:0;z-index:16" o:connectortype="elbow" adj="-82192,-1,-82192"/>
-        </w:pict>
-      </w:r>
-    </w:p>
-    <w:p>
-      <w:pPr>
-        <w:framePr w:w="1361" w:wrap="auto" w:hAnchor="page" w:x="7189" w:y="7794"/>
+    </w:p>
+    <w:p>
+      <w:pPr>
+        <w:framePr w:w="4666" w:wrap="auto" w:vAnchor="page" w:hAnchor="page" w:x="830" w:y="11562"/>
         <w:widowControl w:val="0"/>
         <w:autoSpaceDE w:val="0"/>
         <w:autoSpaceDN w:val="0"/>
@@ -7564,175 +8507,367 @@
           <w:color w:val="000000"/>
           <w:sz w:val="18"/>
         </w:rPr>
-        <w:t>(Specify</w:t>
-      </w:r>
-      <w:r>
-        <w:rPr>
-          <w:rFonts w:ascii="IEVRAA+ArialMT"/>
-          <w:color w:val="000000"/>
-          <w:spacing w:val="1"/>
-          <w:sz w:val="18"/>
-        </w:rPr>
-        <w:t xml:space="preserve"> </w:t>
-      </w:r>
-      <w:r>
-        <w:rPr>
-          <w:rFonts w:ascii="IEVRAA+ArialMT"/>
-          <w:color w:val="000000"/>
-          <w:sz w:val="18"/>
-        </w:rPr>
-        <w:t>Illness)</w:t>
-      </w:r>
-      <w:r>
-        <w:rPr>
-          <w:rFonts w:ascii="IEVRAA+ArialMT"/>
-          <w:color w:val="000000"/>
-          <w:sz w:val="18"/>
-        </w:rPr>
-        <w:t xml:space="preserve"> </w:t>
-      </w:r>
-    </w:p>
-    <w:p>
-      <w:pPr>
-        <w:framePr w:w="5250" w:wrap="auto" w:vAnchor="page" w:hAnchor="text" w:x="6949" w:y="7362"/>
-        <w:widowControl w:val="0"/>
-        <w:autoSpaceDE w:val="0"/>
-        <w:autoSpaceDN w:val="0"/>
-        <w:adjustRightInd w:val="0"/>
-        <w:spacing w:before="141" w:after="0" w:line="190" w:lineRule="exact"/>
-        <w:jc w:val="left"/>
-        <w:rPr>
-          <w:rFonts w:ascii="CGDKBE+Arial-ItalicMT"/>
-          <w:color w:val="000000"/>
-          <w:sz w:val="18"/>
-        </w:rPr>
-      </w:pPr>
-      <w:r>
-        <w:rPr>
-          <w:rFonts w:ascii="CGDKBE+Arial-ItalicMT"/>
-          <w:color w:val="000000"/>
-          <w:sz w:val="18"/>
-        </w:rPr>
-        <w:t>In</w:t>
-      </w:r>
-      <w:r>
-        <w:rPr>
-          <w:rFonts w:ascii="CGDKBE+Arial-ItalicMT"/>
-          <w:color w:val="000000"/>
-          <w:spacing w:val="1"/>
-          <w:sz w:val="18"/>
-        </w:rPr>
-        <w:t xml:space="preserve"> </w:t>
-      </w:r>
-      <w:r>
-        <w:rPr>
-          <w:rFonts w:ascii="CGDKBE+Arial-ItalicMT"/>
-          <w:color w:val="000000"/>
-          <w:sz w:val="18"/>
-        </w:rPr>
-        <w:t>case</w:t>
-      </w:r>
-      <w:r>
-        <w:rPr>
-          <w:rFonts w:ascii="CGDKBE+Arial-ItalicMT"/>
-          <w:color w:val="000000"/>
-          <w:spacing w:val="1"/>
-          <w:sz w:val="18"/>
-        </w:rPr>
-        <w:t xml:space="preserve"> </w:t>
-      </w:r>
-      <w:r>
-        <w:rPr>
-          <w:rFonts w:ascii="CGDKBE+Arial-ItalicMT"/>
-          <w:color w:val="000000"/>
-          <w:sz w:val="18"/>
-        </w:rPr>
-        <w:t>of</w:t>
-      </w:r>
-      <w:r>
-        <w:rPr>
-          <w:rFonts w:ascii="CGDKBE+Arial-ItalicMT"/>
-          <w:color w:val="000000"/>
-          <w:spacing w:val="1"/>
-          <w:sz w:val="18"/>
-        </w:rPr>
-        <w:t xml:space="preserve"> </w:t>
-      </w:r>
-      <w:r>
-        <w:rPr>
-          <w:rFonts w:ascii="CGDKBE+Arial-ItalicMT"/>
-          <w:color w:val="000000"/>
-          <w:sz w:val="18"/>
-        </w:rPr>
-        <w:t>Special</w:t>
-      </w:r>
-      <w:r>
-        <w:rPr>
-          <w:rFonts w:ascii="CGDKBE+Arial-ItalicMT"/>
-          <w:color w:val="000000"/>
-          <w:spacing w:val="1"/>
-          <w:sz w:val="18"/>
-        </w:rPr>
-        <w:t xml:space="preserve"> </w:t>
-      </w:r>
-      <w:r>
-        <w:rPr>
-          <w:rFonts w:ascii="CGDKBE+Arial-ItalicMT"/>
-          <w:color w:val="000000"/>
-          <w:sz w:val="18"/>
-        </w:rPr>
-        <w:t>Leave</w:t>
-      </w:r>
-      <w:r>
-        <w:rPr>
-          <w:rFonts w:ascii="CGDKBE+Arial-ItalicMT"/>
-          <w:color w:val="000000"/>
-          <w:spacing w:val="1"/>
-          <w:sz w:val="18"/>
-        </w:rPr>
-        <w:t xml:space="preserve"> </w:t>
-      </w:r>
-      <w:r>
-        <w:rPr>
-          <w:rFonts w:ascii="CGDKBE+Arial-ItalicMT"/>
-          <w:color w:val="000000"/>
-          <w:sz w:val="18"/>
-        </w:rPr>
-        <w:t>Benefits</w:t>
-      </w:r>
-      <w:r>
-        <w:rPr>
-          <w:rFonts w:ascii="CGDKBE+Arial-ItalicMT"/>
-          <w:color w:val="000000"/>
-          <w:spacing w:val="1"/>
-          <w:sz w:val="18"/>
-        </w:rPr>
-        <w:t xml:space="preserve"> </w:t>
-      </w:r>
-      <w:r>
-        <w:rPr>
-          <w:rFonts w:ascii="CGDKBE+Arial-ItalicMT"/>
-          <w:color w:val="000000"/>
-          <w:sz w:val="18"/>
-        </w:rPr>
-        <w:t>for</w:t>
-      </w:r>
-      <w:r>
-        <w:rPr>
-          <w:rFonts w:ascii="CGDKBE+Arial-ItalicMT"/>
-          <w:color w:val="000000"/>
-          <w:spacing w:val="1"/>
-          <w:sz w:val="18"/>
-        </w:rPr>
-        <w:t xml:space="preserve"> </w:t>
-      </w:r>
-      <w:r>
-        <w:rPr>
-          <w:rFonts w:ascii="CGDKBE+Arial-ItalicMT"/>
-          <w:color w:val="000000"/>
-          <w:sz w:val="18"/>
-        </w:rPr>
-        <w:t>Women:</w:t>
+        <w:t>__________________________________</w:t>
+      </w:r>
+    </w:p>
+    <w:p>
+      <w:pPr>
+        <w:framePr w:w="1237" w:wrap="auto" w:vAnchor="page" w:hAnchor="page" w:x="3261" w:y="13613"/>
+        <w:widowControl w:val="0"/>
+        <w:autoSpaceDE w:val="0"/>
+        <w:autoSpaceDN w:val="0"/>
+        <w:adjustRightInd w:val="0"/>
+        <w:spacing w:before="0" w:after="0" w:line="211" w:lineRule="exact"/>
+        <w:jc w:val="left"/>
+        <w:rPr>
+          <w:rFonts w:ascii="EEPAMF+Calibri-Bold"/>
+          <w:color w:val="000000"/>
+          <w:sz w:val="20"/>
+        </w:rPr>
+      </w:pPr>
+      <w:r>
+        <w:rPr>
+          <w:rFonts w:ascii="EEPAMF+Calibri-Bold"/>
+          <w:color w:val="000000"/>
+          <w:sz w:val="20"/>
+        </w:rPr>
+        <w:t>${</w:t>
+      </w:r>
+      <w:r>
+        <w:rPr>
+          <w:rFonts w:ascii="EEPAMF+Calibri-Bold"/>
+          <w:color w:val="000000"/>
+          <w:sz w:val="20"/>
+        </w:rPr>
+        <w:t>VL_CREDIT</w:t>
+      </w:r>
+      <w:r>
+        <w:rPr>
+          <w:rFonts w:ascii="EEPAMF+Calibri-Bold"/>
+          <w:color w:val="000000"/>
+          <w:sz w:val="20"/>
+        </w:rPr>
+        <w:t>}</w:t>
+      </w:r>
+    </w:p>
+    <w:p>
+      <w:pPr>
+        <w:framePr w:w="1685" w:wrap="auto" w:vAnchor="page" w:hAnchor="page" w:x="3262" w:y="13884"/>
+        <w:widowControl w:val="0"/>
+        <w:autoSpaceDE w:val="0"/>
+        <w:autoSpaceDN w:val="0"/>
+        <w:adjustRightInd w:val="0"/>
+        <w:spacing w:before="0" w:after="0" w:line="211" w:lineRule="exact"/>
+        <w:jc w:val="left"/>
+        <w:rPr>
+          <w:rFonts w:ascii="EEPAMF+Calibri-Bold"/>
+          <w:color w:val="000000"/>
+          <w:sz w:val="20"/>
+        </w:rPr>
+      </w:pPr>
+      <w:r>
+        <w:rPr>
+          <w:rFonts w:ascii="EEPAMF+Calibri-Bold"/>
+          <w:color w:val="000000"/>
+          <w:sz w:val="20"/>
+        </w:rPr>
+        <w:t>${</w:t>
+      </w:r>
+      <w:r>
+        <w:rPr>
+          <w:rFonts w:ascii="EEPAMF+Calibri-Bold"/>
+          <w:color w:val="000000"/>
+          <w:sz w:val="20"/>
+        </w:rPr>
+        <w:t>LESSVL</w:t>
+      </w:r>
+      <w:r>
+        <w:rPr>
+          <w:rFonts w:ascii="EEPAMF+Calibri-Bold"/>
+          <w:color w:val="000000"/>
+          <w:sz w:val="20"/>
+        </w:rPr>
+        <w:t>_CREDIT</w:t>
+      </w:r>
+      <w:r>
+        <w:rPr>
+          <w:rFonts w:ascii="EEPAMF+Calibri-Bold"/>
+          <w:color w:val="000000"/>
+          <w:sz w:val="20"/>
+        </w:rPr>
+        <w:t>}</w:t>
+      </w:r>
+    </w:p>
+    <w:p>
+      <w:pPr>
+        <w:framePr w:w="1479" w:wrap="auto" w:vAnchor="page" w:hAnchor="page" w:x="3275" w:y="14156"/>
+        <w:widowControl w:val="0"/>
+        <w:autoSpaceDE w:val="0"/>
+        <w:autoSpaceDN w:val="0"/>
+        <w:adjustRightInd w:val="0"/>
+        <w:spacing w:before="0" w:after="0" w:line="211" w:lineRule="exact"/>
+        <w:jc w:val="left"/>
+        <w:rPr>
+          <w:rFonts w:ascii="EEPAMF+Calibri-Bold"/>
+          <w:color w:val="000000"/>
+          <w:sz w:val="20"/>
+        </w:rPr>
+      </w:pPr>
+      <w:r>
+        <w:rPr>
+          <w:rFonts w:ascii="EEPAMF+Calibri-Bold"/>
+          <w:color w:val="000000"/>
+          <w:sz w:val="20"/>
+        </w:rPr>
+        <w:t>${</w:t>
+      </w:r>
+      <w:r>
+        <w:rPr>
+          <w:rFonts w:ascii="EEPAMF+Calibri-Bold"/>
+          <w:color w:val="000000"/>
+          <w:sz w:val="20"/>
+        </w:rPr>
+        <w:t>V</w:t>
+      </w:r>
+      <w:r>
+        <w:rPr>
+          <w:rFonts w:ascii="EEPAMF+Calibri-Bold"/>
+          <w:color w:val="000000"/>
+          <w:sz w:val="20"/>
+        </w:rPr>
+        <w:t>L_</w:t>
+      </w:r>
+      <w:r>
+        <w:rPr>
+          <w:rFonts w:ascii="EEPAMF+Calibri-Bold"/>
+          <w:color w:val="000000"/>
+          <w:sz w:val="20"/>
+        </w:rPr>
+        <w:t>BALANCE</w:t>
+      </w:r>
+      <w:r>
+        <w:rPr>
+          <w:rFonts w:ascii="EEPAMF+Calibri-Bold"/>
+          <w:color w:val="000000"/>
+          <w:sz w:val="20"/>
+        </w:rPr>
+        <w:t>}</w:t>
+      </w:r>
+    </w:p>
+    <w:p>
+      <w:pPr>
+        <w:framePr w:w="1479" w:wrap="auto" w:vAnchor="page" w:hAnchor="page" w:x="4891" w:y="13599"/>
+        <w:widowControl w:val="0"/>
+        <w:autoSpaceDE w:val="0"/>
+        <w:autoSpaceDN w:val="0"/>
+        <w:adjustRightInd w:val="0"/>
+        <w:spacing w:before="0" w:after="0" w:line="211" w:lineRule="exact"/>
+        <w:jc w:val="left"/>
+        <w:rPr>
+          <w:rFonts w:ascii="EEPAMF+Calibri-Bold"/>
+          <w:color w:val="000000"/>
+          <w:sz w:val="20"/>
+        </w:rPr>
+      </w:pPr>
+      <w:r>
+        <w:rPr>
+          <w:rFonts w:ascii="EEPAMF+Calibri-Bold"/>
+          <w:color w:val="000000"/>
+          <w:sz w:val="20"/>
+        </w:rPr>
+        <w:t>${</w:t>
+      </w:r>
+      <w:r>
+        <w:rPr>
+          <w:rFonts w:ascii="EEPAMF+Calibri-Bold"/>
+          <w:color w:val="000000"/>
+          <w:sz w:val="20"/>
+        </w:rPr>
+        <w:t>SL</w:t>
+      </w:r>
+      <w:r>
+        <w:rPr>
+          <w:rFonts w:ascii="EEPAMF+Calibri-Bold"/>
+          <w:color w:val="000000"/>
+          <w:sz w:val="20"/>
+        </w:rPr>
+        <w:t>_</w:t>
+      </w:r>
+      <w:r>
+        <w:rPr>
+          <w:rFonts w:ascii="EEPAMF+Calibri-Bold" w:cs="IEVRAA+ArialMT"/>
+          <w:color w:val="000000"/>
+          <w:sz w:val="20"/>
+        </w:rPr>
+        <w:t>CREDIT</w:t>
+      </w:r>
+      <w:r>
+        <w:rPr>
+          <w:rFonts w:ascii="EEPAMF+Calibri-Bold"/>
+          <w:color w:val="000000"/>
+          <w:sz w:val="20"/>
+        </w:rPr>
+        <w:t>}</w:t>
+      </w:r>
+    </w:p>
+    <w:p>
+      <w:pPr>
+        <w:framePr w:w="2609" w:wrap="auto" w:vAnchor="page" w:hAnchor="page" w:x="4892" w:y="13858"/>
+        <w:widowControl w:val="0"/>
+        <w:autoSpaceDE w:val="0"/>
+        <w:autoSpaceDN w:val="0"/>
+        <w:adjustRightInd w:val="0"/>
+        <w:spacing w:before="0" w:after="0" w:line="211" w:lineRule="exact"/>
+        <w:jc w:val="left"/>
+        <w:rPr>
+          <w:rFonts w:ascii="EEPAMF+Calibri-Bold" w:cs="IEVRAA+ArialMT"/>
+          <w:color w:val="000000"/>
+          <w:sz w:val="20"/>
+        </w:rPr>
+      </w:pPr>
+      <w:r>
+        <w:rPr>
+          <w:rFonts w:ascii="EEPAMF+Calibri-Bold" w:cs="IEVRAA+ArialMT"/>
+          <w:color w:val="000000"/>
+          <w:sz w:val="20"/>
+        </w:rPr>
+        <w:t>${LESS</w:t>
+      </w:r>
+      <w:r>
+        <w:rPr>
+          <w:rFonts w:ascii="EEPAMF+Calibri-Bold" w:cs="IEVRAA+ArialMT"/>
+          <w:color w:val="000000"/>
+          <w:sz w:val="20"/>
+        </w:rPr>
+        <w:t>S</w:t>
+      </w:r>
+      <w:r>
+        <w:rPr>
+          <w:rFonts w:ascii="EEPAMF+Calibri-Bold" w:cs="IEVRAA+ArialMT"/>
+          <w:color w:val="000000"/>
+          <w:sz w:val="20"/>
+        </w:rPr>
+        <w:t>L_CREDIT}</w:t>
+      </w:r>
+    </w:p>
+    <w:p>
+      <w:pPr>
+        <w:framePr w:w="1479" w:wrap="auto" w:vAnchor="page" w:hAnchor="page" w:x="4891" w:y="14143"/>
+        <w:widowControl w:val="0"/>
+        <w:autoSpaceDE w:val="0"/>
+        <w:autoSpaceDN w:val="0"/>
+        <w:adjustRightInd w:val="0"/>
+        <w:spacing w:before="0" w:after="0" w:line="211" w:lineRule="exact"/>
+        <w:jc w:val="left"/>
+        <w:rPr>
+          <w:rFonts w:ascii="EEPAMF+Calibri-Bold"/>
+          <w:color w:val="000000"/>
+          <w:sz w:val="20"/>
+        </w:rPr>
+      </w:pPr>
+      <w:r>
+        <w:rPr>
+          <w:rFonts w:ascii="EEPAMF+Calibri-Bold"/>
+          <w:color w:val="000000"/>
+          <w:sz w:val="20"/>
+        </w:rPr>
+        <w:t>${</w:t>
+      </w:r>
+      <w:r>
+        <w:rPr>
+          <w:rFonts w:ascii="EEPAMF+Calibri-Bold"/>
+          <w:color w:val="000000"/>
+          <w:sz w:val="20"/>
+        </w:rPr>
+        <w:t>SL_</w:t>
+      </w:r>
+      <w:r>
+        <w:rPr>
+          <w:rFonts w:ascii="EEPAMF+Calibri-Bold"/>
+          <w:color w:val="000000"/>
+          <w:sz w:val="20"/>
+        </w:rPr>
+        <w:t>BALANCE</w:t>
+      </w:r>
+      <w:r>
+        <w:rPr>
+          <w:rFonts w:ascii="EEPAMF+Calibri-Bold"/>
+          <w:color w:val="000000"/>
+          <w:sz w:val="20"/>
+        </w:rPr>
+        <w:t>}</w:t>
+      </w:r>
+    </w:p>
+    <w:p>
+      <w:pPr>
+        <w:framePr w:w="2927" w:h="853" w:hRule="exact" w:wrap="auto" w:vAnchor="page" w:hAnchor="page" w:x="7270" w:y="13330"/>
+        <w:rPr>
+          <w:sz w:val="18"/>
+          <w:szCs w:val="18"/>
+        </w:rPr>
+      </w:pPr>
+      <w:r>
+        <w:rPr>
+          <w:sz w:val="18"/>
+          <w:szCs w:val="18"/>
+        </w:rPr>
+        <w:t>${</w:t>
+      </w:r>
+      <w:proofErr w:type="spellStart"/>
+      <w:r>
+        <w:rPr>
+          <w:sz w:val="18"/>
+          <w:szCs w:val="18"/>
+        </w:rPr>
+        <w:t>reco_disapprove</w:t>
+      </w:r>
+      <w:proofErr w:type="spellEnd"/>
+      <w:r>
+        <w:rPr>
+          <w:sz w:val="18"/>
+          <w:szCs w:val="18"/>
+        </w:rPr>
+        <w:t>}</w:t>
+      </w:r>
+    </w:p>
+    <w:p>
+      <w:pPr>
+        <w:framePr w:w="2927" w:h="853" w:hRule="exact" w:wrap="auto" w:vAnchor="page" w:hAnchor="page" w:x="7270" w:y="13330"/>
+        <w:widowControl w:val="0"/>
+        <w:autoSpaceDE w:val="0"/>
+        <w:autoSpaceDN w:val="0"/>
+        <w:adjustRightInd w:val="0"/>
+        <w:spacing w:before="0" w:after="0" w:line="190" w:lineRule="exact"/>
+        <w:jc w:val="left"/>
+        <w:rPr>
+          <w:rFonts w:ascii="VWDTOR+ArialMT"/>
+          <w:color w:val="000000"/>
+          <w:sz w:val="18"/>
+        </w:rPr>
+      </w:pPr>
+    </w:p>
+    <w:p>
+      <w:pPr>
+        <w:framePr w:w="1602" w:h="239" w:hRule="exact" w:wrap="auto" w:vAnchor="page" w:hAnchor="page" w:x="8457" w:y="11993"/>
+        <w:widowControl w:val="0"/>
+        <w:autoSpaceDE w:val="0"/>
+        <w:autoSpaceDN w:val="0"/>
+        <w:adjustRightInd w:val="0"/>
+        <w:spacing w:before="0" w:after="0" w:line="208" w:lineRule="exact"/>
+        <w:jc w:val="center"/>
+        <w:rPr>
+          <w:rFonts w:cs="Calibri"/>
+          <w:color w:val="000000"/>
+          <w:sz w:val="20"/>
+        </w:rPr>
+      </w:pPr>
+      <w:r>
+        <w:rPr>
+          <w:rFonts w:cs="Calibri"/>
+          <w:color w:val="000000"/>
+          <w:sz w:val="20"/>
+        </w:rPr>
+        <w:t>${SIGNAME}</w:t>
       </w:r>
     </w:p>
     <w:p>
@@ -7742,60 +8877,6 @@
           <w:sz w:val="2"/>
         </w:rPr>
       </w:pPr>
-      <w:r>
-        <w:rPr>
-          <w:rFonts w:ascii="Arial"/>
-          <w:noProof/>
-          <w:sz w:val="2"/>
-        </w:rPr>
-        <w:pict w14:anchorId="741AC87E">
-          <v:shape id="_x0000_s1066" type="#_x0000_t202" style="position:absolute;left:0;text-align:left;margin-left:-16pt;margin-top:44.45pt;width:118.95pt;height:38.75pt;z-index:24;mso-position-horizontal-relative:text;mso-position-vertical-relative:text" filled="f" stroked="f">
-            <v:textbox style="mso-next-textbox:#_x0000_s1066">
-              <w:txbxContent>
-                <w:p>
-                  <w:pPr>
-                    <w:spacing w:line="276" w:lineRule="auto"/>
-                    <w:rPr>
-                      <w:sz w:val="18"/>
-                      <w:szCs w:val="18"/>
-                    </w:rPr>
-                  </w:pPr>
-                  <w:r>
-                    <w:rPr>
-                      <w:sz w:val="18"/>
-                      <w:szCs w:val="18"/>
-                    </w:rPr>
-                    <w:t>${</w:t>
-                  </w:r>
-                  <w:proofErr w:type="spellStart"/>
-                  <w:r>
-                    <w:rPr>
-                      <w:sz w:val="18"/>
-                      <w:szCs w:val="18"/>
-                    </w:rPr>
-                    <w:t>sick_outpatient_specify</w:t>
-                  </w:r>
-                  <w:proofErr w:type="spellEnd"/>
-                  <w:r>
-                    <w:rPr>
-                      <w:sz w:val="18"/>
-                      <w:szCs w:val="18"/>
-                    </w:rPr>
-                    <w:t>}</w:t>
-                  </w:r>
-                  <w:r>
-                    <w:rPr>
-                      <w:sz w:val="18"/>
-                      <w:szCs w:val="18"/>
-                    </w:rPr>
-                    <w:t xml:space="preserve"> </w:t>
-                  </w:r>
-                </w:p>
-              </w:txbxContent>
-            </v:textbox>
-          </v:shape>
-        </w:pict>
-      </w:r>
     </w:p>
     <w:p>
       <w:pPr>
@@ -7804,148 +8885,44 @@
           <w:sz w:val="2"/>
         </w:rPr>
       </w:pPr>
-      <w:r>
-        <w:rPr>
-          <w:rFonts w:ascii="Arial"/>
-          <w:noProof/>
-          <w:sz w:val="2"/>
-        </w:rPr>
-        <w:pict w14:anchorId="5DD82279">
-          <v:shape id="_x0000_s1058" type="#_x0000_t32" style="position:absolute;left:0;text-align:left;margin-left:-12.5pt;margin-top:5.1pt;width:88.2pt;height:0;z-index:17" o:connectortype="elbow" adj="-110559,-1,-110559"/>
-        </w:pict>
-      </w:r>
-      <w:r>
-        <w:rPr>
-          <w:rFonts w:ascii="Arial"/>
-          <w:noProof/>
-          <w:sz w:val="2"/>
-        </w:rPr>
-        <w:pict w14:anchorId="314D41A7">
-          <v:shape id="_x0000_s1054" type="#_x0000_t202" style="position:absolute;left:0;text-align:left;margin-left:-136.45pt;margin-top:4.65pt;width:139.5pt;height:17.25pt;z-index:13;mso-position-horizontal-relative:text;mso-position-vertical-relative:text" filled="f" stroked="f">
-            <v:textbox style="mso-next-textbox:#_x0000_s1054">
-              <w:txbxContent>
-                <w:p>
-                  <w:pPr>
-                    <w:widowControl w:val="0"/>
-                    <w:autoSpaceDE w:val="0"/>
-                    <w:autoSpaceDN w:val="0"/>
-                    <w:adjustRightInd w:val="0"/>
-                    <w:spacing w:before="0" w:after="0" w:line="190" w:lineRule="exact"/>
-                    <w:jc w:val="left"/>
-                    <w:rPr>
-                      <w:rFonts w:ascii="IEVRAA+ArialMT"/>
-                      <w:color w:val="000000"/>
-                      <w:sz w:val="18"/>
-                    </w:rPr>
-                  </w:pPr>
-                  <w:r>
-                    <w:rPr>
-                      <w:rFonts w:ascii="IEVRAA+ArialMT"/>
-                      <w:color w:val="000000"/>
-                      <w:sz w:val="18"/>
-                    </w:rPr>
-                    <w:t>${</w:t>
-                  </w:r>
-                  <w:proofErr w:type="spellStart"/>
-                  <w:r>
-                    <w:rPr>
-                      <w:rFonts w:ascii="IEVRAA+ArialMT"/>
-                      <w:color w:val="000000"/>
-                      <w:sz w:val="18"/>
-                    </w:rPr>
-                    <w:t>detail_sick_outpatient</w:t>
-                  </w:r>
-                  <w:proofErr w:type="spellEnd"/>
-                  <w:r>
-                    <w:rPr>
-                      <w:rFonts w:ascii="IEVRAA+ArialMT"/>
-                      <w:color w:val="000000"/>
-                      <w:sz w:val="18"/>
-                    </w:rPr>
-                    <w:t>}</w:t>
-                  </w:r>
-                  <w:r>
-                    <w:rPr>
-                      <w:rFonts w:ascii="IEVRAA+ArialMT"/>
-                      <w:color w:val="000000"/>
-                      <w:sz w:val="18"/>
-                    </w:rPr>
-                    <w:t xml:space="preserve"> </w:t>
-                  </w:r>
-                  <w:r>
-                    <w:rPr>
-                      <w:rFonts w:ascii="IEVRAA+ArialMT"/>
-                      <w:color w:val="000000"/>
-                      <w:sz w:val="18"/>
-                    </w:rPr>
-                    <w:t>Out</w:t>
-                  </w:r>
-                  <w:r>
-                    <w:rPr>
-                      <w:rFonts w:ascii="IEVRAA+ArialMT"/>
-                      <w:color w:val="000000"/>
-                      <w:spacing w:val="1"/>
-                      <w:sz w:val="18"/>
-                    </w:rPr>
-                    <w:t xml:space="preserve"> </w:t>
-                  </w:r>
-                  <w:r>
-                    <w:rPr>
-                      <w:rFonts w:ascii="IEVRAA+ArialMT"/>
-                      <w:color w:val="000000"/>
-                      <w:sz w:val="18"/>
-                    </w:rPr>
-                    <w:t>Patient</w:t>
-                  </w:r>
-                  <w:r>
-                    <w:rPr>
-                      <w:rFonts w:ascii="IEVRAA+ArialMT"/>
-                      <w:color w:val="000000"/>
-                      <w:spacing w:val="1"/>
-                      <w:sz w:val="18"/>
-                    </w:rPr>
-                    <w:t xml:space="preserve"> </w:t>
-                  </w:r>
-                  <w:r>
-                    <w:rPr>
-                      <w:rFonts w:ascii="IEVRAA+ArialMT"/>
-                      <w:color w:val="000000"/>
-                      <w:sz w:val="18"/>
-                    </w:rPr>
-                    <w:t>(Specify</w:t>
-                  </w:r>
-                  <w:r>
-                    <w:rPr>
-                      <w:rFonts w:ascii="IEVRAA+ArialMT"/>
-                      <w:color w:val="000000"/>
-                      <w:spacing w:val="1"/>
-                      <w:sz w:val="18"/>
-                    </w:rPr>
-                    <w:t xml:space="preserve"> </w:t>
-                  </w:r>
-                  <w:r>
-                    <w:rPr>
-                      <w:rFonts w:ascii="IEVRAA+ArialMT"/>
-                      <w:color w:val="000000"/>
-                      <w:sz w:val="18"/>
-                    </w:rPr>
-                    <w:t>Illness)</w:t>
-                  </w:r>
-                  <w:r>
-                    <w:rPr>
-                      <w:rFonts w:ascii="IEVRAA+ArialMT"/>
-                      <w:color w:val="000000"/>
-                      <w:spacing w:val="52"/>
-                      <w:sz w:val="18"/>
-                    </w:rPr>
-                    <w:t xml:space="preserve"> </w:t>
-                  </w:r>
-                </w:p>
-                <w:p/>
-              </w:txbxContent>
-            </v:textbox>
-          </v:shape>
-        </w:pict>
+    </w:p>
+    <w:p>
+      <w:pPr>
+        <w:framePr w:w="4574" w:wrap="auto" w:vAnchor="page" w:hAnchor="page" w:x="7052" w:y="14510"/>
+        <w:widowControl w:val="0"/>
+        <w:autoSpaceDE w:val="0"/>
+        <w:autoSpaceDN w:val="0"/>
+        <w:adjustRightInd w:val="0"/>
+        <w:spacing w:before="26" w:after="0" w:line="211" w:lineRule="exact"/>
+        <w:jc w:val="center"/>
+        <w:rPr>
+          <w:color w:val="000000"/>
+          <w:sz w:val="20"/>
+        </w:rPr>
+      </w:pPr>
+      <w:r>
+        <w:rPr>
+          <w:rFonts w:ascii="EEPAMF+Calibri-Bold"/>
+          <w:color w:val="000000"/>
+          <w:sz w:val="20"/>
+        </w:rPr>
+        <w:t>${</w:t>
+      </w:r>
+      <w:r>
+        <w:rPr>
+          <w:rFonts w:ascii="EEPAMF+Calibri-Bold"/>
+          <w:color w:val="000000"/>
+          <w:sz w:val="20"/>
+        </w:rPr>
+        <w:t>RECOSIGN</w:t>
+      </w:r>
+      <w:r>
+        <w:rPr>
+          <w:rFonts w:ascii="EEPAMF+Calibri-Bold"/>
+          <w:color w:val="000000"/>
+          <w:sz w:val="20"/>
+        </w:rPr>
+        <w:t>}</w:t>
       </w:r>
     </w:p>
     <w:p>
@@ -7955,72 +8932,103 @@
           <w:sz w:val="2"/>
         </w:rPr>
       </w:pPr>
-      <w:r>
-        <w:rPr>
-          <w:rFonts w:ascii="Arial"/>
-          <w:noProof/>
-          <w:sz w:val="2"/>
-        </w:rPr>
-        <w:pict w14:anchorId="5DD82279">
-          <v:shape id="_x0000_s1060" type="#_x0000_t32" style="position:absolute;left:0;text-align:left;margin-left:77.45pt;margin-top:17.6pt;width:104.3pt;height:0;z-index:19" o:connectortype="elbow" adj="-95761,-1,-95761"/>
-        </w:pict>
-      </w:r>
-      <w:r>
-        <w:rPr>
-          <w:rFonts w:ascii="Arial"/>
-          <w:noProof/>
-          <w:sz w:val="2"/>
-        </w:rPr>
-        <w:pict w14:anchorId="5DD82279">
-          <v:shape id="_x0000_s1059" type="#_x0000_t32" style="position:absolute;left:0;text-align:left;margin-left:88.4pt;margin-top:4.75pt;width:93.35pt;height:0;z-index:18" o:connectortype="elbow" adj="-109527,-1,-109527"/>
-        </w:pict>
-      </w:r>
-      <w:r>
-        <w:rPr>
-          <w:rFonts w:ascii="Arial"/>
-          <w:noProof/>
-          <w:sz w:val="2"/>
-        </w:rPr>
-        <w:pict w14:anchorId="741AC87E">
-          <v:shape id="_x0000_s1067" type="#_x0000_t202" style="position:absolute;left:0;text-align:left;margin-left:35.4pt;margin-top:34.6pt;width:152.95pt;height:46.5pt;z-index:25;mso-position-horizontal-relative:text;mso-position-vertical-relative:text" filled="f" stroked="f">
-            <v:textbox style="mso-next-textbox:#_x0000_s1067">
-              <w:txbxContent>
-                <w:p>
-                  <w:pPr>
-                    <w:rPr>
-                      <w:sz w:val="18"/>
-                      <w:szCs w:val="18"/>
-                    </w:rPr>
-                  </w:pPr>
-                  <w:r>
-                    <w:rPr>
-                      <w:sz w:val="18"/>
-                      <w:szCs w:val="18"/>
-                    </w:rPr>
-                    <w:t>${</w:t>
-                  </w:r>
-                  <w:proofErr w:type="spellStart"/>
-                  <w:r>
-                    <w:rPr>
-                      <w:sz w:val="18"/>
-                      <w:szCs w:val="18"/>
-                    </w:rPr>
-                    <w:t>women_specify</w:t>
-                  </w:r>
-                  <w:proofErr w:type="spellEnd"/>
-                  <w:r>
-                    <w:rPr>
-                      <w:sz w:val="18"/>
-                      <w:szCs w:val="18"/>
-                    </w:rPr>
-                    <w:t>}</w:t>
-                  </w:r>
-                </w:p>
-              </w:txbxContent>
-            </v:textbox>
-          </v:shape>
-        </w:pict>
-      </w:r>
+    </w:p>
+    <w:p>
+      <w:pPr>
+        <w:framePr w:w="1479" w:wrap="auto" w:vAnchor="page" w:hAnchor="page" w:x="1404" w:y="9993"/>
+        <w:widowControl w:val="0"/>
+        <w:autoSpaceDE w:val="0"/>
+        <w:autoSpaceDN w:val="0"/>
+        <w:adjustRightInd w:val="0"/>
+        <w:spacing w:before="0" w:after="0" w:line="211" w:lineRule="exact"/>
+        <w:jc w:val="left"/>
+        <w:rPr>
+          <w:rFonts w:ascii="EEPAMF+Calibri-Bold"/>
+          <w:color w:val="000000"/>
+          <w:sz w:val="20"/>
+        </w:rPr>
+      </w:pPr>
+      <w:r>
+        <w:rPr>
+          <w:rFonts w:ascii="EEPAMF+Calibri-Bold"/>
+          <w:color w:val="000000"/>
+          <w:sz w:val="20"/>
+        </w:rPr>
+        <w:t>${</w:t>
+      </w:r>
+      <w:proofErr w:type="spellStart"/>
+      <w:r>
+        <w:rPr>
+          <w:rFonts w:ascii="EEPAMF+Calibri-Bold"/>
+          <w:color w:val="000000"/>
+          <w:sz w:val="20"/>
+        </w:rPr>
+        <w:t>type_others</w:t>
+      </w:r>
+      <w:proofErr w:type="spellEnd"/>
+      <w:r>
+        <w:rPr>
+          <w:rFonts w:ascii="EEPAMF+Calibri-Bold"/>
+          <w:color w:val="000000"/>
+          <w:sz w:val="20"/>
+        </w:rPr>
+        <w:t>}</w:t>
+      </w:r>
+    </w:p>
+    <w:p>
+      <w:pPr>
+        <w:framePr w:w="2939" w:h="876" w:hRule="exact" w:wrap="auto" w:vAnchor="page" w:hAnchor="page" w:x="7178" w:y="15460"/>
+        <w:rPr>
+          <w:sz w:val="18"/>
+          <w:szCs w:val="18"/>
+        </w:rPr>
+      </w:pPr>
+      <w:r>
+        <w:rPr>
+          <w:sz w:val="18"/>
+          <w:szCs w:val="18"/>
+        </w:rPr>
+        <w:t>${</w:t>
+      </w:r>
+      <w:proofErr w:type="spellStart"/>
+      <w:r>
+        <w:rPr>
+          <w:sz w:val="18"/>
+          <w:szCs w:val="18"/>
+        </w:rPr>
+        <w:t>appro</w:t>
+      </w:r>
+      <w:r>
+        <w:rPr>
+          <w:sz w:val="18"/>
+          <w:szCs w:val="18"/>
+        </w:rPr>
+        <w:t>_disapprove</w:t>
+      </w:r>
+      <w:proofErr w:type="spellEnd"/>
+      <w:r>
+        <w:rPr>
+          <w:sz w:val="18"/>
+          <w:szCs w:val="18"/>
+        </w:rPr>
+        <w:t>}</w:t>
+      </w:r>
+    </w:p>
+    <w:p>
+      <w:pPr>
+        <w:framePr w:w="2939" w:h="876" w:hRule="exact" w:wrap="auto" w:vAnchor="page" w:hAnchor="page" w:x="7178" w:y="15460"/>
+        <w:widowControl w:val="0"/>
+        <w:autoSpaceDE w:val="0"/>
+        <w:autoSpaceDN w:val="0"/>
+        <w:adjustRightInd w:val="0"/>
+        <w:spacing w:before="0" w:after="0" w:line="190" w:lineRule="exact"/>
+        <w:jc w:val="left"/>
+        <w:rPr>
+          <w:rFonts w:ascii="VWDTOR+ArialMT"/>
+          <w:color w:val="000000"/>
+          <w:sz w:val="18"/>
+        </w:rPr>
+      </w:pPr>
     </w:p>
     <w:p>
       <w:pPr>
@@ -8032,70 +9040,157 @@
     </w:p>
     <w:p>
       <w:pPr>
+        <w:framePr w:w="1862" w:wrap="auto" w:vAnchor="page" w:hAnchor="page" w:x="1153" w:y="15599"/>
+        <w:widowControl w:val="0"/>
+        <w:autoSpaceDE w:val="0"/>
+        <w:autoSpaceDN w:val="0"/>
+        <w:adjustRightInd w:val="0"/>
+        <w:spacing w:before="0" w:after="0" w:line="201" w:lineRule="exact"/>
+        <w:jc w:val="left"/>
+        <w:rPr>
+          <w:rFonts w:cs="Calibri"/>
+          <w:color w:val="000000"/>
+          <w:sz w:val="19"/>
+        </w:rPr>
+      </w:pPr>
+      <w:r>
+        <w:rPr>
+          <w:rFonts w:cs="Calibri"/>
+          <w:color w:val="000000"/>
+          <w:sz w:val="19"/>
+        </w:rPr>
+        <w:t>$</w:t>
+      </w:r>
+      <w:r>
+        <w:rPr>
+          <w:rFonts w:cs="Calibri"/>
+          <w:color w:val="000000"/>
+          <w:sz w:val="19"/>
+        </w:rPr>
+        <w:t>{</w:t>
+      </w:r>
+      <w:r>
+        <w:rPr>
+          <w:rFonts w:cs="Calibri"/>
+          <w:color w:val="000000"/>
+          <w:sz w:val="16"/>
+          <w:szCs w:val="16"/>
+        </w:rPr>
+        <w:t>DAYWPAY</w:t>
+      </w:r>
+      <w:r>
+        <w:rPr>
+          <w:rFonts w:cs="Calibri"/>
+          <w:color w:val="000000"/>
+          <w:sz w:val="19"/>
+        </w:rPr>
+        <w:t>}</w:t>
+      </w:r>
+    </w:p>
+    <w:p>
+      <w:pPr>
+        <w:framePr w:w="1862" w:wrap="auto" w:vAnchor="page" w:hAnchor="page" w:x="1153" w:y="15841"/>
+        <w:widowControl w:val="0"/>
+        <w:autoSpaceDE w:val="0"/>
+        <w:autoSpaceDN w:val="0"/>
+        <w:adjustRightInd w:val="0"/>
+        <w:spacing w:before="0" w:after="0" w:line="201" w:lineRule="exact"/>
+        <w:jc w:val="left"/>
+        <w:rPr>
+          <w:rFonts w:cs="Calibri"/>
+          <w:color w:val="000000"/>
+          <w:sz w:val="19"/>
+        </w:rPr>
+      </w:pPr>
+      <w:r>
+        <w:rPr>
+          <w:rFonts w:cs="Calibri"/>
+          <w:color w:val="000000"/>
+          <w:sz w:val="19"/>
+        </w:rPr>
+        <w:t>${</w:t>
+      </w:r>
+      <w:r>
+        <w:rPr>
+          <w:rFonts w:cs="Calibri"/>
+          <w:color w:val="000000"/>
+          <w:sz w:val="16"/>
+          <w:szCs w:val="16"/>
+        </w:rPr>
+        <w:t>DAYW</w:t>
+      </w:r>
+      <w:r>
+        <w:rPr>
+          <w:rFonts w:cs="Calibri"/>
+          <w:color w:val="000000"/>
+          <w:sz w:val="16"/>
+          <w:szCs w:val="16"/>
+        </w:rPr>
+        <w:t>O</w:t>
+      </w:r>
+      <w:r>
+        <w:rPr>
+          <w:rFonts w:cs="Calibri"/>
+          <w:color w:val="000000"/>
+          <w:sz w:val="16"/>
+          <w:szCs w:val="16"/>
+        </w:rPr>
+        <w:t>PAY</w:t>
+      </w:r>
+      <w:r>
+        <w:rPr>
+          <w:rFonts w:cs="Calibri"/>
+          <w:color w:val="000000"/>
+          <w:sz w:val="19"/>
+        </w:rPr>
+        <w:t>}</w:t>
+      </w:r>
+    </w:p>
+    <w:p>
+      <w:pPr>
         <w:rPr>
           <w:rFonts w:ascii="Arial"/>
           <w:sz w:val="2"/>
         </w:rPr>
       </w:pPr>
-      <w:r>
-        <w:rPr>
-          <w:rFonts w:ascii="Arial"/>
-          <w:noProof/>
-          <w:sz w:val="2"/>
-        </w:rPr>
-        <w:pict w14:anchorId="5DD82279">
-          <v:shape id="_x0000_s1062" type="#_x0000_t32" style="position:absolute;left:0;text-align:left;margin-left:70.05pt;margin-top:14.5pt;width:146.9pt;height:0;z-index:21" o:connectortype="elbow" adj="-63263,-1,-63263"/>
-        </w:pict>
-      </w:r>
-      <w:r>
-        <w:rPr>
-          <w:rFonts w:ascii="Arial"/>
-          <w:noProof/>
-          <w:sz w:val="2"/>
-        </w:rPr>
-        <w:pict w14:anchorId="5DD82279">
-          <v:shape id="_x0000_s1061" type="#_x0000_t32" style="position:absolute;left:0;text-align:left;margin-left:70.05pt;margin-top:2.5pt;width:146.9pt;height:0;z-index:20" o:connectortype="elbow" adj="-63263,-1,-63263"/>
-        </w:pict>
-      </w:r>
-    </w:p>
-    <w:p>
-      <w:pPr>
-        <w:framePr w:w="1479" w:wrap="auto" w:vAnchor="page" w:hAnchor="page" w:x="1404" w:y="9993"/>
-        <w:widowControl w:val="0"/>
-        <w:autoSpaceDE w:val="0"/>
-        <w:autoSpaceDN w:val="0"/>
-        <w:adjustRightInd w:val="0"/>
-        <w:spacing w:before="0" w:after="0" w:line="211" w:lineRule="exact"/>
-        <w:jc w:val="left"/>
-        <w:rPr>
-          <w:rFonts w:ascii="EEPAMF+Calibri-Bold"/>
-          <w:color w:val="000000"/>
-          <w:sz w:val="20"/>
-        </w:rPr>
-      </w:pPr>
-      <w:r>
-        <w:rPr>
-          <w:rFonts w:ascii="EEPAMF+Calibri-Bold"/>
-          <w:color w:val="000000"/>
-          <w:sz w:val="20"/>
+    </w:p>
+    <w:p>
+      <w:pPr>
+        <w:framePr w:w="1862" w:wrap="auto" w:vAnchor="page" w:hAnchor="page" w:x="1142" w:y="16083"/>
+        <w:widowControl w:val="0"/>
+        <w:autoSpaceDE w:val="0"/>
+        <w:autoSpaceDN w:val="0"/>
+        <w:adjustRightInd w:val="0"/>
+        <w:spacing w:before="0" w:after="0" w:line="201" w:lineRule="exact"/>
+        <w:jc w:val="left"/>
+        <w:rPr>
+          <w:rFonts w:cs="Calibri"/>
+          <w:color w:val="000000"/>
+          <w:sz w:val="19"/>
+        </w:rPr>
+      </w:pPr>
+      <w:r>
+        <w:rPr>
+          <w:rFonts w:cs="Calibri"/>
+          <w:color w:val="000000"/>
+          <w:sz w:val="19"/>
         </w:rPr>
         <w:t>${</w:t>
       </w:r>
-      <w:proofErr w:type="spellStart"/>
-      <w:r>
-        <w:rPr>
-          <w:rFonts w:ascii="EEPAMF+Calibri-Bold"/>
-          <w:color w:val="000000"/>
-          <w:sz w:val="20"/>
-        </w:rPr>
-        <w:t>type_others</w:t>
-      </w:r>
-      <w:proofErr w:type="spellEnd"/>
-      <w:r>
-        <w:rPr>
-          <w:rFonts w:ascii="EEPAMF+Calibri-Bold"/>
-          <w:color w:val="000000"/>
-          <w:sz w:val="20"/>
+      <w:r>
+        <w:rPr>
+          <w:rFonts w:cs="Calibri"/>
+          <w:color w:val="000000"/>
+          <w:sz w:val="16"/>
+          <w:szCs w:val="16"/>
+        </w:rPr>
+        <w:t>OTHERS</w:t>
+      </w:r>
+      <w:r>
+        <w:rPr>
+          <w:rFonts w:cs="Calibri"/>
+          <w:color w:val="000000"/>
+          <w:sz w:val="19"/>
         </w:rPr>
         <w:t>}</w:t>
       </w:r>
@@ -8110,6 +9205,38 @@
     </w:p>
     <w:p>
       <w:pPr>
+        <w:framePr w:w="1523" w:wrap="auto" w:vAnchor="page" w:hAnchor="page" w:x="1542" w:y="10794"/>
+        <w:widowControl w:val="0"/>
+        <w:autoSpaceDE w:val="0"/>
+        <w:autoSpaceDN w:val="0"/>
+        <w:adjustRightInd w:val="0"/>
+        <w:spacing w:before="0" w:after="0" w:line="211" w:lineRule="exact"/>
+        <w:jc w:val="left"/>
+        <w:rPr>
+          <w:rFonts w:ascii="EEPAMF+Calibri-Bold"/>
+          <w:color w:val="000000"/>
+          <w:sz w:val="20"/>
+        </w:rPr>
+      </w:pPr>
+      <w:r>
+        <w:rPr>
+          <w:rFonts w:ascii="EEPAMF+Calibri-Bold"/>
+          <w:color w:val="000000"/>
+          <w:sz w:val="20"/>
+        </w:rPr>
+        <w:t>$</w:t>
+      </w:r>
+      <w:r>
+        <w:rPr>
+          <w:rFonts w:ascii="EEPAMF+Calibri-Bold"/>
+          <w:color w:val="000000"/>
+          <w:sz w:val="20"/>
+        </w:rPr>
+        <w:t>{day}</w:t>
+      </w:r>
+    </w:p>
+    <w:p>
+      <w:pPr>
         <w:rPr>
           <w:rFonts w:ascii="Arial"/>
           <w:sz w:val="2"/>
@@ -8126,7 +9253,7 @@
     </w:p>
     <w:p>
       <w:pPr>
-        <w:framePr w:w="1523" w:wrap="auto" w:vAnchor="page" w:hAnchor="page" w:x="1542" w:y="10794"/>
+        <w:framePr w:w="3256" w:wrap="auto" w:vAnchor="page" w:hAnchor="page" w:x="890" w:y="11459"/>
         <w:widowControl w:val="0"/>
         <w:autoSpaceDE w:val="0"/>
         <w:autoSpaceDN w:val="0"/>
@@ -8153,7 +9280,79 @@
           <w:color w:val="000000"/>
           <w:sz w:val="20"/>
         </w:rPr>
-        <w:t>{day}</w:t>
+        <w:t>{date}</w:t>
+      </w:r>
+    </w:p>
+    <w:p>
+      <w:pPr>
+        <w:framePr w:w="3816" w:wrap="auto" w:hAnchor="page" w:x="7242" w:y="15628"/>
+        <w:widowControl w:val="0"/>
+        <w:autoSpaceDE w:val="0"/>
+        <w:autoSpaceDN w:val="0"/>
+        <w:adjustRightInd w:val="0"/>
+        <w:spacing w:before="0" w:after="0" w:line="208" w:lineRule="exact"/>
+        <w:jc w:val="left"/>
+        <w:rPr>
+          <w:rFonts w:ascii="IEVRAA+ArialMT"/>
+          <w:color w:val="000000"/>
+          <w:sz w:val="20"/>
+        </w:rPr>
+      </w:pPr>
+      <w:r>
+        <w:rPr>
+          <w:rFonts w:ascii="IEVRAA+ArialMT"/>
+          <w:color w:val="000000"/>
+          <w:sz w:val="20"/>
+        </w:rPr>
+        <w:t>__________________________________</w:t>
+      </w:r>
+    </w:p>
+    <w:p>
+      <w:pPr>
+        <w:framePr w:w="3816" w:wrap="auto" w:hAnchor="page" w:x="7242" w:y="15628"/>
+        <w:widowControl w:val="0"/>
+        <w:autoSpaceDE w:val="0"/>
+        <w:autoSpaceDN w:val="0"/>
+        <w:adjustRightInd w:val="0"/>
+        <w:spacing w:before="52" w:after="0" w:line="190" w:lineRule="exact"/>
+        <w:jc w:val="left"/>
+        <w:rPr>
+          <w:rFonts w:ascii="IEVRAA+ArialMT"/>
+          <w:color w:val="000000"/>
+          <w:sz w:val="18"/>
+        </w:rPr>
+      </w:pPr>
+      <w:r>
+        <w:rPr>
+          <w:rFonts w:ascii="IEVRAA+ArialMT"/>
+          <w:color w:val="000000"/>
+          <w:sz w:val="18"/>
+        </w:rPr>
+        <w:t>______________________________________</w:t>
+      </w:r>
+    </w:p>
+    <w:p>
+      <w:pPr>
+        <w:framePr w:w="3816" w:wrap="auto" w:hAnchor="page" w:x="7242" w:y="15628"/>
+        <w:widowControl w:val="0"/>
+        <w:autoSpaceDE w:val="0"/>
+        <w:autoSpaceDN w:val="0"/>
+        <w:adjustRightInd w:val="0"/>
+        <w:spacing w:before="48" w:after="0" w:line="190" w:lineRule="exact"/>
+        <w:jc w:val="left"/>
+        <w:rPr>
+          <w:rFonts w:ascii="IEVRAA+ArialMT"/>
+          <w:color w:val="000000"/>
+          <w:sz w:val="18"/>
+        </w:rPr>
+      </w:pPr>
+      <w:r>
+        <w:rPr>
+          <w:rFonts w:ascii="IEVRAA+ArialMT"/>
+          <w:color w:val="000000"/>
+          <w:sz w:val="18"/>
+        </w:rPr>
+        <w:t>______________________________________</w:t>
       </w:r>
     </w:p>
     <w:p>
@@ -8174,70 +9373,6 @@
     </w:p>
     <w:p>
       <w:pPr>
-        <w:framePr w:w="2393" w:h="239" w:hRule="exact" w:wrap="auto" w:vAnchor="page" w:hAnchor="page" w:x="8103" w:y="11471"/>
-        <w:widowControl w:val="0"/>
-        <w:autoSpaceDE w:val="0"/>
-        <w:autoSpaceDN w:val="0"/>
-        <w:adjustRightInd w:val="0"/>
-        <w:spacing w:before="0" w:after="0" w:line="208" w:lineRule="exact"/>
-        <w:jc w:val="left"/>
-        <w:rPr>
-          <w:rFonts w:cs="Calibri"/>
-          <w:color w:val="000000"/>
-          <w:sz w:val="20"/>
-        </w:rPr>
-      </w:pPr>
-      <w:r>
-        <w:rPr>
-          <w:rFonts w:cs="Calibri"/>
-          <w:color w:val="000000"/>
-          <w:sz w:val="20"/>
-        </w:rPr>
-        <w:t>$</w:t>
-      </w:r>
-      <w:r>
-        <w:rPr>
-          <w:rFonts w:cs="Calibri"/>
-          <w:color w:val="000000"/>
-          <w:sz w:val="20"/>
-        </w:rPr>
-        <w:t>{SIGNAME}</w:t>
-      </w:r>
-    </w:p>
-    <w:p>
-      <w:pPr>
-        <w:framePr w:w="3256" w:wrap="auto" w:vAnchor="page" w:hAnchor="page" w:x="890" w:y="11459"/>
-        <w:widowControl w:val="0"/>
-        <w:autoSpaceDE w:val="0"/>
-        <w:autoSpaceDN w:val="0"/>
-        <w:adjustRightInd w:val="0"/>
-        <w:spacing w:before="0" w:after="0" w:line="211" w:lineRule="exact"/>
-        <w:jc w:val="left"/>
-        <w:rPr>
-          <w:rFonts w:ascii="EEPAMF+Calibri-Bold"/>
-          <w:color w:val="000000"/>
-          <w:sz w:val="20"/>
-        </w:rPr>
-      </w:pPr>
-      <w:r>
-        <w:rPr>
-          <w:rFonts w:ascii="EEPAMF+Calibri-Bold"/>
-          <w:color w:val="000000"/>
-          <w:sz w:val="20"/>
-        </w:rPr>
-        <w:t>$</w:t>
-      </w:r>
-      <w:r>
-        <w:rPr>
-          <w:rFonts w:ascii="EEPAMF+Calibri-Bold"/>
-          <w:color w:val="000000"/>
-          <w:sz w:val="20"/>
-        </w:rPr>
-        <w:t>{date}</w:t>
-      </w:r>
-    </w:p>
-    <w:p>
-      <w:pPr>
         <w:rPr>
           <w:rFonts w:ascii="Arial"/>
           <w:sz w:val="2"/>
@@ -8251,19 +9386,12 @@
           <w:sz w:val="2"/>
         </w:rPr>
       </w:pPr>
-      <w:r>
-        <w:rPr>
-          <w:rFonts w:ascii="Arial"/>
-          <w:noProof/>
-          <w:sz w:val="2"/>
-        </w:rPr>
-        <w:pict w14:anchorId="4FD96711">
-          <v:shape id="_x0000_s1051" type="#_x0000_t32" style="position:absolute;left:0;text-align:left;margin-left:397.15pt;margin-top:4.35pt;width:125.65pt;height:0;z-index:11" o:connectortype="elbow" adj="-19735,-1,-19735"/>
-        </w:pict>
-      </w:r>
-    </w:p>
-    <w:p>
-      <w:pPr>
+    </w:p>
+    <w:p>
+      <w:pPr>
+        <w:tabs>
+          <w:tab w:val="left" w:pos="5386"/>
+        </w:tabs>
         <w:rPr>
           <w:rFonts w:ascii="Arial"/>
           <w:sz w:val="2"/>
@@ -8280,6 +9408,7 @@
     </w:p>
     <w:p>
       <w:pPr>
+        <w:jc w:val="center"/>
         <w:rPr>
           <w:rFonts w:ascii="Arial"/>
           <w:sz w:val="2"/>
@@ -8304,7 +9433,54 @@
     </w:p>
     <w:p>
       <w:pPr>
-        <w:jc w:val="center"/>
+        <w:framePr w:w="928" w:h="271" w:hRule="exact" w:wrap="auto" w:vAnchor="page" w:hAnchor="page" w:x="4721" w:y="13361"/>
+        <w:widowControl w:val="0"/>
+        <w:autoSpaceDE w:val="0"/>
+        <w:autoSpaceDN w:val="0"/>
+        <w:adjustRightInd w:val="0"/>
+        <w:spacing w:before="0" w:after="0" w:line="190" w:lineRule="exact"/>
+        <w:jc w:val="left"/>
+        <w:rPr>
+          <w:rFonts w:ascii="IEVRAA+ArialMT"/>
+          <w:color w:val="000000"/>
+          <w:sz w:val="18"/>
+        </w:rPr>
+      </w:pPr>
+      <w:r>
+        <w:rPr>
+          <w:rFonts w:ascii="IEVRAA+ArialMT"/>
+          <w:color w:val="000000"/>
+          <w:sz w:val="18"/>
+        </w:rPr>
+        <w:t>Sick</w:t>
+      </w:r>
+      <w:r>
+        <w:rPr>
+          <w:rFonts w:ascii="IEVRAA+ArialMT"/>
+          <w:color w:val="000000"/>
+          <w:spacing w:val="1"/>
+          <w:sz w:val="18"/>
+        </w:rPr>
+        <w:t xml:space="preserve"> </w:t>
+      </w:r>
+      <w:r>
+        <w:rPr>
+          <w:rFonts w:ascii="IEVRAA+ArialMT"/>
+          <w:color w:val="000000"/>
+          <w:sz w:val="18"/>
+        </w:rPr>
+        <w:t>Leave</w:t>
+      </w:r>
+    </w:p>
+    <w:p>
+      <w:pPr>
+        <w:framePr w:w="1140" w:h="271" w:hRule="exact" w:wrap="auto" w:vAnchor="page" w:hAnchor="page" w:x="1237" w:y="13638"/>
+        <w:widowControl w:val="0"/>
+        <w:autoSpaceDE w:val="0"/>
+        <w:autoSpaceDN w:val="0"/>
+        <w:adjustRightInd w:val="0"/>
+        <w:spacing w:before="0" w:after="0" w:line="190" w:lineRule="exact"/>
+        <w:jc w:val="left"/>
         <w:rPr>
           <w:rFonts w:ascii="Arial"/>
           <w:sz w:val="2"/>
@@ -8312,23 +9488,11 @@
       </w:pPr>
       <w:r>
         <w:rPr>
-          <w:rFonts w:ascii="Arial"/>
-          <w:noProof/>
-          <w:sz w:val="2"/>
-        </w:rPr>
-        <w:pict w14:anchorId="76C51F85">
-          <v:shape id="_x0000_s1053" type="#_x0000_t32" style="position:absolute;left:0;text-align:left;margin-left:399.1pt;margin-top:3.85pt;width:125.8pt;height:0;z-index:12" o:connectortype="elbow" adj="-7529,-1,-7529"/>
-        </w:pict>
-      </w:r>
-      <w:r>
-        <w:rPr>
-          <w:rFonts w:ascii="Arial"/>
-          <w:noProof/>
-          <w:sz w:val="2"/>
-        </w:rPr>
-        <w:pict w14:anchorId="4FD96711">
-          <v:shape id="_x0000_s1049" type="#_x0000_t32" style="position:absolute;left:0;text-align:left;margin-left:41.05pt;margin-top:3.85pt;width:125.65pt;height:0;z-index:9" o:connectortype="elbow" adj="-19735,-1,-19735"/>
-        </w:pict>
+          <w:rFonts w:ascii="IEVRAA+ArialMT"/>
+          <w:color w:val="000000"/>
+          <w:sz w:val="18"/>
+        </w:rPr>
+        <w:t>Total Earned</w:t>
       </w:r>
     </w:p>
     <w:p>
@@ -8341,6 +9505,79 @@
     </w:p>
     <w:p>
       <w:pPr>
+        <w:framePr w:w="1345" w:wrap="auto" w:vAnchor="page" w:hAnchor="page" w:x="2931" w:y="13371"/>
+        <w:widowControl w:val="0"/>
+        <w:autoSpaceDE w:val="0"/>
+        <w:autoSpaceDN w:val="0"/>
+        <w:adjustRightInd w:val="0"/>
+        <w:spacing w:before="0" w:after="0" w:line="190" w:lineRule="exact"/>
+        <w:jc w:val="left"/>
+        <w:rPr>
+          <w:rFonts w:ascii="IEVRAA+ArialMT"/>
+          <w:color w:val="000000"/>
+          <w:sz w:val="18"/>
+        </w:rPr>
+      </w:pPr>
+      <w:r>
+        <w:rPr>
+          <w:rFonts w:ascii="IEVRAA+ArialMT"/>
+          <w:color w:val="000000"/>
+          <w:sz w:val="18"/>
+        </w:rPr>
+        <w:t>Vacation</w:t>
+      </w:r>
+      <w:r>
+        <w:rPr>
+          <w:rFonts w:ascii="IEVRAA+ArialMT"/>
+          <w:color w:val="000000"/>
+          <w:spacing w:val="1"/>
+          <w:sz w:val="18"/>
+        </w:rPr>
+        <w:t xml:space="preserve"> </w:t>
+      </w:r>
+      <w:r>
+        <w:rPr>
+          <w:rFonts w:ascii="IEVRAA+ArialMT"/>
+          <w:color w:val="000000"/>
+          <w:sz w:val="18"/>
+        </w:rPr>
+        <w:t>Leave</w:t>
+      </w:r>
+    </w:p>
+    <w:p>
+      <w:pPr>
+        <w:framePr w:w="2311" w:wrap="auto" w:vAnchor="page" w:hAnchor="page" w:x="8994" w:y="7514"/>
+        <w:widowControl w:val="0"/>
+        <w:autoSpaceDE w:val="0"/>
+        <w:autoSpaceDN w:val="0"/>
+        <w:adjustRightInd w:val="0"/>
+        <w:spacing w:before="0" w:after="0" w:line="190" w:lineRule="exact"/>
+        <w:jc w:val="left"/>
+        <w:rPr>
+          <w:rFonts w:ascii="CGDKBE+Arial-ItalicMT"/>
+          <w:color w:val="000000"/>
+          <w:sz w:val="18"/>
+        </w:rPr>
+      </w:pPr>
+      <w:r>
+        <w:rPr>
+          <w:rFonts w:ascii="CGDKBE+Arial-ItalicMT"/>
+          <w:color w:val="000000"/>
+          <w:sz w:val="18"/>
+        </w:rPr>
+        <w:t>_________________</w:t>
+      </w:r>
+      <w:r>
+        <w:rPr>
+          <w:rFonts w:ascii="CGDKBE+Arial-ItalicMT"/>
+          <w:color w:val="000000"/>
+          <w:sz w:val="18"/>
+        </w:rPr>
+        <w:t>___</w:t>
+      </w:r>
+    </w:p>
+    <w:p>
+      <w:pPr>
         <w:rPr>
           <w:rFonts w:ascii="Arial"/>
           <w:sz w:val="2"/>
@@ -8349,151 +9586,7 @@
     </w:p>
     <w:p>
       <w:pPr>
-        <w:framePr w:w="928" w:h="271" w:hRule="exact" w:wrap="auto" w:vAnchor="page" w:hAnchor="page" w:x="4721" w:y="13361"/>
-        <w:widowControl w:val="0"/>
-        <w:autoSpaceDE w:val="0"/>
-        <w:autoSpaceDN w:val="0"/>
-        <w:adjustRightInd w:val="0"/>
-        <w:spacing w:before="0" w:after="0" w:line="190" w:lineRule="exact"/>
-        <w:jc w:val="left"/>
-        <w:rPr>
-          <w:rFonts w:ascii="IEVRAA+ArialMT"/>
-          <w:color w:val="000000"/>
-          <w:sz w:val="18"/>
-        </w:rPr>
-      </w:pPr>
-      <w:r>
-        <w:rPr>
-          <w:rFonts w:ascii="IEVRAA+ArialMT"/>
-          <w:color w:val="000000"/>
-          <w:sz w:val="18"/>
-        </w:rPr>
-        <w:t>Sick</w:t>
-      </w:r>
-      <w:r>
-        <w:rPr>
-          <w:rFonts w:ascii="IEVRAA+ArialMT"/>
-          <w:color w:val="000000"/>
-          <w:spacing w:val="1"/>
-          <w:sz w:val="18"/>
-        </w:rPr>
-        <w:t xml:space="preserve"> </w:t>
-      </w:r>
-      <w:r>
-        <w:rPr>
-          <w:rFonts w:ascii="IEVRAA+ArialMT"/>
-          <w:color w:val="000000"/>
-          <w:sz w:val="18"/>
-        </w:rPr>
-        <w:t>Leave</w:t>
-      </w:r>
-    </w:p>
-    <w:p>
-      <w:pPr>
-        <w:framePr w:w="1140" w:h="271" w:hRule="exact" w:wrap="auto" w:vAnchor="page" w:hAnchor="page" w:x="1237" w:y="13638"/>
-        <w:widowControl w:val="0"/>
-        <w:autoSpaceDE w:val="0"/>
-        <w:autoSpaceDN w:val="0"/>
-        <w:adjustRightInd w:val="0"/>
-        <w:spacing w:before="0" w:after="0" w:line="190" w:lineRule="exact"/>
-        <w:jc w:val="left"/>
-        <w:rPr>
-          <w:rFonts w:ascii="Arial"/>
-          <w:sz w:val="2"/>
-        </w:rPr>
-      </w:pPr>
-      <w:r>
-        <w:rPr>
-          <w:rFonts w:ascii="IEVRAA+ArialMT"/>
-          <w:color w:val="000000"/>
-          <w:sz w:val="18"/>
-        </w:rPr>
-        <w:t>Total Earned</w:t>
-      </w:r>
-    </w:p>
-    <w:p>
-      <w:pPr>
-        <w:rPr>
-          <w:rFonts w:ascii="Arial"/>
-          <w:sz w:val="2"/>
-        </w:rPr>
-      </w:pPr>
-      <w:r>
-        <w:rPr>
-          <w:rFonts w:ascii="Arial"/>
-          <w:noProof/>
-          <w:sz w:val="2"/>
-        </w:rPr>
-        <w:pict w14:anchorId="72953837">
-          <v:shape id="_x0000_s1108" type="#_x0000_t75" style="position:absolute;left:0;text-align:left;margin-left:-433.7pt;margin-top:651.85pt;width:288.7pt;height:95.15pt;z-index:-1;mso-position-horizontal-relative:text;mso-position-vertical-relative:page" wrapcoords="-36 0 -36 21517 21600 21517 21600 0 -36 0">
-            <v:imagedata r:id="rId6" o:title="image"/>
-            <w10:wrap type="through" anchory="page"/>
-          </v:shape>
-        </w:pict>
-      </w:r>
-      <w:r>
-        <w:rPr>
-          <w:rFonts w:ascii="Arial"/>
-          <w:noProof/>
-          <w:sz w:val="2"/>
-        </w:rPr>
-        <w:pict w14:anchorId="4FD96711">
-          <v:shape id="_x0000_s1050" type="#_x0000_t32" style="position:absolute;left:0;text-align:left;margin-left:401.25pt;margin-top:9.8pt;width:125.65pt;height:0;z-index:10" o:connectortype="elbow" adj="-19735,-1,-19735"/>
-        </w:pict>
-      </w:r>
-    </w:p>
-    <w:p>
-      <w:pPr>
-        <w:framePr w:w="1345" w:wrap="auto" w:vAnchor="page" w:hAnchor="page" w:x="2931" w:y="13371"/>
-        <w:widowControl w:val="0"/>
-        <w:autoSpaceDE w:val="0"/>
-        <w:autoSpaceDN w:val="0"/>
-        <w:adjustRightInd w:val="0"/>
-        <w:spacing w:before="0" w:after="0" w:line="190" w:lineRule="exact"/>
-        <w:jc w:val="left"/>
-        <w:rPr>
-          <w:rFonts w:ascii="IEVRAA+ArialMT"/>
-          <w:color w:val="000000"/>
-          <w:sz w:val="18"/>
-        </w:rPr>
-      </w:pPr>
-      <w:r>
-        <w:rPr>
-          <w:rFonts w:ascii="IEVRAA+ArialMT"/>
-          <w:color w:val="000000"/>
-          <w:sz w:val="18"/>
-        </w:rPr>
-        <w:t>Vacation</w:t>
-      </w:r>
-      <w:r>
-        <w:rPr>
-          <w:rFonts w:ascii="IEVRAA+ArialMT"/>
-          <w:color w:val="000000"/>
-          <w:spacing w:val="1"/>
-          <w:sz w:val="18"/>
-        </w:rPr>
-        <w:t xml:space="preserve"> </w:t>
-      </w:r>
-      <w:r>
-        <w:rPr>
-          <w:rFonts w:ascii="IEVRAA+ArialMT"/>
-          <w:color w:val="000000"/>
-          <w:sz w:val="18"/>
-        </w:rPr>
-        <w:t>Leave</w:t>
-      </w:r>
-    </w:p>
-    <w:p>
-      <w:pPr>
-        <w:rPr>
-          <w:rFonts w:ascii="Arial"/>
-          <w:sz w:val="2"/>
-        </w:rPr>
-      </w:pPr>
-    </w:p>
-    <w:p>
-      <w:pPr>
-        <w:framePr w:w="1613" w:h="271" w:hRule="exact" w:wrap="auto" w:vAnchor="page" w:hAnchor="page" w:x="980" w:y="13885"/>
+        <w:framePr w:w="2134" w:h="271" w:hRule="exact" w:wrap="auto" w:vAnchor="page" w:hAnchor="page" w:x="980" w:y="13885"/>
         <w:widowControl w:val="0"/>
         <w:autoSpaceDE w:val="0"/>
         <w:autoSpaceDN w:val="0"/>
@@ -8557,7 +9650,7 @@
     </w:p>
     <w:p>
       <w:pPr>
-        <w:framePr w:w="3807" w:h="571" w:hRule="exact" w:wrap="auto" w:vAnchor="page" w:hAnchor="page" w:x="7501" w:y="14875"/>
+        <w:framePr w:w="3807" w:h="412" w:hRule="exact" w:wrap="auto" w:vAnchor="page" w:hAnchor="page" w:x="7501" w:y="14875"/>
         <w:widowControl w:val="0"/>
         <w:autoSpaceDE w:val="0"/>
         <w:autoSpaceDN w:val="0"/>
@@ -8635,6 +9728,7 @@
           <w:color w:val="000000"/>
           <w:sz w:val="18"/>
         </w:rPr>
+        <w:lastRenderedPageBreak/>
         <w:t>__________________________________</w:t>
       </w:r>
       <w:r>
@@ -8643,7 +9737,7 @@
           <w:color w:val="000000"/>
           <w:sz w:val="18"/>
         </w:rPr>
-        <w:t>_________________________</w:t>
+        <w:t>_________</w:t>
       </w:r>
     </w:p>
     <w:p>
@@ -8693,28 +9787,12 @@
           <w:color w:val="000000"/>
           <w:sz w:val="20"/>
         </w:rPr>
-        <w:t>${</w:t>
-      </w:r>
-      <w:r>
-        <w:rPr>
-          <w:rFonts w:ascii="EEPAMF+Calibri-Bold"/>
-          <w:color w:val="000000"/>
-          <w:sz w:val="20"/>
-        </w:rPr>
-        <w:t>VOLC_POS</w:t>
-      </w:r>
-      <w:r>
-        <w:rPr>
-          <w:rFonts w:ascii="EEPAMF+Calibri-Bold"/>
-          <w:color w:val="000000"/>
-          <w:sz w:val="20"/>
-        </w:rPr>
-        <w:t>}</w:t>
-      </w:r>
-    </w:p>
-    <w:p>
-      <w:pPr>
-        <w:framePr w:w="4574" w:wrap="auto" w:vAnchor="page" w:hAnchor="page" w:x="7034" w:y="14268"/>
+        <w:t>${VOLC_POS}</w:t>
+      </w:r>
+    </w:p>
+    <w:p>
+      <w:pPr>
+        <w:framePr w:w="4574" w:wrap="auto" w:vAnchor="page" w:hAnchor="page" w:x="1056" w:y="14484"/>
         <w:widowControl w:val="0"/>
         <w:autoSpaceDE w:val="0"/>
         <w:autoSpaceDN w:val="0"/>
@@ -8740,54 +9818,7 @@
           <w:color w:val="000000"/>
           <w:sz w:val="20"/>
         </w:rPr>
-        <w:t>RECOSIGN</w:t>
-      </w:r>
-      <w:r>
-        <w:rPr>
-          <w:rFonts w:ascii="EEPAMF+Calibri-Bold"/>
-          <w:color w:val="000000"/>
-          <w:sz w:val="20"/>
-        </w:rPr>
-        <w:t>}</w:t>
-      </w:r>
-    </w:p>
-    <w:p>
-      <w:pPr>
-        <w:framePr w:w="4574" w:wrap="auto" w:vAnchor="page" w:hAnchor="page" w:x="1056" w:y="14484"/>
-        <w:widowControl w:val="0"/>
-        <w:autoSpaceDE w:val="0"/>
-        <w:autoSpaceDN w:val="0"/>
-        <w:adjustRightInd w:val="0"/>
-        <w:spacing w:before="26" w:after="0" w:line="211" w:lineRule="exact"/>
-        <w:jc w:val="center"/>
-        <w:rPr>
-          <w:color w:val="000000"/>
-          <w:sz w:val="20"/>
-        </w:rPr>
-      </w:pPr>
-      <w:r>
-        <w:rPr>
-          <w:rFonts w:ascii="EEPAMF+Calibri-Bold"/>
-          <w:color w:val="000000"/>
-          <w:sz w:val="20"/>
-        </w:rPr>
-        <w:t>${</w:t>
-      </w:r>
-      <w:r>
-        <w:rPr>
-          <w:rFonts w:ascii="EEPAMF+Calibri-Bold"/>
-          <w:color w:val="000000"/>
-          <w:sz w:val="20"/>
-        </w:rPr>
-        <w:t>HR</w:t>
-      </w:r>
-      <w:r>
-        <w:rPr>
-          <w:rFonts w:ascii="EEPAMF+Calibri-Bold"/>
-          <w:color w:val="000000"/>
-          <w:sz w:val="20"/>
-        </w:rPr>
-        <w:t>SIGN</w:t>
+        <w:t>HRSIGN</w:t>
       </w:r>
       <w:r>
         <w:rPr>
@@ -9075,7 +10106,6 @@
     </w:p>
     <w:p>
       <w:pPr>
-        <w:framePr w:w="3545" w:wrap="auto" w:hAnchor="text" w:x="3494" w:y="1324"/>
         <w:rPr>
           <w:rFonts w:ascii="Arial"/>
           <w:sz w:val="2"/>
@@ -9084,13 +10114,6 @@
     </w:p>
     <w:p>
       <w:pPr>
-        <w:framePr w:w="3545" w:wrap="auto" w:hAnchor="text" w:x="3494" w:y="1324"/>
-        <w:widowControl w:val="0"/>
-        <w:autoSpaceDE w:val="0"/>
-        <w:autoSpaceDN w:val="0"/>
-        <w:adjustRightInd w:val="0"/>
-        <w:spacing w:before="0" w:after="0" w:line="206" w:lineRule="exact"/>
-        <w:jc w:val="left"/>
         <w:rPr>
           <w:rFonts w:ascii="Arial"/>
           <w:sz w:val="2"/>
@@ -9107,46 +10130,9 @@
     </w:p>
     <w:p>
       <w:pPr>
-        <w:rPr>
-          <w:rFonts w:ascii="Arial"/>
-          <w:sz w:val="2"/>
-        </w:rPr>
-      </w:pPr>
-    </w:p>
-    <w:p>
-      <w:pPr>
-        <w:rPr>
-          <w:rFonts w:ascii="Arial"/>
-          <w:sz w:val="2"/>
-        </w:rPr>
-      </w:pPr>
-    </w:p>
-    <w:p>
-      <w:pPr>
-        <w:rPr>
-          <w:rFonts w:ascii="Arial"/>
-          <w:sz w:val="2"/>
-        </w:rPr>
-      </w:pPr>
-    </w:p>
-    <w:p>
-      <w:pPr>
-        <w:rPr>
-          <w:rFonts w:ascii="Arial"/>
-          <w:sz w:val="2"/>
-        </w:rPr>
-      </w:pPr>
-    </w:p>
-    <w:p>
-      <w:pPr>
-        <w:rPr>
-          <w:rFonts w:ascii="Arial"/>
-          <w:sz w:val="2"/>
-        </w:rPr>
-      </w:pPr>
-    </w:p>
-    <w:p>
-      <w:pPr>
+        <w:tabs>
+          <w:tab w:val="left" w:pos="3220"/>
+        </w:tabs>
         <w:rPr>
           <w:rFonts w:ascii="Arial"/>
           <w:sz w:val="2"/>
@@ -9386,6 +10372,227 @@
     </w:p>
     <w:p>
       <w:pPr>
+        <w:rPr>
+          <w:rFonts w:ascii="Arial"/>
+          <w:sz w:val="2"/>
+        </w:rPr>
+      </w:pPr>
+    </w:p>
+    <w:p>
+      <w:pPr>
+        <w:rPr>
+          <w:rFonts w:ascii="Arial"/>
+          <w:sz w:val="2"/>
+        </w:rPr>
+      </w:pPr>
+    </w:p>
+    <w:p>
+      <w:pPr>
+        <w:rPr>
+          <w:rFonts w:ascii="Arial"/>
+          <w:sz w:val="2"/>
+        </w:rPr>
+      </w:pPr>
+    </w:p>
+    <w:p>
+      <w:pPr>
+        <w:rPr>
+          <w:rFonts w:ascii="Arial"/>
+          <w:sz w:val="2"/>
+        </w:rPr>
+      </w:pPr>
+    </w:p>
+    <w:p>
+      <w:pPr>
+        <w:rPr>
+          <w:rFonts w:ascii="Arial"/>
+          <w:sz w:val="2"/>
+        </w:rPr>
+      </w:pPr>
+    </w:p>
+    <w:p>
+      <w:pPr>
+        <w:rPr>
+          <w:rFonts w:ascii="Arial"/>
+          <w:sz w:val="2"/>
+        </w:rPr>
+      </w:pPr>
+    </w:p>
+    <w:p>
+      <w:pPr>
+        <w:rPr>
+          <w:rFonts w:ascii="Arial"/>
+          <w:sz w:val="2"/>
+        </w:rPr>
+      </w:pPr>
+    </w:p>
+    <w:p>
+      <w:pPr>
+        <w:rPr>
+          <w:rFonts w:ascii="Arial"/>
+          <w:sz w:val="2"/>
+        </w:rPr>
+      </w:pPr>
+    </w:p>
+    <w:p>
+      <w:pPr>
+        <w:rPr>
+          <w:rFonts w:ascii="Arial"/>
+          <w:sz w:val="2"/>
+        </w:rPr>
+      </w:pPr>
+    </w:p>
+    <w:p>
+      <w:pPr>
+        <w:rPr>
+          <w:rFonts w:ascii="Arial"/>
+          <w:sz w:val="2"/>
+        </w:rPr>
+      </w:pPr>
+    </w:p>
+    <w:p>
+      <w:pPr>
+        <w:rPr>
+          <w:rFonts w:ascii="Arial"/>
+          <w:sz w:val="2"/>
+        </w:rPr>
+      </w:pPr>
+    </w:p>
+    <w:p>
+      <w:pPr>
+        <w:rPr>
+          <w:rFonts w:ascii="Arial"/>
+          <w:sz w:val="2"/>
+        </w:rPr>
+      </w:pPr>
+    </w:p>
+    <w:p>
+      <w:pPr>
+        <w:rPr>
+          <w:rFonts w:ascii="Arial"/>
+          <w:sz w:val="2"/>
+        </w:rPr>
+      </w:pPr>
+    </w:p>
+    <w:p>
+      <w:pPr>
+        <w:rPr>
+          <w:rFonts w:ascii="Arial"/>
+          <w:sz w:val="2"/>
+        </w:rPr>
+      </w:pPr>
+    </w:p>
+    <w:p>
+      <w:pPr>
+        <w:rPr>
+          <w:rFonts w:ascii="Arial"/>
+          <w:sz w:val="2"/>
+        </w:rPr>
+      </w:pPr>
+    </w:p>
+    <w:p>
+      <w:pPr>
+        <w:widowControl w:val="0"/>
+        <w:autoSpaceDE w:val="0"/>
+        <w:autoSpaceDN w:val="0"/>
+        <w:adjustRightInd w:val="0"/>
+        <w:spacing w:before="0" w:after="0" w:line="190" w:lineRule="exact"/>
+        <w:jc w:val="left"/>
+        <w:rPr>
+          <w:rFonts w:ascii="IEVRAA+ArialMT"/>
+          <w:color w:val="000000"/>
+          <w:sz w:val="18"/>
+        </w:rPr>
+      </w:pPr>
+      <w:r>
+        <w:rPr>
+          <w:rFonts w:ascii="CGDKBE+Arial-ItalicMT"/>
+          <w:color w:val="000000"/>
+          <w:sz w:val="18"/>
+        </w:rPr>
+        <w:br/>
+      </w:r>
+      <w:r>
+        <w:rPr>
+          <w:rFonts w:ascii="CGDKBE+Arial-ItalicMT"/>
+          <w:color w:val="000000"/>
+          <w:sz w:val="18"/>
+        </w:rPr>
+        <w:br/>
+      </w:r>
+    </w:p>
+    <w:p>
+      <w:pPr>
+        <w:widowControl w:val="0"/>
+        <w:autoSpaceDE w:val="0"/>
+        <w:autoSpaceDN w:val="0"/>
+        <w:adjustRightInd w:val="0"/>
+        <w:spacing w:before="194" w:after="0" w:line="190" w:lineRule="exact"/>
+        <w:ind w:left="259"/>
+        <w:jc w:val="left"/>
+        <w:rPr>
+          <w:rFonts w:ascii="CGDKBE+Arial-ItalicMT"/>
+          <w:color w:val="000000"/>
+          <w:sz w:val="18"/>
+        </w:rPr>
+      </w:pPr>
+      <w:r>
+        <w:rPr>
+          <w:rFonts w:ascii="Arial"/>
+          <w:sz w:val="2"/>
+        </w:rPr>
+        <w:br/>
+      </w:r>
+    </w:p>
+    <w:p>
+      <w:pPr>
+        <w:widowControl w:val="0"/>
+        <w:autoSpaceDE w:val="0"/>
+        <w:autoSpaceDN w:val="0"/>
+        <w:adjustRightInd w:val="0"/>
+        <w:spacing w:before="141" w:after="0" w:line="190" w:lineRule="exact"/>
+        <w:jc w:val="left"/>
+        <w:rPr>
+          <w:rFonts w:ascii="CGDKBE+Arial-ItalicMT"/>
+          <w:color w:val="000000"/>
+          <w:sz w:val="18"/>
+        </w:rPr>
+      </w:pPr>
+      <w:r>
+        <w:rPr>
+          <w:rFonts w:ascii="Arial"/>
+          <w:sz w:val="2"/>
+        </w:rPr>
+        <w:br/>
+      </w:r>
+    </w:p>
+    <w:p>
+      <w:pPr>
+        <w:widowControl w:val="0"/>
+        <w:autoSpaceDE w:val="0"/>
+        <w:autoSpaceDN w:val="0"/>
+        <w:adjustRightInd w:val="0"/>
+        <w:spacing w:before="0" w:after="0" w:line="190" w:lineRule="exact"/>
+        <w:jc w:val="left"/>
+        <w:rPr>
+          <w:rFonts w:ascii="IEVRAA+ArialMT"/>
+          <w:color w:val="000000"/>
+          <w:sz w:val="18"/>
+        </w:rPr>
+      </w:pPr>
+      <w:r>
+        <w:rPr>
+          <w:rFonts w:ascii="Arial"/>
+          <w:sz w:val="2"/>
+        </w:rPr>
+        <w:br/>
+      </w:r>
+    </w:p>
+    <w:p>
+      <w:pPr>
+        <w:tabs>
+          <w:tab w:val="left" w:pos="6885"/>
+        </w:tabs>
         <w:rPr>
           <w:rFonts w:ascii="Arial"/>
           <w:sz w:val="2"/>
@@ -9795,7 +11002,7 @@
   <w:style w:type="paragraph" w:default="1" w:styleId="Normal">
     <w:name w:val="Normal"/>
     <w:qFormat/>
-    <w:rsid w:val="0066497F"/>
+    <w:rsid w:val="000D4F52"/>
     <w:pPr>
       <w:spacing w:before="120" w:after="240"/>
       <w:jc w:val="both"/>

--- a/public/assets/WORDFORM-6.docx
+++ b/public/assets/WORDFORM-6.docx
@@ -1780,7 +1780,25 @@
           <w:spacing w:val="65"/>
           <w:sz w:val="15"/>
         </w:rPr>
-        <w:t xml:space="preserve">      </w:t>
+        <w:t xml:space="preserve">     </w:t>
+      </w:r>
+      <w:r>
+        <w:rPr>
+          <w:rFonts w:ascii="IEVRAA+ArialMT"/>
+          <w:color w:val="000000"/>
+          <w:spacing w:val="65"/>
+          <w:sz w:val="15"/>
+        </w:rPr>
+        <w:tab/>
+      </w:r>
+      <w:r>
+        <w:rPr>
+          <w:rFonts w:ascii="IEVRAA+ArialMT"/>
+          <w:color w:val="000000"/>
+          <w:spacing w:val="65"/>
+          <w:sz w:val="15"/>
+        </w:rPr>
+        <w:t xml:space="preserve"> </w:t>
       </w:r>
     </w:p>
     <w:p>
@@ -7433,15 +7451,7 @@
           <w:color w:val="000000"/>
           <w:sz w:val="18"/>
         </w:rPr>
-        <w:t xml:space="preserve"> </w:t>
-      </w:r>
-      <w:r>
-        <w:rPr>
-          <w:rFonts w:ascii="IEVRAA+ArialMT"/>
-          <w:color w:val="000000"/>
-          <w:sz w:val="18"/>
-        </w:rPr>
-        <w:t xml:space="preserve">  </w:t>
+        <w:t xml:space="preserve">   </w:t>
       </w:r>
       <w:proofErr w:type="gramEnd"/>
       <w:r>
@@ -7592,15 +7602,7 @@
           <w:color w:val="000000"/>
           <w:sz w:val="18"/>
         </w:rPr>
-        <w:t xml:space="preserve"> </w:t>
-      </w:r>
-      <w:r>
-        <w:rPr>
-          <w:rFonts w:ascii="IEVRAA+ArialMT"/>
-          <w:color w:val="000000"/>
-          <w:sz w:val="18"/>
-        </w:rPr>
-        <w:t xml:space="preserve">  </w:t>
+        <w:t xml:space="preserve">   </w:t>
       </w:r>
       <w:proofErr w:type="gramEnd"/>
       <w:r>
@@ -8480,6 +8482,490 @@
     </w:p>
     <w:p>
       <w:pPr>
+        <w:framePr w:w="6400" w:wrap="auto" w:vAnchor="page" w:hAnchor="page" w:x="958" w:y="9401"/>
+        <w:widowControl w:val="0"/>
+        <w:autoSpaceDE w:val="0"/>
+        <w:autoSpaceDN w:val="0"/>
+        <w:adjustRightInd w:val="0"/>
+        <w:spacing w:before="0" w:after="0" w:line="190" w:lineRule="exact"/>
+        <w:jc w:val="left"/>
+        <w:rPr>
+          <w:rFonts w:ascii="IEVRAA+ArialMT"/>
+          <w:color w:val="000000"/>
+          <w:sz w:val="14"/>
+          <w:szCs w:val="14"/>
+        </w:rPr>
+      </w:pPr>
+      <w:r>
+        <w:rPr>
+          <w:rFonts w:ascii="IEVRAA+ArialMT"/>
+          <w:color w:val="000000"/>
+          <w:sz w:val="18"/>
+          <w:szCs w:val="18"/>
+        </w:rPr>
+        <w:t>${</w:t>
+      </w:r>
+      <w:proofErr w:type="spellStart"/>
+      <w:r>
+        <w:rPr>
+          <w:rFonts w:ascii="IEVRAA+ArialMT"/>
+          <w:color w:val="000000"/>
+          <w:sz w:val="18"/>
+          <w:szCs w:val="18"/>
+        </w:rPr>
+        <w:t>type_</w:t>
+      </w:r>
+      <w:r>
+        <w:rPr>
+          <w:rFonts w:ascii="IEVRAA+ArialMT"/>
+          <w:color w:val="000000"/>
+          <w:sz w:val="18"/>
+          <w:szCs w:val="18"/>
+        </w:rPr>
+        <w:t>wellness</w:t>
+      </w:r>
+      <w:proofErr w:type="spellEnd"/>
+      <w:r>
+        <w:rPr>
+          <w:rFonts w:ascii="IEVRAA+ArialMT"/>
+          <w:color w:val="000000"/>
+          <w:sz w:val="18"/>
+          <w:szCs w:val="18"/>
+        </w:rPr>
+        <w:t>}</w:t>
+      </w:r>
+      <w:r>
+        <w:rPr>
+          <w:rFonts w:ascii="IEVRAA+ArialMT"/>
+          <w:color w:val="000000"/>
+          <w:sz w:val="14"/>
+          <w:szCs w:val="14"/>
+        </w:rPr>
+        <w:t xml:space="preserve"> </w:t>
+      </w:r>
+      <w:r>
+        <w:rPr>
+          <w:rFonts w:ascii="IEVRAA+ArialMT"/>
+          <w:color w:val="000000"/>
+          <w:sz w:val="14"/>
+          <w:szCs w:val="14"/>
+        </w:rPr>
+        <w:t>Wellness Leave</w:t>
+      </w:r>
+      <w:r>
+        <w:rPr>
+          <w:rFonts w:ascii="IEVRAA+ArialMT"/>
+          <w:color w:val="000000"/>
+          <w:sz w:val="14"/>
+          <w:szCs w:val="14"/>
+        </w:rPr>
+        <w:t xml:space="preserve"> </w:t>
+      </w:r>
+    </w:p>
+    <w:p>
+      <w:pPr>
+        <w:framePr w:w="4666" w:wrap="auto" w:vAnchor="page" w:hAnchor="page" w:x="830" w:y="11562"/>
+        <w:widowControl w:val="0"/>
+        <w:autoSpaceDE w:val="0"/>
+        <w:autoSpaceDN w:val="0"/>
+        <w:adjustRightInd w:val="0"/>
+        <w:spacing w:before="0" w:after="0" w:line="190" w:lineRule="exact"/>
+        <w:jc w:val="left"/>
+        <w:rPr>
+          <w:rFonts w:ascii="IEVRAA+ArialMT"/>
+          <w:color w:val="000000"/>
+          <w:sz w:val="18"/>
+        </w:rPr>
+      </w:pPr>
+      <w:r>
+        <w:rPr>
+          <w:rFonts w:ascii="IEVRAA+ArialMT"/>
+          <w:color w:val="000000"/>
+          <w:sz w:val="18"/>
+        </w:rPr>
+        <w:t>__________________________________</w:t>
+      </w:r>
+    </w:p>
+    <w:p>
+      <w:pPr>
+        <w:framePr w:w="1237" w:wrap="auto" w:vAnchor="page" w:hAnchor="page" w:x="3261" w:y="13613"/>
+        <w:widowControl w:val="0"/>
+        <w:autoSpaceDE w:val="0"/>
+        <w:autoSpaceDN w:val="0"/>
+        <w:adjustRightInd w:val="0"/>
+        <w:spacing w:before="0" w:after="0" w:line="211" w:lineRule="exact"/>
+        <w:jc w:val="left"/>
+        <w:rPr>
+          <w:rFonts w:ascii="EEPAMF+Calibri-Bold"/>
+          <w:color w:val="000000"/>
+          <w:sz w:val="20"/>
+        </w:rPr>
+      </w:pPr>
+      <w:r>
+        <w:rPr>
+          <w:rFonts w:ascii="EEPAMF+Calibri-Bold"/>
+          <w:color w:val="000000"/>
+          <w:sz w:val="20"/>
+        </w:rPr>
+        <w:t>${</w:t>
+      </w:r>
+      <w:r>
+        <w:rPr>
+          <w:rFonts w:ascii="EEPAMF+Calibri-Bold"/>
+          <w:color w:val="000000"/>
+          <w:sz w:val="20"/>
+        </w:rPr>
+        <w:t>VL_CREDIT</w:t>
+      </w:r>
+      <w:r>
+        <w:rPr>
+          <w:rFonts w:ascii="EEPAMF+Calibri-Bold"/>
+          <w:color w:val="000000"/>
+          <w:sz w:val="20"/>
+        </w:rPr>
+        <w:t>}</w:t>
+      </w:r>
+    </w:p>
+    <w:p>
+      <w:pPr>
+        <w:framePr w:w="1685" w:wrap="auto" w:vAnchor="page" w:hAnchor="page" w:x="3262" w:y="13884"/>
+        <w:widowControl w:val="0"/>
+        <w:autoSpaceDE w:val="0"/>
+        <w:autoSpaceDN w:val="0"/>
+        <w:adjustRightInd w:val="0"/>
+        <w:spacing w:before="0" w:after="0" w:line="211" w:lineRule="exact"/>
+        <w:jc w:val="left"/>
+        <w:rPr>
+          <w:rFonts w:ascii="EEPAMF+Calibri-Bold"/>
+          <w:color w:val="000000"/>
+          <w:sz w:val="20"/>
+        </w:rPr>
+      </w:pPr>
+      <w:r>
+        <w:rPr>
+          <w:rFonts w:ascii="EEPAMF+Calibri-Bold"/>
+          <w:color w:val="000000"/>
+          <w:sz w:val="20"/>
+        </w:rPr>
+        <w:t>${</w:t>
+      </w:r>
+      <w:r>
+        <w:rPr>
+          <w:rFonts w:ascii="EEPAMF+Calibri-Bold"/>
+          <w:color w:val="000000"/>
+          <w:sz w:val="20"/>
+        </w:rPr>
+        <w:t>LESSVL_CREDIT</w:t>
+      </w:r>
+      <w:r>
+        <w:rPr>
+          <w:rFonts w:ascii="EEPAMF+Calibri-Bold"/>
+          <w:color w:val="000000"/>
+          <w:sz w:val="20"/>
+        </w:rPr>
+        <w:t>}</w:t>
+      </w:r>
+    </w:p>
+    <w:p>
+      <w:pPr>
+        <w:framePr w:w="1479" w:wrap="auto" w:vAnchor="page" w:hAnchor="page" w:x="3275" w:y="14156"/>
+        <w:widowControl w:val="0"/>
+        <w:autoSpaceDE w:val="0"/>
+        <w:autoSpaceDN w:val="0"/>
+        <w:adjustRightInd w:val="0"/>
+        <w:spacing w:before="0" w:after="0" w:line="211" w:lineRule="exact"/>
+        <w:jc w:val="left"/>
+        <w:rPr>
+          <w:rFonts w:ascii="EEPAMF+Calibri-Bold"/>
+          <w:color w:val="000000"/>
+          <w:sz w:val="20"/>
+        </w:rPr>
+      </w:pPr>
+      <w:r>
+        <w:rPr>
+          <w:rFonts w:ascii="EEPAMF+Calibri-Bold"/>
+          <w:color w:val="000000"/>
+          <w:sz w:val="20"/>
+        </w:rPr>
+        <w:t>${</w:t>
+      </w:r>
+      <w:r>
+        <w:rPr>
+          <w:rFonts w:ascii="EEPAMF+Calibri-Bold"/>
+          <w:color w:val="000000"/>
+          <w:sz w:val="20"/>
+        </w:rPr>
+        <w:t>VL_BALANCE</w:t>
+      </w:r>
+      <w:r>
+        <w:rPr>
+          <w:rFonts w:ascii="EEPAMF+Calibri-Bold"/>
+          <w:color w:val="000000"/>
+          <w:sz w:val="20"/>
+        </w:rPr>
+        <w:t>}</w:t>
+      </w:r>
+    </w:p>
+    <w:p>
+      <w:pPr>
+        <w:framePr w:w="1479" w:wrap="auto" w:vAnchor="page" w:hAnchor="page" w:x="4891" w:y="13599"/>
+        <w:widowControl w:val="0"/>
+        <w:autoSpaceDE w:val="0"/>
+        <w:autoSpaceDN w:val="0"/>
+        <w:adjustRightInd w:val="0"/>
+        <w:spacing w:before="0" w:after="0" w:line="211" w:lineRule="exact"/>
+        <w:jc w:val="left"/>
+        <w:rPr>
+          <w:rFonts w:ascii="EEPAMF+Calibri-Bold"/>
+          <w:color w:val="000000"/>
+          <w:sz w:val="20"/>
+        </w:rPr>
+      </w:pPr>
+      <w:r>
+        <w:rPr>
+          <w:rFonts w:ascii="EEPAMF+Calibri-Bold"/>
+          <w:color w:val="000000"/>
+          <w:sz w:val="20"/>
+        </w:rPr>
+        <w:t>${</w:t>
+      </w:r>
+      <w:r>
+        <w:rPr>
+          <w:rFonts w:ascii="EEPAMF+Calibri-Bold"/>
+          <w:color w:val="000000"/>
+          <w:sz w:val="20"/>
+        </w:rPr>
+        <w:t>SL_</w:t>
+      </w:r>
+      <w:r>
+        <w:rPr>
+          <w:rFonts w:ascii="EEPAMF+Calibri-Bold" w:cs="IEVRAA+ArialMT"/>
+          <w:color w:val="000000"/>
+          <w:sz w:val="20"/>
+        </w:rPr>
+        <w:t>CREDIT</w:t>
+      </w:r>
+      <w:r>
+        <w:rPr>
+          <w:rFonts w:ascii="EEPAMF+Calibri-Bold"/>
+          <w:color w:val="000000"/>
+          <w:sz w:val="20"/>
+        </w:rPr>
+        <w:t>}</w:t>
+      </w:r>
+    </w:p>
+    <w:p>
+      <w:pPr>
+        <w:framePr w:w="2609" w:wrap="auto" w:vAnchor="page" w:hAnchor="page" w:x="4892" w:y="13858"/>
+        <w:widowControl w:val="0"/>
+        <w:autoSpaceDE w:val="0"/>
+        <w:autoSpaceDN w:val="0"/>
+        <w:adjustRightInd w:val="0"/>
+        <w:spacing w:before="0" w:after="0" w:line="211" w:lineRule="exact"/>
+        <w:jc w:val="left"/>
+        <w:rPr>
+          <w:rFonts w:ascii="EEPAMF+Calibri-Bold" w:cs="IEVRAA+ArialMT"/>
+          <w:color w:val="000000"/>
+          <w:sz w:val="20"/>
+        </w:rPr>
+      </w:pPr>
+      <w:r>
+        <w:rPr>
+          <w:rFonts w:ascii="EEPAMF+Calibri-Bold" w:cs="IEVRAA+ArialMT"/>
+          <w:color w:val="000000"/>
+          <w:sz w:val="20"/>
+        </w:rPr>
+        <w:t>${LESSSL_CREDIT}</w:t>
+      </w:r>
+    </w:p>
+    <w:p>
+      <w:pPr>
+        <w:framePr w:w="1479" w:wrap="auto" w:vAnchor="page" w:hAnchor="page" w:x="4891" w:y="14143"/>
+        <w:widowControl w:val="0"/>
+        <w:autoSpaceDE w:val="0"/>
+        <w:autoSpaceDN w:val="0"/>
+        <w:adjustRightInd w:val="0"/>
+        <w:spacing w:before="0" w:after="0" w:line="211" w:lineRule="exact"/>
+        <w:jc w:val="left"/>
+        <w:rPr>
+          <w:rFonts w:ascii="EEPAMF+Calibri-Bold"/>
+          <w:color w:val="000000"/>
+          <w:sz w:val="20"/>
+        </w:rPr>
+      </w:pPr>
+      <w:r>
+        <w:rPr>
+          <w:rFonts w:ascii="EEPAMF+Calibri-Bold"/>
+          <w:color w:val="000000"/>
+          <w:sz w:val="20"/>
+        </w:rPr>
+        <w:t>${</w:t>
+      </w:r>
+      <w:r>
+        <w:rPr>
+          <w:rFonts w:ascii="EEPAMF+Calibri-Bold"/>
+          <w:color w:val="000000"/>
+          <w:sz w:val="20"/>
+        </w:rPr>
+        <w:t>SL_BALANCE</w:t>
+      </w:r>
+      <w:r>
+        <w:rPr>
+          <w:rFonts w:ascii="EEPAMF+Calibri-Bold"/>
+          <w:color w:val="000000"/>
+          <w:sz w:val="20"/>
+        </w:rPr>
+        <w:t>}</w:t>
+      </w:r>
+    </w:p>
+    <w:p>
+      <w:pPr>
+        <w:framePr w:w="2927" w:h="853" w:hRule="exact" w:wrap="auto" w:vAnchor="page" w:hAnchor="page" w:x="7270" w:y="13330"/>
+        <w:rPr>
+          <w:sz w:val="18"/>
+          <w:szCs w:val="18"/>
+        </w:rPr>
+      </w:pPr>
+      <w:r>
+        <w:rPr>
+          <w:sz w:val="18"/>
+          <w:szCs w:val="18"/>
+        </w:rPr>
+        <w:t>${</w:t>
+      </w:r>
+      <w:proofErr w:type="spellStart"/>
+      <w:r>
+        <w:rPr>
+          <w:sz w:val="18"/>
+          <w:szCs w:val="18"/>
+        </w:rPr>
+        <w:t>reco_disapprove</w:t>
+      </w:r>
+      <w:proofErr w:type="spellEnd"/>
+      <w:r>
+        <w:rPr>
+          <w:sz w:val="18"/>
+          <w:szCs w:val="18"/>
+        </w:rPr>
+        <w:t>}</w:t>
+      </w:r>
+    </w:p>
+    <w:p>
+      <w:pPr>
+        <w:framePr w:w="2927" w:h="853" w:hRule="exact" w:wrap="auto" w:vAnchor="page" w:hAnchor="page" w:x="7270" w:y="13330"/>
+        <w:widowControl w:val="0"/>
+        <w:autoSpaceDE w:val="0"/>
+        <w:autoSpaceDN w:val="0"/>
+        <w:adjustRightInd w:val="0"/>
+        <w:spacing w:before="0" w:after="0" w:line="190" w:lineRule="exact"/>
+        <w:jc w:val="left"/>
+        <w:rPr>
+          <w:rFonts w:ascii="VWDTOR+ArialMT"/>
+          <w:color w:val="000000"/>
+          <w:sz w:val="18"/>
+        </w:rPr>
+      </w:pPr>
+    </w:p>
+    <w:p>
+      <w:pPr>
+        <w:framePr w:w="1602" w:h="239" w:hRule="exact" w:wrap="auto" w:vAnchor="page" w:hAnchor="page" w:x="8457" w:y="11993"/>
+        <w:widowControl w:val="0"/>
+        <w:autoSpaceDE w:val="0"/>
+        <w:autoSpaceDN w:val="0"/>
+        <w:adjustRightInd w:val="0"/>
+        <w:spacing w:before="0" w:after="0" w:line="208" w:lineRule="exact"/>
+        <w:jc w:val="center"/>
+        <w:rPr>
+          <w:rFonts w:cs="Calibri"/>
+          <w:color w:val="000000"/>
+          <w:sz w:val="20"/>
+        </w:rPr>
+      </w:pPr>
+      <w:r>
+        <w:rPr>
+          <w:rFonts w:cs="Calibri"/>
+          <w:color w:val="000000"/>
+          <w:sz w:val="20"/>
+        </w:rPr>
+        <w:t>${SIGNAME}</w:t>
+      </w:r>
+    </w:p>
+    <w:p>
+      <w:pPr>
+        <w:framePr w:w="1479" w:wrap="auto" w:vAnchor="page" w:hAnchor="page" w:x="1404" w:y="9993"/>
+        <w:widowControl w:val="0"/>
+        <w:autoSpaceDE w:val="0"/>
+        <w:autoSpaceDN w:val="0"/>
+        <w:adjustRightInd w:val="0"/>
+        <w:spacing w:before="0" w:after="0" w:line="211" w:lineRule="exact"/>
+        <w:jc w:val="left"/>
+        <w:rPr>
+          <w:rFonts w:ascii="EEPAMF+Calibri-Bold"/>
+          <w:color w:val="000000"/>
+          <w:sz w:val="20"/>
+        </w:rPr>
+      </w:pPr>
+      <w:r>
+        <w:rPr>
+          <w:rFonts w:ascii="EEPAMF+Calibri-Bold"/>
+          <w:color w:val="000000"/>
+          <w:sz w:val="20"/>
+        </w:rPr>
+        <w:t>${</w:t>
+      </w:r>
+      <w:proofErr w:type="spellStart"/>
+      <w:r>
+        <w:rPr>
+          <w:rFonts w:ascii="EEPAMF+Calibri-Bold"/>
+          <w:color w:val="000000"/>
+          <w:sz w:val="20"/>
+        </w:rPr>
+        <w:t>type_others</w:t>
+      </w:r>
+      <w:proofErr w:type="spellEnd"/>
+      <w:r>
+        <w:rPr>
+          <w:rFonts w:ascii="EEPAMF+Calibri-Bold"/>
+          <w:color w:val="000000"/>
+          <w:sz w:val="20"/>
+        </w:rPr>
+        <w:t>}</w:t>
+      </w:r>
+    </w:p>
+    <w:p>
+      <w:pPr>
+        <w:framePr w:w="3807" w:h="412" w:hRule="exact" w:wrap="auto" w:vAnchor="page" w:hAnchor="page" w:x="7501" w:y="14875"/>
+        <w:widowControl w:val="0"/>
+        <w:autoSpaceDE w:val="0"/>
+        <w:autoSpaceDN w:val="0"/>
+        <w:adjustRightInd w:val="0"/>
+        <w:spacing w:before="0" w:after="0" w:line="190" w:lineRule="exact"/>
+        <w:jc w:val="center"/>
+        <w:rPr>
+          <w:rFonts w:ascii="IEVRAA+ArialMT"/>
+          <w:color w:val="000000"/>
+          <w:sz w:val="18"/>
+        </w:rPr>
+      </w:pPr>
+      <w:r>
+        <w:rPr>
+          <w:rFonts w:ascii="IEVRAA+ArialMT"/>
+          <w:color w:val="000000"/>
+          <w:sz w:val="18"/>
+        </w:rPr>
+        <w:t>$</w:t>
+      </w:r>
+      <w:r>
+        <w:rPr>
+          <w:rFonts w:ascii="IEVRAA+ArialMT"/>
+          <w:color w:val="000000"/>
+          <w:sz w:val="18"/>
+        </w:rPr>
+        <w:t>{RECOMMENDING_POSITION}</w:t>
+      </w:r>
+    </w:p>
+    <w:p>
+      <w:pPr>
         <w:rPr>
           <w:rFonts w:ascii="Arial"/>
           <w:sz w:val="2"/>
@@ -8488,386 +8974,220 @@
     </w:p>
     <w:p>
       <w:pPr>
-        <w:framePr w:w="4666" w:wrap="auto" w:vAnchor="page" w:hAnchor="page" w:x="830" w:y="11562"/>
+        <w:framePr w:w="4574" w:wrap="auto" w:vAnchor="page" w:hAnchor="page" w:x="7052" w:y="14510"/>
+        <w:widowControl w:val="0"/>
+        <w:autoSpaceDE w:val="0"/>
+        <w:autoSpaceDN w:val="0"/>
+        <w:adjustRightInd w:val="0"/>
+        <w:spacing w:before="26" w:after="0" w:line="211" w:lineRule="exact"/>
+        <w:jc w:val="center"/>
+        <w:rPr>
+          <w:color w:val="000000"/>
+          <w:sz w:val="20"/>
+        </w:rPr>
+      </w:pPr>
+      <w:r>
+        <w:rPr>
+          <w:rFonts w:ascii="EEPAMF+Calibri-Bold"/>
+          <w:color w:val="000000"/>
+          <w:sz w:val="20"/>
+        </w:rPr>
+        <w:t>${</w:t>
+      </w:r>
+      <w:r>
+        <w:rPr>
+          <w:rFonts w:ascii="EEPAMF+Calibri-Bold"/>
+          <w:color w:val="000000"/>
+          <w:sz w:val="20"/>
+        </w:rPr>
+        <w:t>RECOSIGN</w:t>
+      </w:r>
+      <w:r>
+        <w:rPr>
+          <w:rFonts w:ascii="EEPAMF+Calibri-Bold"/>
+          <w:color w:val="000000"/>
+          <w:sz w:val="20"/>
+        </w:rPr>
+        <w:t>}</w:t>
+      </w:r>
+    </w:p>
+    <w:p>
+      <w:pPr>
+        <w:framePr w:w="3807" w:h="412" w:hRule="exact" w:wrap="auto" w:vAnchor="page" w:hAnchor="page" w:x="1383" w:y="14551"/>
         <w:widowControl w:val="0"/>
         <w:autoSpaceDE w:val="0"/>
         <w:autoSpaceDN w:val="0"/>
         <w:adjustRightInd w:val="0"/>
         <w:spacing w:before="0" w:after="0" w:line="190" w:lineRule="exact"/>
-        <w:jc w:val="left"/>
-        <w:rPr>
-          <w:rFonts w:ascii="IEVRAA+ArialMT"/>
-          <w:color w:val="000000"/>
-          <w:sz w:val="18"/>
-        </w:rPr>
-      </w:pPr>
-      <w:r>
-        <w:rPr>
-          <w:rFonts w:ascii="IEVRAA+ArialMT"/>
-          <w:color w:val="000000"/>
-          <w:sz w:val="18"/>
-        </w:rPr>
-        <w:t>__________________________________</w:t>
-      </w:r>
-    </w:p>
-    <w:p>
-      <w:pPr>
-        <w:framePr w:w="1237" w:wrap="auto" w:vAnchor="page" w:hAnchor="page" w:x="3261" w:y="13613"/>
-        <w:widowControl w:val="0"/>
-        <w:autoSpaceDE w:val="0"/>
-        <w:autoSpaceDN w:val="0"/>
-        <w:adjustRightInd w:val="0"/>
-        <w:spacing w:before="0" w:after="0" w:line="211" w:lineRule="exact"/>
-        <w:jc w:val="left"/>
+        <w:jc w:val="center"/>
+        <w:rPr>
+          <w:rFonts w:ascii="IEVRAA+ArialMT"/>
+          <w:color w:val="000000"/>
+          <w:sz w:val="16"/>
+          <w:szCs w:val="16"/>
+        </w:rPr>
+      </w:pPr>
+      <w:r>
+        <w:rPr>
+          <w:rFonts w:ascii="IEVRAA+ArialMT"/>
+          <w:color w:val="000000"/>
+          <w:sz w:val="16"/>
+          <w:szCs w:val="16"/>
+        </w:rPr>
+        <w:t>${</w:t>
+      </w:r>
+      <w:proofErr w:type="spellStart"/>
+      <w:r>
+        <w:rPr>
+          <w:rFonts w:ascii="IEVRAA+ArialMT"/>
+          <w:color w:val="000000"/>
+          <w:sz w:val="16"/>
+          <w:szCs w:val="16"/>
+        </w:rPr>
+        <w:t>CertifyDate</w:t>
+      </w:r>
+      <w:proofErr w:type="spellEnd"/>
+      <w:r>
+        <w:rPr>
+          <w:rFonts w:ascii="IEVRAA+ArialMT"/>
+          <w:color w:val="000000"/>
+          <w:sz w:val="16"/>
+          <w:szCs w:val="16"/>
+        </w:rPr>
+        <w:t>}</w:t>
+      </w:r>
+    </w:p>
+    <w:p>
+      <w:pPr>
+        <w:framePr w:w="4574" w:wrap="auto" w:vAnchor="page" w:hAnchor="page" w:x="1107" w:y="14735"/>
+        <w:widowControl w:val="0"/>
+        <w:autoSpaceDE w:val="0"/>
+        <w:autoSpaceDN w:val="0"/>
+        <w:adjustRightInd w:val="0"/>
+        <w:spacing w:before="26" w:after="0" w:line="211" w:lineRule="exact"/>
+        <w:jc w:val="center"/>
+        <w:rPr>
+          <w:color w:val="000000"/>
+          <w:sz w:val="20"/>
+        </w:rPr>
+      </w:pPr>
+      <w:r>
         <w:rPr>
           <w:rFonts w:ascii="EEPAMF+Calibri-Bold"/>
           <w:color w:val="000000"/>
           <w:sz w:val="20"/>
         </w:rPr>
-      </w:pPr>
+        <w:t>${</w:t>
+      </w:r>
       <w:r>
         <w:rPr>
           <w:rFonts w:ascii="EEPAMF+Calibri-Bold"/>
           <w:color w:val="000000"/>
           <w:sz w:val="20"/>
         </w:rPr>
+        <w:t>HRSIGN</w:t>
+      </w:r>
+      <w:r>
+        <w:rPr>
+          <w:rFonts w:ascii="EEPAMF+Calibri-Bold"/>
+          <w:color w:val="000000"/>
+          <w:sz w:val="20"/>
+        </w:rPr>
+        <w:t>}</w:t>
+      </w:r>
+    </w:p>
+    <w:p>
+      <w:pPr>
+        <w:framePr w:w="3807" w:h="412" w:hRule="exact" w:wrap="auto" w:vAnchor="page" w:hAnchor="page" w:x="7374" w:y="14389"/>
+        <w:widowControl w:val="0"/>
+        <w:autoSpaceDE w:val="0"/>
+        <w:autoSpaceDN w:val="0"/>
+        <w:adjustRightInd w:val="0"/>
+        <w:spacing w:before="0" w:after="0" w:line="190" w:lineRule="exact"/>
+        <w:jc w:val="center"/>
+        <w:rPr>
+          <w:rFonts w:ascii="IEVRAA+ArialMT"/>
+          <w:color w:val="000000"/>
+          <w:sz w:val="16"/>
+          <w:szCs w:val="16"/>
+        </w:rPr>
+      </w:pPr>
+      <w:r>
+        <w:rPr>
+          <w:rFonts w:ascii="IEVRAA+ArialMT"/>
+          <w:color w:val="000000"/>
+          <w:sz w:val="16"/>
+          <w:szCs w:val="16"/>
+        </w:rPr>
         <w:t>${</w:t>
       </w:r>
-      <w:r>
-        <w:rPr>
-          <w:rFonts w:ascii="EEPAMF+Calibri-Bold"/>
-          <w:color w:val="000000"/>
-          <w:sz w:val="20"/>
-        </w:rPr>
-        <w:t>VL_CREDIT</w:t>
-      </w:r>
-      <w:r>
-        <w:rPr>
-          <w:rFonts w:ascii="EEPAMF+Calibri-Bold"/>
-          <w:color w:val="000000"/>
-          <w:sz w:val="20"/>
+      <w:proofErr w:type="spellStart"/>
+      <w:r>
+        <w:rPr>
+          <w:rFonts w:ascii="IEVRAA+ArialMT"/>
+          <w:color w:val="000000"/>
+          <w:sz w:val="16"/>
+          <w:szCs w:val="16"/>
+        </w:rPr>
+        <w:t>CertifyDate</w:t>
+      </w:r>
+      <w:proofErr w:type="spellEnd"/>
+      <w:r>
+        <w:rPr>
+          <w:rFonts w:ascii="IEVRAA+ArialMT"/>
+          <w:color w:val="000000"/>
+          <w:sz w:val="16"/>
+          <w:szCs w:val="16"/>
         </w:rPr>
         <w:t>}</w:t>
       </w:r>
     </w:p>
     <w:p>
       <w:pPr>
-        <w:framePr w:w="1685" w:wrap="auto" w:vAnchor="page" w:hAnchor="page" w:x="3262" w:y="13884"/>
-        <w:widowControl w:val="0"/>
-        <w:autoSpaceDE w:val="0"/>
-        <w:autoSpaceDN w:val="0"/>
-        <w:adjustRightInd w:val="0"/>
-        <w:spacing w:before="0" w:after="0" w:line="211" w:lineRule="exact"/>
-        <w:jc w:val="left"/>
-        <w:rPr>
-          <w:rFonts w:ascii="EEPAMF+Calibri-Bold"/>
-          <w:color w:val="000000"/>
-          <w:sz w:val="20"/>
-        </w:rPr>
-      </w:pPr>
-      <w:r>
-        <w:rPr>
-          <w:rFonts w:ascii="EEPAMF+Calibri-Bold"/>
-          <w:color w:val="000000"/>
-          <w:sz w:val="20"/>
-        </w:rPr>
-        <w:t>${</w:t>
-      </w:r>
-      <w:r>
-        <w:rPr>
-          <w:rFonts w:ascii="EEPAMF+Calibri-Bold"/>
-          <w:color w:val="000000"/>
-          <w:sz w:val="20"/>
-        </w:rPr>
-        <w:t>LESSVL</w:t>
-      </w:r>
-      <w:r>
-        <w:rPr>
-          <w:rFonts w:ascii="EEPAMF+Calibri-Bold"/>
-          <w:color w:val="000000"/>
-          <w:sz w:val="20"/>
-        </w:rPr>
-        <w:t>_CREDIT</w:t>
-      </w:r>
-      <w:r>
-        <w:rPr>
-          <w:rFonts w:ascii="EEPAMF+Calibri-Bold"/>
-          <w:color w:val="000000"/>
-          <w:sz w:val="20"/>
+        <w:framePr w:w="3807" w:h="266" w:hRule="exact" w:wrap="auto" w:vAnchor="page" w:hAnchor="page" w:x="1440" w:y="15011"/>
+        <w:widowControl w:val="0"/>
+        <w:autoSpaceDE w:val="0"/>
+        <w:autoSpaceDN w:val="0"/>
+        <w:adjustRightInd w:val="0"/>
+        <w:spacing w:before="0" w:after="0" w:line="190" w:lineRule="exact"/>
+        <w:jc w:val="center"/>
+        <w:rPr>
+          <w:rFonts w:ascii="IEVRAA+ArialMT"/>
+          <w:color w:val="000000"/>
+          <w:sz w:val="18"/>
+        </w:rPr>
+      </w:pPr>
+      <w:r>
+        <w:rPr>
+          <w:rFonts w:ascii="IEVRAA+ArialMT"/>
+          <w:color w:val="000000"/>
+          <w:sz w:val="18"/>
+        </w:rPr>
+        <w:t>$</w:t>
+      </w:r>
+      <w:r>
+        <w:rPr>
+          <w:rFonts w:ascii="IEVRAA+ArialMT"/>
+          <w:color w:val="000000"/>
+          <w:sz w:val="18"/>
+        </w:rPr>
+        <w:t>{</w:t>
+      </w:r>
+      <w:r>
+        <w:rPr>
+          <w:rFonts w:ascii="IEVRAA+ArialMT"/>
+          <w:color w:val="000000"/>
+          <w:sz w:val="18"/>
+        </w:rPr>
+        <w:t>VOLC_POS</w:t>
+      </w:r>
+      <w:r>
+        <w:rPr>
+          <w:rFonts w:ascii="IEVRAA+ArialMT"/>
+          <w:color w:val="000000"/>
+          <w:sz w:val="18"/>
         </w:rPr>
         <w:t>}</w:t>
-      </w:r>
-    </w:p>
-    <w:p>
-      <w:pPr>
-        <w:framePr w:w="1479" w:wrap="auto" w:vAnchor="page" w:hAnchor="page" w:x="3275" w:y="14156"/>
-        <w:widowControl w:val="0"/>
-        <w:autoSpaceDE w:val="0"/>
-        <w:autoSpaceDN w:val="0"/>
-        <w:adjustRightInd w:val="0"/>
-        <w:spacing w:before="0" w:after="0" w:line="211" w:lineRule="exact"/>
-        <w:jc w:val="left"/>
-        <w:rPr>
-          <w:rFonts w:ascii="EEPAMF+Calibri-Bold"/>
-          <w:color w:val="000000"/>
-          <w:sz w:val="20"/>
-        </w:rPr>
-      </w:pPr>
-      <w:r>
-        <w:rPr>
-          <w:rFonts w:ascii="EEPAMF+Calibri-Bold"/>
-          <w:color w:val="000000"/>
-          <w:sz w:val="20"/>
-        </w:rPr>
-        <w:t>${</w:t>
-      </w:r>
-      <w:r>
-        <w:rPr>
-          <w:rFonts w:ascii="EEPAMF+Calibri-Bold"/>
-          <w:color w:val="000000"/>
-          <w:sz w:val="20"/>
-        </w:rPr>
-        <w:t>V</w:t>
-      </w:r>
-      <w:r>
-        <w:rPr>
-          <w:rFonts w:ascii="EEPAMF+Calibri-Bold"/>
-          <w:color w:val="000000"/>
-          <w:sz w:val="20"/>
-        </w:rPr>
-        <w:t>L_</w:t>
-      </w:r>
-      <w:r>
-        <w:rPr>
-          <w:rFonts w:ascii="EEPAMF+Calibri-Bold"/>
-          <w:color w:val="000000"/>
-          <w:sz w:val="20"/>
-        </w:rPr>
-        <w:t>BALANCE</w:t>
-      </w:r>
-      <w:r>
-        <w:rPr>
-          <w:rFonts w:ascii="EEPAMF+Calibri-Bold"/>
-          <w:color w:val="000000"/>
-          <w:sz w:val="20"/>
-        </w:rPr>
-        <w:t>}</w:t>
-      </w:r>
-    </w:p>
-    <w:p>
-      <w:pPr>
-        <w:framePr w:w="1479" w:wrap="auto" w:vAnchor="page" w:hAnchor="page" w:x="4891" w:y="13599"/>
-        <w:widowControl w:val="0"/>
-        <w:autoSpaceDE w:val="0"/>
-        <w:autoSpaceDN w:val="0"/>
-        <w:adjustRightInd w:val="0"/>
-        <w:spacing w:before="0" w:after="0" w:line="211" w:lineRule="exact"/>
-        <w:jc w:val="left"/>
-        <w:rPr>
-          <w:rFonts w:ascii="EEPAMF+Calibri-Bold"/>
-          <w:color w:val="000000"/>
-          <w:sz w:val="20"/>
-        </w:rPr>
-      </w:pPr>
-      <w:r>
-        <w:rPr>
-          <w:rFonts w:ascii="EEPAMF+Calibri-Bold"/>
-          <w:color w:val="000000"/>
-          <w:sz w:val="20"/>
-        </w:rPr>
-        <w:t>${</w:t>
-      </w:r>
-      <w:r>
-        <w:rPr>
-          <w:rFonts w:ascii="EEPAMF+Calibri-Bold"/>
-          <w:color w:val="000000"/>
-          <w:sz w:val="20"/>
-        </w:rPr>
-        <w:t>SL</w:t>
-      </w:r>
-      <w:r>
-        <w:rPr>
-          <w:rFonts w:ascii="EEPAMF+Calibri-Bold"/>
-          <w:color w:val="000000"/>
-          <w:sz w:val="20"/>
-        </w:rPr>
-        <w:t>_</w:t>
-      </w:r>
-      <w:r>
-        <w:rPr>
-          <w:rFonts w:ascii="EEPAMF+Calibri-Bold" w:cs="IEVRAA+ArialMT"/>
-          <w:color w:val="000000"/>
-          <w:sz w:val="20"/>
-        </w:rPr>
-        <w:t>CREDIT</w:t>
-      </w:r>
-      <w:r>
-        <w:rPr>
-          <w:rFonts w:ascii="EEPAMF+Calibri-Bold"/>
-          <w:color w:val="000000"/>
-          <w:sz w:val="20"/>
-        </w:rPr>
-        <w:t>}</w:t>
-      </w:r>
-    </w:p>
-    <w:p>
-      <w:pPr>
-        <w:framePr w:w="2609" w:wrap="auto" w:vAnchor="page" w:hAnchor="page" w:x="4892" w:y="13858"/>
-        <w:widowControl w:val="0"/>
-        <w:autoSpaceDE w:val="0"/>
-        <w:autoSpaceDN w:val="0"/>
-        <w:adjustRightInd w:val="0"/>
-        <w:spacing w:before="0" w:after="0" w:line="211" w:lineRule="exact"/>
-        <w:jc w:val="left"/>
-        <w:rPr>
-          <w:rFonts w:ascii="EEPAMF+Calibri-Bold" w:cs="IEVRAA+ArialMT"/>
-          <w:color w:val="000000"/>
-          <w:sz w:val="20"/>
-        </w:rPr>
-      </w:pPr>
-      <w:r>
-        <w:rPr>
-          <w:rFonts w:ascii="EEPAMF+Calibri-Bold" w:cs="IEVRAA+ArialMT"/>
-          <w:color w:val="000000"/>
-          <w:sz w:val="20"/>
-        </w:rPr>
-        <w:t>${LESS</w:t>
-      </w:r>
-      <w:r>
-        <w:rPr>
-          <w:rFonts w:ascii="EEPAMF+Calibri-Bold" w:cs="IEVRAA+ArialMT"/>
-          <w:color w:val="000000"/>
-          <w:sz w:val="20"/>
-        </w:rPr>
-        <w:t>S</w:t>
-      </w:r>
-      <w:r>
-        <w:rPr>
-          <w:rFonts w:ascii="EEPAMF+Calibri-Bold" w:cs="IEVRAA+ArialMT"/>
-          <w:color w:val="000000"/>
-          <w:sz w:val="20"/>
-        </w:rPr>
-        <w:t>L_CREDIT}</w:t>
-      </w:r>
-    </w:p>
-    <w:p>
-      <w:pPr>
-        <w:framePr w:w="1479" w:wrap="auto" w:vAnchor="page" w:hAnchor="page" w:x="4891" w:y="14143"/>
-        <w:widowControl w:val="0"/>
-        <w:autoSpaceDE w:val="0"/>
-        <w:autoSpaceDN w:val="0"/>
-        <w:adjustRightInd w:val="0"/>
-        <w:spacing w:before="0" w:after="0" w:line="211" w:lineRule="exact"/>
-        <w:jc w:val="left"/>
-        <w:rPr>
-          <w:rFonts w:ascii="EEPAMF+Calibri-Bold"/>
-          <w:color w:val="000000"/>
-          <w:sz w:val="20"/>
-        </w:rPr>
-      </w:pPr>
-      <w:r>
-        <w:rPr>
-          <w:rFonts w:ascii="EEPAMF+Calibri-Bold"/>
-          <w:color w:val="000000"/>
-          <w:sz w:val="20"/>
-        </w:rPr>
-        <w:t>${</w:t>
-      </w:r>
-      <w:r>
-        <w:rPr>
-          <w:rFonts w:ascii="EEPAMF+Calibri-Bold"/>
-          <w:color w:val="000000"/>
-          <w:sz w:val="20"/>
-        </w:rPr>
-        <w:t>SL_</w:t>
-      </w:r>
-      <w:r>
-        <w:rPr>
-          <w:rFonts w:ascii="EEPAMF+Calibri-Bold"/>
-          <w:color w:val="000000"/>
-          <w:sz w:val="20"/>
-        </w:rPr>
-        <w:t>BALANCE</w:t>
-      </w:r>
-      <w:r>
-        <w:rPr>
-          <w:rFonts w:ascii="EEPAMF+Calibri-Bold"/>
-          <w:color w:val="000000"/>
-          <w:sz w:val="20"/>
-        </w:rPr>
-        <w:t>}</w:t>
-      </w:r>
-    </w:p>
-    <w:p>
-      <w:pPr>
-        <w:framePr w:w="2927" w:h="853" w:hRule="exact" w:wrap="auto" w:vAnchor="page" w:hAnchor="page" w:x="7270" w:y="13330"/>
-        <w:rPr>
-          <w:sz w:val="18"/>
-          <w:szCs w:val="18"/>
-        </w:rPr>
-      </w:pPr>
-      <w:r>
-        <w:rPr>
-          <w:sz w:val="18"/>
-          <w:szCs w:val="18"/>
-        </w:rPr>
-        <w:t>${</w:t>
-      </w:r>
-      <w:proofErr w:type="spellStart"/>
-      <w:r>
-        <w:rPr>
-          <w:sz w:val="18"/>
-          <w:szCs w:val="18"/>
-        </w:rPr>
-        <w:t>reco_disapprove</w:t>
-      </w:r>
-      <w:proofErr w:type="spellEnd"/>
-      <w:r>
-        <w:rPr>
-          <w:sz w:val="18"/>
-          <w:szCs w:val="18"/>
-        </w:rPr>
-        <w:t>}</w:t>
-      </w:r>
-    </w:p>
-    <w:p>
-      <w:pPr>
-        <w:framePr w:w="2927" w:h="853" w:hRule="exact" w:wrap="auto" w:vAnchor="page" w:hAnchor="page" w:x="7270" w:y="13330"/>
-        <w:widowControl w:val="0"/>
-        <w:autoSpaceDE w:val="0"/>
-        <w:autoSpaceDN w:val="0"/>
-        <w:adjustRightInd w:val="0"/>
-        <w:spacing w:before="0" w:after="0" w:line="190" w:lineRule="exact"/>
-        <w:jc w:val="left"/>
-        <w:rPr>
-          <w:rFonts w:ascii="VWDTOR+ArialMT"/>
-          <w:color w:val="000000"/>
-          <w:sz w:val="18"/>
-        </w:rPr>
-      </w:pPr>
-    </w:p>
-    <w:p>
-      <w:pPr>
-        <w:framePr w:w="1602" w:h="239" w:hRule="exact" w:wrap="auto" w:vAnchor="page" w:hAnchor="page" w:x="8457" w:y="11993"/>
-        <w:widowControl w:val="0"/>
-        <w:autoSpaceDE w:val="0"/>
-        <w:autoSpaceDN w:val="0"/>
-        <w:adjustRightInd w:val="0"/>
-        <w:spacing w:before="0" w:after="0" w:line="208" w:lineRule="exact"/>
-        <w:jc w:val="center"/>
-        <w:rPr>
-          <w:rFonts w:cs="Calibri"/>
-          <w:color w:val="000000"/>
-          <w:sz w:val="20"/>
-        </w:rPr>
-      </w:pPr>
-      <w:r>
-        <w:rPr>
-          <w:rFonts w:cs="Calibri"/>
-          <w:color w:val="000000"/>
-          <w:sz w:val="20"/>
-        </w:rPr>
-        <w:t>${SIGNAME}</w:t>
       </w:r>
     </w:p>
     <w:p>
@@ -8880,6 +9200,54 @@
     </w:p>
     <w:p>
       <w:pPr>
+        <w:framePr w:w="2939" w:h="876" w:hRule="exact" w:wrap="auto" w:vAnchor="page" w:hAnchor="page" w:x="7178" w:y="15460"/>
+        <w:rPr>
+          <w:sz w:val="18"/>
+          <w:szCs w:val="18"/>
+        </w:rPr>
+      </w:pPr>
+      <w:r>
+        <w:rPr>
+          <w:sz w:val="18"/>
+          <w:szCs w:val="18"/>
+        </w:rPr>
+        <w:t>${</w:t>
+      </w:r>
+      <w:proofErr w:type="spellStart"/>
+      <w:r>
+        <w:rPr>
+          <w:sz w:val="18"/>
+          <w:szCs w:val="18"/>
+        </w:rPr>
+        <w:t>appro_disapprove</w:t>
+      </w:r>
+      <w:proofErr w:type="spellEnd"/>
+      <w:r>
+        <w:rPr>
+          <w:sz w:val="18"/>
+          <w:szCs w:val="18"/>
+        </w:rPr>
+        <w:t>}</w:t>
+      </w:r>
+    </w:p>
+    <w:p>
+      <w:pPr>
+        <w:framePr w:w="2939" w:h="876" w:hRule="exact" w:wrap="auto" w:vAnchor="page" w:hAnchor="page" w:x="7178" w:y="15460"/>
+        <w:widowControl w:val="0"/>
+        <w:autoSpaceDE w:val="0"/>
+        <w:autoSpaceDN w:val="0"/>
+        <w:adjustRightInd w:val="0"/>
+        <w:spacing w:before="0" w:after="0" w:line="190" w:lineRule="exact"/>
+        <w:jc w:val="left"/>
+        <w:rPr>
+          <w:rFonts w:ascii="VWDTOR+ArialMT"/>
+          <w:color w:val="000000"/>
+          <w:sz w:val="18"/>
+        </w:rPr>
+      </w:pPr>
+    </w:p>
+    <w:p>
+      <w:pPr>
         <w:rPr>
           <w:rFonts w:ascii="Arial"/>
           <w:sz w:val="2"/>
@@ -8888,39 +9256,100 @@
     </w:p>
     <w:p>
       <w:pPr>
-        <w:framePr w:w="4574" w:wrap="auto" w:vAnchor="page" w:hAnchor="page" w:x="7052" w:y="14510"/>
-        <w:widowControl w:val="0"/>
-        <w:autoSpaceDE w:val="0"/>
-        <w:autoSpaceDN w:val="0"/>
-        <w:adjustRightInd w:val="0"/>
-        <w:spacing w:before="26" w:after="0" w:line="211" w:lineRule="exact"/>
-        <w:jc w:val="center"/>
-        <w:rPr>
-          <w:color w:val="000000"/>
-          <w:sz w:val="20"/>
-        </w:rPr>
-      </w:pPr>
-      <w:r>
-        <w:rPr>
-          <w:rFonts w:ascii="EEPAMF+Calibri-Bold"/>
-          <w:color w:val="000000"/>
-          <w:sz w:val="20"/>
+        <w:framePr w:w="1862" w:wrap="auto" w:vAnchor="page" w:hAnchor="page" w:x="1153" w:y="15599"/>
+        <w:widowControl w:val="0"/>
+        <w:autoSpaceDE w:val="0"/>
+        <w:autoSpaceDN w:val="0"/>
+        <w:adjustRightInd w:val="0"/>
+        <w:spacing w:before="0" w:after="0" w:line="201" w:lineRule="exact"/>
+        <w:jc w:val="left"/>
+        <w:rPr>
+          <w:rFonts w:cs="Calibri"/>
+          <w:color w:val="000000"/>
+          <w:sz w:val="19"/>
+        </w:rPr>
+      </w:pPr>
+      <w:r>
+        <w:rPr>
+          <w:rFonts w:cs="Calibri"/>
+          <w:color w:val="000000"/>
+          <w:sz w:val="19"/>
         </w:rPr>
         <w:t>${</w:t>
       </w:r>
       <w:r>
         <w:rPr>
-          <w:rFonts w:ascii="EEPAMF+Calibri-Bold"/>
-          <w:color w:val="000000"/>
-          <w:sz w:val="20"/>
-        </w:rPr>
-        <w:t>RECOSIGN</w:t>
-      </w:r>
-      <w:r>
-        <w:rPr>
-          <w:rFonts w:ascii="EEPAMF+Calibri-Bold"/>
-          <w:color w:val="000000"/>
-          <w:sz w:val="20"/>
+          <w:rFonts w:cs="Calibri"/>
+          <w:color w:val="000000"/>
+          <w:sz w:val="16"/>
+          <w:szCs w:val="16"/>
+        </w:rPr>
+        <w:t>DAYWPAY</w:t>
+      </w:r>
+      <w:r>
+        <w:rPr>
+          <w:rFonts w:cs="Calibri"/>
+          <w:color w:val="000000"/>
+          <w:sz w:val="19"/>
+        </w:rPr>
+        <w:t>}</w:t>
+      </w:r>
+    </w:p>
+    <w:p>
+      <w:pPr>
+        <w:framePr w:w="1862" w:wrap="auto" w:vAnchor="page" w:hAnchor="page" w:x="1153" w:y="15841"/>
+        <w:widowControl w:val="0"/>
+        <w:autoSpaceDE w:val="0"/>
+        <w:autoSpaceDN w:val="0"/>
+        <w:adjustRightInd w:val="0"/>
+        <w:spacing w:before="0" w:after="0" w:line="201" w:lineRule="exact"/>
+        <w:jc w:val="left"/>
+        <w:rPr>
+          <w:rFonts w:cs="Calibri"/>
+          <w:color w:val="000000"/>
+          <w:sz w:val="19"/>
+        </w:rPr>
+      </w:pPr>
+      <w:r>
+        <w:rPr>
+          <w:rFonts w:cs="Calibri"/>
+          <w:color w:val="000000"/>
+          <w:sz w:val="19"/>
+        </w:rPr>
+        <w:t>${</w:t>
+      </w:r>
+      <w:r>
+        <w:rPr>
+          <w:rFonts w:cs="Calibri"/>
+          <w:color w:val="000000"/>
+          <w:sz w:val="16"/>
+          <w:szCs w:val="16"/>
+        </w:rPr>
+        <w:t>DAYW</w:t>
+      </w:r>
+      <w:r>
+        <w:rPr>
+          <w:rFonts w:cs="Calibri"/>
+          <w:color w:val="000000"/>
+          <w:sz w:val="16"/>
+          <w:szCs w:val="16"/>
+        </w:rPr>
+        <w:t>O</w:t>
+      </w:r>
+      <w:r>
+        <w:rPr>
+          <w:rFonts w:cs="Calibri"/>
+          <w:color w:val="000000"/>
+          <w:sz w:val="16"/>
+          <w:szCs w:val="16"/>
+        </w:rPr>
+        <w:t>PAY</w:t>
+      </w:r>
+      <w:r>
+        <w:rPr>
+          <w:rFonts w:cs="Calibri"/>
+          <w:color w:val="000000"/>
+          <w:sz w:val="19"/>
         </w:rPr>
         <w:t>}</w:t>
       </w:r>
@@ -8935,100 +9364,44 @@
     </w:p>
     <w:p>
       <w:pPr>
-        <w:framePr w:w="1479" w:wrap="auto" w:vAnchor="page" w:hAnchor="page" w:x="1404" w:y="9993"/>
-        <w:widowControl w:val="0"/>
-        <w:autoSpaceDE w:val="0"/>
-        <w:autoSpaceDN w:val="0"/>
-        <w:adjustRightInd w:val="0"/>
-        <w:spacing w:before="0" w:after="0" w:line="211" w:lineRule="exact"/>
-        <w:jc w:val="left"/>
-        <w:rPr>
-          <w:rFonts w:ascii="EEPAMF+Calibri-Bold"/>
-          <w:color w:val="000000"/>
-          <w:sz w:val="20"/>
-        </w:rPr>
-      </w:pPr>
-      <w:r>
-        <w:rPr>
-          <w:rFonts w:ascii="EEPAMF+Calibri-Bold"/>
-          <w:color w:val="000000"/>
-          <w:sz w:val="20"/>
+        <w:framePr w:w="1862" w:wrap="auto" w:vAnchor="page" w:hAnchor="page" w:x="1142" w:y="16083"/>
+        <w:widowControl w:val="0"/>
+        <w:autoSpaceDE w:val="0"/>
+        <w:autoSpaceDN w:val="0"/>
+        <w:adjustRightInd w:val="0"/>
+        <w:spacing w:before="0" w:after="0" w:line="201" w:lineRule="exact"/>
+        <w:jc w:val="left"/>
+        <w:rPr>
+          <w:rFonts w:cs="Calibri"/>
+          <w:color w:val="000000"/>
+          <w:sz w:val="19"/>
+        </w:rPr>
+      </w:pPr>
+      <w:r>
+        <w:rPr>
+          <w:rFonts w:cs="Calibri"/>
+          <w:color w:val="000000"/>
+          <w:sz w:val="19"/>
         </w:rPr>
         <w:t>${</w:t>
       </w:r>
-      <w:proofErr w:type="spellStart"/>
-      <w:r>
-        <w:rPr>
-          <w:rFonts w:ascii="EEPAMF+Calibri-Bold"/>
-          <w:color w:val="000000"/>
-          <w:sz w:val="20"/>
-        </w:rPr>
-        <w:t>type_others</w:t>
-      </w:r>
-      <w:proofErr w:type="spellEnd"/>
-      <w:r>
-        <w:rPr>
-          <w:rFonts w:ascii="EEPAMF+Calibri-Bold"/>
-          <w:color w:val="000000"/>
-          <w:sz w:val="20"/>
+      <w:r>
+        <w:rPr>
+          <w:rFonts w:cs="Calibri"/>
+          <w:color w:val="000000"/>
+          <w:sz w:val="16"/>
+          <w:szCs w:val="16"/>
+        </w:rPr>
+        <w:t>OTHERS</w:t>
+      </w:r>
+      <w:r>
+        <w:rPr>
+          <w:rFonts w:cs="Calibri"/>
+          <w:color w:val="000000"/>
+          <w:sz w:val="19"/>
         </w:rPr>
         <w:t>}</w:t>
       </w:r>
-    </w:p>
-    <w:p>
-      <w:pPr>
-        <w:framePr w:w="2939" w:h="876" w:hRule="exact" w:wrap="auto" w:vAnchor="page" w:hAnchor="page" w:x="7178" w:y="15460"/>
-        <w:rPr>
-          <w:sz w:val="18"/>
-          <w:szCs w:val="18"/>
-        </w:rPr>
-      </w:pPr>
-      <w:r>
-        <w:rPr>
-          <w:sz w:val="18"/>
-          <w:szCs w:val="18"/>
-        </w:rPr>
-        <w:t>${</w:t>
-      </w:r>
-      <w:proofErr w:type="spellStart"/>
-      <w:r>
-        <w:rPr>
-          <w:sz w:val="18"/>
-          <w:szCs w:val="18"/>
-        </w:rPr>
-        <w:t>appro</w:t>
-      </w:r>
-      <w:r>
-        <w:rPr>
-          <w:sz w:val="18"/>
-          <w:szCs w:val="18"/>
-        </w:rPr>
-        <w:t>_disapprove</w:t>
-      </w:r>
-      <w:proofErr w:type="spellEnd"/>
-      <w:r>
-        <w:rPr>
-          <w:sz w:val="18"/>
-          <w:szCs w:val="18"/>
-        </w:rPr>
-        <w:t>}</w:t>
-      </w:r>
-    </w:p>
-    <w:p>
-      <w:pPr>
-        <w:framePr w:w="2939" w:h="876" w:hRule="exact" w:wrap="auto" w:vAnchor="page" w:hAnchor="page" w:x="7178" w:y="15460"/>
-        <w:widowControl w:val="0"/>
-        <w:autoSpaceDE w:val="0"/>
-        <w:autoSpaceDN w:val="0"/>
-        <w:adjustRightInd w:val="0"/>
-        <w:spacing w:before="0" w:after="0" w:line="190" w:lineRule="exact"/>
-        <w:jc w:val="left"/>
-        <w:rPr>
-          <w:rFonts w:ascii="VWDTOR+ArialMT"/>
-          <w:color w:val="000000"/>
-          <w:sz w:val="18"/>
-        </w:rPr>
-      </w:pPr>
     </w:p>
     <w:p>
       <w:pPr>
@@ -9040,110 +9413,34 @@
     </w:p>
     <w:p>
       <w:pPr>
-        <w:framePr w:w="1862" w:wrap="auto" w:vAnchor="page" w:hAnchor="page" w:x="1153" w:y="15599"/>
-        <w:widowControl w:val="0"/>
-        <w:autoSpaceDE w:val="0"/>
-        <w:autoSpaceDN w:val="0"/>
-        <w:adjustRightInd w:val="0"/>
-        <w:spacing w:before="0" w:after="0" w:line="201" w:lineRule="exact"/>
-        <w:jc w:val="left"/>
-        <w:rPr>
-          <w:rFonts w:cs="Calibri"/>
-          <w:color w:val="000000"/>
-          <w:sz w:val="19"/>
-        </w:rPr>
-      </w:pPr>
-      <w:r>
-        <w:rPr>
-          <w:rFonts w:cs="Calibri"/>
-          <w:color w:val="000000"/>
-          <w:sz w:val="19"/>
+        <w:framePr w:w="1523" w:wrap="auto" w:vAnchor="page" w:hAnchor="page" w:x="1542" w:y="10794"/>
+        <w:widowControl w:val="0"/>
+        <w:autoSpaceDE w:val="0"/>
+        <w:autoSpaceDN w:val="0"/>
+        <w:adjustRightInd w:val="0"/>
+        <w:spacing w:before="0" w:after="0" w:line="211" w:lineRule="exact"/>
+        <w:jc w:val="left"/>
+        <w:rPr>
+          <w:rFonts w:ascii="EEPAMF+Calibri-Bold"/>
+          <w:color w:val="000000"/>
+          <w:sz w:val="20"/>
+        </w:rPr>
+      </w:pPr>
+      <w:r>
+        <w:rPr>
+          <w:rFonts w:ascii="EEPAMF+Calibri-Bold"/>
+          <w:color w:val="000000"/>
+          <w:sz w:val="20"/>
         </w:rPr>
         <w:t>$</w:t>
       </w:r>
       <w:r>
         <w:rPr>
-          <w:rFonts w:cs="Calibri"/>
-          <w:color w:val="000000"/>
-          <w:sz w:val="19"/>
-        </w:rPr>
-        <w:t>{</w:t>
-      </w:r>
-      <w:r>
-        <w:rPr>
-          <w:rFonts w:cs="Calibri"/>
-          <w:color w:val="000000"/>
-          <w:sz w:val="16"/>
-          <w:szCs w:val="16"/>
-        </w:rPr>
-        <w:t>DAYWPAY</w:t>
-      </w:r>
-      <w:r>
-        <w:rPr>
-          <w:rFonts w:cs="Calibri"/>
-          <w:color w:val="000000"/>
-          <w:sz w:val="19"/>
-        </w:rPr>
-        <w:t>}</w:t>
-      </w:r>
-    </w:p>
-    <w:p>
-      <w:pPr>
-        <w:framePr w:w="1862" w:wrap="auto" w:vAnchor="page" w:hAnchor="page" w:x="1153" w:y="15841"/>
-        <w:widowControl w:val="0"/>
-        <w:autoSpaceDE w:val="0"/>
-        <w:autoSpaceDN w:val="0"/>
-        <w:adjustRightInd w:val="0"/>
-        <w:spacing w:before="0" w:after="0" w:line="201" w:lineRule="exact"/>
-        <w:jc w:val="left"/>
-        <w:rPr>
-          <w:rFonts w:cs="Calibri"/>
-          <w:color w:val="000000"/>
-          <w:sz w:val="19"/>
-        </w:rPr>
-      </w:pPr>
-      <w:r>
-        <w:rPr>
-          <w:rFonts w:cs="Calibri"/>
-          <w:color w:val="000000"/>
-          <w:sz w:val="19"/>
-        </w:rPr>
-        <w:t>${</w:t>
-      </w:r>
-      <w:r>
-        <w:rPr>
-          <w:rFonts w:cs="Calibri"/>
-          <w:color w:val="000000"/>
-          <w:sz w:val="16"/>
-          <w:szCs w:val="16"/>
-        </w:rPr>
-        <w:t>DAYW</w:t>
-      </w:r>
-      <w:r>
-        <w:rPr>
-          <w:rFonts w:cs="Calibri"/>
-          <w:color w:val="000000"/>
-          <w:sz w:val="16"/>
-          <w:szCs w:val="16"/>
-        </w:rPr>
-        <w:t>O</w:t>
-      </w:r>
-      <w:r>
-        <w:rPr>
-          <w:rFonts w:cs="Calibri"/>
-          <w:color w:val="000000"/>
-          <w:sz w:val="16"/>
-          <w:szCs w:val="16"/>
-        </w:rPr>
-        <w:t>PAY</w:t>
-      </w:r>
-      <w:r>
-        <w:rPr>
-          <w:rFonts w:cs="Calibri"/>
-          <w:color w:val="000000"/>
-          <w:sz w:val="19"/>
-        </w:rPr>
-        <w:t>}</w:t>
+          <w:rFonts w:ascii="EEPAMF+Calibri-Bold"/>
+          <w:color w:val="000000"/>
+          <w:sz w:val="20"/>
+        </w:rPr>
+        <w:t>{day}</w:t>
       </w:r>
     </w:p>
     <w:p>
@@ -9156,47 +9453,6 @@
     </w:p>
     <w:p>
       <w:pPr>
-        <w:framePr w:w="1862" w:wrap="auto" w:vAnchor="page" w:hAnchor="page" w:x="1142" w:y="16083"/>
-        <w:widowControl w:val="0"/>
-        <w:autoSpaceDE w:val="0"/>
-        <w:autoSpaceDN w:val="0"/>
-        <w:adjustRightInd w:val="0"/>
-        <w:spacing w:before="0" w:after="0" w:line="201" w:lineRule="exact"/>
-        <w:jc w:val="left"/>
-        <w:rPr>
-          <w:rFonts w:cs="Calibri"/>
-          <w:color w:val="000000"/>
-          <w:sz w:val="19"/>
-        </w:rPr>
-      </w:pPr>
-      <w:r>
-        <w:rPr>
-          <w:rFonts w:cs="Calibri"/>
-          <w:color w:val="000000"/>
-          <w:sz w:val="19"/>
-        </w:rPr>
-        <w:t>${</w:t>
-      </w:r>
-      <w:r>
-        <w:rPr>
-          <w:rFonts w:cs="Calibri"/>
-          <w:color w:val="000000"/>
-          <w:sz w:val="16"/>
-          <w:szCs w:val="16"/>
-        </w:rPr>
-        <w:t>OTHERS</w:t>
-      </w:r>
-      <w:r>
-        <w:rPr>
-          <w:rFonts w:cs="Calibri"/>
-          <w:color w:val="000000"/>
-          <w:sz w:val="19"/>
-        </w:rPr>
-        <w:t>}</w:t>
-      </w:r>
-    </w:p>
-    <w:p>
-      <w:pPr>
         <w:rPr>
           <w:rFonts w:ascii="Arial"/>
           <w:sz w:val="2"/>
@@ -9205,55 +9461,7 @@
     </w:p>
     <w:p>
       <w:pPr>
-        <w:framePr w:w="1523" w:wrap="auto" w:vAnchor="page" w:hAnchor="page" w:x="1542" w:y="10794"/>
-        <w:widowControl w:val="0"/>
-        <w:autoSpaceDE w:val="0"/>
-        <w:autoSpaceDN w:val="0"/>
-        <w:adjustRightInd w:val="0"/>
-        <w:spacing w:before="0" w:after="0" w:line="211" w:lineRule="exact"/>
-        <w:jc w:val="left"/>
-        <w:rPr>
-          <w:rFonts w:ascii="EEPAMF+Calibri-Bold"/>
-          <w:color w:val="000000"/>
-          <w:sz w:val="20"/>
-        </w:rPr>
-      </w:pPr>
-      <w:r>
-        <w:rPr>
-          <w:rFonts w:ascii="EEPAMF+Calibri-Bold"/>
-          <w:color w:val="000000"/>
-          <w:sz w:val="20"/>
-        </w:rPr>
-        <w:t>$</w:t>
-      </w:r>
-      <w:r>
-        <w:rPr>
-          <w:rFonts w:ascii="EEPAMF+Calibri-Bold"/>
-          <w:color w:val="000000"/>
-          <w:sz w:val="20"/>
-        </w:rPr>
-        <w:t>{day}</w:t>
-      </w:r>
-    </w:p>
-    <w:p>
-      <w:pPr>
-        <w:rPr>
-          <w:rFonts w:ascii="Arial"/>
-          <w:sz w:val="2"/>
-        </w:rPr>
-      </w:pPr>
-    </w:p>
-    <w:p>
-      <w:pPr>
-        <w:rPr>
-          <w:rFonts w:ascii="Arial"/>
-          <w:sz w:val="2"/>
-        </w:rPr>
-      </w:pPr>
-    </w:p>
-    <w:p>
-      <w:pPr>
-        <w:framePr w:w="3256" w:wrap="auto" w:vAnchor="page" w:hAnchor="page" w:x="890" w:y="11459"/>
+        <w:framePr w:w="5266" w:wrap="auto" w:vAnchor="page" w:hAnchor="page" w:x="890" w:y="11459"/>
         <w:widowControl w:val="0"/>
         <w:autoSpaceDE w:val="0"/>
         <w:autoSpaceDN w:val="0"/>
@@ -9650,38 +9858,6 @@
     </w:p>
     <w:p>
       <w:pPr>
-        <w:framePr w:w="3807" w:h="412" w:hRule="exact" w:wrap="auto" w:vAnchor="page" w:hAnchor="page" w:x="7501" w:y="14875"/>
-        <w:widowControl w:val="0"/>
-        <w:autoSpaceDE w:val="0"/>
-        <w:autoSpaceDN w:val="0"/>
-        <w:adjustRightInd w:val="0"/>
-        <w:spacing w:before="0" w:after="0" w:line="190" w:lineRule="exact"/>
-        <w:jc w:val="center"/>
-        <w:rPr>
-          <w:rFonts w:ascii="IEVRAA+ArialMT"/>
-          <w:color w:val="000000"/>
-          <w:sz w:val="18"/>
-        </w:rPr>
-      </w:pPr>
-      <w:r>
-        <w:rPr>
-          <w:rFonts w:ascii="IEVRAA+ArialMT"/>
-          <w:color w:val="000000"/>
-          <w:sz w:val="18"/>
-        </w:rPr>
-        <w:t>$</w:t>
-      </w:r>
-      <w:r>
-        <w:rPr>
-          <w:rFonts w:ascii="IEVRAA+ArialMT"/>
-          <w:color w:val="000000"/>
-          <w:sz w:val="18"/>
-        </w:rPr>
-        <w:t>{RECOMMENDING_POSITION}</w:t>
-      </w:r>
-    </w:p>
-    <w:p>
-      <w:pPr>
         <w:framePr w:w="4040" w:wrap="auto" w:vAnchor="page" w:hAnchor="page" w:x="7351" w:y="14572"/>
         <w:widowControl w:val="0"/>
         <w:autoSpaceDE w:val="0"/>
@@ -9728,7 +9904,6 @@
           <w:color w:val="000000"/>
           <w:sz w:val="18"/>
         </w:rPr>
-        <w:lastRenderedPageBreak/>
         <w:t>__________________________________</w:t>
       </w:r>
       <w:r>
@@ -9769,68 +9944,6 @@
     </w:p>
     <w:p>
       <w:pPr>
-        <w:framePr w:w="4574" w:wrap="auto" w:vAnchor="page" w:hAnchor="page" w:x="956" w:y="14987"/>
-        <w:widowControl w:val="0"/>
-        <w:autoSpaceDE w:val="0"/>
-        <w:autoSpaceDN w:val="0"/>
-        <w:adjustRightInd w:val="0"/>
-        <w:spacing w:before="26" w:after="0" w:line="211" w:lineRule="exact"/>
-        <w:jc w:val="center"/>
-        <w:rPr>
-          <w:color w:val="000000"/>
-          <w:sz w:val="20"/>
-        </w:rPr>
-      </w:pPr>
-      <w:r>
-        <w:rPr>
-          <w:rFonts w:ascii="EEPAMF+Calibri-Bold"/>
-          <w:color w:val="000000"/>
-          <w:sz w:val="20"/>
-        </w:rPr>
-        <w:t>${VOLC_POS}</w:t>
-      </w:r>
-    </w:p>
-    <w:p>
-      <w:pPr>
-        <w:framePr w:w="4574" w:wrap="auto" w:vAnchor="page" w:hAnchor="page" w:x="1056" w:y="14484"/>
-        <w:widowControl w:val="0"/>
-        <w:autoSpaceDE w:val="0"/>
-        <w:autoSpaceDN w:val="0"/>
-        <w:adjustRightInd w:val="0"/>
-        <w:spacing w:before="26" w:after="0" w:line="211" w:lineRule="exact"/>
-        <w:jc w:val="center"/>
-        <w:rPr>
-          <w:color w:val="000000"/>
-          <w:sz w:val="20"/>
-        </w:rPr>
-      </w:pPr>
-      <w:r>
-        <w:rPr>
-          <w:rFonts w:ascii="EEPAMF+Calibri-Bold"/>
-          <w:color w:val="000000"/>
-          <w:sz w:val="20"/>
-        </w:rPr>
-        <w:t>${</w:t>
-      </w:r>
-      <w:r>
-        <w:rPr>
-          <w:rFonts w:ascii="EEPAMF+Calibri-Bold"/>
-          <w:color w:val="000000"/>
-          <w:sz w:val="20"/>
-        </w:rPr>
-        <w:t>HRSIGN</w:t>
-      </w:r>
-      <w:r>
-        <w:rPr>
-          <w:rFonts w:ascii="EEPAMF+Calibri-Bold"/>
-          <w:color w:val="000000"/>
-          <w:sz w:val="20"/>
-        </w:rPr>
-        <w:t>}</w:t>
-      </w:r>
-    </w:p>
-    <w:p>
-      <w:pPr>
         <w:rPr>
           <w:rFonts w:ascii="Arial"/>
           <w:sz w:val="2"/>
@@ -9858,6 +9971,7 @@
           <w:color w:val="000000"/>
           <w:sz w:val="18"/>
         </w:rPr>
+        <w:lastRenderedPageBreak/>
         <w:t>________________________________</w:t>
       </w:r>
       <w:r>
@@ -10064,6 +10178,52 @@
           <w:sz w:val="2"/>
         </w:rPr>
       </w:pPr>
+    </w:p>
+    <w:p>
+      <w:pPr>
+        <w:framePr w:w="3807" w:h="412" w:hRule="exact" w:wrap="auto" w:vAnchor="page" w:hAnchor="page" w:x="4205" w:y="16555"/>
+        <w:widowControl w:val="0"/>
+        <w:autoSpaceDE w:val="0"/>
+        <w:autoSpaceDN w:val="0"/>
+        <w:adjustRightInd w:val="0"/>
+        <w:spacing w:before="0" w:after="0" w:line="190" w:lineRule="exact"/>
+        <w:jc w:val="center"/>
+        <w:rPr>
+          <w:rFonts w:ascii="IEVRAA+ArialMT"/>
+          <w:color w:val="000000"/>
+          <w:sz w:val="16"/>
+          <w:szCs w:val="16"/>
+        </w:rPr>
+      </w:pPr>
+      <w:r>
+        <w:rPr>
+          <w:rFonts w:ascii="IEVRAA+ArialMT"/>
+          <w:color w:val="000000"/>
+          <w:sz w:val="16"/>
+          <w:szCs w:val="16"/>
+        </w:rPr>
+        <w:t>${</w:t>
+      </w:r>
+      <w:proofErr w:type="spellStart"/>
+      <w:r>
+        <w:rPr>
+          <w:rFonts w:ascii="IEVRAA+ArialMT"/>
+          <w:color w:val="000000"/>
+          <w:sz w:val="16"/>
+          <w:szCs w:val="16"/>
+        </w:rPr>
+        <w:t>CertifyDate</w:t>
+      </w:r>
+      <w:proofErr w:type="spellEnd"/>
+      <w:r>
+        <w:rPr>
+          <w:rFonts w:ascii="IEVRAA+ArialMT"/>
+          <w:color w:val="000000"/>
+          <w:sz w:val="16"/>
+          <w:szCs w:val="16"/>
+        </w:rPr>
+        <w:t>}</w:t>
+      </w:r>
     </w:p>
     <w:p>
       <w:pPr>
@@ -11002,7 +11162,7 @@
   <w:style w:type="paragraph" w:default="1" w:styleId="Normal">
     <w:name w:val="Normal"/>
     <w:qFormat/>
-    <w:rsid w:val="000D4F52"/>
+    <w:rsid w:val="00491634"/>
     <w:pPr>
       <w:spacing w:before="120" w:after="240"/>
       <w:jc w:val="both"/>

--- a/public/assets/WORDFORM-6.docx
+++ b/public/assets/WORDFORM-6.docx
@@ -5604,6 +5604,54 @@
           <w:sz w:val="18"/>
         </w:rPr>
         <w:t>Requested</w:t>
+      </w:r>
+    </w:p>
+    <w:p>
+      <w:pPr>
+        <w:framePr w:w="3262" w:h="412" w:hRule="exact" w:wrap="auto" w:vAnchor="page" w:hAnchor="page" w:x="807" w:y="11463"/>
+        <w:widowControl w:val="0"/>
+        <w:autoSpaceDE w:val="0"/>
+        <w:autoSpaceDN w:val="0"/>
+        <w:adjustRightInd w:val="0"/>
+        <w:spacing w:before="0" w:after="0" w:line="190" w:lineRule="exact"/>
+        <w:jc w:val="left"/>
+        <w:rPr>
+          <w:rFonts w:ascii="IEVRAA+ArialMT"/>
+          <w:color w:val="000000"/>
+          <w:sz w:val="18"/>
+        </w:rPr>
+      </w:pPr>
+      <w:r>
+        <w:rPr>
+          <w:rFonts w:ascii="IEVRAA+ArialMT"/>
+          <w:color w:val="000000"/>
+          <w:sz w:val="18"/>
+        </w:rPr>
+        <w:t>$</w:t>
+      </w:r>
+      <w:r>
+        <w:rPr>
+          <w:rFonts w:ascii="IEVRAA+ArialMT"/>
+          <w:color w:val="000000"/>
+          <w:sz w:val="18"/>
+        </w:rPr>
+        <w:t>{</w:t>
+      </w:r>
+      <w:r>
+        <w:rPr>
+          <w:rFonts w:ascii="IEVRAA+ArialMT"/>
+          <w:color w:val="000000"/>
+          <w:sz w:val="18"/>
+        </w:rPr>
+        <w:t>date</w:t>
+      </w:r>
+      <w:r>
+        <w:rPr>
+          <w:rFonts w:ascii="IEVRAA+ArialMT"/>
+          <w:color w:val="000000"/>
+          <w:sz w:val="18"/>
+        </w:rPr>
+        <w:t>}</w:t>
       </w:r>
     </w:p>
     <w:p>
@@ -8482,7 +8530,7 @@
     </w:p>
     <w:p>
       <w:pPr>
-        <w:framePr w:w="6400" w:wrap="auto" w:vAnchor="page" w:hAnchor="page" w:x="958" w:y="9401"/>
+        <w:framePr w:w="4666" w:wrap="auto" w:vAnchor="page" w:hAnchor="page" w:x="830" w:y="11562"/>
         <w:widowControl w:val="0"/>
         <w:autoSpaceDE w:val="0"/>
         <w:autoSpaceDN w:val="0"/>
@@ -8492,88 +8540,6 @@
         <w:rPr>
           <w:rFonts w:ascii="IEVRAA+ArialMT"/>
           <w:color w:val="000000"/>
-          <w:sz w:val="14"/>
-          <w:szCs w:val="14"/>
-        </w:rPr>
-      </w:pPr>
-      <w:r>
-        <w:rPr>
-          <w:rFonts w:ascii="IEVRAA+ArialMT"/>
-          <w:color w:val="000000"/>
-          <w:sz w:val="18"/>
-          <w:szCs w:val="18"/>
-        </w:rPr>
-        <w:t>${</w:t>
-      </w:r>
-      <w:proofErr w:type="spellStart"/>
-      <w:r>
-        <w:rPr>
-          <w:rFonts w:ascii="IEVRAA+ArialMT"/>
-          <w:color w:val="000000"/>
-          <w:sz w:val="18"/>
-          <w:szCs w:val="18"/>
-        </w:rPr>
-        <w:t>type_</w:t>
-      </w:r>
-      <w:r>
-        <w:rPr>
-          <w:rFonts w:ascii="IEVRAA+ArialMT"/>
-          <w:color w:val="000000"/>
-          <w:sz w:val="18"/>
-          <w:szCs w:val="18"/>
-        </w:rPr>
-        <w:t>wellness</w:t>
-      </w:r>
-      <w:proofErr w:type="spellEnd"/>
-      <w:r>
-        <w:rPr>
-          <w:rFonts w:ascii="IEVRAA+ArialMT"/>
-          <w:color w:val="000000"/>
-          <w:sz w:val="18"/>
-          <w:szCs w:val="18"/>
-        </w:rPr>
-        <w:t>}</w:t>
-      </w:r>
-      <w:r>
-        <w:rPr>
-          <w:rFonts w:ascii="IEVRAA+ArialMT"/>
-          <w:color w:val="000000"/>
-          <w:sz w:val="14"/>
-          <w:szCs w:val="14"/>
-        </w:rPr>
-        <w:t xml:space="preserve"> </w:t>
-      </w:r>
-      <w:r>
-        <w:rPr>
-          <w:rFonts w:ascii="IEVRAA+ArialMT"/>
-          <w:color w:val="000000"/>
-          <w:sz w:val="14"/>
-          <w:szCs w:val="14"/>
-        </w:rPr>
-        <w:t>Wellness Leave</w:t>
-      </w:r>
-      <w:r>
-        <w:rPr>
-          <w:rFonts w:ascii="IEVRAA+ArialMT"/>
-          <w:color w:val="000000"/>
-          <w:sz w:val="14"/>
-          <w:szCs w:val="14"/>
-        </w:rPr>
-        <w:t xml:space="preserve"> </w:t>
-      </w:r>
-    </w:p>
-    <w:p>
-      <w:pPr>
-        <w:framePr w:w="4666" w:wrap="auto" w:vAnchor="page" w:hAnchor="page" w:x="830" w:y="11562"/>
-        <w:widowControl w:val="0"/>
-        <w:autoSpaceDE w:val="0"/>
-        <w:autoSpaceDN w:val="0"/>
-        <w:adjustRightInd w:val="0"/>
-        <w:spacing w:before="0" w:after="0" w:line="190" w:lineRule="exact"/>
-        <w:jc w:val="left"/>
-        <w:rPr>
-          <w:rFonts w:ascii="IEVRAA+ArialMT"/>
-          <w:color w:val="000000"/>
           <w:sz w:val="18"/>
         </w:rPr>
       </w:pPr>
@@ -8584,238 +8550,6 @@
           <w:sz w:val="18"/>
         </w:rPr>
         <w:t>__________________________________</w:t>
-      </w:r>
-    </w:p>
-    <w:p>
-      <w:pPr>
-        <w:framePr w:w="1237" w:wrap="auto" w:vAnchor="page" w:hAnchor="page" w:x="3261" w:y="13613"/>
-        <w:widowControl w:val="0"/>
-        <w:autoSpaceDE w:val="0"/>
-        <w:autoSpaceDN w:val="0"/>
-        <w:adjustRightInd w:val="0"/>
-        <w:spacing w:before="0" w:after="0" w:line="211" w:lineRule="exact"/>
-        <w:jc w:val="left"/>
-        <w:rPr>
-          <w:rFonts w:ascii="EEPAMF+Calibri-Bold"/>
-          <w:color w:val="000000"/>
-          <w:sz w:val="20"/>
-        </w:rPr>
-      </w:pPr>
-      <w:r>
-        <w:rPr>
-          <w:rFonts w:ascii="EEPAMF+Calibri-Bold"/>
-          <w:color w:val="000000"/>
-          <w:sz w:val="20"/>
-        </w:rPr>
-        <w:t>${</w:t>
-      </w:r>
-      <w:r>
-        <w:rPr>
-          <w:rFonts w:ascii="EEPAMF+Calibri-Bold"/>
-          <w:color w:val="000000"/>
-          <w:sz w:val="20"/>
-        </w:rPr>
-        <w:t>VL_CREDIT</w:t>
-      </w:r>
-      <w:r>
-        <w:rPr>
-          <w:rFonts w:ascii="EEPAMF+Calibri-Bold"/>
-          <w:color w:val="000000"/>
-          <w:sz w:val="20"/>
-        </w:rPr>
-        <w:t>}</w:t>
-      </w:r>
-    </w:p>
-    <w:p>
-      <w:pPr>
-        <w:framePr w:w="1685" w:wrap="auto" w:vAnchor="page" w:hAnchor="page" w:x="3262" w:y="13884"/>
-        <w:widowControl w:val="0"/>
-        <w:autoSpaceDE w:val="0"/>
-        <w:autoSpaceDN w:val="0"/>
-        <w:adjustRightInd w:val="0"/>
-        <w:spacing w:before="0" w:after="0" w:line="211" w:lineRule="exact"/>
-        <w:jc w:val="left"/>
-        <w:rPr>
-          <w:rFonts w:ascii="EEPAMF+Calibri-Bold"/>
-          <w:color w:val="000000"/>
-          <w:sz w:val="20"/>
-        </w:rPr>
-      </w:pPr>
-      <w:r>
-        <w:rPr>
-          <w:rFonts w:ascii="EEPAMF+Calibri-Bold"/>
-          <w:color w:val="000000"/>
-          <w:sz w:val="20"/>
-        </w:rPr>
-        <w:t>${</w:t>
-      </w:r>
-      <w:r>
-        <w:rPr>
-          <w:rFonts w:ascii="EEPAMF+Calibri-Bold"/>
-          <w:color w:val="000000"/>
-          <w:sz w:val="20"/>
-        </w:rPr>
-        <w:t>LESSVL_CREDIT</w:t>
-      </w:r>
-      <w:r>
-        <w:rPr>
-          <w:rFonts w:ascii="EEPAMF+Calibri-Bold"/>
-          <w:color w:val="000000"/>
-          <w:sz w:val="20"/>
-        </w:rPr>
-        <w:t>}</w:t>
-      </w:r>
-    </w:p>
-    <w:p>
-      <w:pPr>
-        <w:framePr w:w="1479" w:wrap="auto" w:vAnchor="page" w:hAnchor="page" w:x="3275" w:y="14156"/>
-        <w:widowControl w:val="0"/>
-        <w:autoSpaceDE w:val="0"/>
-        <w:autoSpaceDN w:val="0"/>
-        <w:adjustRightInd w:val="0"/>
-        <w:spacing w:before="0" w:after="0" w:line="211" w:lineRule="exact"/>
-        <w:jc w:val="left"/>
-        <w:rPr>
-          <w:rFonts w:ascii="EEPAMF+Calibri-Bold"/>
-          <w:color w:val="000000"/>
-          <w:sz w:val="20"/>
-        </w:rPr>
-      </w:pPr>
-      <w:r>
-        <w:rPr>
-          <w:rFonts w:ascii="EEPAMF+Calibri-Bold"/>
-          <w:color w:val="000000"/>
-          <w:sz w:val="20"/>
-        </w:rPr>
-        <w:t>${</w:t>
-      </w:r>
-      <w:r>
-        <w:rPr>
-          <w:rFonts w:ascii="EEPAMF+Calibri-Bold"/>
-          <w:color w:val="000000"/>
-          <w:sz w:val="20"/>
-        </w:rPr>
-        <w:t>VL_BALANCE</w:t>
-      </w:r>
-      <w:r>
-        <w:rPr>
-          <w:rFonts w:ascii="EEPAMF+Calibri-Bold"/>
-          <w:color w:val="000000"/>
-          <w:sz w:val="20"/>
-        </w:rPr>
-        <w:t>}</w:t>
-      </w:r>
-    </w:p>
-    <w:p>
-      <w:pPr>
-        <w:framePr w:w="1479" w:wrap="auto" w:vAnchor="page" w:hAnchor="page" w:x="4891" w:y="13599"/>
-        <w:widowControl w:val="0"/>
-        <w:autoSpaceDE w:val="0"/>
-        <w:autoSpaceDN w:val="0"/>
-        <w:adjustRightInd w:val="0"/>
-        <w:spacing w:before="0" w:after="0" w:line="211" w:lineRule="exact"/>
-        <w:jc w:val="left"/>
-        <w:rPr>
-          <w:rFonts w:ascii="EEPAMF+Calibri-Bold"/>
-          <w:color w:val="000000"/>
-          <w:sz w:val="20"/>
-        </w:rPr>
-      </w:pPr>
-      <w:r>
-        <w:rPr>
-          <w:rFonts w:ascii="EEPAMF+Calibri-Bold"/>
-          <w:color w:val="000000"/>
-          <w:sz w:val="20"/>
-        </w:rPr>
-        <w:t>${</w:t>
-      </w:r>
-      <w:r>
-        <w:rPr>
-          <w:rFonts w:ascii="EEPAMF+Calibri-Bold"/>
-          <w:color w:val="000000"/>
-          <w:sz w:val="20"/>
-        </w:rPr>
-        <w:t>SL_</w:t>
-      </w:r>
-      <w:r>
-        <w:rPr>
-          <w:rFonts w:ascii="EEPAMF+Calibri-Bold" w:cs="IEVRAA+ArialMT"/>
-          <w:color w:val="000000"/>
-          <w:sz w:val="20"/>
-        </w:rPr>
-        <w:t>CREDIT</w:t>
-      </w:r>
-      <w:r>
-        <w:rPr>
-          <w:rFonts w:ascii="EEPAMF+Calibri-Bold"/>
-          <w:color w:val="000000"/>
-          <w:sz w:val="20"/>
-        </w:rPr>
-        <w:t>}</w:t>
-      </w:r>
-    </w:p>
-    <w:p>
-      <w:pPr>
-        <w:framePr w:w="2609" w:wrap="auto" w:vAnchor="page" w:hAnchor="page" w:x="4892" w:y="13858"/>
-        <w:widowControl w:val="0"/>
-        <w:autoSpaceDE w:val="0"/>
-        <w:autoSpaceDN w:val="0"/>
-        <w:adjustRightInd w:val="0"/>
-        <w:spacing w:before="0" w:after="0" w:line="211" w:lineRule="exact"/>
-        <w:jc w:val="left"/>
-        <w:rPr>
-          <w:rFonts w:ascii="EEPAMF+Calibri-Bold" w:cs="IEVRAA+ArialMT"/>
-          <w:color w:val="000000"/>
-          <w:sz w:val="20"/>
-        </w:rPr>
-      </w:pPr>
-      <w:r>
-        <w:rPr>
-          <w:rFonts w:ascii="EEPAMF+Calibri-Bold" w:cs="IEVRAA+ArialMT"/>
-          <w:color w:val="000000"/>
-          <w:sz w:val="20"/>
-        </w:rPr>
-        <w:t>${LESSSL_CREDIT}</w:t>
-      </w:r>
-    </w:p>
-    <w:p>
-      <w:pPr>
-        <w:framePr w:w="1479" w:wrap="auto" w:vAnchor="page" w:hAnchor="page" w:x="4891" w:y="14143"/>
-        <w:widowControl w:val="0"/>
-        <w:autoSpaceDE w:val="0"/>
-        <w:autoSpaceDN w:val="0"/>
-        <w:adjustRightInd w:val="0"/>
-        <w:spacing w:before="0" w:after="0" w:line="211" w:lineRule="exact"/>
-        <w:jc w:val="left"/>
-        <w:rPr>
-          <w:rFonts w:ascii="EEPAMF+Calibri-Bold"/>
-          <w:color w:val="000000"/>
-          <w:sz w:val="20"/>
-        </w:rPr>
-      </w:pPr>
-      <w:r>
-        <w:rPr>
-          <w:rFonts w:ascii="EEPAMF+Calibri-Bold"/>
-          <w:color w:val="000000"/>
-          <w:sz w:val="20"/>
-        </w:rPr>
-        <w:t>${</w:t>
-      </w:r>
-      <w:r>
-        <w:rPr>
-          <w:rFonts w:ascii="EEPAMF+Calibri-Bold"/>
-          <w:color w:val="000000"/>
-          <w:sz w:val="20"/>
-        </w:rPr>
-        <w:t>SL_BALANCE</w:t>
-      </w:r>
-      <w:r>
-        <w:rPr>
-          <w:rFonts w:ascii="EEPAMF+Calibri-Bold"/>
-          <w:color w:val="000000"/>
-          <w:sz w:val="20"/>
-        </w:rPr>
-        <w:t>}</w:t>
       </w:r>
     </w:p>
     <w:p>
@@ -8892,48 +8626,6 @@
     </w:p>
     <w:p>
       <w:pPr>
-        <w:framePr w:w="1479" w:wrap="auto" w:vAnchor="page" w:hAnchor="page" w:x="1404" w:y="9993"/>
-        <w:widowControl w:val="0"/>
-        <w:autoSpaceDE w:val="0"/>
-        <w:autoSpaceDN w:val="0"/>
-        <w:adjustRightInd w:val="0"/>
-        <w:spacing w:before="0" w:after="0" w:line="211" w:lineRule="exact"/>
-        <w:jc w:val="left"/>
-        <w:rPr>
-          <w:rFonts w:ascii="EEPAMF+Calibri-Bold"/>
-          <w:color w:val="000000"/>
-          <w:sz w:val="20"/>
-        </w:rPr>
-      </w:pPr>
-      <w:r>
-        <w:rPr>
-          <w:rFonts w:ascii="EEPAMF+Calibri-Bold"/>
-          <w:color w:val="000000"/>
-          <w:sz w:val="20"/>
-        </w:rPr>
-        <w:t>${</w:t>
-      </w:r>
-      <w:proofErr w:type="spellStart"/>
-      <w:r>
-        <w:rPr>
-          <w:rFonts w:ascii="EEPAMF+Calibri-Bold"/>
-          <w:color w:val="000000"/>
-          <w:sz w:val="20"/>
-        </w:rPr>
-        <w:t>type_others</w:t>
-      </w:r>
-      <w:proofErr w:type="spellEnd"/>
-      <w:r>
-        <w:rPr>
-          <w:rFonts w:ascii="EEPAMF+Calibri-Bold"/>
-          <w:color w:val="000000"/>
-          <w:sz w:val="20"/>
-        </w:rPr>
-        <w:t>}</w:t>
-      </w:r>
-    </w:p>
-    <w:p>
-      <w:pPr>
         <w:framePr w:w="3807" w:h="412" w:hRule="exact" w:wrap="auto" w:vAnchor="page" w:hAnchor="page" w:x="7501" w:y="14875"/>
         <w:widowControl w:val="0"/>
         <w:autoSpaceDE w:val="0"/>
@@ -8966,6 +8658,56 @@
     </w:p>
     <w:p>
       <w:pPr>
+        <w:framePr w:w="4056" w:h="412" w:hRule="exact" w:wrap="auto" w:vAnchor="page" w:hAnchor="page" w:x="104" w:y="9989"/>
+        <w:widowControl w:val="0"/>
+        <w:autoSpaceDE w:val="0"/>
+        <w:autoSpaceDN w:val="0"/>
+        <w:adjustRightInd w:val="0"/>
+        <w:spacing w:before="0" w:after="0" w:line="190" w:lineRule="exact"/>
+        <w:jc w:val="center"/>
+        <w:rPr>
+          <w:rFonts w:ascii="IEVRAA+ArialMT"/>
+          <w:color w:val="000000"/>
+          <w:sz w:val="18"/>
+        </w:rPr>
+      </w:pPr>
+      <w:r>
+        <w:rPr>
+          <w:rFonts w:ascii="IEVRAA+ArialMT"/>
+          <w:color w:val="000000"/>
+          <w:sz w:val="18"/>
+        </w:rPr>
+        <w:t>$</w:t>
+      </w:r>
+      <w:r>
+        <w:rPr>
+          <w:rFonts w:ascii="IEVRAA+ArialMT"/>
+          <w:color w:val="000000"/>
+          <w:sz w:val="18"/>
+        </w:rPr>
+        <w:t>{</w:t>
+      </w:r>
+      <w:proofErr w:type="spellStart"/>
+      <w:r>
+        <w:rPr>
+          <w:rFonts w:ascii="IEVRAA+ArialMT"/>
+          <w:color w:val="000000"/>
+          <w:sz w:val="18"/>
+        </w:rPr>
+        <w:t>type_others</w:t>
+      </w:r>
+      <w:proofErr w:type="spellEnd"/>
+      <w:r>
+        <w:rPr>
+          <w:rFonts w:ascii="IEVRAA+ArialMT"/>
+          <w:color w:val="000000"/>
+          <w:sz w:val="18"/>
+        </w:rPr>
+        <w:t>}</w:t>
+      </w:r>
+    </w:p>
+    <w:p>
+      <w:pPr>
         <w:rPr>
           <w:rFonts w:ascii="Arial"/>
           <w:sz w:val="2"/>
@@ -9129,9 +8871,8 @@
           <w:sz w:val="16"/>
           <w:szCs w:val="16"/>
         </w:rPr>
-        <w:t>CertifyDate</w:t>
-      </w:r>
-      <w:proofErr w:type="spellEnd"/>
+        <w:t>reco</w:t>
+      </w:r>
       <w:r>
         <w:rPr>
           <w:rFonts w:ascii="IEVRAA+ArialMT"/>
@@ -9139,6 +8880,16 @@
           <w:sz w:val="16"/>
           <w:szCs w:val="16"/>
         </w:rPr>
+        <w:t>Date</w:t>
+      </w:r>
+      <w:proofErr w:type="spellEnd"/>
+      <w:r>
+        <w:rPr>
+          <w:rFonts w:ascii="IEVRAA+ArialMT"/>
+          <w:color w:val="000000"/>
+          <w:sz w:val="16"/>
+          <w:szCs w:val="16"/>
+        </w:rPr>
         <w:t>}</w:t>
       </w:r>
     </w:p>
@@ -9192,6 +8943,482 @@
     </w:p>
     <w:p>
       <w:pPr>
+        <w:framePr w:w="1763" w:h="289" w:hRule="exact" w:wrap="auto" w:vAnchor="page" w:hAnchor="page" w:x="2674" w:y="14171"/>
+        <w:widowControl w:val="0"/>
+        <w:autoSpaceDE w:val="0"/>
+        <w:autoSpaceDN w:val="0"/>
+        <w:adjustRightInd w:val="0"/>
+        <w:spacing w:before="0" w:after="0" w:line="190" w:lineRule="exact"/>
+        <w:jc w:val="center"/>
+        <w:rPr>
+          <w:rFonts w:ascii="IEVRAA+ArialMT"/>
+          <w:color w:val="000000"/>
+          <w:sz w:val="18"/>
+        </w:rPr>
+      </w:pPr>
+      <w:r>
+        <w:rPr>
+          <w:rFonts w:ascii="IEVRAA+ArialMT"/>
+          <w:color w:val="000000"/>
+          <w:sz w:val="18"/>
+        </w:rPr>
+        <w:t>$</w:t>
+      </w:r>
+      <w:r>
+        <w:rPr>
+          <w:rFonts w:ascii="IEVRAA+ArialMT"/>
+          <w:color w:val="000000"/>
+          <w:sz w:val="18"/>
+        </w:rPr>
+        <w:t>{</w:t>
+      </w:r>
+      <w:r>
+        <w:rPr>
+          <w:rFonts w:ascii="IEVRAA+ArialMT"/>
+          <w:color w:val="000000"/>
+          <w:sz w:val="18"/>
+        </w:rPr>
+        <w:t>V</w:t>
+      </w:r>
+      <w:r>
+        <w:rPr>
+          <w:rFonts w:ascii="IEVRAA+ArialMT"/>
+          <w:color w:val="000000"/>
+          <w:sz w:val="18"/>
+        </w:rPr>
+        <w:t>L_BALANCE</w:t>
+      </w:r>
+      <w:r>
+        <w:rPr>
+          <w:rFonts w:ascii="IEVRAA+ArialMT"/>
+          <w:color w:val="000000"/>
+          <w:sz w:val="18"/>
+        </w:rPr>
+        <w:t>}</w:t>
+      </w:r>
+    </w:p>
+    <w:p>
+      <w:pPr>
+        <w:framePr w:w="1763" w:h="289" w:hRule="exact" w:wrap="auto" w:vAnchor="page" w:hAnchor="page" w:x="4310" w:y="13883"/>
+        <w:widowControl w:val="0"/>
+        <w:autoSpaceDE w:val="0"/>
+        <w:autoSpaceDN w:val="0"/>
+        <w:adjustRightInd w:val="0"/>
+        <w:spacing w:before="0" w:after="0" w:line="190" w:lineRule="exact"/>
+        <w:jc w:val="center"/>
+        <w:rPr>
+          <w:rFonts w:ascii="IEVRAA+ArialMT"/>
+          <w:color w:val="000000"/>
+          <w:sz w:val="18"/>
+        </w:rPr>
+      </w:pPr>
+      <w:r>
+        <w:rPr>
+          <w:rFonts w:ascii="IEVRAA+ArialMT"/>
+          <w:color w:val="000000"/>
+          <w:sz w:val="18"/>
+        </w:rPr>
+        <w:t>$</w:t>
+      </w:r>
+      <w:r>
+        <w:rPr>
+          <w:rFonts w:ascii="IEVRAA+ArialMT"/>
+          <w:color w:val="000000"/>
+          <w:sz w:val="18"/>
+        </w:rPr>
+        <w:t>{</w:t>
+      </w:r>
+      <w:r>
+        <w:rPr>
+          <w:rFonts w:ascii="IEVRAA+ArialMT"/>
+          <w:color w:val="000000"/>
+          <w:sz w:val="18"/>
+        </w:rPr>
+        <w:t>LESSSL_CREDIT</w:t>
+      </w:r>
+      <w:r>
+        <w:rPr>
+          <w:rFonts w:ascii="IEVRAA+ArialMT"/>
+          <w:color w:val="000000"/>
+          <w:sz w:val="18"/>
+        </w:rPr>
+        <w:t>}</w:t>
+      </w:r>
+    </w:p>
+    <w:p>
+      <w:pPr>
+        <w:framePr w:w="1763" w:h="289" w:hRule="exact" w:wrap="auto" w:vAnchor="page" w:hAnchor="page" w:x="4286" w:y="13618"/>
+        <w:widowControl w:val="0"/>
+        <w:autoSpaceDE w:val="0"/>
+        <w:autoSpaceDN w:val="0"/>
+        <w:adjustRightInd w:val="0"/>
+        <w:spacing w:before="0" w:after="0" w:line="190" w:lineRule="exact"/>
+        <w:jc w:val="center"/>
+        <w:rPr>
+          <w:rFonts w:ascii="IEVRAA+ArialMT"/>
+          <w:color w:val="000000"/>
+          <w:sz w:val="18"/>
+        </w:rPr>
+      </w:pPr>
+      <w:r>
+        <w:rPr>
+          <w:rFonts w:ascii="IEVRAA+ArialMT"/>
+          <w:color w:val="000000"/>
+          <w:sz w:val="18"/>
+        </w:rPr>
+        <w:t>$</w:t>
+      </w:r>
+      <w:r>
+        <w:rPr>
+          <w:rFonts w:ascii="IEVRAA+ArialMT"/>
+          <w:color w:val="000000"/>
+          <w:sz w:val="18"/>
+        </w:rPr>
+        <w:t>{</w:t>
+      </w:r>
+      <w:r>
+        <w:rPr>
+          <w:rFonts w:ascii="IEVRAA+ArialMT"/>
+          <w:color w:val="000000"/>
+          <w:sz w:val="18"/>
+        </w:rPr>
+        <w:t>SL_CREDIT</w:t>
+      </w:r>
+      <w:r>
+        <w:rPr>
+          <w:rFonts w:ascii="IEVRAA+ArialMT"/>
+          <w:color w:val="000000"/>
+          <w:sz w:val="18"/>
+        </w:rPr>
+        <w:t>}</w:t>
+      </w:r>
+    </w:p>
+    <w:p>
+      <w:pPr>
+        <w:framePr w:w="1763" w:h="289" w:hRule="exact" w:wrap="auto" w:vAnchor="page" w:hAnchor="page" w:x="2662" w:y="13630"/>
+        <w:widowControl w:val="0"/>
+        <w:autoSpaceDE w:val="0"/>
+        <w:autoSpaceDN w:val="0"/>
+        <w:adjustRightInd w:val="0"/>
+        <w:spacing w:before="0" w:after="0" w:line="190" w:lineRule="exact"/>
+        <w:jc w:val="center"/>
+        <w:rPr>
+          <w:rFonts w:ascii="IEVRAA+ArialMT"/>
+          <w:color w:val="000000"/>
+          <w:sz w:val="18"/>
+        </w:rPr>
+      </w:pPr>
+      <w:r>
+        <w:rPr>
+          <w:rFonts w:ascii="IEVRAA+ArialMT"/>
+          <w:color w:val="000000"/>
+          <w:sz w:val="18"/>
+        </w:rPr>
+        <w:t>$</w:t>
+      </w:r>
+      <w:r>
+        <w:rPr>
+          <w:rFonts w:ascii="IEVRAA+ArialMT"/>
+          <w:color w:val="000000"/>
+          <w:sz w:val="18"/>
+        </w:rPr>
+        <w:t>{</w:t>
+      </w:r>
+      <w:r>
+        <w:rPr>
+          <w:rFonts w:ascii="IEVRAA+ArialMT"/>
+          <w:color w:val="000000"/>
+          <w:sz w:val="18"/>
+        </w:rPr>
+        <w:t>V</w:t>
+      </w:r>
+      <w:r>
+        <w:rPr>
+          <w:rFonts w:ascii="IEVRAA+ArialMT"/>
+          <w:color w:val="000000"/>
+          <w:sz w:val="18"/>
+        </w:rPr>
+        <w:t>L_CREDIT</w:t>
+      </w:r>
+      <w:r>
+        <w:rPr>
+          <w:rFonts w:ascii="IEVRAA+ArialMT"/>
+          <w:color w:val="000000"/>
+          <w:sz w:val="18"/>
+        </w:rPr>
+        <w:t>}</w:t>
+      </w:r>
+    </w:p>
+    <w:p>
+      <w:pPr>
+        <w:framePr w:w="1763" w:h="289" w:hRule="exact" w:wrap="auto" w:vAnchor="page" w:hAnchor="page" w:x="2685" w:y="13894"/>
+        <w:widowControl w:val="0"/>
+        <w:autoSpaceDE w:val="0"/>
+        <w:autoSpaceDN w:val="0"/>
+        <w:adjustRightInd w:val="0"/>
+        <w:spacing w:before="0" w:after="0" w:line="190" w:lineRule="exact"/>
+        <w:jc w:val="center"/>
+        <w:rPr>
+          <w:rFonts w:ascii="IEVRAA+ArialMT"/>
+          <w:color w:val="000000"/>
+          <w:sz w:val="18"/>
+        </w:rPr>
+      </w:pPr>
+      <w:r>
+        <w:rPr>
+          <w:rFonts w:ascii="IEVRAA+ArialMT"/>
+          <w:color w:val="000000"/>
+          <w:sz w:val="18"/>
+        </w:rPr>
+        <w:t>$</w:t>
+      </w:r>
+      <w:r>
+        <w:rPr>
+          <w:rFonts w:ascii="IEVRAA+ArialMT"/>
+          <w:color w:val="000000"/>
+          <w:sz w:val="18"/>
+        </w:rPr>
+        <w:t>{</w:t>
+      </w:r>
+      <w:r>
+        <w:rPr>
+          <w:rFonts w:ascii="IEVRAA+ArialMT"/>
+          <w:color w:val="000000"/>
+          <w:sz w:val="18"/>
+        </w:rPr>
+        <w:t>LES</w:t>
+      </w:r>
+      <w:r>
+        <w:rPr>
+          <w:rFonts w:ascii="IEVRAA+ArialMT"/>
+          <w:color w:val="000000"/>
+          <w:sz w:val="18"/>
+        </w:rPr>
+        <w:t>SV</w:t>
+      </w:r>
+      <w:r>
+        <w:rPr>
+          <w:rFonts w:ascii="IEVRAA+ArialMT"/>
+          <w:color w:val="000000"/>
+          <w:sz w:val="18"/>
+        </w:rPr>
+        <w:t>L_CREDIT</w:t>
+      </w:r>
+      <w:r>
+        <w:rPr>
+          <w:rFonts w:ascii="IEVRAA+ArialMT"/>
+          <w:color w:val="000000"/>
+          <w:sz w:val="18"/>
+        </w:rPr>
+        <w:t>}</w:t>
+      </w:r>
+    </w:p>
+    <w:p>
+      <w:pPr>
+        <w:framePr w:w="1763" w:h="289" w:hRule="exact" w:wrap="auto" w:vAnchor="page" w:hAnchor="page" w:x="4297" w:y="14182"/>
+        <w:widowControl w:val="0"/>
+        <w:autoSpaceDE w:val="0"/>
+        <w:autoSpaceDN w:val="0"/>
+        <w:adjustRightInd w:val="0"/>
+        <w:spacing w:before="0" w:after="0" w:line="190" w:lineRule="exact"/>
+        <w:jc w:val="center"/>
+        <w:rPr>
+          <w:rFonts w:ascii="IEVRAA+ArialMT"/>
+          <w:color w:val="000000"/>
+          <w:sz w:val="18"/>
+        </w:rPr>
+      </w:pPr>
+      <w:r>
+        <w:rPr>
+          <w:rFonts w:ascii="IEVRAA+ArialMT"/>
+          <w:color w:val="000000"/>
+          <w:sz w:val="18"/>
+        </w:rPr>
+        <w:t>$</w:t>
+      </w:r>
+      <w:r>
+        <w:rPr>
+          <w:rFonts w:ascii="IEVRAA+ArialMT"/>
+          <w:color w:val="000000"/>
+          <w:sz w:val="18"/>
+        </w:rPr>
+        <w:t>{</w:t>
+      </w:r>
+      <w:r>
+        <w:rPr>
+          <w:rFonts w:ascii="IEVRAA+ArialMT"/>
+          <w:color w:val="000000"/>
+          <w:sz w:val="18"/>
+        </w:rPr>
+        <w:t>SL_BALANCE</w:t>
+      </w:r>
+      <w:r>
+        <w:rPr>
+          <w:rFonts w:ascii="IEVRAA+ArialMT"/>
+          <w:color w:val="000000"/>
+          <w:sz w:val="18"/>
+        </w:rPr>
+        <w:t>}</w:t>
+      </w:r>
+    </w:p>
+    <w:p>
+      <w:pPr>
+        <w:framePr w:w="750" w:h="412" w:hRule="exact" w:wrap="auto" w:vAnchor="page" w:hAnchor="page" w:x="2224" w:y="10818"/>
+        <w:widowControl w:val="0"/>
+        <w:autoSpaceDE w:val="0"/>
+        <w:autoSpaceDN w:val="0"/>
+        <w:adjustRightInd w:val="0"/>
+        <w:spacing w:before="0" w:after="0" w:line="190" w:lineRule="exact"/>
+        <w:jc w:val="left"/>
+        <w:rPr>
+          <w:rFonts w:ascii="IEVRAA+ArialMT"/>
+          <w:color w:val="000000"/>
+          <w:sz w:val="18"/>
+        </w:rPr>
+      </w:pPr>
+      <w:r>
+        <w:rPr>
+          <w:rFonts w:ascii="IEVRAA+ArialMT"/>
+          <w:color w:val="000000"/>
+          <w:sz w:val="18"/>
+        </w:rPr>
+        <w:t>$</w:t>
+      </w:r>
+      <w:r>
+        <w:rPr>
+          <w:rFonts w:ascii="IEVRAA+ArialMT"/>
+          <w:color w:val="000000"/>
+          <w:sz w:val="18"/>
+        </w:rPr>
+        <w:t>{</w:t>
+      </w:r>
+      <w:r>
+        <w:rPr>
+          <w:rFonts w:ascii="IEVRAA+ArialMT"/>
+          <w:color w:val="000000"/>
+          <w:sz w:val="18"/>
+        </w:rPr>
+        <w:t>da</w:t>
+      </w:r>
+      <w:r>
+        <w:rPr>
+          <w:rFonts w:ascii="IEVRAA+ArialMT"/>
+          <w:color w:val="000000"/>
+          <w:sz w:val="18"/>
+        </w:rPr>
+        <w:t>y</w:t>
+      </w:r>
+      <w:r>
+        <w:rPr>
+          <w:rFonts w:ascii="IEVRAA+ArialMT"/>
+          <w:color w:val="000000"/>
+          <w:sz w:val="18"/>
+        </w:rPr>
+        <w:t>}</w:t>
+      </w:r>
+    </w:p>
+    <w:p>
+      <w:pPr>
+        <w:framePr w:w="1660" w:h="412" w:hRule="exact" w:wrap="auto" w:vAnchor="page" w:hAnchor="page" w:x="6843" w:y="13271"/>
+        <w:widowControl w:val="0"/>
+        <w:autoSpaceDE w:val="0"/>
+        <w:autoSpaceDN w:val="0"/>
+        <w:adjustRightInd w:val="0"/>
+        <w:spacing w:before="0" w:after="0" w:line="190" w:lineRule="exact"/>
+        <w:jc w:val="left"/>
+        <w:rPr>
+          <w:rFonts w:ascii="IEVRAA+ArialMT"/>
+          <w:color w:val="000000"/>
+          <w:sz w:val="18"/>
+        </w:rPr>
+      </w:pPr>
+      <w:r>
+        <w:rPr>
+          <w:rFonts w:ascii="IEVRAA+ArialMT"/>
+          <w:color w:val="000000"/>
+          <w:sz w:val="18"/>
+        </w:rPr>
+        <w:t>$</w:t>
+      </w:r>
+      <w:r>
+        <w:rPr>
+          <w:rFonts w:ascii="IEVRAA+ArialMT"/>
+          <w:color w:val="000000"/>
+          <w:sz w:val="18"/>
+        </w:rPr>
+        <w:t>{</w:t>
+      </w:r>
+      <w:proofErr w:type="spellStart"/>
+      <w:r>
+        <w:rPr>
+          <w:rFonts w:ascii="IEVRAA+ArialMT"/>
+          <w:color w:val="000000"/>
+          <w:sz w:val="18"/>
+        </w:rPr>
+        <w:t>fordisapproval</w:t>
+      </w:r>
+      <w:proofErr w:type="spellEnd"/>
+      <w:r>
+        <w:rPr>
+          <w:rFonts w:ascii="IEVRAA+ArialMT"/>
+          <w:color w:val="000000"/>
+          <w:sz w:val="18"/>
+        </w:rPr>
+        <w:t>}</w:t>
+      </w:r>
+    </w:p>
+    <w:p>
+      <w:pPr>
+        <w:framePr w:w="1660" w:h="412" w:hRule="exact" w:wrap="auto" w:vAnchor="page" w:hAnchor="page" w:x="6844" w:y="12937"/>
+        <w:widowControl w:val="0"/>
+        <w:autoSpaceDE w:val="0"/>
+        <w:autoSpaceDN w:val="0"/>
+        <w:adjustRightInd w:val="0"/>
+        <w:spacing w:before="0" w:after="0" w:line="190" w:lineRule="exact"/>
+        <w:jc w:val="left"/>
+        <w:rPr>
+          <w:rFonts w:ascii="IEVRAA+ArialMT"/>
+          <w:color w:val="000000"/>
+          <w:sz w:val="18"/>
+        </w:rPr>
+      </w:pPr>
+      <w:r>
+        <w:rPr>
+          <w:rFonts w:ascii="IEVRAA+ArialMT"/>
+          <w:color w:val="000000"/>
+          <w:sz w:val="18"/>
+        </w:rPr>
+        <w:t>$</w:t>
+      </w:r>
+      <w:r>
+        <w:rPr>
+          <w:rFonts w:ascii="IEVRAA+ArialMT"/>
+          <w:color w:val="000000"/>
+          <w:sz w:val="18"/>
+        </w:rPr>
+        <w:t>{</w:t>
+      </w:r>
+      <w:proofErr w:type="spellStart"/>
+      <w:r>
+        <w:rPr>
+          <w:rFonts w:ascii="IEVRAA+ArialMT"/>
+          <w:color w:val="000000"/>
+          <w:sz w:val="18"/>
+        </w:rPr>
+        <w:t>forapproval</w:t>
+      </w:r>
+      <w:proofErr w:type="spellEnd"/>
+      <w:r>
+        <w:rPr>
+          <w:rFonts w:ascii="IEVRAA+ArialMT"/>
+          <w:color w:val="000000"/>
+          <w:sz w:val="18"/>
+        </w:rPr>
+        <w:t>}</w:t>
+      </w:r>
+    </w:p>
+    <w:p>
+      <w:pPr>
         <w:rPr>
           <w:rFonts w:ascii="Arial"/>
           <w:sz w:val="2"/>
@@ -9413,38 +9640,6 @@
     </w:p>
     <w:p>
       <w:pPr>
-        <w:framePr w:w="1523" w:wrap="auto" w:vAnchor="page" w:hAnchor="page" w:x="1542" w:y="10794"/>
-        <w:widowControl w:val="0"/>
-        <w:autoSpaceDE w:val="0"/>
-        <w:autoSpaceDN w:val="0"/>
-        <w:adjustRightInd w:val="0"/>
-        <w:spacing w:before="0" w:after="0" w:line="211" w:lineRule="exact"/>
-        <w:jc w:val="left"/>
-        <w:rPr>
-          <w:rFonts w:ascii="EEPAMF+Calibri-Bold"/>
-          <w:color w:val="000000"/>
-          <w:sz w:val="20"/>
-        </w:rPr>
-      </w:pPr>
-      <w:r>
-        <w:rPr>
-          <w:rFonts w:ascii="EEPAMF+Calibri-Bold"/>
-          <w:color w:val="000000"/>
-          <w:sz w:val="20"/>
-        </w:rPr>
-        <w:t>$</w:t>
-      </w:r>
-      <w:r>
-        <w:rPr>
-          <w:rFonts w:ascii="EEPAMF+Calibri-Bold"/>
-          <w:color w:val="000000"/>
-          <w:sz w:val="20"/>
-        </w:rPr>
-        <w:t>{day}</w:t>
-      </w:r>
-    </w:p>
-    <w:p>
-      <w:pPr>
         <w:rPr>
           <w:rFonts w:ascii="Arial"/>
           <w:sz w:val="2"/>
@@ -9461,26 +9656,160 @@
     </w:p>
     <w:p>
       <w:pPr>
-        <w:framePr w:w="5266" w:wrap="auto" w:vAnchor="page" w:hAnchor="page" w:x="890" w:y="11459"/>
-        <w:widowControl w:val="0"/>
-        <w:autoSpaceDE w:val="0"/>
-        <w:autoSpaceDN w:val="0"/>
-        <w:adjustRightInd w:val="0"/>
-        <w:spacing w:before="0" w:after="0" w:line="211" w:lineRule="exact"/>
-        <w:jc w:val="left"/>
+        <w:framePr w:w="3816" w:wrap="auto" w:hAnchor="page" w:x="7242" w:y="15628"/>
+        <w:widowControl w:val="0"/>
+        <w:autoSpaceDE w:val="0"/>
+        <w:autoSpaceDN w:val="0"/>
+        <w:adjustRightInd w:val="0"/>
+        <w:spacing w:before="0" w:after="0" w:line="208" w:lineRule="exact"/>
+        <w:jc w:val="left"/>
+        <w:rPr>
+          <w:rFonts w:ascii="IEVRAA+ArialMT"/>
+          <w:color w:val="000000"/>
+          <w:sz w:val="20"/>
+        </w:rPr>
+      </w:pPr>
+      <w:r>
+        <w:rPr>
+          <w:rFonts w:ascii="IEVRAA+ArialMT"/>
+          <w:color w:val="000000"/>
+          <w:sz w:val="20"/>
+        </w:rPr>
+        <w:t>__________________________________</w:t>
+      </w:r>
+    </w:p>
+    <w:p>
+      <w:pPr>
+        <w:framePr w:w="3816" w:wrap="auto" w:hAnchor="page" w:x="7242" w:y="15628"/>
+        <w:widowControl w:val="0"/>
+        <w:autoSpaceDE w:val="0"/>
+        <w:autoSpaceDN w:val="0"/>
+        <w:adjustRightInd w:val="0"/>
+        <w:spacing w:before="52" w:after="0" w:line="190" w:lineRule="exact"/>
+        <w:jc w:val="left"/>
+        <w:rPr>
+          <w:rFonts w:ascii="IEVRAA+ArialMT"/>
+          <w:color w:val="000000"/>
+          <w:sz w:val="18"/>
+        </w:rPr>
+      </w:pPr>
+      <w:r>
+        <w:rPr>
+          <w:rFonts w:ascii="IEVRAA+ArialMT"/>
+          <w:color w:val="000000"/>
+          <w:sz w:val="18"/>
+        </w:rPr>
+        <w:t>______________________________________</w:t>
+      </w:r>
+    </w:p>
+    <w:p>
+      <w:pPr>
+        <w:framePr w:w="3816" w:wrap="auto" w:hAnchor="page" w:x="7242" w:y="15628"/>
+        <w:widowControl w:val="0"/>
+        <w:autoSpaceDE w:val="0"/>
+        <w:autoSpaceDN w:val="0"/>
+        <w:adjustRightInd w:val="0"/>
+        <w:spacing w:before="48" w:after="0" w:line="190" w:lineRule="exact"/>
+        <w:jc w:val="left"/>
+        <w:rPr>
+          <w:rFonts w:ascii="IEVRAA+ArialMT"/>
+          <w:color w:val="000000"/>
+          <w:sz w:val="18"/>
+        </w:rPr>
+      </w:pPr>
+      <w:r>
+        <w:rPr>
+          <w:rFonts w:ascii="IEVRAA+ArialMT"/>
+          <w:color w:val="000000"/>
+          <w:sz w:val="18"/>
+        </w:rPr>
+        <w:t>______________________________________</w:t>
+      </w:r>
+    </w:p>
+    <w:p>
+      <w:pPr>
+        <w:framePr w:w="3807" w:h="412" w:hRule="exact" w:wrap="auto" w:vAnchor="page" w:hAnchor="page" w:x="4136" w:y="16889"/>
+        <w:widowControl w:val="0"/>
+        <w:autoSpaceDE w:val="0"/>
+        <w:autoSpaceDN w:val="0"/>
+        <w:adjustRightInd w:val="0"/>
+        <w:spacing w:before="0" w:after="0" w:line="190" w:lineRule="exact"/>
+        <w:jc w:val="center"/>
+        <w:rPr>
+          <w:rFonts w:ascii="IEVRAA+ArialMT"/>
+          <w:color w:val="000000"/>
+          <w:sz w:val="16"/>
+          <w:szCs w:val="16"/>
+        </w:rPr>
+      </w:pPr>
+      <w:r>
+        <w:rPr>
+          <w:rFonts w:ascii="IEVRAA+ArialMT"/>
+          <w:color w:val="000000"/>
+          <w:sz w:val="16"/>
+          <w:szCs w:val="16"/>
+        </w:rPr>
+        <w:t>${</w:t>
+      </w:r>
+      <w:proofErr w:type="spellStart"/>
+      <w:r>
+        <w:rPr>
+          <w:rFonts w:ascii="IEVRAA+ArialMT"/>
+          <w:color w:val="000000"/>
+          <w:sz w:val="16"/>
+          <w:szCs w:val="16"/>
+        </w:rPr>
+        <w:t>Appro</w:t>
+      </w:r>
+      <w:r>
+        <w:rPr>
+          <w:rFonts w:ascii="IEVRAA+ArialMT"/>
+          <w:color w:val="000000"/>
+          <w:sz w:val="16"/>
+          <w:szCs w:val="16"/>
+        </w:rPr>
+        <w:t>Date</w:t>
+      </w:r>
+      <w:proofErr w:type="spellEnd"/>
+      <w:r>
+        <w:rPr>
+          <w:rFonts w:ascii="IEVRAA+ArialMT"/>
+          <w:color w:val="000000"/>
+          <w:sz w:val="16"/>
+          <w:szCs w:val="16"/>
+        </w:rPr>
+        <w:t>}</w:t>
+      </w:r>
+    </w:p>
+    <w:p>
+      <w:pPr>
+        <w:framePr w:w="4574" w:wrap="auto" w:vAnchor="page" w:hAnchor="page" w:x="3688" w:y="17005"/>
+        <w:widowControl w:val="0"/>
+        <w:autoSpaceDE w:val="0"/>
+        <w:autoSpaceDN w:val="0"/>
+        <w:adjustRightInd w:val="0"/>
+        <w:spacing w:before="26" w:after="0" w:line="211" w:lineRule="exact"/>
+        <w:jc w:val="center"/>
+        <w:rPr>
+          <w:color w:val="000000"/>
+          <w:sz w:val="20"/>
+        </w:rPr>
+      </w:pPr>
+      <w:r>
         <w:rPr>
           <w:rFonts w:ascii="EEPAMF+Calibri-Bold"/>
           <w:color w:val="000000"/>
           <w:sz w:val="20"/>
         </w:rPr>
-      </w:pPr>
+        <w:t>${</w:t>
+      </w:r>
       <w:r>
         <w:rPr>
           <w:rFonts w:ascii="EEPAMF+Calibri-Bold"/>
           <w:color w:val="000000"/>
           <w:sz w:val="20"/>
         </w:rPr>
-        <w:t>$</w:t>
+        <w:t>APPROVESIGN</w:t>
       </w:r>
       <w:r>
         <w:rPr>
@@ -9488,79 +9817,7 @@
           <w:color w:val="000000"/>
           <w:sz w:val="20"/>
         </w:rPr>
-        <w:t>{date}</w:t>
-      </w:r>
-    </w:p>
-    <w:p>
-      <w:pPr>
-        <w:framePr w:w="3816" w:wrap="auto" w:hAnchor="page" w:x="7242" w:y="15628"/>
-        <w:widowControl w:val="0"/>
-        <w:autoSpaceDE w:val="0"/>
-        <w:autoSpaceDN w:val="0"/>
-        <w:adjustRightInd w:val="0"/>
-        <w:spacing w:before="0" w:after="0" w:line="208" w:lineRule="exact"/>
-        <w:jc w:val="left"/>
-        <w:rPr>
-          <w:rFonts w:ascii="IEVRAA+ArialMT"/>
-          <w:color w:val="000000"/>
-          <w:sz w:val="20"/>
-        </w:rPr>
-      </w:pPr>
-      <w:r>
-        <w:rPr>
-          <w:rFonts w:ascii="IEVRAA+ArialMT"/>
-          <w:color w:val="000000"/>
-          <w:sz w:val="20"/>
-        </w:rPr>
-        <w:t>__________________________________</w:t>
-      </w:r>
-    </w:p>
-    <w:p>
-      <w:pPr>
-        <w:framePr w:w="3816" w:wrap="auto" w:hAnchor="page" w:x="7242" w:y="15628"/>
-        <w:widowControl w:val="0"/>
-        <w:autoSpaceDE w:val="0"/>
-        <w:autoSpaceDN w:val="0"/>
-        <w:adjustRightInd w:val="0"/>
-        <w:spacing w:before="52" w:after="0" w:line="190" w:lineRule="exact"/>
-        <w:jc w:val="left"/>
-        <w:rPr>
-          <w:rFonts w:ascii="IEVRAA+ArialMT"/>
-          <w:color w:val="000000"/>
-          <w:sz w:val="18"/>
-        </w:rPr>
-      </w:pPr>
-      <w:r>
-        <w:rPr>
-          <w:rFonts w:ascii="IEVRAA+ArialMT"/>
-          <w:color w:val="000000"/>
-          <w:sz w:val="18"/>
-        </w:rPr>
-        <w:t>______________________________________</w:t>
-      </w:r>
-    </w:p>
-    <w:p>
-      <w:pPr>
-        <w:framePr w:w="3816" w:wrap="auto" w:hAnchor="page" w:x="7242" w:y="15628"/>
-        <w:widowControl w:val="0"/>
-        <w:autoSpaceDE w:val="0"/>
-        <w:autoSpaceDN w:val="0"/>
-        <w:adjustRightInd w:val="0"/>
-        <w:spacing w:before="48" w:after="0" w:line="190" w:lineRule="exact"/>
-        <w:jc w:val="left"/>
-        <w:rPr>
-          <w:rFonts w:ascii="IEVRAA+ArialMT"/>
-          <w:color w:val="000000"/>
-          <w:sz w:val="18"/>
-        </w:rPr>
-      </w:pPr>
-      <w:r>
-        <w:rPr>
-          <w:rFonts w:ascii="IEVRAA+ArialMT"/>
-          <w:color w:val="000000"/>
-          <w:sz w:val="18"/>
-        </w:rPr>
-        <w:t>______________________________________</w:t>
+        <w:t>}</w:t>
       </w:r>
     </w:p>
     <w:p>
@@ -9570,6 +9827,30 @@
           <w:sz w:val="2"/>
         </w:rPr>
       </w:pPr>
+    </w:p>
+    <w:p>
+      <w:pPr>
+        <w:framePr w:w="4033" w:wrap="auto" w:vAnchor="page" w:hAnchor="page" w:x="4610" w:y="17168"/>
+        <w:widowControl w:val="0"/>
+        <w:autoSpaceDE w:val="0"/>
+        <w:autoSpaceDN w:val="0"/>
+        <w:adjustRightInd w:val="0"/>
+        <w:spacing w:before="0" w:after="0" w:line="190" w:lineRule="exact"/>
+        <w:jc w:val="left"/>
+        <w:rPr>
+          <w:rFonts w:ascii="IEVRAA+ArialMT"/>
+          <w:color w:val="000000"/>
+          <w:sz w:val="18"/>
+        </w:rPr>
+      </w:pPr>
+      <w:r>
+        <w:rPr>
+          <w:rFonts w:ascii="IEVRAA+ArialMT"/>
+          <w:color w:val="000000"/>
+          <w:sz w:val="18"/>
+        </w:rPr>
+        <w:t>______________________________</w:t>
+      </w:r>
     </w:p>
     <w:p>
       <w:pPr>
@@ -9952,39 +10233,6 @@
     </w:p>
     <w:p>
       <w:pPr>
-        <w:framePr w:w="4033" w:wrap="auto" w:vAnchor="page" w:hAnchor="page" w:x="4685" w:y="17168"/>
-        <w:widowControl w:val="0"/>
-        <w:autoSpaceDE w:val="0"/>
-        <w:autoSpaceDN w:val="0"/>
-        <w:adjustRightInd w:val="0"/>
-        <w:spacing w:before="0" w:after="0" w:line="190" w:lineRule="exact"/>
-        <w:jc w:val="left"/>
-        <w:rPr>
-          <w:rFonts w:ascii="IEVRAA+ArialMT"/>
-          <w:color w:val="000000"/>
-          <w:sz w:val="18"/>
-        </w:rPr>
-      </w:pPr>
-      <w:r>
-        <w:rPr>
-          <w:rFonts w:ascii="IEVRAA+ArialMT"/>
-          <w:color w:val="000000"/>
-          <w:sz w:val="18"/>
-        </w:rPr>
-        <w:lastRenderedPageBreak/>
-        <w:t>________________________________</w:t>
-      </w:r>
-      <w:r>
-        <w:rPr>
-          <w:rFonts w:ascii="IEVRAA+ArialMT"/>
-          <w:color w:val="000000"/>
-          <w:sz w:val="18"/>
-        </w:rPr>
-        <w:t>____</w:t>
-      </w:r>
-    </w:p>
-    <w:p>
-      <w:pPr>
         <w:framePr w:w="3975" w:wrap="auto" w:vAnchor="page" w:hAnchor="page" w:x="4095" w:y="17119"/>
         <w:widowControl w:val="0"/>
         <w:autoSpaceDE w:val="0"/>
@@ -10015,45 +10263,6 @@
     </w:p>
     <w:p>
       <w:pPr>
-        <w:framePr w:w="4574" w:wrap="auto" w:vAnchor="page" w:hAnchor="page" w:x="3819" w:y="16778"/>
-        <w:widowControl w:val="0"/>
-        <w:autoSpaceDE w:val="0"/>
-        <w:autoSpaceDN w:val="0"/>
-        <w:adjustRightInd w:val="0"/>
-        <w:spacing w:before="26" w:after="0" w:line="211" w:lineRule="exact"/>
-        <w:jc w:val="center"/>
-        <w:rPr>
-          <w:color w:val="000000"/>
-          <w:sz w:val="20"/>
-        </w:rPr>
-      </w:pPr>
-      <w:r>
-        <w:rPr>
-          <w:rFonts w:ascii="EEPAMF+Calibri-Bold"/>
-          <w:color w:val="000000"/>
-          <w:sz w:val="20"/>
-        </w:rPr>
-        <w:t>${</w:t>
-      </w:r>
-      <w:r>
-        <w:rPr>
-          <w:rFonts w:ascii="EEPAMF+Calibri-Bold"/>
-          <w:color w:val="000000"/>
-          <w:sz w:val="20"/>
-        </w:rPr>
-        <w:t>APPROVESIGN</w:t>
-      </w:r>
-      <w:r>
-        <w:rPr>
-          <w:rFonts w:ascii="EEPAMF+Calibri-Bold"/>
-          <w:color w:val="000000"/>
-          <w:sz w:val="20"/>
-        </w:rPr>
-        <w:t>}</w:t>
-      </w:r>
-    </w:p>
-    <w:p>
-      <w:pPr>
         <w:rPr>
           <w:rFonts w:ascii="Arial"/>
           <w:sz w:val="2"/>
@@ -10178,52 +10387,6 @@
           <w:sz w:val="2"/>
         </w:rPr>
       </w:pPr>
-    </w:p>
-    <w:p>
-      <w:pPr>
-        <w:framePr w:w="3807" w:h="412" w:hRule="exact" w:wrap="auto" w:vAnchor="page" w:hAnchor="page" w:x="4205" w:y="16555"/>
-        <w:widowControl w:val="0"/>
-        <w:autoSpaceDE w:val="0"/>
-        <w:autoSpaceDN w:val="0"/>
-        <w:adjustRightInd w:val="0"/>
-        <w:spacing w:before="0" w:after="0" w:line="190" w:lineRule="exact"/>
-        <w:jc w:val="center"/>
-        <w:rPr>
-          <w:rFonts w:ascii="IEVRAA+ArialMT"/>
-          <w:color w:val="000000"/>
-          <w:sz w:val="16"/>
-          <w:szCs w:val="16"/>
-        </w:rPr>
-      </w:pPr>
-      <w:r>
-        <w:rPr>
-          <w:rFonts w:ascii="IEVRAA+ArialMT"/>
-          <w:color w:val="000000"/>
-          <w:sz w:val="16"/>
-          <w:szCs w:val="16"/>
-        </w:rPr>
-        <w:t>${</w:t>
-      </w:r>
-      <w:proofErr w:type="spellStart"/>
-      <w:r>
-        <w:rPr>
-          <w:rFonts w:ascii="IEVRAA+ArialMT"/>
-          <w:color w:val="000000"/>
-          <w:sz w:val="16"/>
-          <w:szCs w:val="16"/>
-        </w:rPr>
-        <w:t>CertifyDate</w:t>
-      </w:r>
-      <w:proofErr w:type="spellEnd"/>
-      <w:r>
-        <w:rPr>
-          <w:rFonts w:ascii="IEVRAA+ArialMT"/>
-          <w:color w:val="000000"/>
-          <w:sz w:val="16"/>
-          <w:szCs w:val="16"/>
-        </w:rPr>
-        <w:t>}</w:t>
-      </w:r>
     </w:p>
     <w:p>
       <w:pPr>
@@ -11162,7 +11325,7 @@
   <w:style w:type="paragraph" w:default="1" w:styleId="Normal">
     <w:name w:val="Normal"/>
     <w:qFormat/>
-    <w:rsid w:val="00491634"/>
+    <w:rsid w:val="00FA181B"/>
     <w:pPr>
       <w:spacing w:before="120" w:after="240"/>
       <w:jc w:val="both"/>

--- a/public/assets/WORDFORM-6.docx
+++ b/public/assets/WORDFORM-6.docx
@@ -8658,7 +8658,104 @@
     </w:p>
     <w:p>
       <w:pPr>
-        <w:framePr w:w="4056" w:h="412" w:hRule="exact" w:wrap="auto" w:vAnchor="page" w:hAnchor="page" w:x="104" w:y="9989"/>
+        <w:framePr w:w="4706" w:h="412" w:hRule="exact" w:wrap="auto" w:vAnchor="page" w:hAnchor="page" w:x="822" w:y="10047"/>
+        <w:widowControl w:val="0"/>
+        <w:autoSpaceDE w:val="0"/>
+        <w:autoSpaceDN w:val="0"/>
+        <w:adjustRightInd w:val="0"/>
+        <w:spacing w:before="0" w:after="0" w:line="190" w:lineRule="exact"/>
+        <w:jc w:val="left"/>
+        <w:rPr>
+          <w:rFonts w:ascii="IEVRAA+ArialMT"/>
+          <w:color w:val="000000"/>
+          <w:sz w:val="18"/>
+        </w:rPr>
+      </w:pPr>
+      <w:r>
+        <w:rPr>
+          <w:rFonts w:ascii="IEVRAA+ArialMT"/>
+          <w:color w:val="000000"/>
+          <w:sz w:val="18"/>
+        </w:rPr>
+        <w:t>$</w:t>
+      </w:r>
+      <w:r>
+        <w:rPr>
+          <w:rFonts w:ascii="IEVRAA+ArialMT"/>
+          <w:color w:val="000000"/>
+          <w:sz w:val="18"/>
+        </w:rPr>
+        <w:t>{</w:t>
+      </w:r>
+      <w:proofErr w:type="spellStart"/>
+      <w:r>
+        <w:rPr>
+          <w:rFonts w:ascii="IEVRAA+ArialMT"/>
+          <w:color w:val="000000"/>
+          <w:sz w:val="18"/>
+        </w:rPr>
+        <w:t>type_others</w:t>
+      </w:r>
+      <w:proofErr w:type="spellEnd"/>
+      <w:r>
+        <w:rPr>
+          <w:rFonts w:ascii="IEVRAA+ArialMT"/>
+          <w:color w:val="000000"/>
+          <w:sz w:val="18"/>
+        </w:rPr>
+        <w:t>}</w:t>
+      </w:r>
+    </w:p>
+    <w:p>
+      <w:pPr>
+        <w:rPr>
+          <w:rFonts w:ascii="Arial"/>
+          <w:sz w:val="2"/>
+        </w:rPr>
+      </w:pPr>
+    </w:p>
+    <w:p>
+      <w:pPr>
+        <w:framePr w:w="4574" w:wrap="auto" w:vAnchor="page" w:hAnchor="page" w:x="7052" w:y="14510"/>
+        <w:widowControl w:val="0"/>
+        <w:autoSpaceDE w:val="0"/>
+        <w:autoSpaceDN w:val="0"/>
+        <w:adjustRightInd w:val="0"/>
+        <w:spacing w:before="26" w:after="0" w:line="211" w:lineRule="exact"/>
+        <w:jc w:val="center"/>
+        <w:rPr>
+          <w:color w:val="000000"/>
+          <w:sz w:val="20"/>
+        </w:rPr>
+      </w:pPr>
+      <w:r>
+        <w:rPr>
+          <w:rFonts w:ascii="EEPAMF+Calibri-Bold"/>
+          <w:color w:val="000000"/>
+          <w:sz w:val="20"/>
+        </w:rPr>
+        <w:t>${</w:t>
+      </w:r>
+      <w:r>
+        <w:rPr>
+          <w:rFonts w:ascii="EEPAMF+Calibri-Bold"/>
+          <w:color w:val="000000"/>
+          <w:sz w:val="20"/>
+        </w:rPr>
+        <w:t>RECOSIGN</w:t>
+      </w:r>
+      <w:r>
+        <w:rPr>
+          <w:rFonts w:ascii="EEPAMF+Calibri-Bold"/>
+          <w:color w:val="000000"/>
+          <w:sz w:val="20"/>
+        </w:rPr>
+        <w:t>}</w:t>
+      </w:r>
+    </w:p>
+    <w:p>
+      <w:pPr>
+        <w:framePr w:w="3807" w:h="412" w:hRule="exact" w:wrap="auto" w:vAnchor="page" w:hAnchor="page" w:x="1383" w:y="14551"/>
         <w:widowControl w:val="0"/>
         <w:autoSpaceDE w:val="0"/>
         <w:autoSpaceDN w:val="0"/>
@@ -8668,55 +8765,43 @@
         <w:rPr>
           <w:rFonts w:ascii="IEVRAA+ArialMT"/>
           <w:color w:val="000000"/>
-          <w:sz w:val="18"/>
-        </w:rPr>
-      </w:pPr>
-      <w:r>
-        <w:rPr>
-          <w:rFonts w:ascii="IEVRAA+ArialMT"/>
-          <w:color w:val="000000"/>
-          <w:sz w:val="18"/>
-        </w:rPr>
-        <w:t>$</w:t>
-      </w:r>
-      <w:r>
-        <w:rPr>
-          <w:rFonts w:ascii="IEVRAA+ArialMT"/>
-          <w:color w:val="000000"/>
-          <w:sz w:val="18"/>
-        </w:rPr>
-        <w:t>{</w:t>
+          <w:sz w:val="16"/>
+          <w:szCs w:val="16"/>
+        </w:rPr>
+      </w:pPr>
+      <w:r>
+        <w:rPr>
+          <w:rFonts w:ascii="IEVRAA+ArialMT"/>
+          <w:color w:val="000000"/>
+          <w:sz w:val="16"/>
+          <w:szCs w:val="16"/>
+        </w:rPr>
+        <w:t>${</w:t>
       </w:r>
       <w:proofErr w:type="spellStart"/>
       <w:r>
         <w:rPr>
           <w:rFonts w:ascii="IEVRAA+ArialMT"/>
           <w:color w:val="000000"/>
-          <w:sz w:val="18"/>
-        </w:rPr>
-        <w:t>type_others</w:t>
+          <w:sz w:val="16"/>
+          <w:szCs w:val="16"/>
+        </w:rPr>
+        <w:t>CertifyDate</w:t>
       </w:r>
       <w:proofErr w:type="spellEnd"/>
       <w:r>
         <w:rPr>
           <w:rFonts w:ascii="IEVRAA+ArialMT"/>
           <w:color w:val="000000"/>
-          <w:sz w:val="18"/>
+          <w:sz w:val="16"/>
+          <w:szCs w:val="16"/>
         </w:rPr>
         <w:t>}</w:t>
       </w:r>
     </w:p>
     <w:p>
       <w:pPr>
-        <w:rPr>
-          <w:rFonts w:ascii="Arial"/>
-          <w:sz w:val="2"/>
-        </w:rPr>
-      </w:pPr>
-    </w:p>
-    <w:p>
-      <w:pPr>
-        <w:framePr w:w="4574" w:wrap="auto" w:vAnchor="page" w:hAnchor="page" w:x="7052" w:y="14510"/>
+        <w:framePr w:w="4574" w:wrap="auto" w:vAnchor="page" w:hAnchor="page" w:x="1107" w:y="14735"/>
         <w:widowControl w:val="0"/>
         <w:autoSpaceDE w:val="0"/>
         <w:autoSpaceDN w:val="0"/>
@@ -8742,7 +8827,7 @@
           <w:color w:val="000000"/>
           <w:sz w:val="20"/>
         </w:rPr>
-        <w:t>RECOSIGN</w:t>
+        <w:t>HRSIGN</w:t>
       </w:r>
       <w:r>
         <w:rPr>
@@ -8755,7 +8840,7 @@
     </w:p>
     <w:p>
       <w:pPr>
-        <w:framePr w:w="3807" w:h="412" w:hRule="exact" w:wrap="auto" w:vAnchor="page" w:hAnchor="page" w:x="1383" w:y="14551"/>
+        <w:framePr w:w="3807" w:h="412" w:hRule="exact" w:wrap="auto" w:vAnchor="page" w:hAnchor="page" w:x="7374" w:y="14389"/>
         <w:widowControl w:val="0"/>
         <w:autoSpaceDE w:val="0"/>
         <w:autoSpaceDN w:val="0"/>
@@ -8786,9 +8871,8 @@
           <w:sz w:val="16"/>
           <w:szCs w:val="16"/>
         </w:rPr>
-        <w:t>CertifyDate</w:t>
-      </w:r>
-      <w:proofErr w:type="spellEnd"/>
+        <w:t>reco</w:t>
+      </w:r>
       <w:r>
         <w:rPr>
           <w:rFonts w:ascii="IEVRAA+ArialMT"/>
@@ -8796,51 +8880,22 @@
           <w:sz w:val="16"/>
           <w:szCs w:val="16"/>
         </w:rPr>
+        <w:t>Date</w:t>
+      </w:r>
+      <w:proofErr w:type="spellEnd"/>
+      <w:r>
+        <w:rPr>
+          <w:rFonts w:ascii="IEVRAA+ArialMT"/>
+          <w:color w:val="000000"/>
+          <w:sz w:val="16"/>
+          <w:szCs w:val="16"/>
+        </w:rPr>
         <w:t>}</w:t>
       </w:r>
     </w:p>
     <w:p>
       <w:pPr>
-        <w:framePr w:w="4574" w:wrap="auto" w:vAnchor="page" w:hAnchor="page" w:x="1107" w:y="14735"/>
-        <w:widowControl w:val="0"/>
-        <w:autoSpaceDE w:val="0"/>
-        <w:autoSpaceDN w:val="0"/>
-        <w:adjustRightInd w:val="0"/>
-        <w:spacing w:before="26" w:after="0" w:line="211" w:lineRule="exact"/>
-        <w:jc w:val="center"/>
-        <w:rPr>
-          <w:color w:val="000000"/>
-          <w:sz w:val="20"/>
-        </w:rPr>
-      </w:pPr>
-      <w:r>
-        <w:rPr>
-          <w:rFonts w:ascii="EEPAMF+Calibri-Bold"/>
-          <w:color w:val="000000"/>
-          <w:sz w:val="20"/>
-        </w:rPr>
-        <w:t>${</w:t>
-      </w:r>
-      <w:r>
-        <w:rPr>
-          <w:rFonts w:ascii="EEPAMF+Calibri-Bold"/>
-          <w:color w:val="000000"/>
-          <w:sz w:val="20"/>
-        </w:rPr>
-        <w:t>HRSIGN</w:t>
-      </w:r>
-      <w:r>
-        <w:rPr>
-          <w:rFonts w:ascii="EEPAMF+Calibri-Bold"/>
-          <w:color w:val="000000"/>
-          <w:sz w:val="20"/>
-        </w:rPr>
-        <w:t>}</w:t>
-      </w:r>
-    </w:p>
-    <w:p>
-      <w:pPr>
-        <w:framePr w:w="3807" w:h="412" w:hRule="exact" w:wrap="auto" w:vAnchor="page" w:hAnchor="page" w:x="7374" w:y="14389"/>
+        <w:framePr w:w="3807" w:h="266" w:hRule="exact" w:wrap="auto" w:vAnchor="page" w:hAnchor="page" w:x="1440" w:y="15011"/>
         <w:widowControl w:val="0"/>
         <w:autoSpaceDE w:val="0"/>
         <w:autoSpaceDN w:val="0"/>
@@ -8850,52 +8905,45 @@
         <w:rPr>
           <w:rFonts w:ascii="IEVRAA+ArialMT"/>
           <w:color w:val="000000"/>
-          <w:sz w:val="16"/>
-          <w:szCs w:val="16"/>
-        </w:rPr>
-      </w:pPr>
-      <w:r>
-        <w:rPr>
-          <w:rFonts w:ascii="IEVRAA+ArialMT"/>
-          <w:color w:val="000000"/>
-          <w:sz w:val="16"/>
-          <w:szCs w:val="16"/>
-        </w:rPr>
-        <w:t>${</w:t>
-      </w:r>
-      <w:proofErr w:type="spellStart"/>
-      <w:r>
-        <w:rPr>
-          <w:rFonts w:ascii="IEVRAA+ArialMT"/>
-          <w:color w:val="000000"/>
-          <w:sz w:val="16"/>
-          <w:szCs w:val="16"/>
-        </w:rPr>
-        <w:t>reco</w:t>
-      </w:r>
-      <w:r>
-        <w:rPr>
-          <w:rFonts w:ascii="IEVRAA+ArialMT"/>
-          <w:color w:val="000000"/>
-          <w:sz w:val="16"/>
-          <w:szCs w:val="16"/>
-        </w:rPr>
-        <w:t>Date</w:t>
-      </w:r>
-      <w:proofErr w:type="spellEnd"/>
-      <w:r>
-        <w:rPr>
-          <w:rFonts w:ascii="IEVRAA+ArialMT"/>
-          <w:color w:val="000000"/>
-          <w:sz w:val="16"/>
-          <w:szCs w:val="16"/>
+          <w:sz w:val="18"/>
+        </w:rPr>
+      </w:pPr>
+      <w:r>
+        <w:rPr>
+          <w:rFonts w:ascii="IEVRAA+ArialMT"/>
+          <w:color w:val="000000"/>
+          <w:sz w:val="18"/>
+        </w:rPr>
+        <w:t>$</w:t>
+      </w:r>
+      <w:r>
+        <w:rPr>
+          <w:rFonts w:ascii="IEVRAA+ArialMT"/>
+          <w:color w:val="000000"/>
+          <w:sz w:val="18"/>
+        </w:rPr>
+        <w:t>{</w:t>
+      </w:r>
+      <w:r>
+        <w:rPr>
+          <w:rFonts w:ascii="IEVRAA+ArialMT"/>
+          <w:color w:val="000000"/>
+          <w:sz w:val="18"/>
+        </w:rPr>
+        <w:t>VOLC_POS</w:t>
+      </w:r>
+      <w:r>
+        <w:rPr>
+          <w:rFonts w:ascii="IEVRAA+ArialMT"/>
+          <w:color w:val="000000"/>
+          <w:sz w:val="18"/>
         </w:rPr>
         <w:t>}</w:t>
       </w:r>
     </w:p>
     <w:p>
       <w:pPr>
-        <w:framePr w:w="3807" w:h="266" w:hRule="exact" w:wrap="auto" w:vAnchor="page" w:hAnchor="page" w:x="1440" w:y="15011"/>
+        <w:framePr w:w="1763" w:h="289" w:hRule="exact" w:wrap="auto" w:vAnchor="page" w:hAnchor="page" w:x="2674" w:y="14171"/>
         <w:widowControl w:val="0"/>
         <w:autoSpaceDE w:val="0"/>
         <w:autoSpaceDN w:val="0"/>
@@ -8930,7 +8978,7 @@
           <w:color w:val="000000"/>
           <w:sz w:val="18"/>
         </w:rPr>
-        <w:t>VOLC_POS</w:t>
+        <w:t>VL_BALANCE</w:t>
       </w:r>
       <w:r>
         <w:rPr>
@@ -8943,7 +8991,7 @@
     </w:p>
     <w:p>
       <w:pPr>
-        <w:framePr w:w="1763" w:h="289" w:hRule="exact" w:wrap="auto" w:vAnchor="page" w:hAnchor="page" w:x="2674" w:y="14171"/>
+        <w:framePr w:w="1763" w:h="289" w:hRule="exact" w:wrap="auto" w:vAnchor="page" w:hAnchor="page" w:x="4310" w:y="13883"/>
         <w:widowControl w:val="0"/>
         <w:autoSpaceDE w:val="0"/>
         <w:autoSpaceDN w:val="0"/>
@@ -8978,15 +9026,7 @@
           <w:color w:val="000000"/>
           <w:sz w:val="18"/>
         </w:rPr>
-        <w:t>V</w:t>
-      </w:r>
-      <w:r>
-        <w:rPr>
-          <w:rFonts w:ascii="IEVRAA+ArialMT"/>
-          <w:color w:val="000000"/>
-          <w:sz w:val="18"/>
-        </w:rPr>
-        <w:t>L_BALANCE</w:t>
+        <w:t>LESSSL_CREDIT</w:t>
       </w:r>
       <w:r>
         <w:rPr>
@@ -8999,7 +9039,7 @@
     </w:p>
     <w:p>
       <w:pPr>
-        <w:framePr w:w="1763" w:h="289" w:hRule="exact" w:wrap="auto" w:vAnchor="page" w:hAnchor="page" w:x="4310" w:y="13883"/>
+        <w:framePr w:w="1763" w:h="289" w:hRule="exact" w:wrap="auto" w:vAnchor="page" w:hAnchor="page" w:x="4286" w:y="13618"/>
         <w:widowControl w:val="0"/>
         <w:autoSpaceDE w:val="0"/>
         <w:autoSpaceDN w:val="0"/>
@@ -9034,7 +9074,7 @@
           <w:color w:val="000000"/>
           <w:sz w:val="18"/>
         </w:rPr>
-        <w:t>LESSSL_CREDIT</w:t>
+        <w:t>SL_CREDIT</w:t>
       </w:r>
       <w:r>
         <w:rPr>
@@ -9047,7 +9087,7 @@
     </w:p>
     <w:p>
       <w:pPr>
-        <w:framePr w:w="1763" w:h="289" w:hRule="exact" w:wrap="auto" w:vAnchor="page" w:hAnchor="page" w:x="4286" w:y="13618"/>
+        <w:framePr w:w="1763" w:h="289" w:hRule="exact" w:wrap="auto" w:vAnchor="page" w:hAnchor="page" w:x="2662" w:y="13630"/>
         <w:widowControl w:val="0"/>
         <w:autoSpaceDE w:val="0"/>
         <w:autoSpaceDN w:val="0"/>
@@ -9082,7 +9122,7 @@
           <w:color w:val="000000"/>
           <w:sz w:val="18"/>
         </w:rPr>
-        <w:t>SL_CREDIT</w:t>
+        <w:t>VL_CREDIT</w:t>
       </w:r>
       <w:r>
         <w:rPr>
@@ -9095,7 +9135,7 @@
     </w:p>
     <w:p>
       <w:pPr>
-        <w:framePr w:w="1763" w:h="289" w:hRule="exact" w:wrap="auto" w:vAnchor="page" w:hAnchor="page" w:x="2662" w:y="13630"/>
+        <w:framePr w:w="1763" w:h="289" w:hRule="exact" w:wrap="auto" w:vAnchor="page" w:hAnchor="page" w:x="2685" w:y="13894"/>
         <w:widowControl w:val="0"/>
         <w:autoSpaceDE w:val="0"/>
         <w:autoSpaceDN w:val="0"/>
@@ -9130,79 +9170,7 @@
           <w:color w:val="000000"/>
           <w:sz w:val="18"/>
         </w:rPr>
-        <w:t>V</w:t>
-      </w:r>
-      <w:r>
-        <w:rPr>
-          <w:rFonts w:ascii="IEVRAA+ArialMT"/>
-          <w:color w:val="000000"/>
-          <w:sz w:val="18"/>
-        </w:rPr>
-        <w:t>L_CREDIT</w:t>
-      </w:r>
-      <w:r>
-        <w:rPr>
-          <w:rFonts w:ascii="IEVRAA+ArialMT"/>
-          <w:color w:val="000000"/>
-          <w:sz w:val="18"/>
-        </w:rPr>
-        <w:t>}</w:t>
-      </w:r>
-    </w:p>
-    <w:p>
-      <w:pPr>
-        <w:framePr w:w="1763" w:h="289" w:hRule="exact" w:wrap="auto" w:vAnchor="page" w:hAnchor="page" w:x="2685" w:y="13894"/>
-        <w:widowControl w:val="0"/>
-        <w:autoSpaceDE w:val="0"/>
-        <w:autoSpaceDN w:val="0"/>
-        <w:adjustRightInd w:val="0"/>
-        <w:spacing w:before="0" w:after="0" w:line="190" w:lineRule="exact"/>
-        <w:jc w:val="center"/>
-        <w:rPr>
-          <w:rFonts w:ascii="IEVRAA+ArialMT"/>
-          <w:color w:val="000000"/>
-          <w:sz w:val="18"/>
-        </w:rPr>
-      </w:pPr>
-      <w:r>
-        <w:rPr>
-          <w:rFonts w:ascii="IEVRAA+ArialMT"/>
-          <w:color w:val="000000"/>
-          <w:sz w:val="18"/>
-        </w:rPr>
-        <w:t>$</w:t>
-      </w:r>
-      <w:r>
-        <w:rPr>
-          <w:rFonts w:ascii="IEVRAA+ArialMT"/>
-          <w:color w:val="000000"/>
-          <w:sz w:val="18"/>
-        </w:rPr>
-        <w:t>{</w:t>
-      </w:r>
-      <w:r>
-        <w:rPr>
-          <w:rFonts w:ascii="IEVRAA+ArialMT"/>
-          <w:color w:val="000000"/>
-          <w:sz w:val="18"/>
-        </w:rPr>
-        <w:t>LES</w:t>
-      </w:r>
-      <w:r>
-        <w:rPr>
-          <w:rFonts w:ascii="IEVRAA+ArialMT"/>
-          <w:color w:val="000000"/>
-          <w:sz w:val="18"/>
-        </w:rPr>
-        <w:t>SV</w:t>
-      </w:r>
-      <w:r>
-        <w:rPr>
-          <w:rFonts w:ascii="IEVRAA+ArialMT"/>
-          <w:color w:val="000000"/>
-          <w:sz w:val="18"/>
-        </w:rPr>
-        <w:t>L_CREDIT</w:t>
+        <w:t>LESSVL_CREDIT</w:t>
       </w:r>
       <w:r>
         <w:rPr>
